--- a/docs/WalaiTrack_Report.docx
+++ b/docs/WalaiTrack_Report.docx
@@ -5580,7 +5580,7 @@
               <w:rPr>
                 <w:sz w:val="24"/>
               </w:rPr>
-              <w:t>https://disaster-relief-agent00-ped.vercel.app</w:t>
+              <w:t>https://disaster-relief-rho.vercel.app</w:t>
             </w:r>
           </w:p>
         </w:tc>

--- a/docs/WalaiTrack_Report.docx
+++ b/docs/WalaiTrack_Report.docx
@@ -1599,7 +1599,7 @@
       <w:r>
         <w:drawing>
           <wp:inline xmlns:a="http://schemas.openxmlformats.org/drawingml/2006/main" xmlns:pic="http://schemas.openxmlformats.org/drawingml/2006/picture">
-            <wp:extent cx="5940000" cy="4904199"/>
+            <wp:extent cx="5940000" cy="4970635"/>
             <wp:docPr id="1" name="Picture 1"/>
             <wp:cNvGraphicFramePr>
               <a:graphicFrameLocks noChangeAspect="1"/>
@@ -1620,7 +1620,7 @@
                   <pic:spPr>
                     <a:xfrm>
                       <a:off x="0" y="0"/>
-                      <a:ext cx="5940000" cy="4904199"/>
+                      <a:ext cx="5940000" cy="4970635"/>
                     </a:xfrm>
                     <a:prstGeom prst="rect"/>
                   </pic:spPr>
@@ -3749,7 +3749,7 @@
           <w:b w:val="0"/>
           <w:i w:val="0"/>
         </w:rPr>
-        <w:t>ทดสอบทั้งกรณีที่ควรทำได้และกรณีที่ระบบต้องปฏิเสธ โดยกรณีที่เกี่ยวกับการตัดยอดของ ทดสอบด้วยการเรียกฟังก์ชันจริงบนฐานข้อมูลในสิทธิ์ของผู้ใช้ที่เข้าสู่ระบบแล้ว ไม่ได้ทดสอบผ่านหน้าเว็บเพียงอย่างเดียว เพราะต้องการยืนยันว่าการป้องกันอยู่ที่ชั้นฐานข้อมูลจริง ไม่ใช่แค่การซ่อนปุ่ม</w:t>
+        <w:t>ทดสอบ 17 กรณี ผ่านทั้งหมด ทั้งกรณีที่ควรทำได้และกรณีที่ระบบต้องปฏิเสธ โดยกรณีที่เกี่ยวกับการตัดยอดของ ทดสอบด้วยการเรียกฟังก์ชันจริงบนฐานข้อมูลในสิทธิ์ของผู้ใช้ที่เข้าสู่ระบบแล้ว ไม่ได้ทดสอบผ่านหน้าเว็บเพียงอย่างเดียว เพราะต้องการยืนยันว่าการป้องกันอยู่ที่ชั้นฐานข้อมูลจริง ไม่ใช่แค่การซ่อนปุ่ม</w:t>
       </w:r>
     </w:p>
     <w:p>
@@ -4913,6 +4913,150 @@
                 <w:sz w:val="24"/>
               </w:rPr>
               <w:t>ชื่อ เบอร์ อีเมล ที่อยู่ ถูกปิดทั้งบนหน้าจอและในไฟล์ที่ส่งออก</w:t>
+            </w:r>
+          </w:p>
+        </w:tc>
+        <w:tc>
+          <w:tcPr>
+            <w:tcW w:type="dxa" w:w="737"/>
+          </w:tcPr>
+          <w:p>
+            <w:r/>
+            <w:r>
+              <w:rPr>
+                <w:sz w:val="24"/>
+              </w:rPr>
+              <w:t>ผ่าน</w:t>
+            </w:r>
+          </w:p>
+        </w:tc>
+      </w:tr>
+      <w:tr>
+        <w:tc>
+          <w:tcPr>
+            <w:tcW w:type="dxa" w:w="737"/>
+          </w:tcPr>
+          <w:p>
+            <w:r/>
+            <w:r>
+              <w:rPr>
+                <w:sz w:val="24"/>
+              </w:rPr>
+              <w:t>TC16</w:t>
+            </w:r>
+          </w:p>
+        </w:tc>
+        <w:tc>
+          <w:tcPr>
+            <w:tcW w:type="dxa" w:w="1928"/>
+          </w:tcPr>
+          <w:p>
+            <w:r/>
+            <w:r>
+              <w:rPr>
+                <w:sz w:val="24"/>
+              </w:rPr>
+              <w:t>จ่ายของผิดประเภทอาหาร</w:t>
+            </w:r>
+          </w:p>
+        </w:tc>
+        <w:tc>
+          <w:tcPr>
+            <w:tcW w:type="dxa" w:w="2381"/>
+          </w:tcPr>
+          <w:p>
+            <w:r/>
+            <w:r>
+              <w:rPr>
+                <w:sz w:val="24"/>
+              </w:rPr>
+              <w:t>คำขอระบุอาหารฮาลาล แต่เลือกจ่ายของทั่วไป</w:t>
+            </w:r>
+          </w:p>
+        </w:tc>
+        <w:tc>
+          <w:tcPr>
+            <w:tcW w:type="dxa" w:w="2608"/>
+          </w:tcPr>
+          <w:p>
+            <w:r/>
+            <w:r>
+              <w:rPr>
+                <w:sz w:val="24"/>
+              </w:rPr>
+              <w:t>ระบบปฏิเสธ แจ้งรหัส F5:dietary_mismatch</w:t>
+            </w:r>
+          </w:p>
+        </w:tc>
+        <w:tc>
+          <w:tcPr>
+            <w:tcW w:type="dxa" w:w="737"/>
+          </w:tcPr>
+          <w:p>
+            <w:r/>
+            <w:r>
+              <w:rPr>
+                <w:sz w:val="24"/>
+              </w:rPr>
+              <w:t>ผ่าน</w:t>
+            </w:r>
+          </w:p>
+        </w:tc>
+      </w:tr>
+      <w:tr>
+        <w:tc>
+          <w:tcPr>
+            <w:tcW w:type="dxa" w:w="737"/>
+          </w:tcPr>
+          <w:p>
+            <w:r/>
+            <w:r>
+              <w:rPr>
+                <w:sz w:val="24"/>
+              </w:rPr>
+              <w:t>TC17</w:t>
+            </w:r>
+          </w:p>
+        </w:tc>
+        <w:tc>
+          <w:tcPr>
+            <w:tcW w:type="dxa" w:w="1928"/>
+          </w:tcPr>
+          <w:p>
+            <w:r/>
+            <w:r>
+              <w:rPr>
+                <w:sz w:val="24"/>
+              </w:rPr>
+              <w:t>จ่ายของตรงประเภทอาหาร</w:t>
+            </w:r>
+          </w:p>
+        </w:tc>
+        <w:tc>
+          <w:tcPr>
+            <w:tcW w:type="dxa" w:w="2381"/>
+          </w:tcPr>
+          <w:p>
+            <w:r/>
+            <w:r>
+              <w:rPr>
+                <w:sz w:val="24"/>
+              </w:rPr>
+              <w:t>คำขอระบุอาหารฮาลาล และเลือกจ่ายของฮาลาล</w:t>
+            </w:r>
+          </w:p>
+        </w:tc>
+        <w:tc>
+          <w:tcPr>
+            <w:tcW w:type="dxa" w:w="2608"/>
+          </w:tcPr>
+          <w:p>
+            <w:r/>
+            <w:r>
+              <w:rPr>
+                <w:sz w:val="24"/>
+              </w:rPr>
+              <w:t>จ่ายได้ตามปกติ ตัดยอดถูกต้อง</w:t>
             </w:r>
           </w:p>
         </w:tc>
@@ -5709,7 +5853,25 @@
           <w:b/>
           <w:i w:val="0"/>
         </w:rPr>
-        <w:t>บทเรียนที่สองคือ การแบ่งงานต้องมาคู่กับการตรวจงาน</w:t>
+        <w:t>บทเรียนที่สองคือ ตารางที่จับคู่กันต้องมีคอลัมน์ครบเท่ากัน</w:t>
+      </w:r>
+    </w:p>
+    <w:p>
+      <w:r>
+        <w:rPr>
+          <w:b w:val="0"/>
+          <w:i w:val="0"/>
+        </w:rPr>
+        <w:t>ระบบเก็บคำร้องจากประชาชนไว้คนละตารางกับข้อมูลจริง แล้วค่อยแปลงเมื่อเจ้าหน้าที่อนุมัติ ตอนเพิ่มข้อกำหนดด้านอาหาร ทีมเพิ่มให้เฉพาะตารางจริง ลืมตารางคำร้อง พอกดอนุมัติจึงไม่มีค่าจะส่ง ปลายทางตกไปใช้ค่าตั้งต้นคือ ทั่วไป ทุกใบ ผลคือคำขออาหารฮาลาลจากประชาชนกลายเป็นอาหารทั่วไป และกฎตรวจสอบที่เขียนไว้ก็ไม่ทำงาน ทั้งที่โค้ดทุกบรรทัดถูกต้องและไม่มีข้อความแจ้งข้อผิดพลาดใด ๆ ข้อผิดพลาดที่เงียบแบบนี้อันตรายกว่าข้อผิดพลาดที่ทำให้ระบบหยุดทำงาน</w:t>
+      </w:r>
+    </w:p>
+    <w:p>
+      <w:r>
+        <w:rPr>
+          <w:b/>
+          <w:i w:val="0"/>
+        </w:rPr>
+        <w:t>บทเรียนที่สามคือ การแบ่งงานต้องมาคู่กับการตรวจงาน</w:t>
       </w:r>
     </w:p>
     <w:p>

--- a/docs/WalaiTrack_Report.docx
+++ b/docs/WalaiTrack_Report.docx
@@ -1580,7 +1580,7 @@
         <w:pStyle w:val="Heading1"/>
       </w:pPr>
       <w:r>
-        <w:t>4. แผนภาพความสัมพันธ์ของข้อมูล (ER Diagram)</w:t>
+        <w:t>4. ความสัมพันธ์ระหว่างตาราง</w:t>
       </w:r>
     </w:p>
     <w:p>
@@ -1589,59 +1589,318 @@
           <w:b w:val="0"/>
           <w:i w:val="0"/>
         </w:rPr>
-        <w:t>แผนภาพนี้สร้างจากโครงสร้างฐานข้อมูลจริงที่ใช้งานอยู่ ณ วันที่ 25 กันยายน 2569</w:t>
+        <w:t>หัวข้อนี้อธิบายว่าตารางแต่ละคู่เชื่อมกันอย่างไร ทุกคู่ในระบบเป็นความสัมพันธ์แบบ หนึ่งต่อหลาย ทั้งหมด อ่านได้ว่า ฝั่งซ้ายหนึ่งรายการ ผูกกับฝั่งขวาได้หลายรายการ แต่ฝั่งขวาแต่ละรายการผูกกลับไปหาฝั่งซ้ายได้เพียงรายการเดียว</w:t>
+      </w:r>
+    </w:p>
+    <w:tbl>
+      <w:tblPr>
+        <w:tblStyle w:val="LightGrid-Accent1"/>
+        <w:tblW w:type="auto" w:w="0"/>
+        <w:jc w:val="center"/>
+        <w:tblLook w:firstColumn="1" w:firstRow="1" w:lastColumn="0" w:lastRow="0" w:noHBand="0" w:noVBand="1" w:val="04A0"/>
+      </w:tblPr>
+      <w:tblGrid>
+        <w:gridCol w:w="4536"/>
+        <w:gridCol w:w="4536"/>
+      </w:tblGrid>
+      <w:tr>
+        <w:tc>
+          <w:tcPr>
+            <w:tcW w:type="dxa" w:w="2948"/>
+          </w:tcPr>
+          <w:p>
+            <w:r/>
+            <w:r>
+              <w:rPr>
+                <w:b/>
+                <w:sz w:val="24"/>
+              </w:rPr>
+              <w:t>ตารางที่เกี่ยวข้อง</w:t>
+            </w:r>
+          </w:p>
+        </w:tc>
+        <w:tc>
+          <w:tcPr>
+            <w:tcW w:type="dxa" w:w="6123"/>
+          </w:tcPr>
+          <w:p>
+            <w:r/>
+            <w:r>
+              <w:rPr>
+                <w:b/>
+                <w:sz w:val="24"/>
+              </w:rPr>
+              <w:t>อธิบาย</w:t>
+            </w:r>
+          </w:p>
+        </w:tc>
+      </w:tr>
+      <w:tr>
+        <w:tc>
+          <w:tcPr>
+            <w:tcW w:type="dxa" w:w="2948"/>
+          </w:tcPr>
+          <w:p>
+            <w:r/>
+            <w:r>
+              <w:rPr>
+                <w:sz w:val="24"/>
+              </w:rPr>
+              <w:t>centers  →  profiles</w:t>
+            </w:r>
+          </w:p>
+        </w:tc>
+        <w:tc>
+          <w:tcPr>
+            <w:tcW w:type="dxa" w:w="6123"/>
+          </w:tcPr>
+          <w:p>
+            <w:r/>
+            <w:r>
+              <w:rPr>
+                <w:sz w:val="24"/>
+              </w:rPr>
+              <w:t>ศูนย์หนึ่งแห่งมีเจ้าหน้าที่และอาสาสมัครได้หลายคน แต่แต่ละคนสังกัดได้ศูนย์เดียว</w:t>
+            </w:r>
+          </w:p>
+        </w:tc>
+      </w:tr>
+      <w:tr>
+        <w:tc>
+          <w:tcPr>
+            <w:tcW w:type="dxa" w:w="2948"/>
+          </w:tcPr>
+          <w:p>
+            <w:r/>
+            <w:r>
+              <w:rPr>
+                <w:sz w:val="24"/>
+              </w:rPr>
+              <w:t>centers  →  donations</w:t>
+            </w:r>
+          </w:p>
+        </w:tc>
+        <w:tc>
+          <w:tcPr>
+            <w:tcW w:type="dxa" w:w="6123"/>
+          </w:tcPr>
+          <w:p>
+            <w:r/>
+            <w:r>
+              <w:rPr>
+                <w:sz w:val="24"/>
+              </w:rPr>
+              <w:t>ของทุกล็อตต้องระบุว่าเข้าคลังของศูนย์ไหน ศูนย์หนึ่งรับของได้หลายล็อต</w:t>
+            </w:r>
+          </w:p>
+        </w:tc>
+      </w:tr>
+      <w:tr>
+        <w:tc>
+          <w:tcPr>
+            <w:tcW w:type="dxa" w:w="2948"/>
+          </w:tcPr>
+          <w:p>
+            <w:r/>
+            <w:r>
+              <w:rPr>
+                <w:sz w:val="24"/>
+              </w:rPr>
+              <w:t>centers  →  requests</w:t>
+            </w:r>
+          </w:p>
+        </w:tc>
+        <w:tc>
+          <w:tcPr>
+            <w:tcW w:type="dxa" w:w="6123"/>
+          </w:tcPr>
+          <w:p>
+            <w:r/>
+            <w:r>
+              <w:rPr>
+                <w:sz w:val="24"/>
+              </w:rPr>
+              <w:t>ศูนย์พักพิงหนึ่งแห่งยื่นคำขอได้หลายใบ คำขอแต่ละใบเป็นของศูนย์เดียว</w:t>
+            </w:r>
+          </w:p>
+        </w:tc>
+      </w:tr>
+      <w:tr>
+        <w:tc>
+          <w:tcPr>
+            <w:tcW w:type="dxa" w:w="2948"/>
+          </w:tcPr>
+          <w:p>
+            <w:r/>
+            <w:r>
+              <w:rPr>
+                <w:sz w:val="24"/>
+              </w:rPr>
+              <w:t>donors  →  donations</w:t>
+            </w:r>
+          </w:p>
+        </w:tc>
+        <w:tc>
+          <w:tcPr>
+            <w:tcW w:type="dxa" w:w="6123"/>
+          </w:tcPr>
+          <w:p>
+            <w:r/>
+            <w:r>
+              <w:rPr>
+                <w:sz w:val="24"/>
+              </w:rPr>
+              <w:t>ผู้บริจาคหนึ่งรายบริจาคกี่ครั้งก็ได้ จึงดูประวัติย้อนหลังรายคนได้</w:t>
+            </w:r>
+          </w:p>
+        </w:tc>
+      </w:tr>
+      <w:tr>
+        <w:tc>
+          <w:tcPr>
+            <w:tcW w:type="dxa" w:w="2948"/>
+          </w:tcPr>
+          <w:p>
+            <w:r/>
+            <w:r>
+              <w:rPr>
+                <w:sz w:val="24"/>
+              </w:rPr>
+              <w:t>requests  →  allocations</w:t>
+            </w:r>
+          </w:p>
+        </w:tc>
+        <w:tc>
+          <w:tcPr>
+            <w:tcW w:type="dxa" w:w="6123"/>
+          </w:tcPr>
+          <w:p>
+            <w:r/>
+            <w:r>
+              <w:rPr>
+                <w:sz w:val="24"/>
+              </w:rPr>
+              <w:t>คำขอหนึ่งใบรับของได้จากหลายล็อต เพราะล็อตเดียวอาจมีของไม่พอ</w:t>
+            </w:r>
+          </w:p>
+        </w:tc>
+      </w:tr>
+      <w:tr>
+        <w:tc>
+          <w:tcPr>
+            <w:tcW w:type="dxa" w:w="2948"/>
+          </w:tcPr>
+          <w:p>
+            <w:r/>
+            <w:r>
+              <w:rPr>
+                <w:sz w:val="24"/>
+              </w:rPr>
+              <w:t>donations  →  allocations</w:t>
+            </w:r>
+          </w:p>
+        </w:tc>
+        <w:tc>
+          <w:tcPr>
+            <w:tcW w:type="dxa" w:w="6123"/>
+          </w:tcPr>
+          <w:p>
+            <w:r/>
+            <w:r>
+              <w:rPr>
+                <w:sz w:val="24"/>
+              </w:rPr>
+              <w:t>ของหนึ่งล็อตแบ่งจ่ายให้หลายคำขอได้ ไม่ต้องยกทั้งล็อตให้คำขอเดียว</w:t>
+            </w:r>
+          </w:p>
+        </w:tc>
+      </w:tr>
+      <w:tr>
+        <w:tc>
+          <w:tcPr>
+            <w:tcW w:type="dxa" w:w="2948"/>
+          </w:tcPr>
+          <w:p>
+            <w:r/>
+            <w:r>
+              <w:rPr>
+                <w:sz w:val="24"/>
+              </w:rPr>
+              <w:t>donation_pledges  →  donations</w:t>
+            </w:r>
+          </w:p>
+        </w:tc>
+        <w:tc>
+          <w:tcPr>
+            <w:tcW w:type="dxa" w:w="6123"/>
+          </w:tcPr>
+          <w:p>
+            <w:r/>
+            <w:r>
+              <w:rPr>
+                <w:sz w:val="24"/>
+              </w:rPr>
+              <w:t>คำร้องแจ้งบริจาคหนึ่งใบ กลายเป็นล็อตของในคลังหนึ่งรายการ เมื่อเจ้าหน้าที่อนุมัติ</w:t>
+            </w:r>
+          </w:p>
+        </w:tc>
+      </w:tr>
+      <w:tr>
+        <w:tc>
+          <w:tcPr>
+            <w:tcW w:type="dxa" w:w="2948"/>
+          </w:tcPr>
+          <w:p>
+            <w:r/>
+            <w:r>
+              <w:rPr>
+                <w:sz w:val="24"/>
+              </w:rPr>
+              <w:t>request_pledges  →  requests</w:t>
+            </w:r>
+          </w:p>
+        </w:tc>
+        <w:tc>
+          <w:tcPr>
+            <w:tcW w:type="dxa" w:w="6123"/>
+          </w:tcPr>
+          <w:p>
+            <w:r/>
+            <w:r>
+              <w:rPr>
+                <w:sz w:val="24"/>
+              </w:rPr>
+              <w:t>คำขอความช่วยเหลือหนึ่งใบ กลายเป็นคำขอจริงหนึ่งรายการ เมื่อเจ้าหน้าที่อนุมัติ</w:t>
+            </w:r>
+          </w:p>
+        </w:tc>
+      </w:tr>
+    </w:tbl>
+    <w:p/>
+    <w:p>
+      <w:pPr>
+        <w:pStyle w:val="Heading2"/>
+      </w:pPr>
+      <w:r>
+        <w:t>ตารางที่อยู่ตรงกลางคือหัวใจของระบบ</w:t>
       </w:r>
     </w:p>
     <w:p>
-      <w:pPr>
-        <w:jc w:val="center"/>
-      </w:pPr>
       <w:r>
-        <w:drawing>
-          <wp:inline xmlns:a="http://schemas.openxmlformats.org/drawingml/2006/main" xmlns:pic="http://schemas.openxmlformats.org/drawingml/2006/picture">
-            <wp:extent cx="5940000" cy="4970635"/>
-            <wp:docPr id="1" name="Picture 1"/>
-            <wp:cNvGraphicFramePr>
-              <a:graphicFrameLocks noChangeAspect="1"/>
-            </wp:cNvGraphicFramePr>
-            <a:graphic>
-              <a:graphicData uri="http://schemas.openxmlformats.org/drawingml/2006/picture">
-                <pic:pic>
-                  <pic:nvPicPr>
-                    <pic:cNvPr id="0" name="er-diagram.png"/>
-                    <pic:cNvPicPr/>
-                  </pic:nvPicPr>
-                  <pic:blipFill>
-                    <a:blip r:embed="rId9"/>
-                    <a:stretch>
-                      <a:fillRect/>
-                    </a:stretch>
-                  </pic:blipFill>
-                  <pic:spPr>
-                    <a:xfrm>
-                      <a:off x="0" y="0"/>
-                      <a:ext cx="5940000" cy="4970635"/>
-                    </a:xfrm>
-                    <a:prstGeom prst="rect"/>
-                  </pic:spPr>
-                </pic:pic>
-              </a:graphicData>
-            </a:graphic>
-          </wp:inline>
-        </w:drawing>
+        <w:rPr>
+          <w:b w:val="0"/>
+          <w:i w:val="0"/>
+        </w:rPr>
+        <w:t>ตาราง allocations วางอยู่ระหว่างคำขอกับล็อตของ ทำให้ของหนึ่งล็อตแบ่งจ่ายได้หลายคำขอ และคำขอหนึ่งใบรับของจากหลายล็อตได้ในเวลาเดียวกัน ทุกครั้งที่ตัดจ่ายจะบันทึกไว้ว่า ใครเป็นคนทำ เมื่อไหร่ จำนวนเท่าไร จากล็อตไหน ไปศูนย์ใด จึงย้อนตรวจสอบได้ทุกขั้นตอน</w:t>
       </w:r>
     </w:p>
     <w:p>
-      <w:pPr>
-        <w:jc w:val="center"/>
-      </w:pPr>
       <w:r>
         <w:rPr>
           <w:b w:val="0"/>
-          <w:i/>
-          <w:sz w:val="24"/>
+          <w:i w:val="0"/>
         </w:rPr>
-        <w:t>ภาพที่ 1 แผนภาพความสัมพันธ์ของข้อมูล ทั้งหมด 9 ตาราง</w:t>
+        <w:t>ถ้าไม่มีตารางนี้ ระบบจะบันทึกได้เพียงว่ายอดคงเหลือลดลง แต่ตอบไม่ได้ว่าของหายไปไหน ซึ่งขัดกับเป้าหมายเรื่องความโปร่งใสที่เป็นเหตุผลหลักของโครงงาน</w:t>
       </w:r>
     </w:p>
     <w:p>
@@ -1654,59 +1913,578 @@
         <w:pStyle w:val="Heading1"/>
       </w:pPr>
       <w:r>
-        <w:t>5. แผนภาพกรณีการใช้งาน (Use Case Diagram)</w:t>
+        <w:t>5. ขั้นตอนการทำงานของระบบ</w:t>
       </w:r>
     </w:p>
     <w:p>
-      <w:pPr>
-        <w:jc w:val="center"/>
-      </w:pPr>
       <w:r>
-        <w:drawing>
-          <wp:inline xmlns:a="http://schemas.openxmlformats.org/drawingml/2006/main" xmlns:pic="http://schemas.openxmlformats.org/drawingml/2006/picture">
-            <wp:extent cx="5940000" cy="5003196"/>
-            <wp:docPr id="2" name="Picture 2"/>
-            <wp:cNvGraphicFramePr>
-              <a:graphicFrameLocks noChangeAspect="1"/>
-            </wp:cNvGraphicFramePr>
-            <a:graphic>
-              <a:graphicData uri="http://schemas.openxmlformats.org/drawingml/2006/picture">
-                <pic:pic>
-                  <pic:nvPicPr>
-                    <pic:cNvPr id="0" name="use-case-diagram.png"/>
-                    <pic:cNvPicPr/>
-                  </pic:nvPicPr>
-                  <pic:blipFill>
-                    <a:blip r:embed="rId10"/>
-                    <a:stretch>
-                      <a:fillRect/>
-                    </a:stretch>
-                  </pic:blipFill>
-                  <pic:spPr>
-                    <a:xfrm>
-                      <a:off x="0" y="0"/>
-                      <a:ext cx="5940000" cy="5003196"/>
-                    </a:xfrm>
-                    <a:prstGeom prst="rect"/>
-                  </pic:spPr>
-                </pic:pic>
-              </a:graphicData>
-            </a:graphic>
-          </wp:inline>
-        </w:drawing>
+        <w:rPr>
+          <w:b w:val="0"/>
+          <w:i w:val="0"/>
+        </w:rPr>
+        <w:t>เส้นทางของสิ่งของหนึ่งชิ้น ตั้งแต่มีคนอยากบริจาค จนถึงมือผู้ประสบภัย แบ่งเป็นสองขา และมีจุดที่เจ้าหน้าที่ต้องตรวจสอบคั่นอยู่ทั้งสองขา</w:t>
       </w:r>
     </w:p>
     <w:p>
+      <w:r>
+        <w:rPr>
+          <w:b/>
+          <w:i w:val="0"/>
+        </w:rPr>
+        <w:t>ขาเข้า — ของบริจาคเข้าคลัง</w:t>
+      </w:r>
+    </w:p>
+    <w:tbl>
+      <w:tblPr>
+        <w:tblStyle w:val="LightGrid-Accent1"/>
+        <w:tblW w:type="auto" w:w="0"/>
+        <w:jc w:val="center"/>
+        <w:tblLook w:firstColumn="1" w:firstRow="1" w:lastColumn="0" w:lastRow="0" w:noHBand="0" w:noVBand="1" w:val="04A0"/>
+      </w:tblPr>
+      <w:tblGrid>
+        <w:gridCol w:w="3024"/>
+        <w:gridCol w:w="3024"/>
+        <w:gridCol w:w="3024"/>
+      </w:tblGrid>
+      <w:tr>
+        <w:tc>
+          <w:tcPr>
+            <w:tcW w:type="dxa" w:w="680"/>
+          </w:tcPr>
+          <w:p>
+            <w:r/>
+            <w:r>
+              <w:rPr>
+                <w:b/>
+                <w:sz w:val="24"/>
+              </w:rPr>
+              <w:t>ขั้น</w:t>
+            </w:r>
+          </w:p>
+        </w:tc>
+        <w:tc>
+          <w:tcPr>
+            <w:tcW w:type="dxa" w:w="1587"/>
+          </w:tcPr>
+          <w:p>
+            <w:r/>
+            <w:r>
+              <w:rPr>
+                <w:b/>
+                <w:sz w:val="24"/>
+              </w:rPr>
+              <w:t>ใครทำ</w:t>
+            </w:r>
+          </w:p>
+        </w:tc>
+        <w:tc>
+          <w:tcPr>
+            <w:tcW w:type="dxa" w:w="6803"/>
+          </w:tcPr>
+          <w:p>
+            <w:r/>
+            <w:r>
+              <w:rPr>
+                <w:b/>
+                <w:sz w:val="24"/>
+              </w:rPr>
+              <w:t>เกิดอะไรขึ้น</w:t>
+            </w:r>
+          </w:p>
+        </w:tc>
+      </w:tr>
+      <w:tr>
+        <w:tc>
+          <w:tcPr>
+            <w:tcW w:type="dxa" w:w="680"/>
+          </w:tcPr>
+          <w:p>
+            <w:r/>
+            <w:r>
+              <w:rPr>
+                <w:sz w:val="24"/>
+              </w:rPr>
+              <w:t>1</w:t>
+            </w:r>
+          </w:p>
+        </w:tc>
+        <w:tc>
+          <w:tcPr>
+            <w:tcW w:type="dxa" w:w="1587"/>
+          </w:tcPr>
+          <w:p>
+            <w:r/>
+            <w:r>
+              <w:rPr>
+                <w:sz w:val="24"/>
+              </w:rPr>
+              <w:t>ผู้บริจาค</w:t>
+            </w:r>
+          </w:p>
+        </w:tc>
+        <w:tc>
+          <w:tcPr>
+            <w:tcW w:type="dxa" w:w="6803"/>
+          </w:tcPr>
+          <w:p>
+            <w:r/>
+            <w:r>
+              <w:rPr>
+                <w:sz w:val="24"/>
+              </w:rPr>
+              <w:t>กรอกแจ้งความประสงค์บริจาคที่หน้าสาธารณะ ไม่ต้องเข้าสู่ระบบ ระบุสิ่งของ จำนวน หน่วย ข้อกำหนดด้านอาหาร และที่อยู่</w:t>
+            </w:r>
+          </w:p>
+        </w:tc>
+      </w:tr>
+      <w:tr>
+        <w:tc>
+          <w:tcPr>
+            <w:tcW w:type="dxa" w:w="680"/>
+          </w:tcPr>
+          <w:p>
+            <w:r/>
+            <w:r>
+              <w:rPr>
+                <w:sz w:val="24"/>
+              </w:rPr>
+              <w:t>2</w:t>
+            </w:r>
+          </w:p>
+        </w:tc>
+        <w:tc>
+          <w:tcPr>
+            <w:tcW w:type="dxa" w:w="1587"/>
+          </w:tcPr>
+          <w:p>
+            <w:r/>
+            <w:r>
+              <w:rPr>
+                <w:sz w:val="24"/>
+              </w:rPr>
+              <w:t>เจ้าหน้าที่</w:t>
+            </w:r>
+          </w:p>
+        </w:tc>
+        <w:tc>
+          <w:tcPr>
+            <w:tcW w:type="dxa" w:w="6803"/>
+          </w:tcPr>
+          <w:p>
+            <w:r/>
+            <w:r>
+              <w:rPr>
+                <w:sz w:val="24"/>
+              </w:rPr>
+              <w:t>เปิดรายการคำร้องที่เข้ามา ตรวจสอบแล้วกดอนุมัติหรือปฏิเสธ</w:t>
+            </w:r>
+          </w:p>
+        </w:tc>
+      </w:tr>
+      <w:tr>
+        <w:tc>
+          <w:tcPr>
+            <w:tcW w:type="dxa" w:w="680"/>
+          </w:tcPr>
+          <w:p>
+            <w:r/>
+            <w:r>
+              <w:rPr>
+                <w:sz w:val="24"/>
+              </w:rPr>
+              <w:t>3</w:t>
+            </w:r>
+          </w:p>
+        </w:tc>
+        <w:tc>
+          <w:tcPr>
+            <w:tcW w:type="dxa" w:w="1587"/>
+          </w:tcPr>
+          <w:p>
+            <w:r/>
+            <w:r>
+              <w:rPr>
+                <w:sz w:val="24"/>
+              </w:rPr>
+              <w:t>ระบบ</w:t>
+            </w:r>
+          </w:p>
+        </w:tc>
+        <w:tc>
+          <w:tcPr>
+            <w:tcW w:type="dxa" w:w="6803"/>
+          </w:tcPr>
+          <w:p>
+            <w:r/>
+            <w:r>
+              <w:rPr>
+                <w:sz w:val="24"/>
+              </w:rPr>
+              <w:t>แปลงคำร้องเป็นล็อตของในคลัง สร้างข้อมูลผู้บริจาคให้อัตโนมัติถ้ายังไม่มี และส่งข้อกำหนดด้านอาหารกับที่อยู่ต่อไปให้ครบ</w:t>
+            </w:r>
+          </w:p>
+        </w:tc>
+      </w:tr>
+      <w:tr>
+        <w:tc>
+          <w:tcPr>
+            <w:tcW w:type="dxa" w:w="680"/>
+          </w:tcPr>
+          <w:p>
+            <w:r/>
+            <w:r>
+              <w:rPr>
+                <w:sz w:val="24"/>
+              </w:rPr>
+              <w:t>4</w:t>
+            </w:r>
+          </w:p>
+        </w:tc>
+        <w:tc>
+          <w:tcPr>
+            <w:tcW w:type="dxa" w:w="1587"/>
+          </w:tcPr>
+          <w:p>
+            <w:r/>
+            <w:r>
+              <w:rPr>
+                <w:sz w:val="24"/>
+              </w:rPr>
+              <w:t>ระบบ</w:t>
+            </w:r>
+          </w:p>
+        </w:tc>
+        <w:tc>
+          <w:tcPr>
+            <w:tcW w:type="dxa" w:w="6803"/>
+          </w:tcPr>
+          <w:p>
+            <w:r/>
+            <w:r>
+              <w:rPr>
+                <w:sz w:val="24"/>
+              </w:rPr>
+              <w:t>ตั้งยอดคงเหลือเท่ากับยอดที่รับเข้า ของพร้อมถูกจัดสรร</w:t>
+            </w:r>
+          </w:p>
+        </w:tc>
+      </w:tr>
+    </w:tbl>
+    <w:p/>
+    <w:p>
+      <w:r>
+        <w:rPr>
+          <w:b/>
+          <w:i w:val="0"/>
+        </w:rPr>
+        <w:t>ขาออก — ของถึงมือผู้ประสบภัย</w:t>
+      </w:r>
+    </w:p>
+    <w:tbl>
+      <w:tblPr>
+        <w:tblStyle w:val="LightGrid-Accent1"/>
+        <w:tblW w:type="auto" w:w="0"/>
+        <w:jc w:val="center"/>
+        <w:tblLook w:firstColumn="1" w:firstRow="1" w:lastColumn="0" w:lastRow="0" w:noHBand="0" w:noVBand="1" w:val="04A0"/>
+      </w:tblPr>
+      <w:tblGrid>
+        <w:gridCol w:w="3024"/>
+        <w:gridCol w:w="3024"/>
+        <w:gridCol w:w="3024"/>
+      </w:tblGrid>
+      <w:tr>
+        <w:tc>
+          <w:tcPr>
+            <w:tcW w:type="dxa" w:w="680"/>
+          </w:tcPr>
+          <w:p>
+            <w:r/>
+            <w:r>
+              <w:rPr>
+                <w:b/>
+                <w:sz w:val="24"/>
+              </w:rPr>
+              <w:t>ขั้น</w:t>
+            </w:r>
+          </w:p>
+        </w:tc>
+        <w:tc>
+          <w:tcPr>
+            <w:tcW w:type="dxa" w:w="1587"/>
+          </w:tcPr>
+          <w:p>
+            <w:r/>
+            <w:r>
+              <w:rPr>
+                <w:b/>
+                <w:sz w:val="24"/>
+              </w:rPr>
+              <w:t>ใครทำ</w:t>
+            </w:r>
+          </w:p>
+        </w:tc>
+        <w:tc>
+          <w:tcPr>
+            <w:tcW w:type="dxa" w:w="6803"/>
+          </w:tcPr>
+          <w:p>
+            <w:r/>
+            <w:r>
+              <w:rPr>
+                <w:b/>
+                <w:sz w:val="24"/>
+              </w:rPr>
+              <w:t>เกิดอะไรขึ้น</w:t>
+            </w:r>
+          </w:p>
+        </w:tc>
+      </w:tr>
+      <w:tr>
+        <w:tc>
+          <w:tcPr>
+            <w:tcW w:type="dxa" w:w="680"/>
+          </w:tcPr>
+          <w:p>
+            <w:r/>
+            <w:r>
+              <w:rPr>
+                <w:sz w:val="24"/>
+              </w:rPr>
+              <w:t>1</w:t>
+            </w:r>
+          </w:p>
+        </w:tc>
+        <w:tc>
+          <w:tcPr>
+            <w:tcW w:type="dxa" w:w="1587"/>
+          </w:tcPr>
+          <w:p>
+            <w:r/>
+            <w:r>
+              <w:rPr>
+                <w:sz w:val="24"/>
+              </w:rPr>
+              <w:t>ผู้ประสบภัย</w:t>
+            </w:r>
+          </w:p>
+        </w:tc>
+        <w:tc>
+          <w:tcPr>
+            <w:tcW w:type="dxa" w:w="6803"/>
+          </w:tcPr>
+          <w:p>
+            <w:r/>
+            <w:r>
+              <w:rPr>
+                <w:sz w:val="24"/>
+              </w:rPr>
+              <w:t>กรอกขอความช่วยเหลือที่หน้าสาธารณะ เลือกศูนย์พักพิงที่อยู่ใกล้ ระบุสิ่งของ จำนวน ความเร่งด่วน และข้อกำหนดด้านอาหาร</w:t>
+            </w:r>
+          </w:p>
+        </w:tc>
+      </w:tr>
+      <w:tr>
+        <w:tc>
+          <w:tcPr>
+            <w:tcW w:type="dxa" w:w="680"/>
+          </w:tcPr>
+          <w:p>
+            <w:r/>
+            <w:r>
+              <w:rPr>
+                <w:sz w:val="24"/>
+              </w:rPr>
+              <w:t>2</w:t>
+            </w:r>
+          </w:p>
+        </w:tc>
+        <w:tc>
+          <w:tcPr>
+            <w:tcW w:type="dxa" w:w="1587"/>
+          </w:tcPr>
+          <w:p>
+            <w:r/>
+            <w:r>
+              <w:rPr>
+                <w:sz w:val="24"/>
+              </w:rPr>
+              <w:t>เจ้าหน้าที่</w:t>
+            </w:r>
+          </w:p>
+        </w:tc>
+        <w:tc>
+          <w:tcPr>
+            <w:tcW w:type="dxa" w:w="6803"/>
+          </w:tcPr>
+          <w:p>
+            <w:r/>
+            <w:r>
+              <w:rPr>
+                <w:sz w:val="24"/>
+              </w:rPr>
+              <w:t>ตรวจคำขอที่ส่งถึงศูนย์ตัวเอง แล้วแปลงเป็นคำขอจริงในระบบ</w:t>
+            </w:r>
+          </w:p>
+        </w:tc>
+      </w:tr>
+      <w:tr>
+        <w:tc>
+          <w:tcPr>
+            <w:tcW w:type="dxa" w:w="680"/>
+          </w:tcPr>
+          <w:p>
+            <w:r/>
+            <w:r>
+              <w:rPr>
+                <w:sz w:val="24"/>
+              </w:rPr>
+              <w:t>3</w:t>
+            </w:r>
+          </w:p>
+        </w:tc>
+        <w:tc>
+          <w:tcPr>
+            <w:tcW w:type="dxa" w:w="1587"/>
+          </w:tcPr>
+          <w:p>
+            <w:r/>
+            <w:r>
+              <w:rPr>
+                <w:sz w:val="24"/>
+              </w:rPr>
+              <w:t>เจ้าหน้าที่</w:t>
+            </w:r>
+          </w:p>
+        </w:tc>
+        <w:tc>
+          <w:tcPr>
+            <w:tcW w:type="dxa" w:w="6803"/>
+          </w:tcPr>
+          <w:p>
+            <w:r/>
+            <w:r>
+              <w:rPr>
+                <w:sz w:val="24"/>
+              </w:rPr>
+              <w:t>เปิดหน้าจัดสรร ระบบเสนอเฉพาะล็อตที่หมวดหมู่ตรงกัน ยังไม่หมดอายุ และข้อกำหนดด้านอาหารตรงกัน เรียงล็อตที่ใกล้หมดอายุขึ้นก่อน</w:t>
+            </w:r>
+          </w:p>
+        </w:tc>
+      </w:tr>
+      <w:tr>
+        <w:tc>
+          <w:tcPr>
+            <w:tcW w:type="dxa" w:w="680"/>
+          </w:tcPr>
+          <w:p>
+            <w:r/>
+            <w:r>
+              <w:rPr>
+                <w:sz w:val="24"/>
+              </w:rPr>
+              <w:t>4</w:t>
+            </w:r>
+          </w:p>
+        </w:tc>
+        <w:tc>
+          <w:tcPr>
+            <w:tcW w:type="dxa" w:w="1587"/>
+          </w:tcPr>
+          <w:p>
+            <w:r/>
+            <w:r>
+              <w:rPr>
+                <w:sz w:val="24"/>
+              </w:rPr>
+              <w:t>ระบบ</w:t>
+            </w:r>
+          </w:p>
+        </w:tc>
+        <w:tc>
+          <w:tcPr>
+            <w:tcW w:type="dxa" w:w="6803"/>
+          </w:tcPr>
+          <w:p>
+            <w:r/>
+            <w:r>
+              <w:rPr>
+                <w:sz w:val="24"/>
+              </w:rPr>
+              <w:t>ตรวจซ้ำทุกเงื่อนไขอีกครั้งที่ฐานข้อมูล ตัดยอดคลัง เพิ่มยอดที่จ่ายแล้ว และปรับสถานะคำขอเป็นจ่ายบางส่วนหรือจ่ายครบให้เอง</w:t>
+            </w:r>
+          </w:p>
+        </w:tc>
+      </w:tr>
+      <w:tr>
+        <w:tc>
+          <w:tcPr>
+            <w:tcW w:type="dxa" w:w="680"/>
+          </w:tcPr>
+          <w:p>
+            <w:r/>
+            <w:r>
+              <w:rPr>
+                <w:sz w:val="24"/>
+              </w:rPr>
+              <w:t>5</w:t>
+            </w:r>
+          </w:p>
+        </w:tc>
+        <w:tc>
+          <w:tcPr>
+            <w:tcW w:type="dxa" w:w="1587"/>
+          </w:tcPr>
+          <w:p>
+            <w:r/>
+            <w:r>
+              <w:rPr>
+                <w:sz w:val="24"/>
+              </w:rPr>
+              <w:t>อาสาสมัคร</w:t>
+            </w:r>
+          </w:p>
+        </w:tc>
+        <w:tc>
+          <w:tcPr>
+            <w:tcW w:type="dxa" w:w="6803"/>
+          </w:tcPr>
+          <w:p>
+            <w:r/>
+            <w:r>
+              <w:rPr>
+                <w:sz w:val="24"/>
+              </w:rPr>
+              <w:t>ที่ศูนย์ปลายทางกดยืนยันรับของ พร้อมระบุยอดที่ได้รับจริง</w:t>
+            </w:r>
+          </w:p>
+        </w:tc>
+      </w:tr>
+    </w:tbl>
+    <w:p/>
+    <w:p>
       <w:pPr>
-        <w:jc w:val="center"/>
+        <w:pStyle w:val="Heading2"/>
       </w:pPr>
+      <w:r>
+        <w:t>จุดที่ระบบไม่ยอมให้ทำ</w:t>
+      </w:r>
+    </w:p>
+    <w:p>
       <w:r>
         <w:rPr>
           <w:b w:val="0"/>
-          <w:i/>
-          <w:sz w:val="24"/>
+          <w:i w:val="0"/>
         </w:rPr>
-        <w:t>ภาพที่ 2 แผนภาพกรณีการใช้งาน แยกตามผู้ใช้ 4 แบบ</w:t>
+        <w:t>ทุกขั้นตอนข้างต้นมีกฎคุมอยู่ที่ชั้นฐานข้อมูล ไม่ใช่แค่ที่หน้าจอ ได้แก่ จ่ายเกินยอดที่มีจริงไม่ได้ จ่ายเกินที่ขอไม่ได้ จ่ายของที่หมดอายุแล้วไม่ได้ จ่ายของผิดข้อกำหนดด้านอาหารไม่ได้ ใส่จำนวนติดลบไม่ได้ และแก้ยอดคงเหลือในคลังโดยตรงโดยไม่ผ่านขั้นตอนจัดสรรก็ไม่ได้</w:t>
+      </w:r>
+    </w:p>
+    <w:p>
+      <w:r>
+        <w:rPr>
+          <w:b w:val="0"/>
+          <w:i w:val="0"/>
+        </w:rPr>
+        <w:t>ผลการทดสอบกฎเหล่านี้อยู่ในหัวข้อที่ 8</w:t>
       </w:r>
     </w:p>
     <w:p>

--- a/docs/WalaiTrack_Report.docx
+++ b/docs/WalaiTrack_Report.docx
@@ -300,6 +300,38 @@
       </w:tr>
     </w:tbl>
     <w:p/>
+    <w:p>
+      <w:r>
+        <w:br w:type="page"/>
+      </w:r>
+    </w:p>
+    <w:p>
+      <w:pPr>
+        <w:pStyle w:val="Heading1"/>
+      </w:pPr>
+      <w:r>
+        <w:t>สารบัญ</w:t>
+      </w:r>
+    </w:p>
+    <w:p>
+      <w:r>
+        <w:rPr>
+          <w:b w:val="0"/>
+          <w:i/>
+          <w:sz w:val="24"/>
+        </w:rPr>
+        <w:t>ตัวเลขหน้าจะขึ้นเองเมื่อเปิดด้วย Microsoft Word ถ้ายังไม่ขึ้นให้กด Ctrl+A แล้วกด F9 หนึ่งครั้ง</w:t>
+      </w:r>
+    </w:p>
+    <w:p>
+      <w:r>
+        <w:fldChar w:fldCharType="begin"/>
+        <w:instrText xml:space="preserve">TOC \o "1-2" \h \z \u</w:instrText>
+        <w:fldChar w:fldCharType="separate"/>
+        <w:t>กด Ctrl+A แล้ว F9 เพื่อสร้างสารบัญ</w:t>
+        <w:fldChar w:fldCharType="end"/>
+      </w:r>
+    </w:p>
     <w:p>
       <w:r>
         <w:br w:type="page"/>
@@ -2677,6 +2709,15 @@
         <w:t>หน้ารายการของที่รับเข้าพร้อมช่องค้นหา และใบรับของที่พิมพ์ได้</w:t>
       </w:r>
     </w:p>
+    <w:p>
+      <w:pPr>
+        <w:pStyle w:val="ListBullet"/>
+        <w:spacing w:after="40"/>
+      </w:pPr>
+      <w:r>
+        <w:t>หน้าแจ้งความประสงค์บริจาคสำหรับประชาชนที่ไม่ได้เข้าสู่ระบบ เก็บข้อกำหนดด้านอาหาร และที่อยู่ผู้บริจาค แล้วส่งค่าต่อไปยังคลังและทะเบียนผู้บริจาคเมื่อเจ้าหน้าที่อนุมัติ</w:t>
+      </w:r>
+    </w:p>
     <w:p/>
     <w:p>
       <w:pPr>
@@ -2852,7 +2893,7 @@
         <w:spacing w:after="40"/>
       </w:pPr>
       <w:r>
-        <w:t>หน้าขอความช่วยเหลือสำหรับผู้ประสบภัยที่ไม่ได้เข้าสู่ระบบ</w:t>
+        <w:t>หน้าขอความช่วยเหลือสำหรับผู้ประสบภัยที่ไม่ได้เข้าสู่ระบบ เก็บที่อยู่ และเก็บข้อกำหนด ด้านอาหารโดยช่องจะปรากฏเฉพาะเมื่อเลือกหมวดอาหาร แล้วส่งค่าต่อไปยังคำขอจริงเมื่ออนุมัติ</w:t>
       </w:r>
     </w:p>
     <w:p/>
@@ -5940,7 +5981,7 @@
           <w:b w:val="0"/>
           <w:i w:val="0"/>
         </w:rPr>
-        <w:t>โครงงานนี้มีการส่งงานเข้าระบบควบคุมเวอร์ชันรวม 226 ครั้ง และมีไฟล์คำสั่งฐานข้อมูล 40 ไฟล์ ตัวเลขทั้งหมดนับจากประวัติจริง ไม่ใช่การประมาณ</w:t>
+        <w:t>โครงงานนี้มีการส่งงานเข้าระบบควบคุมเวอร์ชันรวม 252 ครั้ง และมีไฟล์คำสั่งฐานข้อมูล 42 ไฟล์ ตัวเลขทั้งหมดนับจากประวัติจริงตอนสร้างเอกสารฉบับนี้ ไม่ใช่การประมาณ</w:t>
       </w:r>
     </w:p>
     <w:tbl>

--- a/docs/WalaiTrack_Report.docx
+++ b/docs/WalaiTrack_Report.docx
@@ -12,7 +12,7 @@
       </w:pPr>
       <w:r>
         <w:rPr>
-          <w:rFonts w:ascii="Leelawadee UI" w:hAnsi="Leelawadee UI"/>
+          <w:rFonts w:ascii="Angsana New" w:hAnsi="Angsana New"/>
           <w:b/>
           <w:sz w:val="80"/>
         </w:rPr>
@@ -80,6 +80,7 @@
         <w:tblStyle w:val="LightGrid-Accent1"/>
         <w:tblW w:type="auto" w:w="0"/>
         <w:jc w:val="center"/>
+        <w:tblLayout w:type="fixed"/>
         <w:tblLook w:firstColumn="1" w:firstRow="1" w:lastColumn="0" w:lastRow="0" w:noHBand="0" w:noVBand="1" w:val="04A0"/>
       </w:tblPr>
       <w:tblGrid>
@@ -90,13 +91,18 @@
         <w:tc>
           <w:tcPr>
             <w:tcW w:type="dxa" w:w="4535"/>
-          </w:tcPr>
-          <w:p>
+            <w:vAlign w:val="center"/>
+          </w:tcPr>
+          <w:p>
+            <w:pPr>
+              <w:spacing w:before="40" w:after="40"/>
+              <w:jc w:val="left"/>
+            </w:pPr>
             <w:r/>
             <w:r>
               <w:rPr>
                 <w:b/>
-                <w:sz w:val="24"/>
+                <w:sz w:val="28"/>
               </w:rPr>
               <w:t>สมาชิกในทีม</w:t>
             </w:r>
@@ -105,13 +111,18 @@
         <w:tc>
           <w:tcPr>
             <w:tcW w:type="dxa" w:w="4535"/>
-          </w:tcPr>
-          <w:p>
+            <w:vAlign w:val="center"/>
+          </w:tcPr>
+          <w:p>
+            <w:pPr>
+              <w:spacing w:before="40" w:after="40"/>
+              <w:jc w:val="left"/>
+            </w:pPr>
             <w:r/>
             <w:r>
               <w:rPr>
                 <w:b/>
-                <w:sz w:val="24"/>
+                <w:sz w:val="28"/>
               </w:rPr>
               <w:t>ฟีเจอร์ที่รับผิดชอบ</w:t>
             </w:r>
@@ -122,12 +133,18 @@
         <w:tc>
           <w:tcPr>
             <w:tcW w:type="dxa" w:w="4535"/>
-          </w:tcPr>
-          <w:p>
-            <w:r/>
-            <w:r>
-              <w:rPr>
-                <w:sz w:val="24"/>
+            <w:vAlign w:val="center"/>
+          </w:tcPr>
+          <w:p>
+            <w:pPr>
+              <w:spacing w:before="40" w:after="40"/>
+              <w:jc w:val="left"/>
+            </w:pPr>
+            <w:r/>
+            <w:r>
+              <w:rPr>
+                <w:b w:val="0"/>
+                <w:sz w:val="28"/>
               </w:rPr>
               <w:t>กฤษฏิ์ธกาล สวัสดิภาพ (ทีม)</w:t>
             </w:r>
@@ -136,12 +153,18 @@
         <w:tc>
           <w:tcPr>
             <w:tcW w:type="dxa" w:w="4535"/>
-          </w:tcPr>
-          <w:p>
-            <w:r/>
-            <w:r>
-              <w:rPr>
-                <w:sz w:val="24"/>
+            <w:vAlign w:val="center"/>
+          </w:tcPr>
+          <w:p>
+            <w:pPr>
+              <w:spacing w:before="40" w:after="40"/>
+              <w:jc w:val="left"/>
+            </w:pPr>
+            <w:r/>
+            <w:r>
+              <w:rPr>
+                <w:b w:val="0"/>
+                <w:sz w:val="28"/>
               </w:rPr>
               <w:t>F1 บัญชีผู้ใช้และการจัดการศูนย์</w:t>
             </w:r>
@@ -152,12 +175,18 @@
         <w:tc>
           <w:tcPr>
             <w:tcW w:type="dxa" w:w="4535"/>
-          </w:tcPr>
-          <w:p>
-            <w:r/>
-            <w:r>
-              <w:rPr>
-                <w:sz w:val="24"/>
+            <w:vAlign w:val="center"/>
+          </w:tcPr>
+          <w:p>
+            <w:pPr>
+              <w:spacing w:before="40" w:after="40"/>
+              <w:jc w:val="left"/>
+            </w:pPr>
+            <w:r/>
+            <w:r>
+              <w:rPr>
+                <w:b w:val="0"/>
+                <w:sz w:val="28"/>
               </w:rPr>
               <w:t>ชาลิสา นาคสอิ้ง (ชมพู่)</w:t>
             </w:r>
@@ -166,12 +195,18 @@
         <w:tc>
           <w:tcPr>
             <w:tcW w:type="dxa" w:w="4535"/>
-          </w:tcPr>
-          <w:p>
-            <w:r/>
-            <w:r>
-              <w:rPr>
-                <w:sz w:val="24"/>
+            <w:vAlign w:val="center"/>
+          </w:tcPr>
+          <w:p>
+            <w:pPr>
+              <w:spacing w:before="40" w:after="40"/>
+              <w:jc w:val="left"/>
+            </w:pPr>
+            <w:r/>
+            <w:r>
+              <w:rPr>
+                <w:b w:val="0"/>
+                <w:sz w:val="28"/>
               </w:rPr>
               <w:t>F2 บันทึกของบริจาคเข้าคลัง</w:t>
             </w:r>
@@ -182,12 +217,18 @@
         <w:tc>
           <w:tcPr>
             <w:tcW w:type="dxa" w:w="4535"/>
-          </w:tcPr>
-          <w:p>
-            <w:r/>
-            <w:r>
-              <w:rPr>
-                <w:sz w:val="24"/>
+            <w:vAlign w:val="center"/>
+          </w:tcPr>
+          <w:p>
+            <w:pPr>
+              <w:spacing w:before="40" w:after="40"/>
+              <w:jc w:val="left"/>
+            </w:pPr>
+            <w:r/>
+            <w:r>
+              <w:rPr>
+                <w:b w:val="0"/>
+                <w:sz w:val="28"/>
               </w:rPr>
               <w:t>รัฐนันท์ ยิดนรดิน (มีน)</w:t>
             </w:r>
@@ -196,12 +237,18 @@
         <w:tc>
           <w:tcPr>
             <w:tcW w:type="dxa" w:w="4535"/>
-          </w:tcPr>
-          <w:p>
-            <w:r/>
-            <w:r>
-              <w:rPr>
-                <w:sz w:val="24"/>
+            <w:vAlign w:val="center"/>
+          </w:tcPr>
+          <w:p>
+            <w:pPr>
+              <w:spacing w:before="40" w:after="40"/>
+              <w:jc w:val="left"/>
+            </w:pPr>
+            <w:r/>
+            <w:r>
+              <w:rPr>
+                <w:b w:val="0"/>
+                <w:sz w:val="28"/>
               </w:rPr>
               <w:t>F3 คลังสินค้าและหน้าสรุปภาพรวม</w:t>
             </w:r>
@@ -212,12 +259,18 @@
         <w:tc>
           <w:tcPr>
             <w:tcW w:type="dxa" w:w="4535"/>
-          </w:tcPr>
-          <w:p>
-            <w:r/>
-            <w:r>
-              <w:rPr>
-                <w:sz w:val="24"/>
+            <w:vAlign w:val="center"/>
+          </w:tcPr>
+          <w:p>
+            <w:pPr>
+              <w:spacing w:before="40" w:after="40"/>
+              <w:jc w:val="left"/>
+            </w:pPr>
+            <w:r/>
+            <w:r>
+              <w:rPr>
+                <w:b w:val="0"/>
+                <w:sz w:val="28"/>
               </w:rPr>
               <w:t>สรียา นาคาพิศ (ฟี่)</w:t>
             </w:r>
@@ -226,12 +279,18 @@
         <w:tc>
           <w:tcPr>
             <w:tcW w:type="dxa" w:w="4535"/>
-          </w:tcPr>
-          <w:p>
-            <w:r/>
-            <w:r>
-              <w:rPr>
-                <w:sz w:val="24"/>
+            <w:vAlign w:val="center"/>
+          </w:tcPr>
+          <w:p>
+            <w:pPr>
+              <w:spacing w:before="40" w:after="40"/>
+              <w:jc w:val="left"/>
+            </w:pPr>
+            <w:r/>
+            <w:r>
+              <w:rPr>
+                <w:b w:val="0"/>
+                <w:sz w:val="28"/>
               </w:rPr>
               <w:t>F4 คำขอจากศูนย์พักพิง</w:t>
             </w:r>
@@ -242,12 +301,18 @@
         <w:tc>
           <w:tcPr>
             <w:tcW w:type="dxa" w:w="4535"/>
-          </w:tcPr>
-          <w:p>
-            <w:r/>
-            <w:r>
-              <w:rPr>
-                <w:sz w:val="24"/>
+            <w:vAlign w:val="center"/>
+          </w:tcPr>
+          <w:p>
+            <w:pPr>
+              <w:spacing w:before="40" w:after="40"/>
+              <w:jc w:val="left"/>
+            </w:pPr>
+            <w:r/>
+            <w:r>
+              <w:rPr>
+                <w:b w:val="0"/>
+                <w:sz w:val="28"/>
               </w:rPr>
               <w:t>วงศธร อยู่แก้ว (ฮัม)</w:t>
             </w:r>
@@ -256,12 +321,18 @@
         <w:tc>
           <w:tcPr>
             <w:tcW w:type="dxa" w:w="4535"/>
-          </w:tcPr>
-          <w:p>
-            <w:r/>
-            <w:r>
-              <w:rPr>
-                <w:sz w:val="24"/>
+            <w:vAlign w:val="center"/>
+          </w:tcPr>
+          <w:p>
+            <w:pPr>
+              <w:spacing w:before="40" w:after="40"/>
+              <w:jc w:val="left"/>
+            </w:pPr>
+            <w:r/>
+            <w:r>
+              <w:rPr>
+                <w:b w:val="0"/>
+                <w:sz w:val="28"/>
               </w:rPr>
               <w:t>F5 จัดสรรและตัดจ่ายสิ่งของ</w:t>
             </w:r>
@@ -272,12 +343,18 @@
         <w:tc>
           <w:tcPr>
             <w:tcW w:type="dxa" w:w="4535"/>
-          </w:tcPr>
-          <w:p>
-            <w:r/>
-            <w:r>
-              <w:rPr>
-                <w:sz w:val="24"/>
+            <w:vAlign w:val="center"/>
+          </w:tcPr>
+          <w:p>
+            <w:pPr>
+              <w:spacing w:before="40" w:after="40"/>
+              <w:jc w:val="left"/>
+            </w:pPr>
+            <w:r/>
+            <w:r>
+              <w:rPr>
+                <w:b w:val="0"/>
+                <w:sz w:val="28"/>
               </w:rPr>
               <w:t>ชิตากานต์ ไสวศรี (ดาว)</w:t>
             </w:r>
@@ -286,12 +363,18 @@
         <w:tc>
           <w:tcPr>
             <w:tcW w:type="dxa" w:w="4535"/>
-          </w:tcPr>
-          <w:p>
-            <w:r/>
-            <w:r>
-              <w:rPr>
-                <w:sz w:val="24"/>
+            <w:vAlign w:val="center"/>
+          </w:tcPr>
+          <w:p>
+            <w:pPr>
+              <w:spacing w:before="40" w:after="40"/>
+              <w:jc w:val="left"/>
+            </w:pPr>
+            <w:r/>
+            <w:r>
+              <w:rPr>
+                <w:b w:val="0"/>
+                <w:sz w:val="28"/>
               </w:rPr>
               <w:t>F6 ทะเบียนผู้บริจาคและใบรับของ</w:t>
             </w:r>
@@ -360,7 +443,7 @@
           <w:b w:val="0"/>
           <w:i w:val="0"/>
         </w:rPr>
-        <w:t>ระบบนี้จึงถูกออกแบบให้เป็นเครื่องมือทำงานของเจ้าหน้าที่ศูนย์รับบริจาค โดยบันทึกของที่รับเข้า ติดตามยอดคงเหลือตามการตัดจ่าย รับคำขอจากศูนย์พักพิงพร้อมระดับความเร่งด่วน และจัดสรรของออกโดยตรวจสอบยอดคงเหลือและวันหมดอายุก่อนอนุมัติทุกครั้ง ผลลัพธ์คือความโปร่งใสในการกระจายทรัพยากร ลดของเสียจากการหมดอายุ และทำให้การตัดสินใจว่าจะส่งของไปที่ไหนก่อนอยู่บนพื้นฐานของข้อมูลจริงแทนการคาดเดา</w:t>
+        <w:t>ระบบนี้จึงถูกออกแบบให้เป็นเครื่องมือทำงานของเจ้าหน้าที่ศูนย์รับบริจาค โดยบันทึกของที่รับเข้า ติดตามยอดคงเหลือตามการตัดจ่าย รับคำขอจากศูนย์พักพิงพร้อมระดับความเร่งด่วน และจัดสรรของออกโดยตรวจสอบยอดคงเหลือและวันหมดอายุก่อนอนุมัติทุกครั้ง ผลที่ทีมอยากให้เกิดคือ ตอบได้ว่าของแต่ละชิ้นมาจากใครและไปอยู่ที่ไหน ของไม่ค้างจนหมดอายุ และเวลาต้องเลือกว่าจะส่งของไปศูนย์ไหนก่อน ก็ดูจากตัวเลขจริงแทนการเดา</w:t>
       </w:r>
     </w:p>
     <w:p>
@@ -386,7 +469,7 @@
         <w:spacing w:after="40"/>
       </w:pPr>
       <w:r>
-        <w:t>บน iOS Safari ผู้ใช้ต้องติดตั้งเว็บเป็นแอปบนหน้าจอหลักก่อนจึงจะรับการแจ้งเตือนได้ ซึ่งไม่สอดคล้องกับพฤติกรรมผู้ใช้จริง</w:t>
+        <w:t>บน iPhone ผู้ใช้ต้องกดเพิ่มเว็บลงหน้าจอหลักก่อน ถึงจะได้รับการแจ้งเตือน ซึ่งทีมคิดว่าคนส่วนใหญ่คงไม่ทำ</w:t>
       </w:r>
     </w:p>
     <w:p>
@@ -395,7 +478,7 @@
         <w:spacing w:after="40"/>
       </w:pPr>
       <w:r>
-        <w:t>ผู้ใช้หลักของระบบคือเจ้าหน้าที่ที่ทำงานหน้าจออยู่แล้ว การออกแบบให้ผู้ใช้เปิดดูเอง ผ่านหน้าสรุปภาพรวมและการเรียงลำดับตามความเร่งด่วน จึงเพียงพอโดยไม่เพิ่มความซับซ้อน</w:t>
+        <w:t>คนที่ใช้ระบบนี้จริง ๆ คือเจ้าหน้าที่ที่นั่งอยู่หน้าจออยู่แล้ว แค่ทำหน้าสรุปให้เรียงเรื่องด่วน ไว้บนสุดก็พอ ไม่ต้องเพิ่มของที่ทำให้ระบบซับซ้อนขึ้นโดยไม่จำเป็น</w:t>
       </w:r>
     </w:p>
     <w:p>
@@ -420,6 +503,7 @@
         <w:tblStyle w:val="LightGrid-Accent1"/>
         <w:tblW w:type="auto" w:w="0"/>
         <w:jc w:val="center"/>
+        <w:tblLayout w:type="fixed"/>
         <w:tblLook w:firstColumn="1" w:firstRow="1" w:lastColumn="0" w:lastRow="0" w:noHBand="0" w:noVBand="1" w:val="04A0"/>
       </w:tblPr>
       <w:tblGrid>
@@ -431,13 +515,18 @@
         <w:tc>
           <w:tcPr>
             <w:tcW w:type="dxa" w:w="1814"/>
-          </w:tcPr>
-          <w:p>
+            <w:vAlign w:val="center"/>
+          </w:tcPr>
+          <w:p>
+            <w:pPr>
+              <w:spacing w:before="40" w:after="40"/>
+              <w:jc w:val="left"/>
+            </w:pPr>
             <w:r/>
             <w:r>
               <w:rPr>
                 <w:b/>
-                <w:sz w:val="24"/>
+                <w:sz w:val="28"/>
               </w:rPr>
               <w:t>ส่วน</w:t>
             </w:r>
@@ -446,13 +535,18 @@
         <w:tc>
           <w:tcPr>
             <w:tcW w:type="dxa" w:w="2835"/>
-          </w:tcPr>
-          <w:p>
+            <w:vAlign w:val="center"/>
+          </w:tcPr>
+          <w:p>
+            <w:pPr>
+              <w:spacing w:before="40" w:after="40"/>
+              <w:jc w:val="left"/>
+            </w:pPr>
             <w:r/>
             <w:r>
               <w:rPr>
                 <w:b/>
-                <w:sz w:val="24"/>
+                <w:sz w:val="28"/>
               </w:rPr>
               <w:t>เทคโนโลยี</w:t>
             </w:r>
@@ -461,13 +555,18 @@
         <w:tc>
           <w:tcPr>
             <w:tcW w:type="dxa" w:w="4422"/>
-          </w:tcPr>
-          <w:p>
+            <w:vAlign w:val="center"/>
+          </w:tcPr>
+          <w:p>
+            <w:pPr>
+              <w:spacing w:before="40" w:after="40"/>
+              <w:jc w:val="left"/>
+            </w:pPr>
             <w:r/>
             <w:r>
               <w:rPr>
                 <w:b/>
-                <w:sz w:val="24"/>
+                <w:sz w:val="28"/>
               </w:rPr>
               <w:t>เหตุผลที่เลือก</w:t>
             </w:r>
@@ -478,12 +577,18 @@
         <w:tc>
           <w:tcPr>
             <w:tcW w:type="dxa" w:w="1814"/>
-          </w:tcPr>
-          <w:p>
-            <w:r/>
-            <w:r>
-              <w:rPr>
-                <w:sz w:val="24"/>
+            <w:vAlign w:val="center"/>
+          </w:tcPr>
+          <w:p>
+            <w:pPr>
+              <w:spacing w:before="40" w:after="40"/>
+              <w:jc w:val="left"/>
+            </w:pPr>
+            <w:r/>
+            <w:r>
+              <w:rPr>
+                <w:b w:val="0"/>
+                <w:sz w:val="28"/>
               </w:rPr>
               <w:t>ส่วนหน้าเว็บ</w:t>
             </w:r>
@@ -492,12 +597,18 @@
         <w:tc>
           <w:tcPr>
             <w:tcW w:type="dxa" w:w="2835"/>
-          </w:tcPr>
-          <w:p>
-            <w:r/>
-            <w:r>
-              <w:rPr>
-                <w:sz w:val="24"/>
+            <w:vAlign w:val="center"/>
+          </w:tcPr>
+          <w:p>
+            <w:pPr>
+              <w:spacing w:before="40" w:after="40"/>
+              <w:jc w:val="left"/>
+            </w:pPr>
+            <w:r/>
+            <w:r>
+              <w:rPr>
+                <w:b w:val="0"/>
+                <w:sz w:val="28"/>
               </w:rPr>
               <w:t>Next.js (App Router) + TypeScript</w:t>
             </w:r>
@@ -506,12 +617,18 @@
         <w:tc>
           <w:tcPr>
             <w:tcW w:type="dxa" w:w="4422"/>
-          </w:tcPr>
-          <w:p>
-            <w:r/>
-            <w:r>
-              <w:rPr>
-                <w:sz w:val="24"/>
+            <w:vAlign w:val="center"/>
+          </w:tcPr>
+          <w:p>
+            <w:pPr>
+              <w:spacing w:before="40" w:after="40"/>
+              <w:jc w:val="left"/>
+            </w:pPr>
+            <w:r/>
+            <w:r>
+              <w:rPr>
+                <w:b w:val="0"/>
+                <w:sz w:val="28"/>
               </w:rPr>
               <w:t>เรนเดอร์ฝั่งเซิร์ฟเวอร์ได้ ทำให้หน้าแรกมีข้อมูลตั้งแต่โหลดครั้งแรก</w:t>
             </w:r>
@@ -522,12 +639,18 @@
         <w:tc>
           <w:tcPr>
             <w:tcW w:type="dxa" w:w="1814"/>
-          </w:tcPr>
-          <w:p>
-            <w:r/>
-            <w:r>
-              <w:rPr>
-                <w:sz w:val="24"/>
+            <w:vAlign w:val="center"/>
+          </w:tcPr>
+          <w:p>
+            <w:pPr>
+              <w:spacing w:before="40" w:after="40"/>
+              <w:jc w:val="left"/>
+            </w:pPr>
+            <w:r/>
+            <w:r>
+              <w:rPr>
+                <w:b w:val="0"/>
+                <w:sz w:val="28"/>
               </w:rPr>
               <w:t>การจัดรูปแบบ</w:t>
             </w:r>
@@ -536,12 +659,18 @@
         <w:tc>
           <w:tcPr>
             <w:tcW w:type="dxa" w:w="2835"/>
-          </w:tcPr>
-          <w:p>
-            <w:r/>
-            <w:r>
-              <w:rPr>
-                <w:sz w:val="24"/>
+            <w:vAlign w:val="center"/>
+          </w:tcPr>
+          <w:p>
+            <w:pPr>
+              <w:spacing w:before="40" w:after="40"/>
+              <w:jc w:val="left"/>
+            </w:pPr>
+            <w:r/>
+            <w:r>
+              <w:rPr>
+                <w:b w:val="0"/>
+                <w:sz w:val="28"/>
               </w:rPr>
               <w:t>Tailwind CSS v4 + CSS Modules</w:t>
             </w:r>
@@ -550,12 +679,18 @@
         <w:tc>
           <w:tcPr>
             <w:tcW w:type="dxa" w:w="4422"/>
-          </w:tcPr>
-          <w:p>
-            <w:r/>
-            <w:r>
-              <w:rPr>
-                <w:sz w:val="24"/>
+            <w:vAlign w:val="center"/>
+          </w:tcPr>
+          <w:p>
+            <w:pPr>
+              <w:spacing w:before="40" w:after="40"/>
+              <w:jc w:val="left"/>
+            </w:pPr>
+            <w:r/>
+            <w:r>
+              <w:rPr>
+                <w:b w:val="0"/>
+                <w:sz w:val="28"/>
               </w:rPr>
               <w:t>เขียนสไตล์ติดกับส่วนประกอบ ลดปัญหาสไตล์ชนกันข้ามหน้า</w:t>
             </w:r>
@@ -566,12 +701,18 @@
         <w:tc>
           <w:tcPr>
             <w:tcW w:type="dxa" w:w="1814"/>
-          </w:tcPr>
-          <w:p>
-            <w:r/>
-            <w:r>
-              <w:rPr>
-                <w:sz w:val="24"/>
+            <w:vAlign w:val="center"/>
+          </w:tcPr>
+          <w:p>
+            <w:pPr>
+              <w:spacing w:before="40" w:after="40"/>
+              <w:jc w:val="left"/>
+            </w:pPr>
+            <w:r/>
+            <w:r>
+              <w:rPr>
+                <w:b w:val="0"/>
+                <w:sz w:val="28"/>
               </w:rPr>
               <w:t>ฐานข้อมูลและสิทธิ์</w:t>
             </w:r>
@@ -580,12 +721,18 @@
         <w:tc>
           <w:tcPr>
             <w:tcW w:type="dxa" w:w="2835"/>
-          </w:tcPr>
-          <w:p>
-            <w:r/>
-            <w:r>
-              <w:rPr>
-                <w:sz w:val="24"/>
+            <w:vAlign w:val="center"/>
+          </w:tcPr>
+          <w:p>
+            <w:pPr>
+              <w:spacing w:before="40" w:after="40"/>
+              <w:jc w:val="left"/>
+            </w:pPr>
+            <w:r/>
+            <w:r>
+              <w:rPr>
+                <w:b w:val="0"/>
+                <w:sz w:val="28"/>
               </w:rPr>
               <w:t>Supabase (PostgreSQL + Auth + RLS)</w:t>
             </w:r>
@@ -594,12 +741,18 @@
         <w:tc>
           <w:tcPr>
             <w:tcW w:type="dxa" w:w="4422"/>
-          </w:tcPr>
-          <w:p>
-            <w:r/>
-            <w:r>
-              <w:rPr>
-                <w:sz w:val="24"/>
+            <w:vAlign w:val="center"/>
+          </w:tcPr>
+          <w:p>
+            <w:pPr>
+              <w:spacing w:before="40" w:after="40"/>
+              <w:jc w:val="left"/>
+            </w:pPr>
+            <w:r/>
+            <w:r>
+              <w:rPr>
+                <w:b w:val="0"/>
+                <w:sz w:val="28"/>
               </w:rPr>
               <w:t>บังคับสิทธิ์ที่ระดับฐานข้อมูล ไม่ใช่แค่ซ่อนปุ่มบนหน้าจอ</w:t>
             </w:r>
@@ -610,12 +763,18 @@
         <w:tc>
           <w:tcPr>
             <w:tcW w:type="dxa" w:w="1814"/>
-          </w:tcPr>
-          <w:p>
-            <w:r/>
-            <w:r>
-              <w:rPr>
-                <w:sz w:val="24"/>
+            <w:vAlign w:val="center"/>
+          </w:tcPr>
+          <w:p>
+            <w:pPr>
+              <w:spacing w:before="40" w:after="40"/>
+              <w:jc w:val="left"/>
+            </w:pPr>
+            <w:r/>
+            <w:r>
+              <w:rPr>
+                <w:b w:val="0"/>
+                <w:sz w:val="28"/>
               </w:rPr>
               <w:t>ที่เก็บไฟล์</w:t>
             </w:r>
@@ -624,12 +783,18 @@
         <w:tc>
           <w:tcPr>
             <w:tcW w:type="dxa" w:w="2835"/>
-          </w:tcPr>
-          <w:p>
-            <w:r/>
-            <w:r>
-              <w:rPr>
-                <w:sz w:val="24"/>
+            <w:vAlign w:val="center"/>
+          </w:tcPr>
+          <w:p>
+            <w:pPr>
+              <w:spacing w:before="40" w:after="40"/>
+              <w:jc w:val="left"/>
+            </w:pPr>
+            <w:r/>
+            <w:r>
+              <w:rPr>
+                <w:b w:val="0"/>
+                <w:sz w:val="28"/>
               </w:rPr>
               <w:t>Supabase Storage</w:t>
             </w:r>
@@ -638,12 +803,18 @@
         <w:tc>
           <w:tcPr>
             <w:tcW w:type="dxa" w:w="4422"/>
-          </w:tcPr>
-          <w:p>
-            <w:r/>
-            <w:r>
-              <w:rPr>
-                <w:sz w:val="24"/>
+            <w:vAlign w:val="center"/>
+          </w:tcPr>
+          <w:p>
+            <w:pPr>
+              <w:spacing w:before="40" w:after="40"/>
+              <w:jc w:val="left"/>
+            </w:pPr>
+            <w:r/>
+            <w:r>
+              <w:rPr>
+                <w:b w:val="0"/>
+                <w:sz w:val="28"/>
               </w:rPr>
               <w:t>เก็บรูปยืนยันตัวตน โดยกำหนดสิทธิ์เข้าถึงรายไฟล์ได้</w:t>
             </w:r>
@@ -654,12 +825,18 @@
         <w:tc>
           <w:tcPr>
             <w:tcW w:type="dxa" w:w="1814"/>
-          </w:tcPr>
-          <w:p>
-            <w:r/>
-            <w:r>
-              <w:rPr>
-                <w:sz w:val="24"/>
+            <w:vAlign w:val="center"/>
+          </w:tcPr>
+          <w:p>
+            <w:pPr>
+              <w:spacing w:before="40" w:after="40"/>
+              <w:jc w:val="left"/>
+            </w:pPr>
+            <w:r/>
+            <w:r>
+              <w:rPr>
+                <w:b w:val="0"/>
+                <w:sz w:val="28"/>
               </w:rPr>
               <w:t>การนำขึ้นใช้งาน</w:t>
             </w:r>
@@ -668,12 +845,18 @@
         <w:tc>
           <w:tcPr>
             <w:tcW w:type="dxa" w:w="2835"/>
-          </w:tcPr>
-          <w:p>
-            <w:r/>
-            <w:r>
-              <w:rPr>
-                <w:sz w:val="24"/>
+            <w:vAlign w:val="center"/>
+          </w:tcPr>
+          <w:p>
+            <w:pPr>
+              <w:spacing w:before="40" w:after="40"/>
+              <w:jc w:val="left"/>
+            </w:pPr>
+            <w:r/>
+            <w:r>
+              <w:rPr>
+                <w:b w:val="0"/>
+                <w:sz w:val="28"/>
               </w:rPr>
               <w:t>Vercel</w:t>
             </w:r>
@@ -682,12 +865,18 @@
         <w:tc>
           <w:tcPr>
             <w:tcW w:type="dxa" w:w="4422"/>
-          </w:tcPr>
-          <w:p>
-            <w:r/>
-            <w:r>
-              <w:rPr>
-                <w:sz w:val="24"/>
+            <w:vAlign w:val="center"/>
+          </w:tcPr>
+          <w:p>
+            <w:pPr>
+              <w:spacing w:before="40" w:after="40"/>
+              <w:jc w:val="left"/>
+            </w:pPr>
+            <w:r/>
+            <w:r>
+              <w:rPr>
+                <w:b w:val="0"/>
+                <w:sz w:val="28"/>
               </w:rPr>
               <w:t>เชื่อมกับ GitHub นำขึ้นอัตโนมัติทุกครั้งที่รวมโค้ดเข้าเส้นหลัก</w:t>
             </w:r>
@@ -723,6 +912,7 @@
         <w:tblStyle w:val="LightGrid-Accent1"/>
         <w:tblW w:type="auto" w:w="0"/>
         <w:jc w:val="center"/>
+        <w:tblLayout w:type="fixed"/>
         <w:tblLook w:firstColumn="1" w:firstRow="1" w:lastColumn="0" w:lastRow="0" w:noHBand="0" w:noVBand="1" w:val="04A0"/>
       </w:tblPr>
       <w:tblGrid>
@@ -734,13 +924,18 @@
         <w:tc>
           <w:tcPr>
             <w:tcW w:type="dxa" w:w="2041"/>
-          </w:tcPr>
-          <w:p>
+            <w:vAlign w:val="center"/>
+          </w:tcPr>
+          <w:p>
+            <w:pPr>
+              <w:spacing w:before="40" w:after="40"/>
+              <w:jc w:val="left"/>
+            </w:pPr>
             <w:r/>
             <w:r>
               <w:rPr>
                 <w:b/>
-                <w:sz w:val="24"/>
+                <w:sz w:val="28"/>
               </w:rPr>
               <w:t>ผู้ใช้</w:t>
             </w:r>
@@ -749,13 +944,18 @@
         <w:tc>
           <w:tcPr>
             <w:tcW w:type="dxa" w:w="2381"/>
-          </w:tcPr>
-          <w:p>
+            <w:vAlign w:val="center"/>
+          </w:tcPr>
+          <w:p>
+            <w:pPr>
+              <w:spacing w:before="40" w:after="40"/>
+              <w:jc w:val="left"/>
+            </w:pPr>
             <w:r/>
             <w:r>
               <w:rPr>
                 <w:b/>
-                <w:sz w:val="24"/>
+                <w:sz w:val="28"/>
               </w:rPr>
               <w:t>ใครคือคนใช้</w:t>
             </w:r>
@@ -764,13 +964,18 @@
         <w:tc>
           <w:tcPr>
             <w:tcW w:type="dxa" w:w="4649"/>
-          </w:tcPr>
-          <w:p>
+            <w:vAlign w:val="center"/>
+          </w:tcPr>
+          <w:p>
+            <w:pPr>
+              <w:spacing w:before="40" w:after="40"/>
+              <w:jc w:val="left"/>
+            </w:pPr>
             <w:r/>
             <w:r>
               <w:rPr>
                 <w:b/>
-                <w:sz w:val="24"/>
+                <w:sz w:val="28"/>
               </w:rPr>
               <w:t>ทำอะไรได้</w:t>
             </w:r>
@@ -781,12 +986,18 @@
         <w:tc>
           <w:tcPr>
             <w:tcW w:type="dxa" w:w="2041"/>
-          </w:tcPr>
-          <w:p>
-            <w:r/>
-            <w:r>
-              <w:rPr>
-                <w:sz w:val="24"/>
+            <w:vAlign w:val="center"/>
+          </w:tcPr>
+          <w:p>
+            <w:pPr>
+              <w:spacing w:before="40" w:after="40"/>
+              <w:jc w:val="left"/>
+            </w:pPr>
+            <w:r/>
+            <w:r>
+              <w:rPr>
+                <w:b w:val="0"/>
+                <w:sz w:val="28"/>
               </w:rPr>
               <w:t>ผู้ใช้ทั่วไป</w:t>
               <w:br/>
@@ -797,12 +1008,18 @@
         <w:tc>
           <w:tcPr>
             <w:tcW w:type="dxa" w:w="2381"/>
-          </w:tcPr>
-          <w:p>
-            <w:r/>
-            <w:r>
-              <w:rPr>
-                <w:sz w:val="24"/>
+            <w:vAlign w:val="center"/>
+          </w:tcPr>
+          <w:p>
+            <w:pPr>
+              <w:spacing w:before="40" w:after="40"/>
+              <w:jc w:val="left"/>
+            </w:pPr>
+            <w:r/>
+            <w:r>
+              <w:rPr>
+                <w:b w:val="0"/>
+                <w:sz w:val="28"/>
               </w:rPr>
               <w:t>ประชาชน ผู้ประสบภัย ผู้ที่ต้องการบริจาค</w:t>
             </w:r>
@@ -811,12 +1028,18 @@
         <w:tc>
           <w:tcPr>
             <w:tcW w:type="dxa" w:w="4649"/>
-          </w:tcPr>
-          <w:p>
-            <w:r/>
-            <w:r>
-              <w:rPr>
-                <w:sz w:val="24"/>
+            <w:vAlign w:val="center"/>
+          </w:tcPr>
+          <w:p>
+            <w:pPr>
+              <w:spacing w:before="40" w:after="40"/>
+              <w:jc w:val="left"/>
+            </w:pPr>
+            <w:r/>
+            <w:r>
+              <w:rPr>
+                <w:b w:val="0"/>
+                <w:sz w:val="28"/>
               </w:rPr>
               <w:t>ดูสิ่งของที่ศูนย์ขาดแคลน แจ้งความประสงค์บริจาค และขอรับความช่วยเหลือ</w:t>
             </w:r>
@@ -827,12 +1050,18 @@
         <w:tc>
           <w:tcPr>
             <w:tcW w:type="dxa" w:w="2041"/>
-          </w:tcPr>
-          <w:p>
-            <w:r/>
-            <w:r>
-              <w:rPr>
-                <w:sz w:val="24"/>
+            <w:vAlign w:val="center"/>
+          </w:tcPr>
+          <w:p>
+            <w:pPr>
+              <w:spacing w:before="40" w:after="40"/>
+              <w:jc w:val="left"/>
+            </w:pPr>
+            <w:r/>
+            <w:r>
+              <w:rPr>
+                <w:b w:val="0"/>
+                <w:sz w:val="28"/>
               </w:rPr>
               <w:t>อาสาสมัคร</w:t>
             </w:r>
@@ -841,12 +1070,18 @@
         <w:tc>
           <w:tcPr>
             <w:tcW w:type="dxa" w:w="2381"/>
-          </w:tcPr>
-          <w:p>
-            <w:r/>
-            <w:r>
-              <w:rPr>
-                <w:sz w:val="24"/>
+            <w:vAlign w:val="center"/>
+          </w:tcPr>
+          <w:p>
+            <w:pPr>
+              <w:spacing w:before="40" w:after="40"/>
+              <w:jc w:val="left"/>
+            </w:pPr>
+            <w:r/>
+            <w:r>
+              <w:rPr>
+                <w:b w:val="0"/>
+                <w:sz w:val="28"/>
               </w:rPr>
               <w:t>ผู้ช่วยงานประจำศูนย์พักพิง</w:t>
             </w:r>
@@ -855,12 +1090,18 @@
         <w:tc>
           <w:tcPr>
             <w:tcW w:type="dxa" w:w="4649"/>
-          </w:tcPr>
-          <w:p>
-            <w:r/>
-            <w:r>
-              <w:rPr>
-                <w:sz w:val="24"/>
+            <w:vAlign w:val="center"/>
+          </w:tcPr>
+          <w:p>
+            <w:pPr>
+              <w:spacing w:before="40" w:after="40"/>
+              <w:jc w:val="left"/>
+            </w:pPr>
+            <w:r/>
+            <w:r>
+              <w:rPr>
+                <w:b w:val="0"/>
+                <w:sz w:val="28"/>
               </w:rPr>
               <w:t>ดูงานของศูนย์ตัวเอง ยืนยันรับของที่ส่งมาถึง และอัปโหลดรูปยืนยันตัวตน</w:t>
             </w:r>
@@ -871,12 +1112,18 @@
         <w:tc>
           <w:tcPr>
             <w:tcW w:type="dxa" w:w="2041"/>
-          </w:tcPr>
-          <w:p>
-            <w:r/>
-            <w:r>
-              <w:rPr>
-                <w:sz w:val="24"/>
+            <w:vAlign w:val="center"/>
+          </w:tcPr>
+          <w:p>
+            <w:pPr>
+              <w:spacing w:before="40" w:after="40"/>
+              <w:jc w:val="left"/>
+            </w:pPr>
+            <w:r/>
+            <w:r>
+              <w:rPr>
+                <w:b w:val="0"/>
+                <w:sz w:val="28"/>
               </w:rPr>
               <w:t>เจ้าหน้าที่</w:t>
             </w:r>
@@ -885,12 +1132,18 @@
         <w:tc>
           <w:tcPr>
             <w:tcW w:type="dxa" w:w="2381"/>
-          </w:tcPr>
-          <w:p>
-            <w:r/>
-            <w:r>
-              <w:rPr>
-                <w:sz w:val="24"/>
+            <w:vAlign w:val="center"/>
+          </w:tcPr>
+          <w:p>
+            <w:pPr>
+              <w:spacing w:before="40" w:after="40"/>
+              <w:jc w:val="left"/>
+            </w:pPr>
+            <w:r/>
+            <w:r>
+              <w:rPr>
+                <w:b w:val="0"/>
+                <w:sz w:val="28"/>
               </w:rPr>
               <w:t>เจ้าหน้าที่ประจำศูนย์รับบริจาค</w:t>
             </w:r>
@@ -899,12 +1152,18 @@
         <w:tc>
           <w:tcPr>
             <w:tcW w:type="dxa" w:w="4649"/>
-          </w:tcPr>
-          <w:p>
-            <w:r/>
-            <w:r>
-              <w:rPr>
-                <w:sz w:val="24"/>
+            <w:vAlign w:val="center"/>
+          </w:tcPr>
+          <w:p>
+            <w:pPr>
+              <w:spacing w:before="40" w:after="40"/>
+              <w:jc w:val="left"/>
+            </w:pPr>
+            <w:r/>
+            <w:r>
+              <w:rPr>
+                <w:b w:val="0"/>
+                <w:sz w:val="28"/>
               </w:rPr>
               <w:t>บันทึกของเข้าคลัง ดูคลัง สร้างคำขอ จัดสรรและตัดจ่าย จัดการทะเบียนผู้บริจาค</w:t>
             </w:r>
@@ -915,12 +1174,18 @@
         <w:tc>
           <w:tcPr>
             <w:tcW w:type="dxa" w:w="2041"/>
-          </w:tcPr>
-          <w:p>
-            <w:r/>
-            <w:r>
-              <w:rPr>
-                <w:sz w:val="24"/>
+            <w:vAlign w:val="center"/>
+          </w:tcPr>
+          <w:p>
+            <w:pPr>
+              <w:spacing w:before="40" w:after="40"/>
+              <w:jc w:val="left"/>
+            </w:pPr>
+            <w:r/>
+            <w:r>
+              <w:rPr>
+                <w:b w:val="0"/>
+                <w:sz w:val="28"/>
               </w:rPr>
               <w:t>ผู้ดูแลระบบ</w:t>
             </w:r>
@@ -929,12 +1194,18 @@
         <w:tc>
           <w:tcPr>
             <w:tcW w:type="dxa" w:w="2381"/>
-          </w:tcPr>
-          <w:p>
-            <w:r/>
-            <w:r>
-              <w:rPr>
-                <w:sz w:val="24"/>
+            <w:vAlign w:val="center"/>
+          </w:tcPr>
+          <w:p>
+            <w:pPr>
+              <w:spacing w:before="40" w:after="40"/>
+              <w:jc w:val="left"/>
+            </w:pPr>
+            <w:r/>
+            <w:r>
+              <w:rPr>
+                <w:b w:val="0"/>
+                <w:sz w:val="28"/>
               </w:rPr>
               <w:t>หัวหน้าศูนย์รับบริจาค</w:t>
             </w:r>
@@ -943,12 +1214,18 @@
         <w:tc>
           <w:tcPr>
             <w:tcW w:type="dxa" w:w="4649"/>
-          </w:tcPr>
-          <w:p>
-            <w:r/>
-            <w:r>
-              <w:rPr>
-                <w:sz w:val="24"/>
+            <w:vAlign w:val="center"/>
+          </w:tcPr>
+          <w:p>
+            <w:pPr>
+              <w:spacing w:before="40" w:after="40"/>
+              <w:jc w:val="left"/>
+            </w:pPr>
+            <w:r/>
+            <w:r>
+              <w:rPr>
+                <w:b w:val="0"/>
+                <w:sz w:val="28"/>
               </w:rPr>
               <w:t>ทำได้ทุกอย่างที่เจ้าหน้าที่ทำได้ ข้ามได้ทุกศูนย์ และจัดการศูนย์กับผู้ใช้</w:t>
             </w:r>
@@ -1001,6 +1278,7 @@
         <w:tblStyle w:val="LightGrid-Accent1"/>
         <w:tblW w:type="auto" w:w="0"/>
         <w:jc w:val="center"/>
+        <w:tblLayout w:type="fixed"/>
         <w:tblLook w:firstColumn="1" w:firstRow="1" w:lastColumn="0" w:lastRow="0" w:noHBand="0" w:noVBand="1" w:val="04A0"/>
       </w:tblPr>
       <w:tblGrid>
@@ -1012,13 +1290,18 @@
         <w:tc>
           <w:tcPr>
             <w:tcW w:type="dxa" w:w="2041"/>
-          </w:tcPr>
-          <w:p>
+            <w:vAlign w:val="center"/>
+          </w:tcPr>
+          <w:p>
+            <w:pPr>
+              <w:spacing w:before="40" w:after="40"/>
+              <w:jc w:val="left"/>
+            </w:pPr>
             <w:r/>
             <w:r>
               <w:rPr>
                 <w:b/>
-                <w:sz w:val="24"/>
+                <w:sz w:val="28"/>
               </w:rPr>
               <w:t>กลุ่ม</w:t>
             </w:r>
@@ -1027,13 +1310,18 @@
         <w:tc>
           <w:tcPr>
             <w:tcW w:type="dxa" w:w="3628"/>
-          </w:tcPr>
-          <w:p>
+            <w:vAlign w:val="center"/>
+          </w:tcPr>
+          <w:p>
+            <w:pPr>
+              <w:spacing w:before="40" w:after="40"/>
+              <w:jc w:val="left"/>
+            </w:pPr>
             <w:r/>
             <w:r>
               <w:rPr>
                 <w:b/>
-                <w:sz w:val="24"/>
+                <w:sz w:val="28"/>
               </w:rPr>
               <w:t>ตาราง</w:t>
             </w:r>
@@ -1042,13 +1330,18 @@
         <w:tc>
           <w:tcPr>
             <w:tcW w:type="dxa" w:w="3402"/>
-          </w:tcPr>
-          <w:p>
+            <w:vAlign w:val="center"/>
+          </w:tcPr>
+          <w:p>
+            <w:pPr>
+              <w:spacing w:before="40" w:after="40"/>
+              <w:jc w:val="left"/>
+            </w:pPr>
             <w:r/>
             <w:r>
               <w:rPr>
                 <w:b/>
-                <w:sz w:val="24"/>
+                <w:sz w:val="28"/>
               </w:rPr>
               <w:t>หน้าที่</w:t>
             </w:r>
@@ -1059,12 +1352,18 @@
         <w:tc>
           <w:tcPr>
             <w:tcW w:type="dxa" w:w="2041"/>
-          </w:tcPr>
-          <w:p>
-            <w:r/>
-            <w:r>
-              <w:rPr>
-                <w:sz w:val="24"/>
+            <w:vAlign w:val="center"/>
+          </w:tcPr>
+          <w:p>
+            <w:pPr>
+              <w:spacing w:before="40" w:after="40"/>
+              <w:jc w:val="left"/>
+            </w:pPr>
+            <w:r/>
+            <w:r>
+              <w:rPr>
+                <w:b w:val="0"/>
+                <w:sz w:val="28"/>
               </w:rPr>
               <w:t>ผู้ใช้และสถานที่</w:t>
             </w:r>
@@ -1073,12 +1372,18 @@
         <w:tc>
           <w:tcPr>
             <w:tcW w:type="dxa" w:w="3628"/>
-          </w:tcPr>
-          <w:p>
-            <w:r/>
-            <w:r>
-              <w:rPr>
-                <w:sz w:val="24"/>
+            <w:vAlign w:val="center"/>
+          </w:tcPr>
+          <w:p>
+            <w:pPr>
+              <w:spacing w:before="40" w:after="40"/>
+              <w:jc w:val="left"/>
+            </w:pPr>
+            <w:r/>
+            <w:r>
+              <w:rPr>
+                <w:b w:val="0"/>
+                <w:sz w:val="28"/>
               </w:rPr>
               <w:t>profiles, centers</w:t>
             </w:r>
@@ -1087,12 +1392,18 @@
         <w:tc>
           <w:tcPr>
             <w:tcW w:type="dxa" w:w="3402"/>
-          </w:tcPr>
-          <w:p>
-            <w:r/>
-            <w:r>
-              <w:rPr>
-                <w:sz w:val="24"/>
+            <w:vAlign w:val="center"/>
+          </w:tcPr>
+          <w:p>
+            <w:pPr>
+              <w:spacing w:before="40" w:after="40"/>
+              <w:jc w:val="left"/>
+            </w:pPr>
+            <w:r/>
+            <w:r>
+              <w:rPr>
+                <w:b w:val="0"/>
+                <w:sz w:val="28"/>
               </w:rPr>
               <w:t>ใครเป็นใคร สังกัดศูนย์ไหน</w:t>
             </w:r>
@@ -1103,12 +1414,18 @@
         <w:tc>
           <w:tcPr>
             <w:tcW w:type="dxa" w:w="2041"/>
-          </w:tcPr>
-          <w:p>
-            <w:r/>
-            <w:r>
-              <w:rPr>
-                <w:sz w:val="24"/>
+            <w:vAlign w:val="center"/>
+          </w:tcPr>
+          <w:p>
+            <w:pPr>
+              <w:spacing w:before="40" w:after="40"/>
+              <w:jc w:val="left"/>
+            </w:pPr>
+            <w:r/>
+            <w:r>
+              <w:rPr>
+                <w:b w:val="0"/>
+                <w:sz w:val="28"/>
               </w:rPr>
               <w:t>งานหลัก</w:t>
             </w:r>
@@ -1117,12 +1434,18 @@
         <w:tc>
           <w:tcPr>
             <w:tcW w:type="dxa" w:w="3628"/>
-          </w:tcPr>
-          <w:p>
-            <w:r/>
-            <w:r>
-              <w:rPr>
-                <w:sz w:val="24"/>
+            <w:vAlign w:val="center"/>
+          </w:tcPr>
+          <w:p>
+            <w:pPr>
+              <w:spacing w:before="40" w:after="40"/>
+              <w:jc w:val="left"/>
+            </w:pPr>
+            <w:r/>
+            <w:r>
+              <w:rPr>
+                <w:b w:val="0"/>
+                <w:sz w:val="28"/>
               </w:rPr>
               <w:t>donors, donations, requests, allocations</w:t>
             </w:r>
@@ -1131,12 +1454,18 @@
         <w:tc>
           <w:tcPr>
             <w:tcW w:type="dxa" w:w="3402"/>
-          </w:tcPr>
-          <w:p>
-            <w:r/>
-            <w:r>
-              <w:rPr>
-                <w:sz w:val="24"/>
+            <w:vAlign w:val="center"/>
+          </w:tcPr>
+          <w:p>
+            <w:pPr>
+              <w:spacing w:before="40" w:after="40"/>
+              <w:jc w:val="left"/>
+            </w:pPr>
+            <w:r/>
+            <w:r>
+              <w:rPr>
+                <w:b w:val="0"/>
+                <w:sz w:val="28"/>
               </w:rPr>
               <w:t>ของที่เข้ามา ของที่ถูกขอ และของที่จ่ายออก</w:t>
             </w:r>
@@ -1147,12 +1476,18 @@
         <w:tc>
           <w:tcPr>
             <w:tcW w:type="dxa" w:w="2041"/>
-          </w:tcPr>
-          <w:p>
-            <w:r/>
-            <w:r>
-              <w:rPr>
-                <w:sz w:val="24"/>
+            <w:vAlign w:val="center"/>
+          </w:tcPr>
+          <w:p>
+            <w:pPr>
+              <w:spacing w:before="40" w:after="40"/>
+              <w:jc w:val="left"/>
+            </w:pPr>
+            <w:r/>
+            <w:r>
+              <w:rPr>
+                <w:b w:val="0"/>
+                <w:sz w:val="28"/>
               </w:rPr>
               <w:t>คำร้องจากคนทั่วไป</w:t>
             </w:r>
@@ -1161,12 +1496,18 @@
         <w:tc>
           <w:tcPr>
             <w:tcW w:type="dxa" w:w="3628"/>
-          </w:tcPr>
-          <w:p>
-            <w:r/>
-            <w:r>
-              <w:rPr>
-                <w:sz w:val="24"/>
+            <w:vAlign w:val="center"/>
+          </w:tcPr>
+          <w:p>
+            <w:pPr>
+              <w:spacing w:before="40" w:after="40"/>
+              <w:jc w:val="left"/>
+            </w:pPr>
+            <w:r/>
+            <w:r>
+              <w:rPr>
+                <w:b w:val="0"/>
+                <w:sz w:val="28"/>
               </w:rPr>
               <w:t>donation_pledges, request_pledges, public_needs</w:t>
             </w:r>
@@ -1175,12 +1516,18 @@
         <w:tc>
           <w:tcPr>
             <w:tcW w:type="dxa" w:w="3402"/>
-          </w:tcPr>
-          <w:p>
-            <w:r/>
-            <w:r>
-              <w:rPr>
-                <w:sz w:val="24"/>
+            <w:vAlign w:val="center"/>
+          </w:tcPr>
+          <w:p>
+            <w:pPr>
+              <w:spacing w:before="40" w:after="40"/>
+              <w:jc w:val="left"/>
+            </w:pPr>
+            <w:r/>
+            <w:r>
+              <w:rPr>
+                <w:b w:val="0"/>
+                <w:sz w:val="28"/>
               </w:rPr>
               <w:t>ข้อมูลที่ยังไม่ผ่านการตรวจสอบ รอเจ้าหน้าที่อนุมัติ</w:t>
             </w:r>
@@ -1202,6 +1549,7 @@
         <w:tblStyle w:val="LightGrid-Accent1"/>
         <w:tblW w:type="auto" w:w="0"/>
         <w:jc w:val="center"/>
+        <w:tblLayout w:type="fixed"/>
         <w:tblLook w:firstColumn="1" w:firstRow="1" w:lastColumn="0" w:lastRow="0" w:noHBand="0" w:noVBand="1" w:val="04A0"/>
       </w:tblPr>
       <w:tblGrid>
@@ -1213,13 +1561,18 @@
         <w:tc>
           <w:tcPr>
             <w:tcW w:type="dxa" w:w="1587"/>
-          </w:tcPr>
-          <w:p>
+            <w:vAlign w:val="center"/>
+          </w:tcPr>
+          <w:p>
+            <w:pPr>
+              <w:spacing w:before="40" w:after="40"/>
+              <w:jc w:val="left"/>
+            </w:pPr>
             <w:r/>
             <w:r>
               <w:rPr>
                 <w:b/>
-                <w:sz w:val="24"/>
+                <w:sz w:val="28"/>
               </w:rPr>
               <w:t>ตาราง</w:t>
             </w:r>
@@ -1228,13 +1581,18 @@
         <w:tc>
           <w:tcPr>
             <w:tcW w:type="dxa" w:w="3515"/>
-          </w:tcPr>
-          <w:p>
+            <w:vAlign w:val="center"/>
+          </w:tcPr>
+          <w:p>
+            <w:pPr>
+              <w:spacing w:before="40" w:after="40"/>
+              <w:jc w:val="left"/>
+            </w:pPr>
             <w:r/>
             <w:r>
               <w:rPr>
                 <w:b/>
-                <w:sz w:val="24"/>
+                <w:sz w:val="28"/>
               </w:rPr>
               <w:t>เก็บอะไร</w:t>
             </w:r>
@@ -1243,13 +1601,18 @@
         <w:tc>
           <w:tcPr>
             <w:tcW w:type="dxa" w:w="3969"/>
-          </w:tcPr>
-          <w:p>
+            <w:vAlign w:val="center"/>
+          </w:tcPr>
+          <w:p>
+            <w:pPr>
+              <w:spacing w:before="40" w:after="40"/>
+              <w:jc w:val="left"/>
+            </w:pPr>
             <w:r/>
             <w:r>
               <w:rPr>
                 <w:b/>
-                <w:sz w:val="24"/>
+                <w:sz w:val="28"/>
               </w:rPr>
               <w:t>จุดที่ต้องระวัง</w:t>
             </w:r>
@@ -1260,12 +1623,18 @@
         <w:tc>
           <w:tcPr>
             <w:tcW w:type="dxa" w:w="1587"/>
-          </w:tcPr>
-          <w:p>
-            <w:r/>
-            <w:r>
-              <w:rPr>
-                <w:sz w:val="24"/>
+            <w:vAlign w:val="center"/>
+          </w:tcPr>
+          <w:p>
+            <w:pPr>
+              <w:spacing w:before="40" w:after="40"/>
+              <w:jc w:val="left"/>
+            </w:pPr>
+            <w:r/>
+            <w:r>
+              <w:rPr>
+                <w:b w:val="0"/>
+                <w:sz w:val="28"/>
               </w:rPr>
               <w:t>centers</w:t>
             </w:r>
@@ -1274,12 +1643,18 @@
         <w:tc>
           <w:tcPr>
             <w:tcW w:type="dxa" w:w="3515"/>
-          </w:tcPr>
-          <w:p>
-            <w:r/>
-            <w:r>
-              <w:rPr>
-                <w:sz w:val="24"/>
+            <w:vAlign w:val="center"/>
+          </w:tcPr>
+          <w:p>
+            <w:pPr>
+              <w:spacing w:before="40" w:after="40"/>
+              <w:jc w:val="left"/>
+            </w:pPr>
+            <w:r/>
+            <w:r>
+              <w:rPr>
+                <w:b w:val="0"/>
+                <w:sz w:val="28"/>
               </w:rPr>
               <w:t>ศูนย์รับบริจาคและศูนย์พักพิง ชื่อ ที่อยู่ เบอร์ติดต่อ</w:t>
             </w:r>
@@ -1288,12 +1663,18 @@
         <w:tc>
           <w:tcPr>
             <w:tcW w:type="dxa" w:w="3969"/>
-          </w:tcPr>
-          <w:p>
-            <w:r/>
-            <w:r>
-              <w:rPr>
-                <w:sz w:val="24"/>
+            <w:vAlign w:val="center"/>
+          </w:tcPr>
+          <w:p>
+            <w:pPr>
+              <w:spacing w:before="40" w:after="40"/>
+              <w:jc w:val="left"/>
+            </w:pPr>
+            <w:r/>
+            <w:r>
+              <w:rPr>
+                <w:b w:val="0"/>
+                <w:sz w:val="28"/>
               </w:rPr>
               <w:t>ใช้การปิดใช้งานแทนการลบ เพื่อไม่ให้ประวัติเดิมขาดหาย</w:t>
             </w:r>
@@ -1304,12 +1685,18 @@
         <w:tc>
           <w:tcPr>
             <w:tcW w:type="dxa" w:w="1587"/>
-          </w:tcPr>
-          <w:p>
-            <w:r/>
-            <w:r>
-              <w:rPr>
-                <w:sz w:val="24"/>
+            <w:vAlign w:val="center"/>
+          </w:tcPr>
+          <w:p>
+            <w:pPr>
+              <w:spacing w:before="40" w:after="40"/>
+              <w:jc w:val="left"/>
+            </w:pPr>
+            <w:r/>
+            <w:r>
+              <w:rPr>
+                <w:b w:val="0"/>
+                <w:sz w:val="28"/>
               </w:rPr>
               <w:t>profiles</w:t>
             </w:r>
@@ -1318,12 +1705,18 @@
         <w:tc>
           <w:tcPr>
             <w:tcW w:type="dxa" w:w="3515"/>
-          </w:tcPr>
-          <w:p>
-            <w:r/>
-            <w:r>
-              <w:rPr>
-                <w:sz w:val="24"/>
+            <w:vAlign w:val="center"/>
+          </w:tcPr>
+          <w:p>
+            <w:pPr>
+              <w:spacing w:before="40" w:after="40"/>
+              <w:jc w:val="left"/>
+            </w:pPr>
+            <w:r/>
+            <w:r>
+              <w:rPr>
+                <w:b w:val="0"/>
+                <w:sz w:val="28"/>
               </w:rPr>
               <w:t>ข้อมูลผู้ใช้ บทบาท ศูนย์ที่สังกัด และรูปยืนยันตัวตน</w:t>
             </w:r>
@@ -1332,12 +1725,18 @@
         <w:tc>
           <w:tcPr>
             <w:tcW w:type="dxa" w:w="3969"/>
-          </w:tcPr>
-          <w:p>
-            <w:r/>
-            <w:r>
-              <w:rPr>
-                <w:sz w:val="24"/>
+            <w:vAlign w:val="center"/>
+          </w:tcPr>
+          <w:p>
+            <w:pPr>
+              <w:spacing w:before="40" w:after="40"/>
+              <w:jc w:val="left"/>
+            </w:pPr>
+            <w:r/>
+            <w:r>
+              <w:rPr>
+                <w:b w:val="0"/>
+                <w:sz w:val="28"/>
               </w:rPr>
               <w:t>ผูกกับระบบยืนยันตัวตนของ Supabase สร้างอัตโนมัติด้วยตัวดักจับตอนสมัคร</w:t>
             </w:r>
@@ -1348,12 +1747,18 @@
         <w:tc>
           <w:tcPr>
             <w:tcW w:type="dxa" w:w="1587"/>
-          </w:tcPr>
-          <w:p>
-            <w:r/>
-            <w:r>
-              <w:rPr>
-                <w:sz w:val="24"/>
+            <w:vAlign w:val="center"/>
+          </w:tcPr>
+          <w:p>
+            <w:pPr>
+              <w:spacing w:before="40" w:after="40"/>
+              <w:jc w:val="left"/>
+            </w:pPr>
+            <w:r/>
+            <w:r>
+              <w:rPr>
+                <w:b w:val="0"/>
+                <w:sz w:val="28"/>
               </w:rPr>
               <w:t>donors</w:t>
             </w:r>
@@ -1362,12 +1767,18 @@
         <w:tc>
           <w:tcPr>
             <w:tcW w:type="dxa" w:w="3515"/>
-          </w:tcPr>
-          <w:p>
-            <w:r/>
-            <w:r>
-              <w:rPr>
-                <w:sz w:val="24"/>
+            <w:vAlign w:val="center"/>
+          </w:tcPr>
+          <w:p>
+            <w:pPr>
+              <w:spacing w:before="40" w:after="40"/>
+              <w:jc w:val="left"/>
+            </w:pPr>
+            <w:r/>
+            <w:r>
+              <w:rPr>
+                <w:b w:val="0"/>
+                <w:sz w:val="28"/>
               </w:rPr>
               <w:t>ทะเบียนผู้บริจาค ทั้งบุคคลและองค์กร</w:t>
             </w:r>
@@ -1376,12 +1787,18 @@
         <w:tc>
           <w:tcPr>
             <w:tcW w:type="dxa" w:w="3969"/>
-          </w:tcPr>
-          <w:p>
-            <w:r/>
-            <w:r>
-              <w:rPr>
-                <w:sz w:val="24"/>
+            <w:vAlign w:val="center"/>
+          </w:tcPr>
+          <w:p>
+            <w:pPr>
+              <w:spacing w:before="40" w:after="40"/>
+              <w:jc w:val="left"/>
+            </w:pPr>
+            <w:r/>
+            <w:r>
+              <w:rPr>
+                <w:b w:val="0"/>
+                <w:sz w:val="28"/>
               </w:rPr>
               <w:t>ถ้าเลือกไม่ประสงค์ออกนาม ต้องซ่อนข้อมูลทุกช่องรวมถึงในไฟล์ที่ส่งออก</w:t>
             </w:r>
@@ -1392,12 +1809,18 @@
         <w:tc>
           <w:tcPr>
             <w:tcW w:type="dxa" w:w="1587"/>
-          </w:tcPr>
-          <w:p>
-            <w:r/>
-            <w:r>
-              <w:rPr>
-                <w:sz w:val="24"/>
+            <w:vAlign w:val="center"/>
+          </w:tcPr>
+          <w:p>
+            <w:pPr>
+              <w:spacing w:before="40" w:after="40"/>
+              <w:jc w:val="left"/>
+            </w:pPr>
+            <w:r/>
+            <w:r>
+              <w:rPr>
+                <w:b w:val="0"/>
+                <w:sz w:val="28"/>
               </w:rPr>
               <w:t>donations</w:t>
             </w:r>
@@ -1406,12 +1829,18 @@
         <w:tc>
           <w:tcPr>
             <w:tcW w:type="dxa" w:w="3515"/>
-          </w:tcPr>
-          <w:p>
-            <w:r/>
-            <w:r>
-              <w:rPr>
-                <w:sz w:val="24"/>
+            <w:vAlign w:val="center"/>
+          </w:tcPr>
+          <w:p>
+            <w:pPr>
+              <w:spacing w:before="40" w:after="40"/>
+              <w:jc w:val="left"/>
+            </w:pPr>
+            <w:r/>
+            <w:r>
+              <w:rPr>
+                <w:b w:val="0"/>
+                <w:sz w:val="28"/>
               </w:rPr>
               <w:t>ของที่รับเข้าคลัง แยกเป็นล็อต พร้อมวันหมดอายุ</w:t>
             </w:r>
@@ -1420,12 +1849,18 @@
         <w:tc>
           <w:tcPr>
             <w:tcW w:type="dxa" w:w="3969"/>
-          </w:tcPr>
-          <w:p>
-            <w:r/>
-            <w:r>
-              <w:rPr>
-                <w:sz w:val="24"/>
+            <w:vAlign w:val="center"/>
+          </w:tcPr>
+          <w:p>
+            <w:pPr>
+              <w:spacing w:before="40" w:after="40"/>
+              <w:jc w:val="left"/>
+            </w:pPr>
+            <w:r/>
+            <w:r>
+              <w:rPr>
+                <w:b w:val="0"/>
+                <w:sz w:val="28"/>
               </w:rPr>
               <w:t>ยอดคงเหลือห้ามแก้โดยตรง มีตัวดักจับกันไว้</w:t>
             </w:r>
@@ -1436,12 +1871,18 @@
         <w:tc>
           <w:tcPr>
             <w:tcW w:type="dxa" w:w="1587"/>
-          </w:tcPr>
-          <w:p>
-            <w:r/>
-            <w:r>
-              <w:rPr>
-                <w:sz w:val="24"/>
+            <w:vAlign w:val="center"/>
+          </w:tcPr>
+          <w:p>
+            <w:pPr>
+              <w:spacing w:before="40" w:after="40"/>
+              <w:jc w:val="left"/>
+            </w:pPr>
+            <w:r/>
+            <w:r>
+              <w:rPr>
+                <w:b w:val="0"/>
+                <w:sz w:val="28"/>
               </w:rPr>
               <w:t>requests</w:t>
             </w:r>
@@ -1450,12 +1891,18 @@
         <w:tc>
           <w:tcPr>
             <w:tcW w:type="dxa" w:w="3515"/>
-          </w:tcPr>
-          <w:p>
-            <w:r/>
-            <w:r>
-              <w:rPr>
-                <w:sz w:val="24"/>
+            <w:vAlign w:val="center"/>
+          </w:tcPr>
+          <w:p>
+            <w:pPr>
+              <w:spacing w:before="40" w:after="40"/>
+              <w:jc w:val="left"/>
+            </w:pPr>
+            <w:r/>
+            <w:r>
+              <w:rPr>
+                <w:b w:val="0"/>
+                <w:sz w:val="28"/>
               </w:rPr>
               <w:t>คำขอสิ่งของจากศูนย์พักพิง พร้อมระดับความเร่งด่วน</w:t>
             </w:r>
@@ -1464,12 +1911,18 @@
         <w:tc>
           <w:tcPr>
             <w:tcW w:type="dxa" w:w="3969"/>
-          </w:tcPr>
-          <w:p>
-            <w:r/>
-            <w:r>
-              <w:rPr>
-                <w:sz w:val="24"/>
+            <w:vAlign w:val="center"/>
+          </w:tcPr>
+          <w:p>
+            <w:pPr>
+              <w:spacing w:before="40" w:after="40"/>
+              <w:jc w:val="left"/>
+            </w:pPr>
+            <w:r/>
+            <w:r>
+              <w:rPr>
+                <w:b w:val="0"/>
+                <w:sz w:val="28"/>
               </w:rPr>
               <w:t>สถานะเปลี่ยนเองอัตโนมัติตามยอดที่จ่ายไปแล้ว</w:t>
             </w:r>
@@ -1480,12 +1933,18 @@
         <w:tc>
           <w:tcPr>
             <w:tcW w:type="dxa" w:w="1587"/>
-          </w:tcPr>
-          <w:p>
-            <w:r/>
-            <w:r>
-              <w:rPr>
-                <w:sz w:val="24"/>
+            <w:vAlign w:val="center"/>
+          </w:tcPr>
+          <w:p>
+            <w:pPr>
+              <w:spacing w:before="40" w:after="40"/>
+              <w:jc w:val="left"/>
+            </w:pPr>
+            <w:r/>
+            <w:r>
+              <w:rPr>
+                <w:b w:val="0"/>
+                <w:sz w:val="28"/>
               </w:rPr>
               <w:t>allocations</w:t>
             </w:r>
@@ -1494,12 +1953,18 @@
         <w:tc>
           <w:tcPr>
             <w:tcW w:type="dxa" w:w="3515"/>
-          </w:tcPr>
-          <w:p>
-            <w:r/>
-            <w:r>
-              <w:rPr>
-                <w:sz w:val="24"/>
+            <w:vAlign w:val="center"/>
+          </w:tcPr>
+          <w:p>
+            <w:pPr>
+              <w:spacing w:before="40" w:after="40"/>
+              <w:jc w:val="left"/>
+            </w:pPr>
+            <w:r/>
+            <w:r>
+              <w:rPr>
+                <w:b w:val="0"/>
+                <w:sz w:val="28"/>
               </w:rPr>
               <w:t>บันทึกว่าของล็อตไหนถูกจ่ายให้คำขอใด จำนวนเท่าไร ใครเป็นคนทำ</w:t>
             </w:r>
@@ -1508,12 +1973,18 @@
         <w:tc>
           <w:tcPr>
             <w:tcW w:type="dxa" w:w="3969"/>
-          </w:tcPr>
-          <w:p>
-            <w:r/>
-            <w:r>
-              <w:rPr>
-                <w:sz w:val="24"/>
+            <w:vAlign w:val="center"/>
+          </w:tcPr>
+          <w:p>
+            <w:pPr>
+              <w:spacing w:before="40" w:after="40"/>
+              <w:jc w:val="left"/>
+            </w:pPr>
+            <w:r/>
+            <w:r>
+              <w:rPr>
+                <w:b w:val="0"/>
+                <w:sz w:val="28"/>
               </w:rPr>
               <w:t>เป็นตารางกลางที่ทำให้ตรวจสอบย้อนหลังได้ ไม่ลบแถว ใช้การยกเลิกแทน</w:t>
             </w:r>
@@ -1629,6 +2100,7 @@
         <w:tblStyle w:val="LightGrid-Accent1"/>
         <w:tblW w:type="auto" w:w="0"/>
         <w:jc w:val="center"/>
+        <w:tblLayout w:type="fixed"/>
         <w:tblLook w:firstColumn="1" w:firstRow="1" w:lastColumn="0" w:lastRow="0" w:noHBand="0" w:noVBand="1" w:val="04A0"/>
       </w:tblPr>
       <w:tblGrid>
@@ -1639,13 +2111,18 @@
         <w:tc>
           <w:tcPr>
             <w:tcW w:type="dxa" w:w="2948"/>
-          </w:tcPr>
-          <w:p>
+            <w:vAlign w:val="center"/>
+          </w:tcPr>
+          <w:p>
+            <w:pPr>
+              <w:spacing w:before="40" w:after="40"/>
+              <w:jc w:val="left"/>
+            </w:pPr>
             <w:r/>
             <w:r>
               <w:rPr>
                 <w:b/>
-                <w:sz w:val="24"/>
+                <w:sz w:val="28"/>
               </w:rPr>
               <w:t>ตารางที่เกี่ยวข้อง</w:t>
             </w:r>
@@ -1654,13 +2131,18 @@
         <w:tc>
           <w:tcPr>
             <w:tcW w:type="dxa" w:w="6123"/>
-          </w:tcPr>
-          <w:p>
+            <w:vAlign w:val="center"/>
+          </w:tcPr>
+          <w:p>
+            <w:pPr>
+              <w:spacing w:before="40" w:after="40"/>
+              <w:jc w:val="left"/>
+            </w:pPr>
             <w:r/>
             <w:r>
               <w:rPr>
                 <w:b/>
-                <w:sz w:val="24"/>
+                <w:sz w:val="28"/>
               </w:rPr>
               <w:t>อธิบาย</w:t>
             </w:r>
@@ -1671,12 +2153,18 @@
         <w:tc>
           <w:tcPr>
             <w:tcW w:type="dxa" w:w="2948"/>
-          </w:tcPr>
-          <w:p>
-            <w:r/>
-            <w:r>
-              <w:rPr>
-                <w:sz w:val="24"/>
+            <w:vAlign w:val="center"/>
+          </w:tcPr>
+          <w:p>
+            <w:pPr>
+              <w:spacing w:before="40" w:after="40"/>
+              <w:jc w:val="left"/>
+            </w:pPr>
+            <w:r/>
+            <w:r>
+              <w:rPr>
+                <w:b w:val="0"/>
+                <w:sz w:val="28"/>
               </w:rPr>
               <w:t>centers  →  profiles</w:t>
             </w:r>
@@ -1685,12 +2173,18 @@
         <w:tc>
           <w:tcPr>
             <w:tcW w:type="dxa" w:w="6123"/>
-          </w:tcPr>
-          <w:p>
-            <w:r/>
-            <w:r>
-              <w:rPr>
-                <w:sz w:val="24"/>
+            <w:vAlign w:val="center"/>
+          </w:tcPr>
+          <w:p>
+            <w:pPr>
+              <w:spacing w:before="40" w:after="40"/>
+              <w:jc w:val="left"/>
+            </w:pPr>
+            <w:r/>
+            <w:r>
+              <w:rPr>
+                <w:b w:val="0"/>
+                <w:sz w:val="28"/>
               </w:rPr>
               <w:t>ศูนย์หนึ่งแห่งมีเจ้าหน้าที่และอาสาสมัครได้หลายคน แต่แต่ละคนสังกัดได้ศูนย์เดียว</w:t>
             </w:r>
@@ -1701,12 +2195,18 @@
         <w:tc>
           <w:tcPr>
             <w:tcW w:type="dxa" w:w="2948"/>
-          </w:tcPr>
-          <w:p>
-            <w:r/>
-            <w:r>
-              <w:rPr>
-                <w:sz w:val="24"/>
+            <w:vAlign w:val="center"/>
+          </w:tcPr>
+          <w:p>
+            <w:pPr>
+              <w:spacing w:before="40" w:after="40"/>
+              <w:jc w:val="left"/>
+            </w:pPr>
+            <w:r/>
+            <w:r>
+              <w:rPr>
+                <w:b w:val="0"/>
+                <w:sz w:val="28"/>
               </w:rPr>
               <w:t>centers  →  donations</w:t>
             </w:r>
@@ -1715,12 +2215,18 @@
         <w:tc>
           <w:tcPr>
             <w:tcW w:type="dxa" w:w="6123"/>
-          </w:tcPr>
-          <w:p>
-            <w:r/>
-            <w:r>
-              <w:rPr>
-                <w:sz w:val="24"/>
+            <w:vAlign w:val="center"/>
+          </w:tcPr>
+          <w:p>
+            <w:pPr>
+              <w:spacing w:before="40" w:after="40"/>
+              <w:jc w:val="left"/>
+            </w:pPr>
+            <w:r/>
+            <w:r>
+              <w:rPr>
+                <w:b w:val="0"/>
+                <w:sz w:val="28"/>
               </w:rPr>
               <w:t>ของทุกล็อตต้องระบุว่าเข้าคลังของศูนย์ไหน ศูนย์หนึ่งรับของได้หลายล็อต</w:t>
             </w:r>
@@ -1731,12 +2237,18 @@
         <w:tc>
           <w:tcPr>
             <w:tcW w:type="dxa" w:w="2948"/>
-          </w:tcPr>
-          <w:p>
-            <w:r/>
-            <w:r>
-              <w:rPr>
-                <w:sz w:val="24"/>
+            <w:vAlign w:val="center"/>
+          </w:tcPr>
+          <w:p>
+            <w:pPr>
+              <w:spacing w:before="40" w:after="40"/>
+              <w:jc w:val="left"/>
+            </w:pPr>
+            <w:r/>
+            <w:r>
+              <w:rPr>
+                <w:b w:val="0"/>
+                <w:sz w:val="28"/>
               </w:rPr>
               <w:t>centers  →  requests</w:t>
             </w:r>
@@ -1745,12 +2257,18 @@
         <w:tc>
           <w:tcPr>
             <w:tcW w:type="dxa" w:w="6123"/>
-          </w:tcPr>
-          <w:p>
-            <w:r/>
-            <w:r>
-              <w:rPr>
-                <w:sz w:val="24"/>
+            <w:vAlign w:val="center"/>
+          </w:tcPr>
+          <w:p>
+            <w:pPr>
+              <w:spacing w:before="40" w:after="40"/>
+              <w:jc w:val="left"/>
+            </w:pPr>
+            <w:r/>
+            <w:r>
+              <w:rPr>
+                <w:b w:val="0"/>
+                <w:sz w:val="28"/>
               </w:rPr>
               <w:t>ศูนย์พักพิงหนึ่งแห่งยื่นคำขอได้หลายใบ คำขอแต่ละใบเป็นของศูนย์เดียว</w:t>
             </w:r>
@@ -1761,12 +2279,18 @@
         <w:tc>
           <w:tcPr>
             <w:tcW w:type="dxa" w:w="2948"/>
-          </w:tcPr>
-          <w:p>
-            <w:r/>
-            <w:r>
-              <w:rPr>
-                <w:sz w:val="24"/>
+            <w:vAlign w:val="center"/>
+          </w:tcPr>
+          <w:p>
+            <w:pPr>
+              <w:spacing w:before="40" w:after="40"/>
+              <w:jc w:val="left"/>
+            </w:pPr>
+            <w:r/>
+            <w:r>
+              <w:rPr>
+                <w:b w:val="0"/>
+                <w:sz w:val="28"/>
               </w:rPr>
               <w:t>donors  →  donations</w:t>
             </w:r>
@@ -1775,12 +2299,18 @@
         <w:tc>
           <w:tcPr>
             <w:tcW w:type="dxa" w:w="6123"/>
-          </w:tcPr>
-          <w:p>
-            <w:r/>
-            <w:r>
-              <w:rPr>
-                <w:sz w:val="24"/>
+            <w:vAlign w:val="center"/>
+          </w:tcPr>
+          <w:p>
+            <w:pPr>
+              <w:spacing w:before="40" w:after="40"/>
+              <w:jc w:val="left"/>
+            </w:pPr>
+            <w:r/>
+            <w:r>
+              <w:rPr>
+                <w:b w:val="0"/>
+                <w:sz w:val="28"/>
               </w:rPr>
               <w:t>ผู้บริจาคหนึ่งรายบริจาคกี่ครั้งก็ได้ จึงดูประวัติย้อนหลังรายคนได้</w:t>
             </w:r>
@@ -1791,12 +2321,18 @@
         <w:tc>
           <w:tcPr>
             <w:tcW w:type="dxa" w:w="2948"/>
-          </w:tcPr>
-          <w:p>
-            <w:r/>
-            <w:r>
-              <w:rPr>
-                <w:sz w:val="24"/>
+            <w:vAlign w:val="center"/>
+          </w:tcPr>
+          <w:p>
+            <w:pPr>
+              <w:spacing w:before="40" w:after="40"/>
+              <w:jc w:val="left"/>
+            </w:pPr>
+            <w:r/>
+            <w:r>
+              <w:rPr>
+                <w:b w:val="0"/>
+                <w:sz w:val="28"/>
               </w:rPr>
               <w:t>requests  →  allocations</w:t>
             </w:r>
@@ -1805,12 +2341,18 @@
         <w:tc>
           <w:tcPr>
             <w:tcW w:type="dxa" w:w="6123"/>
-          </w:tcPr>
-          <w:p>
-            <w:r/>
-            <w:r>
-              <w:rPr>
-                <w:sz w:val="24"/>
+            <w:vAlign w:val="center"/>
+          </w:tcPr>
+          <w:p>
+            <w:pPr>
+              <w:spacing w:before="40" w:after="40"/>
+              <w:jc w:val="left"/>
+            </w:pPr>
+            <w:r/>
+            <w:r>
+              <w:rPr>
+                <w:b w:val="0"/>
+                <w:sz w:val="28"/>
               </w:rPr>
               <w:t>คำขอหนึ่งใบรับของได้จากหลายล็อต เพราะล็อตเดียวอาจมีของไม่พอ</w:t>
             </w:r>
@@ -1821,12 +2363,18 @@
         <w:tc>
           <w:tcPr>
             <w:tcW w:type="dxa" w:w="2948"/>
-          </w:tcPr>
-          <w:p>
-            <w:r/>
-            <w:r>
-              <w:rPr>
-                <w:sz w:val="24"/>
+            <w:vAlign w:val="center"/>
+          </w:tcPr>
+          <w:p>
+            <w:pPr>
+              <w:spacing w:before="40" w:after="40"/>
+              <w:jc w:val="left"/>
+            </w:pPr>
+            <w:r/>
+            <w:r>
+              <w:rPr>
+                <w:b w:val="0"/>
+                <w:sz w:val="28"/>
               </w:rPr>
               <w:t>donations  →  allocations</w:t>
             </w:r>
@@ -1835,12 +2383,18 @@
         <w:tc>
           <w:tcPr>
             <w:tcW w:type="dxa" w:w="6123"/>
-          </w:tcPr>
-          <w:p>
-            <w:r/>
-            <w:r>
-              <w:rPr>
-                <w:sz w:val="24"/>
+            <w:vAlign w:val="center"/>
+          </w:tcPr>
+          <w:p>
+            <w:pPr>
+              <w:spacing w:before="40" w:after="40"/>
+              <w:jc w:val="left"/>
+            </w:pPr>
+            <w:r/>
+            <w:r>
+              <w:rPr>
+                <w:b w:val="0"/>
+                <w:sz w:val="28"/>
               </w:rPr>
               <w:t>ของหนึ่งล็อตแบ่งจ่ายให้หลายคำขอได้ ไม่ต้องยกทั้งล็อตให้คำขอเดียว</w:t>
             </w:r>
@@ -1851,12 +2405,18 @@
         <w:tc>
           <w:tcPr>
             <w:tcW w:type="dxa" w:w="2948"/>
-          </w:tcPr>
-          <w:p>
-            <w:r/>
-            <w:r>
-              <w:rPr>
-                <w:sz w:val="24"/>
+            <w:vAlign w:val="center"/>
+          </w:tcPr>
+          <w:p>
+            <w:pPr>
+              <w:spacing w:before="40" w:after="40"/>
+              <w:jc w:val="left"/>
+            </w:pPr>
+            <w:r/>
+            <w:r>
+              <w:rPr>
+                <w:b w:val="0"/>
+                <w:sz w:val="28"/>
               </w:rPr>
               <w:t>donation_pledges  →  donations</w:t>
             </w:r>
@@ -1865,12 +2425,18 @@
         <w:tc>
           <w:tcPr>
             <w:tcW w:type="dxa" w:w="6123"/>
-          </w:tcPr>
-          <w:p>
-            <w:r/>
-            <w:r>
-              <w:rPr>
-                <w:sz w:val="24"/>
+            <w:vAlign w:val="center"/>
+          </w:tcPr>
+          <w:p>
+            <w:pPr>
+              <w:spacing w:before="40" w:after="40"/>
+              <w:jc w:val="left"/>
+            </w:pPr>
+            <w:r/>
+            <w:r>
+              <w:rPr>
+                <w:b w:val="0"/>
+                <w:sz w:val="28"/>
               </w:rPr>
               <w:t>คำร้องแจ้งบริจาคหนึ่งใบ กลายเป็นล็อตของในคลังหนึ่งรายการ เมื่อเจ้าหน้าที่อนุมัติ</w:t>
             </w:r>
@@ -1881,12 +2447,18 @@
         <w:tc>
           <w:tcPr>
             <w:tcW w:type="dxa" w:w="2948"/>
-          </w:tcPr>
-          <w:p>
-            <w:r/>
-            <w:r>
-              <w:rPr>
-                <w:sz w:val="24"/>
+            <w:vAlign w:val="center"/>
+          </w:tcPr>
+          <w:p>
+            <w:pPr>
+              <w:spacing w:before="40" w:after="40"/>
+              <w:jc w:val="left"/>
+            </w:pPr>
+            <w:r/>
+            <w:r>
+              <w:rPr>
+                <w:b w:val="0"/>
+                <w:sz w:val="28"/>
               </w:rPr>
               <w:t>request_pledges  →  requests</w:t>
             </w:r>
@@ -1895,12 +2467,18 @@
         <w:tc>
           <w:tcPr>
             <w:tcW w:type="dxa" w:w="6123"/>
-          </w:tcPr>
-          <w:p>
-            <w:r/>
-            <w:r>
-              <w:rPr>
-                <w:sz w:val="24"/>
+            <w:vAlign w:val="center"/>
+          </w:tcPr>
+          <w:p>
+            <w:pPr>
+              <w:spacing w:before="40" w:after="40"/>
+              <w:jc w:val="left"/>
+            </w:pPr>
+            <w:r/>
+            <w:r>
+              <w:rPr>
+                <w:b w:val="0"/>
+                <w:sz w:val="28"/>
               </w:rPr>
               <w:t>คำขอความช่วยเหลือหนึ่งใบ กลายเป็นคำขอจริงหนึ่งรายการ เมื่อเจ้าหน้าที่อนุมัติ</w:t>
             </w:r>
@@ -1971,6 +2549,7 @@
         <w:tblStyle w:val="LightGrid-Accent1"/>
         <w:tblW w:type="auto" w:w="0"/>
         <w:jc w:val="center"/>
+        <w:tblLayout w:type="fixed"/>
         <w:tblLook w:firstColumn="1" w:firstRow="1" w:lastColumn="0" w:lastRow="0" w:noHBand="0" w:noVBand="1" w:val="04A0"/>
       </w:tblPr>
       <w:tblGrid>
@@ -1982,13 +2561,18 @@
         <w:tc>
           <w:tcPr>
             <w:tcW w:type="dxa" w:w="680"/>
-          </w:tcPr>
-          <w:p>
+            <w:vAlign w:val="center"/>
+          </w:tcPr>
+          <w:p>
+            <w:pPr>
+              <w:spacing w:before="40" w:after="40"/>
+              <w:jc w:val="left"/>
+            </w:pPr>
             <w:r/>
             <w:r>
               <w:rPr>
                 <w:b/>
-                <w:sz w:val="24"/>
+                <w:sz w:val="28"/>
               </w:rPr>
               <w:t>ขั้น</w:t>
             </w:r>
@@ -1997,13 +2581,18 @@
         <w:tc>
           <w:tcPr>
             <w:tcW w:type="dxa" w:w="1587"/>
-          </w:tcPr>
-          <w:p>
+            <w:vAlign w:val="center"/>
+          </w:tcPr>
+          <w:p>
+            <w:pPr>
+              <w:spacing w:before="40" w:after="40"/>
+              <w:jc w:val="left"/>
+            </w:pPr>
             <w:r/>
             <w:r>
               <w:rPr>
                 <w:b/>
-                <w:sz w:val="24"/>
+                <w:sz w:val="28"/>
               </w:rPr>
               <w:t>ใครทำ</w:t>
             </w:r>
@@ -2012,13 +2601,18 @@
         <w:tc>
           <w:tcPr>
             <w:tcW w:type="dxa" w:w="6803"/>
-          </w:tcPr>
-          <w:p>
+            <w:vAlign w:val="center"/>
+          </w:tcPr>
+          <w:p>
+            <w:pPr>
+              <w:spacing w:before="40" w:after="40"/>
+              <w:jc w:val="left"/>
+            </w:pPr>
             <w:r/>
             <w:r>
               <w:rPr>
                 <w:b/>
-                <w:sz w:val="24"/>
+                <w:sz w:val="28"/>
               </w:rPr>
               <w:t>เกิดอะไรขึ้น</w:t>
             </w:r>
@@ -2029,12 +2623,18 @@
         <w:tc>
           <w:tcPr>
             <w:tcW w:type="dxa" w:w="680"/>
-          </w:tcPr>
-          <w:p>
-            <w:r/>
-            <w:r>
-              <w:rPr>
-                <w:sz w:val="24"/>
+            <w:vAlign w:val="center"/>
+          </w:tcPr>
+          <w:p>
+            <w:pPr>
+              <w:spacing w:before="40" w:after="40"/>
+              <w:jc w:val="center"/>
+            </w:pPr>
+            <w:r/>
+            <w:r>
+              <w:rPr>
+                <w:b w:val="0"/>
+                <w:sz w:val="28"/>
               </w:rPr>
               <w:t>1</w:t>
             </w:r>
@@ -2043,12 +2643,18 @@
         <w:tc>
           <w:tcPr>
             <w:tcW w:type="dxa" w:w="1587"/>
-          </w:tcPr>
-          <w:p>
-            <w:r/>
-            <w:r>
-              <w:rPr>
-                <w:sz w:val="24"/>
+            <w:vAlign w:val="center"/>
+          </w:tcPr>
+          <w:p>
+            <w:pPr>
+              <w:spacing w:before="40" w:after="40"/>
+              <w:jc w:val="left"/>
+            </w:pPr>
+            <w:r/>
+            <w:r>
+              <w:rPr>
+                <w:b w:val="0"/>
+                <w:sz w:val="28"/>
               </w:rPr>
               <w:t>ผู้บริจาค</w:t>
             </w:r>
@@ -2057,12 +2663,18 @@
         <w:tc>
           <w:tcPr>
             <w:tcW w:type="dxa" w:w="6803"/>
-          </w:tcPr>
-          <w:p>
-            <w:r/>
-            <w:r>
-              <w:rPr>
-                <w:sz w:val="24"/>
+            <w:vAlign w:val="center"/>
+          </w:tcPr>
+          <w:p>
+            <w:pPr>
+              <w:spacing w:before="40" w:after="40"/>
+              <w:jc w:val="left"/>
+            </w:pPr>
+            <w:r/>
+            <w:r>
+              <w:rPr>
+                <w:b w:val="0"/>
+                <w:sz w:val="28"/>
               </w:rPr>
               <w:t>กรอกแจ้งความประสงค์บริจาคที่หน้าสาธารณะ ไม่ต้องเข้าสู่ระบบ ระบุสิ่งของ จำนวน หน่วย ข้อกำหนดด้านอาหาร และที่อยู่</w:t>
             </w:r>
@@ -2073,12 +2685,18 @@
         <w:tc>
           <w:tcPr>
             <w:tcW w:type="dxa" w:w="680"/>
-          </w:tcPr>
-          <w:p>
-            <w:r/>
-            <w:r>
-              <w:rPr>
-                <w:sz w:val="24"/>
+            <w:vAlign w:val="center"/>
+          </w:tcPr>
+          <w:p>
+            <w:pPr>
+              <w:spacing w:before="40" w:after="40"/>
+              <w:jc w:val="center"/>
+            </w:pPr>
+            <w:r/>
+            <w:r>
+              <w:rPr>
+                <w:b w:val="0"/>
+                <w:sz w:val="28"/>
               </w:rPr>
               <w:t>2</w:t>
             </w:r>
@@ -2087,12 +2705,18 @@
         <w:tc>
           <w:tcPr>
             <w:tcW w:type="dxa" w:w="1587"/>
-          </w:tcPr>
-          <w:p>
-            <w:r/>
-            <w:r>
-              <w:rPr>
-                <w:sz w:val="24"/>
+            <w:vAlign w:val="center"/>
+          </w:tcPr>
+          <w:p>
+            <w:pPr>
+              <w:spacing w:before="40" w:after="40"/>
+              <w:jc w:val="left"/>
+            </w:pPr>
+            <w:r/>
+            <w:r>
+              <w:rPr>
+                <w:b w:val="0"/>
+                <w:sz w:val="28"/>
               </w:rPr>
               <w:t>เจ้าหน้าที่</w:t>
             </w:r>
@@ -2101,12 +2725,18 @@
         <w:tc>
           <w:tcPr>
             <w:tcW w:type="dxa" w:w="6803"/>
-          </w:tcPr>
-          <w:p>
-            <w:r/>
-            <w:r>
-              <w:rPr>
-                <w:sz w:val="24"/>
+            <w:vAlign w:val="center"/>
+          </w:tcPr>
+          <w:p>
+            <w:pPr>
+              <w:spacing w:before="40" w:after="40"/>
+              <w:jc w:val="left"/>
+            </w:pPr>
+            <w:r/>
+            <w:r>
+              <w:rPr>
+                <w:b w:val="0"/>
+                <w:sz w:val="28"/>
               </w:rPr>
               <w:t>เปิดรายการคำร้องที่เข้ามา ตรวจสอบแล้วกดอนุมัติหรือปฏิเสธ</w:t>
             </w:r>
@@ -2117,12 +2747,18 @@
         <w:tc>
           <w:tcPr>
             <w:tcW w:type="dxa" w:w="680"/>
-          </w:tcPr>
-          <w:p>
-            <w:r/>
-            <w:r>
-              <w:rPr>
-                <w:sz w:val="24"/>
+            <w:vAlign w:val="center"/>
+          </w:tcPr>
+          <w:p>
+            <w:pPr>
+              <w:spacing w:before="40" w:after="40"/>
+              <w:jc w:val="center"/>
+            </w:pPr>
+            <w:r/>
+            <w:r>
+              <w:rPr>
+                <w:b w:val="0"/>
+                <w:sz w:val="28"/>
               </w:rPr>
               <w:t>3</w:t>
             </w:r>
@@ -2131,12 +2767,18 @@
         <w:tc>
           <w:tcPr>
             <w:tcW w:type="dxa" w:w="1587"/>
-          </w:tcPr>
-          <w:p>
-            <w:r/>
-            <w:r>
-              <w:rPr>
-                <w:sz w:val="24"/>
+            <w:vAlign w:val="center"/>
+          </w:tcPr>
+          <w:p>
+            <w:pPr>
+              <w:spacing w:before="40" w:after="40"/>
+              <w:jc w:val="left"/>
+            </w:pPr>
+            <w:r/>
+            <w:r>
+              <w:rPr>
+                <w:b w:val="0"/>
+                <w:sz w:val="28"/>
               </w:rPr>
               <w:t>ระบบ</w:t>
             </w:r>
@@ -2145,12 +2787,18 @@
         <w:tc>
           <w:tcPr>
             <w:tcW w:type="dxa" w:w="6803"/>
-          </w:tcPr>
-          <w:p>
-            <w:r/>
-            <w:r>
-              <w:rPr>
-                <w:sz w:val="24"/>
+            <w:vAlign w:val="center"/>
+          </w:tcPr>
+          <w:p>
+            <w:pPr>
+              <w:spacing w:before="40" w:after="40"/>
+              <w:jc w:val="left"/>
+            </w:pPr>
+            <w:r/>
+            <w:r>
+              <w:rPr>
+                <w:b w:val="0"/>
+                <w:sz w:val="28"/>
               </w:rPr>
               <w:t>แปลงคำร้องเป็นล็อตของในคลัง สร้างข้อมูลผู้บริจาคให้อัตโนมัติถ้ายังไม่มี และส่งข้อกำหนดด้านอาหารกับที่อยู่ต่อไปให้ครบ</w:t>
             </w:r>
@@ -2161,12 +2809,18 @@
         <w:tc>
           <w:tcPr>
             <w:tcW w:type="dxa" w:w="680"/>
-          </w:tcPr>
-          <w:p>
-            <w:r/>
-            <w:r>
-              <w:rPr>
-                <w:sz w:val="24"/>
+            <w:vAlign w:val="center"/>
+          </w:tcPr>
+          <w:p>
+            <w:pPr>
+              <w:spacing w:before="40" w:after="40"/>
+              <w:jc w:val="center"/>
+            </w:pPr>
+            <w:r/>
+            <w:r>
+              <w:rPr>
+                <w:b w:val="0"/>
+                <w:sz w:val="28"/>
               </w:rPr>
               <w:t>4</w:t>
             </w:r>
@@ -2175,12 +2829,18 @@
         <w:tc>
           <w:tcPr>
             <w:tcW w:type="dxa" w:w="1587"/>
-          </w:tcPr>
-          <w:p>
-            <w:r/>
-            <w:r>
-              <w:rPr>
-                <w:sz w:val="24"/>
+            <w:vAlign w:val="center"/>
+          </w:tcPr>
+          <w:p>
+            <w:pPr>
+              <w:spacing w:before="40" w:after="40"/>
+              <w:jc w:val="left"/>
+            </w:pPr>
+            <w:r/>
+            <w:r>
+              <w:rPr>
+                <w:b w:val="0"/>
+                <w:sz w:val="28"/>
               </w:rPr>
               <w:t>ระบบ</w:t>
             </w:r>
@@ -2189,12 +2849,18 @@
         <w:tc>
           <w:tcPr>
             <w:tcW w:type="dxa" w:w="6803"/>
-          </w:tcPr>
-          <w:p>
-            <w:r/>
-            <w:r>
-              <w:rPr>
-                <w:sz w:val="24"/>
+            <w:vAlign w:val="center"/>
+          </w:tcPr>
+          <w:p>
+            <w:pPr>
+              <w:spacing w:before="40" w:after="40"/>
+              <w:jc w:val="left"/>
+            </w:pPr>
+            <w:r/>
+            <w:r>
+              <w:rPr>
+                <w:b w:val="0"/>
+                <w:sz w:val="28"/>
               </w:rPr>
               <w:t>ตั้งยอดคงเหลือเท่ากับยอดที่รับเข้า ของพร้อมถูกจัดสรร</w:t>
             </w:r>
@@ -2217,6 +2883,7 @@
         <w:tblStyle w:val="LightGrid-Accent1"/>
         <w:tblW w:type="auto" w:w="0"/>
         <w:jc w:val="center"/>
+        <w:tblLayout w:type="fixed"/>
         <w:tblLook w:firstColumn="1" w:firstRow="1" w:lastColumn="0" w:lastRow="0" w:noHBand="0" w:noVBand="1" w:val="04A0"/>
       </w:tblPr>
       <w:tblGrid>
@@ -2228,13 +2895,18 @@
         <w:tc>
           <w:tcPr>
             <w:tcW w:type="dxa" w:w="680"/>
-          </w:tcPr>
-          <w:p>
+            <w:vAlign w:val="center"/>
+          </w:tcPr>
+          <w:p>
+            <w:pPr>
+              <w:spacing w:before="40" w:after="40"/>
+              <w:jc w:val="left"/>
+            </w:pPr>
             <w:r/>
             <w:r>
               <w:rPr>
                 <w:b/>
-                <w:sz w:val="24"/>
+                <w:sz w:val="28"/>
               </w:rPr>
               <w:t>ขั้น</w:t>
             </w:r>
@@ -2243,13 +2915,18 @@
         <w:tc>
           <w:tcPr>
             <w:tcW w:type="dxa" w:w="1587"/>
-          </w:tcPr>
-          <w:p>
+            <w:vAlign w:val="center"/>
+          </w:tcPr>
+          <w:p>
+            <w:pPr>
+              <w:spacing w:before="40" w:after="40"/>
+              <w:jc w:val="left"/>
+            </w:pPr>
             <w:r/>
             <w:r>
               <w:rPr>
                 <w:b/>
-                <w:sz w:val="24"/>
+                <w:sz w:val="28"/>
               </w:rPr>
               <w:t>ใครทำ</w:t>
             </w:r>
@@ -2258,13 +2935,18 @@
         <w:tc>
           <w:tcPr>
             <w:tcW w:type="dxa" w:w="6803"/>
-          </w:tcPr>
-          <w:p>
+            <w:vAlign w:val="center"/>
+          </w:tcPr>
+          <w:p>
+            <w:pPr>
+              <w:spacing w:before="40" w:after="40"/>
+              <w:jc w:val="left"/>
+            </w:pPr>
             <w:r/>
             <w:r>
               <w:rPr>
                 <w:b/>
-                <w:sz w:val="24"/>
+                <w:sz w:val="28"/>
               </w:rPr>
               <w:t>เกิดอะไรขึ้น</w:t>
             </w:r>
@@ -2275,12 +2957,18 @@
         <w:tc>
           <w:tcPr>
             <w:tcW w:type="dxa" w:w="680"/>
-          </w:tcPr>
-          <w:p>
-            <w:r/>
-            <w:r>
-              <w:rPr>
-                <w:sz w:val="24"/>
+            <w:vAlign w:val="center"/>
+          </w:tcPr>
+          <w:p>
+            <w:pPr>
+              <w:spacing w:before="40" w:after="40"/>
+              <w:jc w:val="center"/>
+            </w:pPr>
+            <w:r/>
+            <w:r>
+              <w:rPr>
+                <w:b w:val="0"/>
+                <w:sz w:val="28"/>
               </w:rPr>
               <w:t>1</w:t>
             </w:r>
@@ -2289,12 +2977,18 @@
         <w:tc>
           <w:tcPr>
             <w:tcW w:type="dxa" w:w="1587"/>
-          </w:tcPr>
-          <w:p>
-            <w:r/>
-            <w:r>
-              <w:rPr>
-                <w:sz w:val="24"/>
+            <w:vAlign w:val="center"/>
+          </w:tcPr>
+          <w:p>
+            <w:pPr>
+              <w:spacing w:before="40" w:after="40"/>
+              <w:jc w:val="left"/>
+            </w:pPr>
+            <w:r/>
+            <w:r>
+              <w:rPr>
+                <w:b w:val="0"/>
+                <w:sz w:val="28"/>
               </w:rPr>
               <w:t>ผู้ประสบภัย</w:t>
             </w:r>
@@ -2303,12 +2997,18 @@
         <w:tc>
           <w:tcPr>
             <w:tcW w:type="dxa" w:w="6803"/>
-          </w:tcPr>
-          <w:p>
-            <w:r/>
-            <w:r>
-              <w:rPr>
-                <w:sz w:val="24"/>
+            <w:vAlign w:val="center"/>
+          </w:tcPr>
+          <w:p>
+            <w:pPr>
+              <w:spacing w:before="40" w:after="40"/>
+              <w:jc w:val="left"/>
+            </w:pPr>
+            <w:r/>
+            <w:r>
+              <w:rPr>
+                <w:b w:val="0"/>
+                <w:sz w:val="28"/>
               </w:rPr>
               <w:t>กรอกขอความช่วยเหลือที่หน้าสาธารณะ เลือกศูนย์พักพิงที่อยู่ใกล้ ระบุสิ่งของ จำนวน ความเร่งด่วน และข้อกำหนดด้านอาหาร</w:t>
             </w:r>
@@ -2319,12 +3019,18 @@
         <w:tc>
           <w:tcPr>
             <w:tcW w:type="dxa" w:w="680"/>
-          </w:tcPr>
-          <w:p>
-            <w:r/>
-            <w:r>
-              <w:rPr>
-                <w:sz w:val="24"/>
+            <w:vAlign w:val="center"/>
+          </w:tcPr>
+          <w:p>
+            <w:pPr>
+              <w:spacing w:before="40" w:after="40"/>
+              <w:jc w:val="center"/>
+            </w:pPr>
+            <w:r/>
+            <w:r>
+              <w:rPr>
+                <w:b w:val="0"/>
+                <w:sz w:val="28"/>
               </w:rPr>
               <w:t>2</w:t>
             </w:r>
@@ -2333,12 +3039,18 @@
         <w:tc>
           <w:tcPr>
             <w:tcW w:type="dxa" w:w="1587"/>
-          </w:tcPr>
-          <w:p>
-            <w:r/>
-            <w:r>
-              <w:rPr>
-                <w:sz w:val="24"/>
+            <w:vAlign w:val="center"/>
+          </w:tcPr>
+          <w:p>
+            <w:pPr>
+              <w:spacing w:before="40" w:after="40"/>
+              <w:jc w:val="left"/>
+            </w:pPr>
+            <w:r/>
+            <w:r>
+              <w:rPr>
+                <w:b w:val="0"/>
+                <w:sz w:val="28"/>
               </w:rPr>
               <w:t>เจ้าหน้าที่</w:t>
             </w:r>
@@ -2347,12 +3059,18 @@
         <w:tc>
           <w:tcPr>
             <w:tcW w:type="dxa" w:w="6803"/>
-          </w:tcPr>
-          <w:p>
-            <w:r/>
-            <w:r>
-              <w:rPr>
-                <w:sz w:val="24"/>
+            <w:vAlign w:val="center"/>
+          </w:tcPr>
+          <w:p>
+            <w:pPr>
+              <w:spacing w:before="40" w:after="40"/>
+              <w:jc w:val="left"/>
+            </w:pPr>
+            <w:r/>
+            <w:r>
+              <w:rPr>
+                <w:b w:val="0"/>
+                <w:sz w:val="28"/>
               </w:rPr>
               <w:t>ตรวจคำขอที่ส่งถึงศูนย์ตัวเอง แล้วแปลงเป็นคำขอจริงในระบบ</w:t>
             </w:r>
@@ -2363,12 +3081,18 @@
         <w:tc>
           <w:tcPr>
             <w:tcW w:type="dxa" w:w="680"/>
-          </w:tcPr>
-          <w:p>
-            <w:r/>
-            <w:r>
-              <w:rPr>
-                <w:sz w:val="24"/>
+            <w:vAlign w:val="center"/>
+          </w:tcPr>
+          <w:p>
+            <w:pPr>
+              <w:spacing w:before="40" w:after="40"/>
+              <w:jc w:val="center"/>
+            </w:pPr>
+            <w:r/>
+            <w:r>
+              <w:rPr>
+                <w:b w:val="0"/>
+                <w:sz w:val="28"/>
               </w:rPr>
               <w:t>3</w:t>
             </w:r>
@@ -2377,12 +3101,18 @@
         <w:tc>
           <w:tcPr>
             <w:tcW w:type="dxa" w:w="1587"/>
-          </w:tcPr>
-          <w:p>
-            <w:r/>
-            <w:r>
-              <w:rPr>
-                <w:sz w:val="24"/>
+            <w:vAlign w:val="center"/>
+          </w:tcPr>
+          <w:p>
+            <w:pPr>
+              <w:spacing w:before="40" w:after="40"/>
+              <w:jc w:val="left"/>
+            </w:pPr>
+            <w:r/>
+            <w:r>
+              <w:rPr>
+                <w:b w:val="0"/>
+                <w:sz w:val="28"/>
               </w:rPr>
               <w:t>เจ้าหน้าที่</w:t>
             </w:r>
@@ -2391,12 +3121,18 @@
         <w:tc>
           <w:tcPr>
             <w:tcW w:type="dxa" w:w="6803"/>
-          </w:tcPr>
-          <w:p>
-            <w:r/>
-            <w:r>
-              <w:rPr>
-                <w:sz w:val="24"/>
+            <w:vAlign w:val="center"/>
+          </w:tcPr>
+          <w:p>
+            <w:pPr>
+              <w:spacing w:before="40" w:after="40"/>
+              <w:jc w:val="left"/>
+            </w:pPr>
+            <w:r/>
+            <w:r>
+              <w:rPr>
+                <w:b w:val="0"/>
+                <w:sz w:val="28"/>
               </w:rPr>
               <w:t>เปิดหน้าจัดสรร ระบบเสนอเฉพาะล็อตที่หมวดหมู่ตรงกัน ยังไม่หมดอายุ และข้อกำหนดด้านอาหารตรงกัน เรียงล็อตที่ใกล้หมดอายุขึ้นก่อน</w:t>
             </w:r>
@@ -2407,12 +3143,18 @@
         <w:tc>
           <w:tcPr>
             <w:tcW w:type="dxa" w:w="680"/>
-          </w:tcPr>
-          <w:p>
-            <w:r/>
-            <w:r>
-              <w:rPr>
-                <w:sz w:val="24"/>
+            <w:vAlign w:val="center"/>
+          </w:tcPr>
+          <w:p>
+            <w:pPr>
+              <w:spacing w:before="40" w:after="40"/>
+              <w:jc w:val="center"/>
+            </w:pPr>
+            <w:r/>
+            <w:r>
+              <w:rPr>
+                <w:b w:val="0"/>
+                <w:sz w:val="28"/>
               </w:rPr>
               <w:t>4</w:t>
             </w:r>
@@ -2421,12 +3163,18 @@
         <w:tc>
           <w:tcPr>
             <w:tcW w:type="dxa" w:w="1587"/>
-          </w:tcPr>
-          <w:p>
-            <w:r/>
-            <w:r>
-              <w:rPr>
-                <w:sz w:val="24"/>
+            <w:vAlign w:val="center"/>
+          </w:tcPr>
+          <w:p>
+            <w:pPr>
+              <w:spacing w:before="40" w:after="40"/>
+              <w:jc w:val="left"/>
+            </w:pPr>
+            <w:r/>
+            <w:r>
+              <w:rPr>
+                <w:b w:val="0"/>
+                <w:sz w:val="28"/>
               </w:rPr>
               <w:t>ระบบ</w:t>
             </w:r>
@@ -2435,12 +3183,18 @@
         <w:tc>
           <w:tcPr>
             <w:tcW w:type="dxa" w:w="6803"/>
-          </w:tcPr>
-          <w:p>
-            <w:r/>
-            <w:r>
-              <w:rPr>
-                <w:sz w:val="24"/>
+            <w:vAlign w:val="center"/>
+          </w:tcPr>
+          <w:p>
+            <w:pPr>
+              <w:spacing w:before="40" w:after="40"/>
+              <w:jc w:val="left"/>
+            </w:pPr>
+            <w:r/>
+            <w:r>
+              <w:rPr>
+                <w:b w:val="0"/>
+                <w:sz w:val="28"/>
               </w:rPr>
               <w:t>ตรวจซ้ำทุกเงื่อนไขอีกครั้งที่ฐานข้อมูล ตัดยอดคลัง เพิ่มยอดที่จ่ายแล้ว และปรับสถานะคำขอเป็นจ่ายบางส่วนหรือจ่ายครบให้เอง</w:t>
             </w:r>
@@ -2451,12 +3205,18 @@
         <w:tc>
           <w:tcPr>
             <w:tcW w:type="dxa" w:w="680"/>
-          </w:tcPr>
-          <w:p>
-            <w:r/>
-            <w:r>
-              <w:rPr>
-                <w:sz w:val="24"/>
+            <w:vAlign w:val="center"/>
+          </w:tcPr>
+          <w:p>
+            <w:pPr>
+              <w:spacing w:before="40" w:after="40"/>
+              <w:jc w:val="center"/>
+            </w:pPr>
+            <w:r/>
+            <w:r>
+              <w:rPr>
+                <w:b w:val="0"/>
+                <w:sz w:val="28"/>
               </w:rPr>
               <w:t>5</w:t>
             </w:r>
@@ -2465,12 +3225,18 @@
         <w:tc>
           <w:tcPr>
             <w:tcW w:type="dxa" w:w="1587"/>
-          </w:tcPr>
-          <w:p>
-            <w:r/>
-            <w:r>
-              <w:rPr>
-                <w:sz w:val="24"/>
+            <w:vAlign w:val="center"/>
+          </w:tcPr>
+          <w:p>
+            <w:pPr>
+              <w:spacing w:before="40" w:after="40"/>
+              <w:jc w:val="left"/>
+            </w:pPr>
+            <w:r/>
+            <w:r>
+              <w:rPr>
+                <w:b w:val="0"/>
+                <w:sz w:val="28"/>
               </w:rPr>
               <w:t>อาสาสมัคร</w:t>
             </w:r>
@@ -2479,12 +3245,18 @@
         <w:tc>
           <w:tcPr>
             <w:tcW w:type="dxa" w:w="6803"/>
-          </w:tcPr>
-          <w:p>
-            <w:r/>
-            <w:r>
-              <w:rPr>
-                <w:sz w:val="24"/>
+            <w:vAlign w:val="center"/>
+          </w:tcPr>
+          <w:p>
+            <w:pPr>
+              <w:spacing w:before="40" w:after="40"/>
+              <w:jc w:val="left"/>
+            </w:pPr>
+            <w:r/>
+            <w:r>
+              <w:rPr>
+                <w:b w:val="0"/>
+                <w:sz w:val="28"/>
               </w:rPr>
               <w:t>ที่ศูนย์ปลายทางกดยืนยันรับของ พร้อมระบุยอดที่ได้รับจริง</w:t>
             </w:r>
@@ -3093,6 +3865,7 @@
         <w:tblStyle w:val="LightGrid-Accent1"/>
         <w:tblW w:type="auto" w:w="0"/>
         <w:jc w:val="center"/>
+        <w:tblLayout w:type="fixed"/>
         <w:tblLook w:firstColumn="1" w:firstRow="1" w:lastColumn="0" w:lastRow="0" w:noHBand="0" w:noVBand="1" w:val="04A0"/>
       </w:tblPr>
       <w:tblGrid>
@@ -3106,13 +3879,18 @@
         <w:tc>
           <w:tcPr>
             <w:tcW w:type="dxa" w:w="907"/>
-          </w:tcPr>
-          <w:p>
+            <w:vAlign w:val="center"/>
+          </w:tcPr>
+          <w:p>
+            <w:pPr>
+              <w:spacing w:before="40" w:after="40"/>
+              <w:jc w:val="left"/>
+            </w:pPr>
             <w:r/>
             <w:r>
               <w:rPr>
                 <w:b/>
-                <w:sz w:val="24"/>
+                <w:sz w:val="28"/>
               </w:rPr>
               <w:t>รหัส</w:t>
             </w:r>
@@ -3121,13 +3899,18 @@
         <w:tc>
           <w:tcPr>
             <w:tcW w:type="dxa" w:w="4309"/>
-          </w:tcPr>
-          <w:p>
+            <w:vAlign w:val="center"/>
+          </w:tcPr>
+          <w:p>
+            <w:pPr>
+              <w:spacing w:before="40" w:after="40"/>
+              <w:jc w:val="left"/>
+            </w:pPr>
             <w:r/>
             <w:r>
               <w:rPr>
                 <w:b/>
-                <w:sz w:val="24"/>
+                <w:sz w:val="28"/>
               </w:rPr>
               <w:t>รายการ</w:t>
             </w:r>
@@ -3136,13 +3919,18 @@
         <w:tc>
           <w:tcPr>
             <w:tcW w:type="dxa" w:w="1134"/>
-          </w:tcPr>
-          <w:p>
+            <w:vAlign w:val="center"/>
+          </w:tcPr>
+          <w:p>
+            <w:pPr>
+              <w:spacing w:before="40" w:after="40"/>
+              <w:jc w:val="left"/>
+            </w:pPr>
             <w:r/>
             <w:r>
               <w:rPr>
                 <w:b/>
-                <w:sz w:val="24"/>
+                <w:sz w:val="28"/>
               </w:rPr>
               <w:t>ฟีเจอร์</w:t>
             </w:r>
@@ -3151,13 +3939,18 @@
         <w:tc>
           <w:tcPr>
             <w:tcW w:type="dxa" w:w="1134"/>
-          </w:tcPr>
-          <w:p>
+            <w:vAlign w:val="center"/>
+          </w:tcPr>
+          <w:p>
+            <w:pPr>
+              <w:spacing w:before="40" w:after="40"/>
+              <w:jc w:val="left"/>
+            </w:pPr>
             <w:r/>
             <w:r>
               <w:rPr>
                 <w:b/>
-                <w:sz w:val="24"/>
+                <w:sz w:val="28"/>
               </w:rPr>
               <w:t>ลำดับ</w:t>
             </w:r>
@@ -3166,13 +3959,18 @@
         <w:tc>
           <w:tcPr>
             <w:tcW w:type="dxa" w:w="907"/>
-          </w:tcPr>
-          <w:p>
+            <w:vAlign w:val="center"/>
+          </w:tcPr>
+          <w:p>
+            <w:pPr>
+              <w:spacing w:before="40" w:after="40"/>
+              <w:jc w:val="left"/>
+            </w:pPr>
             <w:r/>
             <w:r>
               <w:rPr>
                 <w:b/>
-                <w:sz w:val="24"/>
+                <w:sz w:val="28"/>
               </w:rPr>
               <w:t>ช่วง</w:t>
             </w:r>
@@ -3183,12 +3981,18 @@
         <w:tc>
           <w:tcPr>
             <w:tcW w:type="dxa" w:w="907"/>
-          </w:tcPr>
-          <w:p>
-            <w:r/>
-            <w:r>
-              <w:rPr>
-                <w:sz w:val="24"/>
+            <w:vAlign w:val="center"/>
+          </w:tcPr>
+          <w:p>
+            <w:pPr>
+              <w:spacing w:before="40" w:after="40"/>
+              <w:jc w:val="left"/>
+            </w:pPr>
+            <w:r/>
+            <w:r>
+              <w:rPr>
+                <w:b w:val="0"/>
+                <w:sz w:val="28"/>
               </w:rPr>
               <w:t>B01</w:t>
             </w:r>
@@ -3197,12 +4001,18 @@
         <w:tc>
           <w:tcPr>
             <w:tcW w:type="dxa" w:w="4309"/>
-          </w:tcPr>
-          <w:p>
-            <w:r/>
-            <w:r>
-              <w:rPr>
-                <w:sz w:val="24"/>
+            <w:vAlign w:val="center"/>
+          </w:tcPr>
+          <w:p>
+            <w:pPr>
+              <w:spacing w:before="40" w:after="40"/>
+              <w:jc w:val="left"/>
+            </w:pPr>
+            <w:r/>
+            <w:r>
+              <w:rPr>
+                <w:b w:val="0"/>
+                <w:sz w:val="28"/>
               </w:rPr>
               <w:t>ตั้งโครงงานและนำขึ้นใช้งานครั้งแรก</w:t>
             </w:r>
@@ -3211,12 +4021,18 @@
         <w:tc>
           <w:tcPr>
             <w:tcW w:type="dxa" w:w="1134"/>
-          </w:tcPr>
-          <w:p>
-            <w:r/>
-            <w:r>
-              <w:rPr>
-                <w:sz w:val="24"/>
+            <w:vAlign w:val="center"/>
+          </w:tcPr>
+          <w:p>
+            <w:pPr>
+              <w:spacing w:before="40" w:after="40"/>
+              <w:jc w:val="left"/>
+            </w:pPr>
+            <w:r/>
+            <w:r>
+              <w:rPr>
+                <w:b w:val="0"/>
+                <w:sz w:val="28"/>
               </w:rPr>
               <w:t>—</w:t>
             </w:r>
@@ -3225,12 +4041,18 @@
         <w:tc>
           <w:tcPr>
             <w:tcW w:type="dxa" w:w="1134"/>
-          </w:tcPr>
-          <w:p>
-            <w:r/>
-            <w:r>
-              <w:rPr>
-                <w:sz w:val="24"/>
+            <w:vAlign w:val="center"/>
+          </w:tcPr>
+          <w:p>
+            <w:pPr>
+              <w:spacing w:before="40" w:after="40"/>
+              <w:jc w:val="left"/>
+            </w:pPr>
+            <w:r/>
+            <w:r>
+              <w:rPr>
+                <w:b w:val="0"/>
+                <w:sz w:val="28"/>
               </w:rPr>
               <w:t>สูงสุด</w:t>
             </w:r>
@@ -3239,12 +4061,18 @@
         <w:tc>
           <w:tcPr>
             <w:tcW w:type="dxa" w:w="907"/>
-          </w:tcPr>
-          <w:p>
-            <w:r/>
-            <w:r>
-              <w:rPr>
-                <w:sz w:val="24"/>
+            <w:vAlign w:val="center"/>
+          </w:tcPr>
+          <w:p>
+            <w:pPr>
+              <w:spacing w:before="40" w:after="40"/>
+              <w:jc w:val="left"/>
+            </w:pPr>
+            <w:r/>
+            <w:r>
+              <w:rPr>
+                <w:b w:val="0"/>
+                <w:sz w:val="28"/>
               </w:rPr>
               <w:t>1</w:t>
             </w:r>
@@ -3255,12 +4083,18 @@
         <w:tc>
           <w:tcPr>
             <w:tcW w:type="dxa" w:w="907"/>
-          </w:tcPr>
-          <w:p>
-            <w:r/>
-            <w:r>
-              <w:rPr>
-                <w:sz w:val="24"/>
+            <w:vAlign w:val="center"/>
+          </w:tcPr>
+          <w:p>
+            <w:pPr>
+              <w:spacing w:before="40" w:after="40"/>
+              <w:jc w:val="left"/>
+            </w:pPr>
+            <w:r/>
+            <w:r>
+              <w:rPr>
+                <w:b w:val="0"/>
+                <w:sz w:val="28"/>
               </w:rPr>
               <w:t>B02</w:t>
             </w:r>
@@ -3269,12 +4103,18 @@
         <w:tc>
           <w:tcPr>
             <w:tcW w:type="dxa" w:w="4309"/>
-          </w:tcPr>
-          <w:p>
-            <w:r/>
-            <w:r>
-              <w:rPr>
-                <w:sz w:val="24"/>
+            <w:vAlign w:val="center"/>
+          </w:tcPr>
+          <w:p>
+            <w:pPr>
+              <w:spacing w:before="40" w:after="40"/>
+              <w:jc w:val="left"/>
+            </w:pPr>
+            <w:r/>
+            <w:r>
+              <w:rPr>
+                <w:b w:val="0"/>
+                <w:sz w:val="28"/>
               </w:rPr>
               <w:t>สร้างโครงสร้างฐานข้อมูลและข้อมูลตัวอย่าง</w:t>
             </w:r>
@@ -3283,12 +4123,18 @@
         <w:tc>
           <w:tcPr>
             <w:tcW w:type="dxa" w:w="1134"/>
-          </w:tcPr>
-          <w:p>
-            <w:r/>
-            <w:r>
-              <w:rPr>
-                <w:sz w:val="24"/>
+            <w:vAlign w:val="center"/>
+          </w:tcPr>
+          <w:p>
+            <w:pPr>
+              <w:spacing w:before="40" w:after="40"/>
+              <w:jc w:val="left"/>
+            </w:pPr>
+            <w:r/>
+            <w:r>
+              <w:rPr>
+                <w:b w:val="0"/>
+                <w:sz w:val="28"/>
               </w:rPr>
               <w:t>—</w:t>
             </w:r>
@@ -3297,12 +4143,18 @@
         <w:tc>
           <w:tcPr>
             <w:tcW w:type="dxa" w:w="1134"/>
-          </w:tcPr>
-          <w:p>
-            <w:r/>
-            <w:r>
-              <w:rPr>
-                <w:sz w:val="24"/>
+            <w:vAlign w:val="center"/>
+          </w:tcPr>
+          <w:p>
+            <w:pPr>
+              <w:spacing w:before="40" w:after="40"/>
+              <w:jc w:val="left"/>
+            </w:pPr>
+            <w:r/>
+            <w:r>
+              <w:rPr>
+                <w:b w:val="0"/>
+                <w:sz w:val="28"/>
               </w:rPr>
               <w:t>สูงสุด</w:t>
             </w:r>
@@ -3311,12 +4163,18 @@
         <w:tc>
           <w:tcPr>
             <w:tcW w:type="dxa" w:w="907"/>
-          </w:tcPr>
-          <w:p>
-            <w:r/>
-            <w:r>
-              <w:rPr>
-                <w:sz w:val="24"/>
+            <w:vAlign w:val="center"/>
+          </w:tcPr>
+          <w:p>
+            <w:pPr>
+              <w:spacing w:before="40" w:after="40"/>
+              <w:jc w:val="left"/>
+            </w:pPr>
+            <w:r/>
+            <w:r>
+              <w:rPr>
+                <w:b w:val="0"/>
+                <w:sz w:val="28"/>
               </w:rPr>
               <w:t>1</w:t>
             </w:r>
@@ -3327,12 +4185,18 @@
         <w:tc>
           <w:tcPr>
             <w:tcW w:type="dxa" w:w="907"/>
-          </w:tcPr>
-          <w:p>
-            <w:r/>
-            <w:r>
-              <w:rPr>
-                <w:sz w:val="24"/>
+            <w:vAlign w:val="center"/>
+          </w:tcPr>
+          <w:p>
+            <w:pPr>
+              <w:spacing w:before="40" w:after="40"/>
+              <w:jc w:val="left"/>
+            </w:pPr>
+            <w:r/>
+            <w:r>
+              <w:rPr>
+                <w:b w:val="0"/>
+                <w:sz w:val="28"/>
               </w:rPr>
               <w:t>B03</w:t>
             </w:r>
@@ -3341,12 +4205,18 @@
         <w:tc>
           <w:tcPr>
             <w:tcW w:type="dxa" w:w="4309"/>
-          </w:tcPr>
-          <w:p>
-            <w:r/>
-            <w:r>
-              <w:rPr>
-                <w:sz w:val="24"/>
+            <w:vAlign w:val="center"/>
+          </w:tcPr>
+          <w:p>
+            <w:pPr>
+              <w:spacing w:before="40" w:after="40"/>
+              <w:jc w:val="left"/>
+            </w:pPr>
+            <w:r/>
+            <w:r>
+              <w:rPr>
+                <w:b w:val="0"/>
+                <w:sz w:val="28"/>
               </w:rPr>
               <w:t>ระบบสมัครสมาชิกและเข้าสู่ระบบ</w:t>
             </w:r>
@@ -3355,12 +4225,18 @@
         <w:tc>
           <w:tcPr>
             <w:tcW w:type="dxa" w:w="1134"/>
-          </w:tcPr>
-          <w:p>
-            <w:r/>
-            <w:r>
-              <w:rPr>
-                <w:sz w:val="24"/>
+            <w:vAlign w:val="center"/>
+          </w:tcPr>
+          <w:p>
+            <w:pPr>
+              <w:spacing w:before="40" w:after="40"/>
+              <w:jc w:val="left"/>
+            </w:pPr>
+            <w:r/>
+            <w:r>
+              <w:rPr>
+                <w:b w:val="0"/>
+                <w:sz w:val="28"/>
               </w:rPr>
               <w:t>F1</w:t>
             </w:r>
@@ -3369,12 +4245,18 @@
         <w:tc>
           <w:tcPr>
             <w:tcW w:type="dxa" w:w="1134"/>
-          </w:tcPr>
-          <w:p>
-            <w:r/>
-            <w:r>
-              <w:rPr>
-                <w:sz w:val="24"/>
+            <w:vAlign w:val="center"/>
+          </w:tcPr>
+          <w:p>
+            <w:pPr>
+              <w:spacing w:before="40" w:after="40"/>
+              <w:jc w:val="left"/>
+            </w:pPr>
+            <w:r/>
+            <w:r>
+              <w:rPr>
+                <w:b w:val="0"/>
+                <w:sz w:val="28"/>
               </w:rPr>
               <w:t>สูงสุด</w:t>
             </w:r>
@@ -3383,12 +4265,18 @@
         <w:tc>
           <w:tcPr>
             <w:tcW w:type="dxa" w:w="907"/>
-          </w:tcPr>
-          <w:p>
-            <w:r/>
-            <w:r>
-              <w:rPr>
-                <w:sz w:val="24"/>
+            <w:vAlign w:val="center"/>
+          </w:tcPr>
+          <w:p>
+            <w:pPr>
+              <w:spacing w:before="40" w:after="40"/>
+              <w:jc w:val="left"/>
+            </w:pPr>
+            <w:r/>
+            <w:r>
+              <w:rPr>
+                <w:b w:val="0"/>
+                <w:sz w:val="28"/>
               </w:rPr>
               <w:t>1</w:t>
             </w:r>
@@ -3399,12 +4287,18 @@
         <w:tc>
           <w:tcPr>
             <w:tcW w:type="dxa" w:w="907"/>
-          </w:tcPr>
-          <w:p>
-            <w:r/>
-            <w:r>
-              <w:rPr>
-                <w:sz w:val="24"/>
+            <w:vAlign w:val="center"/>
+          </w:tcPr>
+          <w:p>
+            <w:pPr>
+              <w:spacing w:before="40" w:after="40"/>
+              <w:jc w:val="left"/>
+            </w:pPr>
+            <w:r/>
+            <w:r>
+              <w:rPr>
+                <w:b w:val="0"/>
+                <w:sz w:val="28"/>
               </w:rPr>
               <w:t>B04</w:t>
             </w:r>
@@ -3413,12 +4307,18 @@
         <w:tc>
           <w:tcPr>
             <w:tcW w:type="dxa" w:w="4309"/>
-          </w:tcPr>
-          <w:p>
-            <w:r/>
-            <w:r>
-              <w:rPr>
-                <w:sz w:val="24"/>
+            <w:vAlign w:val="center"/>
+          </w:tcPr>
+          <w:p>
+            <w:pPr>
+              <w:spacing w:before="40" w:after="40"/>
+              <w:jc w:val="left"/>
+            </w:pPr>
+            <w:r/>
+            <w:r>
+              <w:rPr>
+                <w:b w:val="0"/>
+                <w:sz w:val="28"/>
               </w:rPr>
               <w:t>กำหนดสิทธิ์ระดับแถวตามบทบาทและศูนย์</w:t>
             </w:r>
@@ -3427,12 +4327,18 @@
         <w:tc>
           <w:tcPr>
             <w:tcW w:type="dxa" w:w="1134"/>
-          </w:tcPr>
-          <w:p>
-            <w:r/>
-            <w:r>
-              <w:rPr>
-                <w:sz w:val="24"/>
+            <w:vAlign w:val="center"/>
+          </w:tcPr>
+          <w:p>
+            <w:pPr>
+              <w:spacing w:before="40" w:after="40"/>
+              <w:jc w:val="left"/>
+            </w:pPr>
+            <w:r/>
+            <w:r>
+              <w:rPr>
+                <w:b w:val="0"/>
+                <w:sz w:val="28"/>
               </w:rPr>
               <w:t>F1</w:t>
             </w:r>
@@ -3441,12 +4347,18 @@
         <w:tc>
           <w:tcPr>
             <w:tcW w:type="dxa" w:w="1134"/>
-          </w:tcPr>
-          <w:p>
-            <w:r/>
-            <w:r>
-              <w:rPr>
-                <w:sz w:val="24"/>
+            <w:vAlign w:val="center"/>
+          </w:tcPr>
+          <w:p>
+            <w:pPr>
+              <w:spacing w:before="40" w:after="40"/>
+              <w:jc w:val="left"/>
+            </w:pPr>
+            <w:r/>
+            <w:r>
+              <w:rPr>
+                <w:b w:val="0"/>
+                <w:sz w:val="28"/>
               </w:rPr>
               <w:t>สูง</w:t>
             </w:r>
@@ -3455,12 +4367,18 @@
         <w:tc>
           <w:tcPr>
             <w:tcW w:type="dxa" w:w="907"/>
-          </w:tcPr>
-          <w:p>
-            <w:r/>
-            <w:r>
-              <w:rPr>
-                <w:sz w:val="24"/>
+            <w:vAlign w:val="center"/>
+          </w:tcPr>
+          <w:p>
+            <w:pPr>
+              <w:spacing w:before="40" w:after="40"/>
+              <w:jc w:val="left"/>
+            </w:pPr>
+            <w:r/>
+            <w:r>
+              <w:rPr>
+                <w:b w:val="0"/>
+                <w:sz w:val="28"/>
               </w:rPr>
               <w:t>1</w:t>
             </w:r>
@@ -3471,12 +4389,18 @@
         <w:tc>
           <w:tcPr>
             <w:tcW w:type="dxa" w:w="907"/>
-          </w:tcPr>
-          <w:p>
-            <w:r/>
-            <w:r>
-              <w:rPr>
-                <w:sz w:val="24"/>
+            <w:vAlign w:val="center"/>
+          </w:tcPr>
+          <w:p>
+            <w:pPr>
+              <w:spacing w:before="40" w:after="40"/>
+              <w:jc w:val="left"/>
+            </w:pPr>
+            <w:r/>
+            <w:r>
+              <w:rPr>
+                <w:b w:val="0"/>
+                <w:sz w:val="28"/>
               </w:rPr>
               <w:t>B05</w:t>
             </w:r>
@@ -3485,12 +4409,18 @@
         <w:tc>
           <w:tcPr>
             <w:tcW w:type="dxa" w:w="4309"/>
-          </w:tcPr>
-          <w:p>
-            <w:r/>
-            <w:r>
-              <w:rPr>
-                <w:sz w:val="24"/>
+            <w:vAlign w:val="center"/>
+          </w:tcPr>
+          <w:p>
+            <w:pPr>
+              <w:spacing w:before="40" w:after="40"/>
+              <w:jc w:val="left"/>
+            </w:pPr>
+            <w:r/>
+            <w:r>
+              <w:rPr>
+                <w:b w:val="0"/>
+                <w:sz w:val="28"/>
               </w:rPr>
               <w:t>หน้าจัดการศูนย์และผู้ใช้</w:t>
             </w:r>
@@ -3499,12 +4429,18 @@
         <w:tc>
           <w:tcPr>
             <w:tcW w:type="dxa" w:w="1134"/>
-          </w:tcPr>
-          <w:p>
-            <w:r/>
-            <w:r>
-              <w:rPr>
-                <w:sz w:val="24"/>
+            <w:vAlign w:val="center"/>
+          </w:tcPr>
+          <w:p>
+            <w:pPr>
+              <w:spacing w:before="40" w:after="40"/>
+              <w:jc w:val="left"/>
+            </w:pPr>
+            <w:r/>
+            <w:r>
+              <w:rPr>
+                <w:b w:val="0"/>
+                <w:sz w:val="28"/>
               </w:rPr>
               <w:t>F1</w:t>
             </w:r>
@@ -3513,12 +4449,18 @@
         <w:tc>
           <w:tcPr>
             <w:tcW w:type="dxa" w:w="1134"/>
-          </w:tcPr>
-          <w:p>
-            <w:r/>
-            <w:r>
-              <w:rPr>
-                <w:sz w:val="24"/>
+            <w:vAlign w:val="center"/>
+          </w:tcPr>
+          <w:p>
+            <w:pPr>
+              <w:spacing w:before="40" w:after="40"/>
+              <w:jc w:val="left"/>
+            </w:pPr>
+            <w:r/>
+            <w:r>
+              <w:rPr>
+                <w:b w:val="0"/>
+                <w:sz w:val="28"/>
               </w:rPr>
               <w:t>กลาง</w:t>
             </w:r>
@@ -3527,12 +4469,18 @@
         <w:tc>
           <w:tcPr>
             <w:tcW w:type="dxa" w:w="907"/>
-          </w:tcPr>
-          <w:p>
-            <w:r/>
-            <w:r>
-              <w:rPr>
-                <w:sz w:val="24"/>
+            <w:vAlign w:val="center"/>
+          </w:tcPr>
+          <w:p>
+            <w:pPr>
+              <w:spacing w:before="40" w:after="40"/>
+              <w:jc w:val="left"/>
+            </w:pPr>
+            <w:r/>
+            <w:r>
+              <w:rPr>
+                <w:b w:val="0"/>
+                <w:sz w:val="28"/>
               </w:rPr>
               <w:t>1</w:t>
             </w:r>
@@ -3543,12 +4491,18 @@
         <w:tc>
           <w:tcPr>
             <w:tcW w:type="dxa" w:w="907"/>
-          </w:tcPr>
-          <w:p>
-            <w:r/>
-            <w:r>
-              <w:rPr>
-                <w:sz w:val="24"/>
+            <w:vAlign w:val="center"/>
+          </w:tcPr>
+          <w:p>
+            <w:pPr>
+              <w:spacing w:before="40" w:after="40"/>
+              <w:jc w:val="left"/>
+            </w:pPr>
+            <w:r/>
+            <w:r>
+              <w:rPr>
+                <w:b w:val="0"/>
+                <w:sz w:val="28"/>
               </w:rPr>
               <w:t>B06</w:t>
             </w:r>
@@ -3557,12 +4511,18 @@
         <w:tc>
           <w:tcPr>
             <w:tcW w:type="dxa" w:w="4309"/>
-          </w:tcPr>
-          <w:p>
-            <w:r/>
-            <w:r>
-              <w:rPr>
-                <w:sz w:val="24"/>
+            <w:vAlign w:val="center"/>
+          </w:tcPr>
+          <w:p>
+            <w:pPr>
+              <w:spacing w:before="40" w:after="40"/>
+              <w:jc w:val="left"/>
+            </w:pPr>
+            <w:r/>
+            <w:r>
+              <w:rPr>
+                <w:b w:val="0"/>
+                <w:sz w:val="28"/>
               </w:rPr>
               <w:t>ฟอร์มรับของบริจาคพร้อมตรวจสอบข้อมูล</w:t>
             </w:r>
@@ -3571,12 +4531,18 @@
         <w:tc>
           <w:tcPr>
             <w:tcW w:type="dxa" w:w="1134"/>
-          </w:tcPr>
-          <w:p>
-            <w:r/>
-            <w:r>
-              <w:rPr>
-                <w:sz w:val="24"/>
+            <w:vAlign w:val="center"/>
+          </w:tcPr>
+          <w:p>
+            <w:pPr>
+              <w:spacing w:before="40" w:after="40"/>
+              <w:jc w:val="left"/>
+            </w:pPr>
+            <w:r/>
+            <w:r>
+              <w:rPr>
+                <w:b w:val="0"/>
+                <w:sz w:val="28"/>
               </w:rPr>
               <w:t>F2</w:t>
             </w:r>
@@ -3585,12 +4551,18 @@
         <w:tc>
           <w:tcPr>
             <w:tcW w:type="dxa" w:w="1134"/>
-          </w:tcPr>
-          <w:p>
-            <w:r/>
-            <w:r>
-              <w:rPr>
-                <w:sz w:val="24"/>
+            <w:vAlign w:val="center"/>
+          </w:tcPr>
+          <w:p>
+            <w:pPr>
+              <w:spacing w:before="40" w:after="40"/>
+              <w:jc w:val="left"/>
+            </w:pPr>
+            <w:r/>
+            <w:r>
+              <w:rPr>
+                <w:b w:val="0"/>
+                <w:sz w:val="28"/>
               </w:rPr>
               <w:t>สูง</w:t>
             </w:r>
@@ -3599,12 +4571,18 @@
         <w:tc>
           <w:tcPr>
             <w:tcW w:type="dxa" w:w="907"/>
-          </w:tcPr>
-          <w:p>
-            <w:r/>
-            <w:r>
-              <w:rPr>
-                <w:sz w:val="24"/>
+            <w:vAlign w:val="center"/>
+          </w:tcPr>
+          <w:p>
+            <w:pPr>
+              <w:spacing w:before="40" w:after="40"/>
+              <w:jc w:val="left"/>
+            </w:pPr>
+            <w:r/>
+            <w:r>
+              <w:rPr>
+                <w:b w:val="0"/>
+                <w:sz w:val="28"/>
               </w:rPr>
               <w:t>1</w:t>
             </w:r>
@@ -3615,12 +4593,18 @@
         <w:tc>
           <w:tcPr>
             <w:tcW w:type="dxa" w:w="907"/>
-          </w:tcPr>
-          <w:p>
-            <w:r/>
-            <w:r>
-              <w:rPr>
-                <w:sz w:val="24"/>
+            <w:vAlign w:val="center"/>
+          </w:tcPr>
+          <w:p>
+            <w:pPr>
+              <w:spacing w:before="40" w:after="40"/>
+              <w:jc w:val="left"/>
+            </w:pPr>
+            <w:r/>
+            <w:r>
+              <w:rPr>
+                <w:b w:val="0"/>
+                <w:sz w:val="28"/>
               </w:rPr>
               <w:t>B07</w:t>
             </w:r>
@@ -3629,12 +4613,18 @@
         <w:tc>
           <w:tcPr>
             <w:tcW w:type="dxa" w:w="4309"/>
-          </w:tcPr>
-          <w:p>
-            <w:r/>
-            <w:r>
-              <w:rPr>
-                <w:sz w:val="24"/>
+            <w:vAlign w:val="center"/>
+          </w:tcPr>
+          <w:p>
+            <w:pPr>
+              <w:spacing w:before="40" w:after="40"/>
+              <w:jc w:val="left"/>
+            </w:pPr>
+            <w:r/>
+            <w:r>
+              <w:rPr>
+                <w:b w:val="0"/>
+                <w:sz w:val="28"/>
               </w:rPr>
               <w:t>หน้ารายการของที่รับเข้าและค้นหา</w:t>
             </w:r>
@@ -3643,12 +4633,18 @@
         <w:tc>
           <w:tcPr>
             <w:tcW w:type="dxa" w:w="1134"/>
-          </w:tcPr>
-          <w:p>
-            <w:r/>
-            <w:r>
-              <w:rPr>
-                <w:sz w:val="24"/>
+            <w:vAlign w:val="center"/>
+          </w:tcPr>
+          <w:p>
+            <w:pPr>
+              <w:spacing w:before="40" w:after="40"/>
+              <w:jc w:val="left"/>
+            </w:pPr>
+            <w:r/>
+            <w:r>
+              <w:rPr>
+                <w:b w:val="0"/>
+                <w:sz w:val="28"/>
               </w:rPr>
               <w:t>F2</w:t>
             </w:r>
@@ -3657,12 +4653,18 @@
         <w:tc>
           <w:tcPr>
             <w:tcW w:type="dxa" w:w="1134"/>
-          </w:tcPr>
-          <w:p>
-            <w:r/>
-            <w:r>
-              <w:rPr>
-                <w:sz w:val="24"/>
+            <w:vAlign w:val="center"/>
+          </w:tcPr>
+          <w:p>
+            <w:pPr>
+              <w:spacing w:before="40" w:after="40"/>
+              <w:jc w:val="left"/>
+            </w:pPr>
+            <w:r/>
+            <w:r>
+              <w:rPr>
+                <w:b w:val="0"/>
+                <w:sz w:val="28"/>
               </w:rPr>
               <w:t>กลาง</w:t>
             </w:r>
@@ -3671,12 +4673,18 @@
         <w:tc>
           <w:tcPr>
             <w:tcW w:type="dxa" w:w="907"/>
-          </w:tcPr>
-          <w:p>
-            <w:r/>
-            <w:r>
-              <w:rPr>
-                <w:sz w:val="24"/>
+            <w:vAlign w:val="center"/>
+          </w:tcPr>
+          <w:p>
+            <w:pPr>
+              <w:spacing w:before="40" w:after="40"/>
+              <w:jc w:val="left"/>
+            </w:pPr>
+            <w:r/>
+            <w:r>
+              <w:rPr>
+                <w:b w:val="0"/>
+                <w:sz w:val="28"/>
               </w:rPr>
               <w:t>2</w:t>
             </w:r>
@@ -3687,12 +4695,18 @@
         <w:tc>
           <w:tcPr>
             <w:tcW w:type="dxa" w:w="907"/>
-          </w:tcPr>
-          <w:p>
-            <w:r/>
-            <w:r>
-              <w:rPr>
-                <w:sz w:val="24"/>
+            <w:vAlign w:val="center"/>
+          </w:tcPr>
+          <w:p>
+            <w:pPr>
+              <w:spacing w:before="40" w:after="40"/>
+              <w:jc w:val="left"/>
+            </w:pPr>
+            <w:r/>
+            <w:r>
+              <w:rPr>
+                <w:b w:val="0"/>
+                <w:sz w:val="28"/>
               </w:rPr>
               <w:t>B08</w:t>
             </w:r>
@@ -3701,12 +4715,18 @@
         <w:tc>
           <w:tcPr>
             <w:tcW w:type="dxa" w:w="4309"/>
-          </w:tcPr>
-          <w:p>
-            <w:r/>
-            <w:r>
-              <w:rPr>
-                <w:sz w:val="24"/>
+            <w:vAlign w:val="center"/>
+          </w:tcPr>
+          <w:p>
+            <w:pPr>
+              <w:spacing w:before="40" w:after="40"/>
+              <w:jc w:val="left"/>
+            </w:pPr>
+            <w:r/>
+            <w:r>
+              <w:rPr>
+                <w:b w:val="0"/>
+                <w:sz w:val="28"/>
               </w:rPr>
               <w:t>หน้าคลัง ยอดคงเหลือแยกหมวดหมู่</w:t>
             </w:r>
@@ -3715,12 +4735,18 @@
         <w:tc>
           <w:tcPr>
             <w:tcW w:type="dxa" w:w="1134"/>
-          </w:tcPr>
-          <w:p>
-            <w:r/>
-            <w:r>
-              <w:rPr>
-                <w:sz w:val="24"/>
+            <w:vAlign w:val="center"/>
+          </w:tcPr>
+          <w:p>
+            <w:pPr>
+              <w:spacing w:before="40" w:after="40"/>
+              <w:jc w:val="left"/>
+            </w:pPr>
+            <w:r/>
+            <w:r>
+              <w:rPr>
+                <w:b w:val="0"/>
+                <w:sz w:val="28"/>
               </w:rPr>
               <w:t>F3</w:t>
             </w:r>
@@ -3729,12 +4755,18 @@
         <w:tc>
           <w:tcPr>
             <w:tcW w:type="dxa" w:w="1134"/>
-          </w:tcPr>
-          <w:p>
-            <w:r/>
-            <w:r>
-              <w:rPr>
-                <w:sz w:val="24"/>
+            <w:vAlign w:val="center"/>
+          </w:tcPr>
+          <w:p>
+            <w:pPr>
+              <w:spacing w:before="40" w:after="40"/>
+              <w:jc w:val="left"/>
+            </w:pPr>
+            <w:r/>
+            <w:r>
+              <w:rPr>
+                <w:b w:val="0"/>
+                <w:sz w:val="28"/>
               </w:rPr>
               <w:t>สูง</w:t>
             </w:r>
@@ -3743,12 +4775,18 @@
         <w:tc>
           <w:tcPr>
             <w:tcW w:type="dxa" w:w="907"/>
-          </w:tcPr>
-          <w:p>
-            <w:r/>
-            <w:r>
-              <w:rPr>
-                <w:sz w:val="24"/>
+            <w:vAlign w:val="center"/>
+          </w:tcPr>
+          <w:p>
+            <w:pPr>
+              <w:spacing w:before="40" w:after="40"/>
+              <w:jc w:val="left"/>
+            </w:pPr>
+            <w:r/>
+            <w:r>
+              <w:rPr>
+                <w:b w:val="0"/>
+                <w:sz w:val="28"/>
               </w:rPr>
               <w:t>2</w:t>
             </w:r>
@@ -3759,12 +4797,18 @@
         <w:tc>
           <w:tcPr>
             <w:tcW w:type="dxa" w:w="907"/>
-          </w:tcPr>
-          <w:p>
-            <w:r/>
-            <w:r>
-              <w:rPr>
-                <w:sz w:val="24"/>
+            <w:vAlign w:val="center"/>
+          </w:tcPr>
+          <w:p>
+            <w:pPr>
+              <w:spacing w:before="40" w:after="40"/>
+              <w:jc w:val="left"/>
+            </w:pPr>
+            <w:r/>
+            <w:r>
+              <w:rPr>
+                <w:b w:val="0"/>
+                <w:sz w:val="28"/>
               </w:rPr>
               <w:t>B09</w:t>
             </w:r>
@@ -3773,12 +4817,18 @@
         <w:tc>
           <w:tcPr>
             <w:tcW w:type="dxa" w:w="4309"/>
-          </w:tcPr>
-          <w:p>
-            <w:r/>
-            <w:r>
-              <w:rPr>
-                <w:sz w:val="24"/>
+            <w:vAlign w:val="center"/>
+          </w:tcPr>
+          <w:p>
+            <w:pPr>
+              <w:spacing w:before="40" w:after="40"/>
+              <w:jc w:val="left"/>
+            </w:pPr>
+            <w:r/>
+            <w:r>
+              <w:rPr>
+                <w:b w:val="0"/>
+                <w:sz w:val="28"/>
               </w:rPr>
               <w:t>ฟอร์มสร้างคำขอและหน้ารายการคำขอ</w:t>
             </w:r>
@@ -3787,12 +4837,18 @@
         <w:tc>
           <w:tcPr>
             <w:tcW w:type="dxa" w:w="1134"/>
-          </w:tcPr>
-          <w:p>
-            <w:r/>
-            <w:r>
-              <w:rPr>
-                <w:sz w:val="24"/>
+            <w:vAlign w:val="center"/>
+          </w:tcPr>
+          <w:p>
+            <w:pPr>
+              <w:spacing w:before="40" w:after="40"/>
+              <w:jc w:val="left"/>
+            </w:pPr>
+            <w:r/>
+            <w:r>
+              <w:rPr>
+                <w:b w:val="0"/>
+                <w:sz w:val="28"/>
               </w:rPr>
               <w:t>F4</w:t>
             </w:r>
@@ -3801,12 +4857,18 @@
         <w:tc>
           <w:tcPr>
             <w:tcW w:type="dxa" w:w="1134"/>
-          </w:tcPr>
-          <w:p>
-            <w:r/>
-            <w:r>
-              <w:rPr>
-                <w:sz w:val="24"/>
+            <w:vAlign w:val="center"/>
+          </w:tcPr>
+          <w:p>
+            <w:pPr>
+              <w:spacing w:before="40" w:after="40"/>
+              <w:jc w:val="left"/>
+            </w:pPr>
+            <w:r/>
+            <w:r>
+              <w:rPr>
+                <w:b w:val="0"/>
+                <w:sz w:val="28"/>
               </w:rPr>
               <w:t>สูง</w:t>
             </w:r>
@@ -3815,12 +4877,18 @@
         <w:tc>
           <w:tcPr>
             <w:tcW w:type="dxa" w:w="907"/>
-          </w:tcPr>
-          <w:p>
-            <w:r/>
-            <w:r>
-              <w:rPr>
-                <w:sz w:val="24"/>
+            <w:vAlign w:val="center"/>
+          </w:tcPr>
+          <w:p>
+            <w:pPr>
+              <w:spacing w:before="40" w:after="40"/>
+              <w:jc w:val="left"/>
+            </w:pPr>
+            <w:r/>
+            <w:r>
+              <w:rPr>
+                <w:b w:val="0"/>
+                <w:sz w:val="28"/>
               </w:rPr>
               <w:t>2</w:t>
             </w:r>
@@ -3831,12 +4899,18 @@
         <w:tc>
           <w:tcPr>
             <w:tcW w:type="dxa" w:w="907"/>
-          </w:tcPr>
-          <w:p>
-            <w:r/>
-            <w:r>
-              <w:rPr>
-                <w:sz w:val="24"/>
+            <w:vAlign w:val="center"/>
+          </w:tcPr>
+          <w:p>
+            <w:pPr>
+              <w:spacing w:before="40" w:after="40"/>
+              <w:jc w:val="left"/>
+            </w:pPr>
+            <w:r/>
+            <w:r>
+              <w:rPr>
+                <w:b w:val="0"/>
+                <w:sz w:val="28"/>
               </w:rPr>
               <w:t>B10</w:t>
             </w:r>
@@ -3845,12 +4919,18 @@
         <w:tc>
           <w:tcPr>
             <w:tcW w:type="dxa" w:w="4309"/>
-          </w:tcPr>
-          <w:p>
-            <w:r/>
-            <w:r>
-              <w:rPr>
-                <w:sz w:val="24"/>
+            <w:vAlign w:val="center"/>
+          </w:tcPr>
+          <w:p>
+            <w:pPr>
+              <w:spacing w:before="40" w:after="40"/>
+              <w:jc w:val="left"/>
+            </w:pPr>
+            <w:r/>
+            <w:r>
+              <w:rPr>
+                <w:b w:val="0"/>
+                <w:sz w:val="28"/>
               </w:rPr>
               <w:t>ฟังก์ชันตัดยอดในฐานข้อมูล (หัวใจระบบ)</w:t>
             </w:r>
@@ -3859,12 +4939,18 @@
         <w:tc>
           <w:tcPr>
             <w:tcW w:type="dxa" w:w="1134"/>
-          </w:tcPr>
-          <w:p>
-            <w:r/>
-            <w:r>
-              <w:rPr>
-                <w:sz w:val="24"/>
+            <w:vAlign w:val="center"/>
+          </w:tcPr>
+          <w:p>
+            <w:pPr>
+              <w:spacing w:before="40" w:after="40"/>
+              <w:jc w:val="left"/>
+            </w:pPr>
+            <w:r/>
+            <w:r>
+              <w:rPr>
+                <w:b w:val="0"/>
+                <w:sz w:val="28"/>
               </w:rPr>
               <w:t>F5</w:t>
             </w:r>
@@ -3873,12 +4959,18 @@
         <w:tc>
           <w:tcPr>
             <w:tcW w:type="dxa" w:w="1134"/>
-          </w:tcPr>
-          <w:p>
-            <w:r/>
-            <w:r>
-              <w:rPr>
-                <w:sz w:val="24"/>
+            <w:vAlign w:val="center"/>
+          </w:tcPr>
+          <w:p>
+            <w:pPr>
+              <w:spacing w:before="40" w:after="40"/>
+              <w:jc w:val="left"/>
+            </w:pPr>
+            <w:r/>
+            <w:r>
+              <w:rPr>
+                <w:b w:val="0"/>
+                <w:sz w:val="28"/>
               </w:rPr>
               <w:t>สูงสุด</w:t>
             </w:r>
@@ -3887,12 +4979,18 @@
         <w:tc>
           <w:tcPr>
             <w:tcW w:type="dxa" w:w="907"/>
-          </w:tcPr>
-          <w:p>
-            <w:r/>
-            <w:r>
-              <w:rPr>
-                <w:sz w:val="24"/>
+            <w:vAlign w:val="center"/>
+          </w:tcPr>
+          <w:p>
+            <w:pPr>
+              <w:spacing w:before="40" w:after="40"/>
+              <w:jc w:val="left"/>
+            </w:pPr>
+            <w:r/>
+            <w:r>
+              <w:rPr>
+                <w:b w:val="0"/>
+                <w:sz w:val="28"/>
               </w:rPr>
               <w:t>2</w:t>
             </w:r>
@@ -3903,12 +5001,18 @@
         <w:tc>
           <w:tcPr>
             <w:tcW w:type="dxa" w:w="907"/>
-          </w:tcPr>
-          <w:p>
-            <w:r/>
-            <w:r>
-              <w:rPr>
-                <w:sz w:val="24"/>
+            <w:vAlign w:val="center"/>
+          </w:tcPr>
+          <w:p>
+            <w:pPr>
+              <w:spacing w:before="40" w:after="40"/>
+              <w:jc w:val="left"/>
+            </w:pPr>
+            <w:r/>
+            <w:r>
+              <w:rPr>
+                <w:b w:val="0"/>
+                <w:sz w:val="28"/>
               </w:rPr>
               <w:t>B11</w:t>
             </w:r>
@@ -3917,12 +5021,18 @@
         <w:tc>
           <w:tcPr>
             <w:tcW w:type="dxa" w:w="4309"/>
-          </w:tcPr>
-          <w:p>
-            <w:r/>
-            <w:r>
-              <w:rPr>
-                <w:sz w:val="24"/>
+            <w:vAlign w:val="center"/>
+          </w:tcPr>
+          <w:p>
+            <w:pPr>
+              <w:spacing w:before="40" w:after="40"/>
+              <w:jc w:val="left"/>
+            </w:pPr>
+            <w:r/>
+            <w:r>
+              <w:rPr>
+                <w:b w:val="0"/>
+                <w:sz w:val="28"/>
               </w:rPr>
               <w:t>หน้าจัดสรร เลือกล็อตตามวันหมดอายุ</w:t>
             </w:r>
@@ -3931,12 +5041,18 @@
         <w:tc>
           <w:tcPr>
             <w:tcW w:type="dxa" w:w="1134"/>
-          </w:tcPr>
-          <w:p>
-            <w:r/>
-            <w:r>
-              <w:rPr>
-                <w:sz w:val="24"/>
+            <w:vAlign w:val="center"/>
+          </w:tcPr>
+          <w:p>
+            <w:pPr>
+              <w:spacing w:before="40" w:after="40"/>
+              <w:jc w:val="left"/>
+            </w:pPr>
+            <w:r/>
+            <w:r>
+              <w:rPr>
+                <w:b w:val="0"/>
+                <w:sz w:val="28"/>
               </w:rPr>
               <w:t>F5</w:t>
             </w:r>
@@ -3945,12 +5061,18 @@
         <w:tc>
           <w:tcPr>
             <w:tcW w:type="dxa" w:w="1134"/>
-          </w:tcPr>
-          <w:p>
-            <w:r/>
-            <w:r>
-              <w:rPr>
-                <w:sz w:val="24"/>
+            <w:vAlign w:val="center"/>
+          </w:tcPr>
+          <w:p>
+            <w:pPr>
+              <w:spacing w:before="40" w:after="40"/>
+              <w:jc w:val="left"/>
+            </w:pPr>
+            <w:r/>
+            <w:r>
+              <w:rPr>
+                <w:b w:val="0"/>
+                <w:sz w:val="28"/>
               </w:rPr>
               <w:t>สูง</w:t>
             </w:r>
@@ -3959,12 +5081,18 @@
         <w:tc>
           <w:tcPr>
             <w:tcW w:type="dxa" w:w="907"/>
-          </w:tcPr>
-          <w:p>
-            <w:r/>
-            <w:r>
-              <w:rPr>
-                <w:sz w:val="24"/>
+            <w:vAlign w:val="center"/>
+          </w:tcPr>
+          <w:p>
+            <w:pPr>
+              <w:spacing w:before="40" w:after="40"/>
+              <w:jc w:val="left"/>
+            </w:pPr>
+            <w:r/>
+            <w:r>
+              <w:rPr>
+                <w:b w:val="0"/>
+                <w:sz w:val="28"/>
               </w:rPr>
               <w:t>2</w:t>
             </w:r>
@@ -3975,12 +5103,18 @@
         <w:tc>
           <w:tcPr>
             <w:tcW w:type="dxa" w:w="907"/>
-          </w:tcPr>
-          <w:p>
-            <w:r/>
-            <w:r>
-              <w:rPr>
-                <w:sz w:val="24"/>
+            <w:vAlign w:val="center"/>
+          </w:tcPr>
+          <w:p>
+            <w:pPr>
+              <w:spacing w:before="40" w:after="40"/>
+              <w:jc w:val="left"/>
+            </w:pPr>
+            <w:r/>
+            <w:r>
+              <w:rPr>
+                <w:b w:val="0"/>
+                <w:sz w:val="28"/>
               </w:rPr>
               <w:t>B12</w:t>
             </w:r>
@@ -3989,12 +5123,18 @@
         <w:tc>
           <w:tcPr>
             <w:tcW w:type="dxa" w:w="4309"/>
-          </w:tcPr>
-          <w:p>
-            <w:r/>
-            <w:r>
-              <w:rPr>
-                <w:sz w:val="24"/>
+            <w:vAlign w:val="center"/>
+          </w:tcPr>
+          <w:p>
+            <w:pPr>
+              <w:spacing w:before="40" w:after="40"/>
+              <w:jc w:val="left"/>
+            </w:pPr>
+            <w:r/>
+            <w:r>
+              <w:rPr>
+                <w:b w:val="0"/>
+                <w:sz w:val="28"/>
               </w:rPr>
               <w:t>ยืนยันส่งมอบและยกเลิกการจัดสรร</w:t>
             </w:r>
@@ -4003,12 +5143,18 @@
         <w:tc>
           <w:tcPr>
             <w:tcW w:type="dxa" w:w="1134"/>
-          </w:tcPr>
-          <w:p>
-            <w:r/>
-            <w:r>
-              <w:rPr>
-                <w:sz w:val="24"/>
+            <w:vAlign w:val="center"/>
+          </w:tcPr>
+          <w:p>
+            <w:pPr>
+              <w:spacing w:before="40" w:after="40"/>
+              <w:jc w:val="left"/>
+            </w:pPr>
+            <w:r/>
+            <w:r>
+              <w:rPr>
+                <w:b w:val="0"/>
+                <w:sz w:val="28"/>
               </w:rPr>
               <w:t>F5</w:t>
             </w:r>
@@ -4017,12 +5163,18 @@
         <w:tc>
           <w:tcPr>
             <w:tcW w:type="dxa" w:w="1134"/>
-          </w:tcPr>
-          <w:p>
-            <w:r/>
-            <w:r>
-              <w:rPr>
-                <w:sz w:val="24"/>
+            <w:vAlign w:val="center"/>
+          </w:tcPr>
+          <w:p>
+            <w:pPr>
+              <w:spacing w:before="40" w:after="40"/>
+              <w:jc w:val="left"/>
+            </w:pPr>
+            <w:r/>
+            <w:r>
+              <w:rPr>
+                <w:b w:val="0"/>
+                <w:sz w:val="28"/>
               </w:rPr>
               <w:t>กลาง</w:t>
             </w:r>
@@ -4031,12 +5183,18 @@
         <w:tc>
           <w:tcPr>
             <w:tcW w:type="dxa" w:w="907"/>
-          </w:tcPr>
-          <w:p>
-            <w:r/>
-            <w:r>
-              <w:rPr>
-                <w:sz w:val="24"/>
+            <w:vAlign w:val="center"/>
+          </w:tcPr>
+          <w:p>
+            <w:pPr>
+              <w:spacing w:before="40" w:after="40"/>
+              <w:jc w:val="left"/>
+            </w:pPr>
+            <w:r/>
+            <w:r>
+              <w:rPr>
+                <w:b w:val="0"/>
+                <w:sz w:val="28"/>
               </w:rPr>
               <w:t>2</w:t>
             </w:r>
@@ -4047,12 +5205,18 @@
         <w:tc>
           <w:tcPr>
             <w:tcW w:type="dxa" w:w="907"/>
-          </w:tcPr>
-          <w:p>
-            <w:r/>
-            <w:r>
-              <w:rPr>
-                <w:sz w:val="24"/>
+            <w:vAlign w:val="center"/>
+          </w:tcPr>
+          <w:p>
+            <w:pPr>
+              <w:spacing w:before="40" w:after="40"/>
+              <w:jc w:val="left"/>
+            </w:pPr>
+            <w:r/>
+            <w:r>
+              <w:rPr>
+                <w:b w:val="0"/>
+                <w:sz w:val="28"/>
               </w:rPr>
               <w:t>B13</w:t>
             </w:r>
@@ -4061,12 +5225,18 @@
         <w:tc>
           <w:tcPr>
             <w:tcW w:type="dxa" w:w="4309"/>
-          </w:tcPr>
-          <w:p>
-            <w:r/>
-            <w:r>
-              <w:rPr>
-                <w:sz w:val="24"/>
+            <w:vAlign w:val="center"/>
+          </w:tcPr>
+          <w:p>
+            <w:pPr>
+              <w:spacing w:before="40" w:after="40"/>
+              <w:jc w:val="left"/>
+            </w:pPr>
+            <w:r/>
+            <w:r>
+              <w:rPr>
+                <w:b w:val="0"/>
+                <w:sz w:val="28"/>
               </w:rPr>
               <w:t>หน้าสรุปภาพรวมและของใกล้หมดอายุ</w:t>
             </w:r>
@@ -4075,12 +5245,18 @@
         <w:tc>
           <w:tcPr>
             <w:tcW w:type="dxa" w:w="1134"/>
-          </w:tcPr>
-          <w:p>
-            <w:r/>
-            <w:r>
-              <w:rPr>
-                <w:sz w:val="24"/>
+            <w:vAlign w:val="center"/>
+          </w:tcPr>
+          <w:p>
+            <w:pPr>
+              <w:spacing w:before="40" w:after="40"/>
+              <w:jc w:val="left"/>
+            </w:pPr>
+            <w:r/>
+            <w:r>
+              <w:rPr>
+                <w:b w:val="0"/>
+                <w:sz w:val="28"/>
               </w:rPr>
               <w:t>F3</w:t>
             </w:r>
@@ -4089,12 +5265,18 @@
         <w:tc>
           <w:tcPr>
             <w:tcW w:type="dxa" w:w="1134"/>
-          </w:tcPr>
-          <w:p>
-            <w:r/>
-            <w:r>
-              <w:rPr>
-                <w:sz w:val="24"/>
+            <w:vAlign w:val="center"/>
+          </w:tcPr>
+          <w:p>
+            <w:pPr>
+              <w:spacing w:before="40" w:after="40"/>
+              <w:jc w:val="left"/>
+            </w:pPr>
+            <w:r/>
+            <w:r>
+              <w:rPr>
+                <w:b w:val="0"/>
+                <w:sz w:val="28"/>
               </w:rPr>
               <w:t>กลาง</w:t>
             </w:r>
@@ -4103,12 +5285,18 @@
         <w:tc>
           <w:tcPr>
             <w:tcW w:type="dxa" w:w="907"/>
-          </w:tcPr>
-          <w:p>
-            <w:r/>
-            <w:r>
-              <w:rPr>
-                <w:sz w:val="24"/>
+            <w:vAlign w:val="center"/>
+          </w:tcPr>
+          <w:p>
+            <w:pPr>
+              <w:spacing w:before="40" w:after="40"/>
+              <w:jc w:val="left"/>
+            </w:pPr>
+            <w:r/>
+            <w:r>
+              <w:rPr>
+                <w:b w:val="0"/>
+                <w:sz w:val="28"/>
               </w:rPr>
               <w:t>2</w:t>
             </w:r>
@@ -4119,12 +5307,18 @@
         <w:tc>
           <w:tcPr>
             <w:tcW w:type="dxa" w:w="907"/>
-          </w:tcPr>
-          <w:p>
-            <w:r/>
-            <w:r>
-              <w:rPr>
-                <w:sz w:val="24"/>
+            <w:vAlign w:val="center"/>
+          </w:tcPr>
+          <w:p>
+            <w:pPr>
+              <w:spacing w:before="40" w:after="40"/>
+              <w:jc w:val="left"/>
+            </w:pPr>
+            <w:r/>
+            <w:r>
+              <w:rPr>
+                <w:b w:val="0"/>
+                <w:sz w:val="28"/>
               </w:rPr>
               <w:t>B14</w:t>
             </w:r>
@@ -4133,12 +5327,18 @@
         <w:tc>
           <w:tcPr>
             <w:tcW w:type="dxa" w:w="4309"/>
-          </w:tcPr>
-          <w:p>
-            <w:r/>
-            <w:r>
-              <w:rPr>
-                <w:sz w:val="24"/>
+            <w:vAlign w:val="center"/>
+          </w:tcPr>
+          <w:p>
+            <w:pPr>
+              <w:spacing w:before="40" w:after="40"/>
+              <w:jc w:val="left"/>
+            </w:pPr>
+            <w:r/>
+            <w:r>
+              <w:rPr>
+                <w:b w:val="0"/>
+                <w:sz w:val="28"/>
               </w:rPr>
               <w:t>แผนภูมิของที่ขาดแคลนมากที่สุด</w:t>
             </w:r>
@@ -4147,12 +5347,18 @@
         <w:tc>
           <w:tcPr>
             <w:tcW w:type="dxa" w:w="1134"/>
-          </w:tcPr>
-          <w:p>
-            <w:r/>
-            <w:r>
-              <w:rPr>
-                <w:sz w:val="24"/>
+            <w:vAlign w:val="center"/>
+          </w:tcPr>
+          <w:p>
+            <w:pPr>
+              <w:spacing w:before="40" w:after="40"/>
+              <w:jc w:val="left"/>
+            </w:pPr>
+            <w:r/>
+            <w:r>
+              <w:rPr>
+                <w:b w:val="0"/>
+                <w:sz w:val="28"/>
               </w:rPr>
               <w:t>F3</w:t>
             </w:r>
@@ -4161,12 +5367,18 @@
         <w:tc>
           <w:tcPr>
             <w:tcW w:type="dxa" w:w="1134"/>
-          </w:tcPr>
-          <w:p>
-            <w:r/>
-            <w:r>
-              <w:rPr>
-                <w:sz w:val="24"/>
+            <w:vAlign w:val="center"/>
+          </w:tcPr>
+          <w:p>
+            <w:pPr>
+              <w:spacing w:before="40" w:after="40"/>
+              <w:jc w:val="left"/>
+            </w:pPr>
+            <w:r/>
+            <w:r>
+              <w:rPr>
+                <w:b w:val="0"/>
+                <w:sz w:val="28"/>
               </w:rPr>
               <w:t>ต่ำ</w:t>
             </w:r>
@@ -4175,12 +5387,18 @@
         <w:tc>
           <w:tcPr>
             <w:tcW w:type="dxa" w:w="907"/>
-          </w:tcPr>
-          <w:p>
-            <w:r/>
-            <w:r>
-              <w:rPr>
-                <w:sz w:val="24"/>
+            <w:vAlign w:val="center"/>
+          </w:tcPr>
+          <w:p>
+            <w:pPr>
+              <w:spacing w:before="40" w:after="40"/>
+              <w:jc w:val="left"/>
+            </w:pPr>
+            <w:r/>
+            <w:r>
+              <w:rPr>
+                <w:b w:val="0"/>
+                <w:sz w:val="28"/>
               </w:rPr>
               <w:t>2</w:t>
             </w:r>
@@ -4191,12 +5409,18 @@
         <w:tc>
           <w:tcPr>
             <w:tcW w:type="dxa" w:w="907"/>
-          </w:tcPr>
-          <w:p>
-            <w:r/>
-            <w:r>
-              <w:rPr>
-                <w:sz w:val="24"/>
+            <w:vAlign w:val="center"/>
+          </w:tcPr>
+          <w:p>
+            <w:pPr>
+              <w:spacing w:before="40" w:after="40"/>
+              <w:jc w:val="left"/>
+            </w:pPr>
+            <w:r/>
+            <w:r>
+              <w:rPr>
+                <w:b w:val="0"/>
+                <w:sz w:val="28"/>
               </w:rPr>
               <w:t>B17</w:t>
             </w:r>
@@ -4205,12 +5429,18 @@
         <w:tc>
           <w:tcPr>
             <w:tcW w:type="dxa" w:w="4309"/>
-          </w:tcPr>
-          <w:p>
-            <w:r/>
-            <w:r>
-              <w:rPr>
-                <w:sz w:val="24"/>
+            <w:vAlign w:val="center"/>
+          </w:tcPr>
+          <w:p>
+            <w:pPr>
+              <w:spacing w:before="40" w:after="40"/>
+              <w:jc w:val="left"/>
+            </w:pPr>
+            <w:r/>
+            <w:r>
+              <w:rPr>
+                <w:b w:val="0"/>
+                <w:sz w:val="28"/>
               </w:rPr>
               <w:t>ทะเบียนผู้บริจาคและค้นหา</w:t>
             </w:r>
@@ -4219,12 +5449,18 @@
         <w:tc>
           <w:tcPr>
             <w:tcW w:type="dxa" w:w="1134"/>
-          </w:tcPr>
-          <w:p>
-            <w:r/>
-            <w:r>
-              <w:rPr>
-                <w:sz w:val="24"/>
+            <w:vAlign w:val="center"/>
+          </w:tcPr>
+          <w:p>
+            <w:pPr>
+              <w:spacing w:before="40" w:after="40"/>
+              <w:jc w:val="left"/>
+            </w:pPr>
+            <w:r/>
+            <w:r>
+              <w:rPr>
+                <w:b w:val="0"/>
+                <w:sz w:val="28"/>
               </w:rPr>
               <w:t>F6</w:t>
             </w:r>
@@ -4233,12 +5469,18 @@
         <w:tc>
           <w:tcPr>
             <w:tcW w:type="dxa" w:w="1134"/>
-          </w:tcPr>
-          <w:p>
-            <w:r/>
-            <w:r>
-              <w:rPr>
-                <w:sz w:val="24"/>
+            <w:vAlign w:val="center"/>
+          </w:tcPr>
+          <w:p>
+            <w:pPr>
+              <w:spacing w:before="40" w:after="40"/>
+              <w:jc w:val="left"/>
+            </w:pPr>
+            <w:r/>
+            <w:r>
+              <w:rPr>
+                <w:b w:val="0"/>
+                <w:sz w:val="28"/>
               </w:rPr>
               <w:t>สูง</w:t>
             </w:r>
@@ -4247,12 +5489,18 @@
         <w:tc>
           <w:tcPr>
             <w:tcW w:type="dxa" w:w="907"/>
-          </w:tcPr>
-          <w:p>
-            <w:r/>
-            <w:r>
-              <w:rPr>
-                <w:sz w:val="24"/>
+            <w:vAlign w:val="center"/>
+          </w:tcPr>
+          <w:p>
+            <w:pPr>
+              <w:spacing w:before="40" w:after="40"/>
+              <w:jc w:val="left"/>
+            </w:pPr>
+            <w:r/>
+            <w:r>
+              <w:rPr>
+                <w:b w:val="0"/>
+                <w:sz w:val="28"/>
               </w:rPr>
               <w:t>1</w:t>
             </w:r>
@@ -4263,12 +5511,18 @@
         <w:tc>
           <w:tcPr>
             <w:tcW w:type="dxa" w:w="907"/>
-          </w:tcPr>
-          <w:p>
-            <w:r/>
-            <w:r>
-              <w:rPr>
-                <w:sz w:val="24"/>
+            <w:vAlign w:val="center"/>
+          </w:tcPr>
+          <w:p>
+            <w:pPr>
+              <w:spacing w:before="40" w:after="40"/>
+              <w:jc w:val="left"/>
+            </w:pPr>
+            <w:r/>
+            <w:r>
+              <w:rPr>
+                <w:b w:val="0"/>
+                <w:sz w:val="28"/>
               </w:rPr>
               <w:t>B18</w:t>
             </w:r>
@@ -4277,12 +5531,18 @@
         <w:tc>
           <w:tcPr>
             <w:tcW w:type="dxa" w:w="4309"/>
-          </w:tcPr>
-          <w:p>
-            <w:r/>
-            <w:r>
-              <w:rPr>
-                <w:sz w:val="24"/>
+            <w:vAlign w:val="center"/>
+          </w:tcPr>
+          <w:p>
+            <w:pPr>
+              <w:spacing w:before="40" w:after="40"/>
+              <w:jc w:val="left"/>
+            </w:pPr>
+            <w:r/>
+            <w:r>
+              <w:rPr>
+                <w:b w:val="0"/>
+                <w:sz w:val="28"/>
               </w:rPr>
               <w:t>หน้าประวัติการบริจาครายบุคคล</w:t>
             </w:r>
@@ -4291,12 +5551,18 @@
         <w:tc>
           <w:tcPr>
             <w:tcW w:type="dxa" w:w="1134"/>
-          </w:tcPr>
-          <w:p>
-            <w:r/>
-            <w:r>
-              <w:rPr>
-                <w:sz w:val="24"/>
+            <w:vAlign w:val="center"/>
+          </w:tcPr>
+          <w:p>
+            <w:pPr>
+              <w:spacing w:before="40" w:after="40"/>
+              <w:jc w:val="left"/>
+            </w:pPr>
+            <w:r/>
+            <w:r>
+              <w:rPr>
+                <w:b w:val="0"/>
+                <w:sz w:val="28"/>
               </w:rPr>
               <w:t>F6</w:t>
             </w:r>
@@ -4305,12 +5571,18 @@
         <w:tc>
           <w:tcPr>
             <w:tcW w:type="dxa" w:w="1134"/>
-          </w:tcPr>
-          <w:p>
-            <w:r/>
-            <w:r>
-              <w:rPr>
-                <w:sz w:val="24"/>
+            <w:vAlign w:val="center"/>
+          </w:tcPr>
+          <w:p>
+            <w:pPr>
+              <w:spacing w:before="40" w:after="40"/>
+              <w:jc w:val="left"/>
+            </w:pPr>
+            <w:r/>
+            <w:r>
+              <w:rPr>
+                <w:b w:val="0"/>
+                <w:sz w:val="28"/>
               </w:rPr>
               <w:t>กลาง</w:t>
             </w:r>
@@ -4319,12 +5591,18 @@
         <w:tc>
           <w:tcPr>
             <w:tcW w:type="dxa" w:w="907"/>
-          </w:tcPr>
-          <w:p>
-            <w:r/>
-            <w:r>
-              <w:rPr>
-                <w:sz w:val="24"/>
+            <w:vAlign w:val="center"/>
+          </w:tcPr>
+          <w:p>
+            <w:pPr>
+              <w:spacing w:before="40" w:after="40"/>
+              <w:jc w:val="left"/>
+            </w:pPr>
+            <w:r/>
+            <w:r>
+              <w:rPr>
+                <w:b w:val="0"/>
+                <w:sz w:val="28"/>
               </w:rPr>
               <w:t>2</w:t>
             </w:r>
@@ -4335,12 +5613,18 @@
         <w:tc>
           <w:tcPr>
             <w:tcW w:type="dxa" w:w="907"/>
-          </w:tcPr>
-          <w:p>
-            <w:r/>
-            <w:r>
-              <w:rPr>
-                <w:sz w:val="24"/>
+            <w:vAlign w:val="center"/>
+          </w:tcPr>
+          <w:p>
+            <w:pPr>
+              <w:spacing w:before="40" w:after="40"/>
+              <w:jc w:val="left"/>
+            </w:pPr>
+            <w:r/>
+            <w:r>
+              <w:rPr>
+                <w:b w:val="0"/>
+                <w:sz w:val="28"/>
               </w:rPr>
               <w:t>B19</w:t>
             </w:r>
@@ -4349,12 +5633,18 @@
         <w:tc>
           <w:tcPr>
             <w:tcW w:type="dxa" w:w="4309"/>
-          </w:tcPr>
-          <w:p>
-            <w:r/>
-            <w:r>
-              <w:rPr>
-                <w:sz w:val="24"/>
+            <w:vAlign w:val="center"/>
+          </w:tcPr>
+          <w:p>
+            <w:pPr>
+              <w:spacing w:before="40" w:after="40"/>
+              <w:jc w:val="left"/>
+            </w:pPr>
+            <w:r/>
+            <w:r>
+              <w:rPr>
+                <w:b w:val="0"/>
+                <w:sz w:val="28"/>
               </w:rPr>
               <w:t>ใบรับของบริจาคแบบพิมพ์ได้</w:t>
             </w:r>
@@ -4363,12 +5653,18 @@
         <w:tc>
           <w:tcPr>
             <w:tcW w:type="dxa" w:w="1134"/>
-          </w:tcPr>
-          <w:p>
-            <w:r/>
-            <w:r>
-              <w:rPr>
-                <w:sz w:val="24"/>
+            <w:vAlign w:val="center"/>
+          </w:tcPr>
+          <w:p>
+            <w:pPr>
+              <w:spacing w:before="40" w:after="40"/>
+              <w:jc w:val="left"/>
+            </w:pPr>
+            <w:r/>
+            <w:r>
+              <w:rPr>
+                <w:b w:val="0"/>
+                <w:sz w:val="28"/>
               </w:rPr>
               <w:t>F6</w:t>
             </w:r>
@@ -4377,12 +5673,18 @@
         <w:tc>
           <w:tcPr>
             <w:tcW w:type="dxa" w:w="1134"/>
-          </w:tcPr>
-          <w:p>
-            <w:r/>
-            <w:r>
-              <w:rPr>
-                <w:sz w:val="24"/>
+            <w:vAlign w:val="center"/>
+          </w:tcPr>
+          <w:p>
+            <w:pPr>
+              <w:spacing w:before="40" w:after="40"/>
+              <w:jc w:val="left"/>
+            </w:pPr>
+            <w:r/>
+            <w:r>
+              <w:rPr>
+                <w:b w:val="0"/>
+                <w:sz w:val="28"/>
               </w:rPr>
               <w:t>ต่ำ</w:t>
             </w:r>
@@ -4391,12 +5693,18 @@
         <w:tc>
           <w:tcPr>
             <w:tcW w:type="dxa" w:w="907"/>
-          </w:tcPr>
-          <w:p>
-            <w:r/>
-            <w:r>
-              <w:rPr>
-                <w:sz w:val="24"/>
+            <w:vAlign w:val="center"/>
+          </w:tcPr>
+          <w:p>
+            <w:pPr>
+              <w:spacing w:before="40" w:after="40"/>
+              <w:jc w:val="left"/>
+            </w:pPr>
+            <w:r/>
+            <w:r>
+              <w:rPr>
+                <w:b w:val="0"/>
+                <w:sz w:val="28"/>
               </w:rPr>
               <w:t>2</w:t>
             </w:r>
@@ -4407,12 +5715,18 @@
         <w:tc>
           <w:tcPr>
             <w:tcW w:type="dxa" w:w="907"/>
-          </w:tcPr>
-          <w:p>
-            <w:r/>
-            <w:r>
-              <w:rPr>
-                <w:sz w:val="24"/>
+            <w:vAlign w:val="center"/>
+          </w:tcPr>
+          <w:p>
+            <w:pPr>
+              <w:spacing w:before="40" w:after="40"/>
+              <w:jc w:val="left"/>
+            </w:pPr>
+            <w:r/>
+            <w:r>
+              <w:rPr>
+                <w:b w:val="0"/>
+                <w:sz w:val="28"/>
               </w:rPr>
               <w:t>B15</w:t>
             </w:r>
@@ -4421,12 +5735,18 @@
         <w:tc>
           <w:tcPr>
             <w:tcW w:type="dxa" w:w="4309"/>
-          </w:tcPr>
-          <w:p>
-            <w:r/>
-            <w:r>
-              <w:rPr>
-                <w:sz w:val="24"/>
+            <w:vAlign w:val="center"/>
+          </w:tcPr>
+          <w:p>
+            <w:pPr>
+              <w:spacing w:before="40" w:after="40"/>
+              <w:jc w:val="left"/>
+            </w:pPr>
+            <w:r/>
+            <w:r>
+              <w:rPr>
+                <w:b w:val="0"/>
+                <w:sz w:val="28"/>
               </w:rPr>
               <w:t>เขียนและรันกรณีทดสอบพร้อมเก็บหลักฐาน</w:t>
             </w:r>
@@ -4435,12 +5755,18 @@
         <w:tc>
           <w:tcPr>
             <w:tcW w:type="dxa" w:w="1134"/>
-          </w:tcPr>
-          <w:p>
-            <w:r/>
-            <w:r>
-              <w:rPr>
-                <w:sz w:val="24"/>
+            <w:vAlign w:val="center"/>
+          </w:tcPr>
+          <w:p>
+            <w:pPr>
+              <w:spacing w:before="40" w:after="40"/>
+              <w:jc w:val="left"/>
+            </w:pPr>
+            <w:r/>
+            <w:r>
+              <w:rPr>
+                <w:b w:val="0"/>
+                <w:sz w:val="28"/>
               </w:rPr>
               <w:t>ทุกคน</w:t>
             </w:r>
@@ -4449,12 +5775,18 @@
         <w:tc>
           <w:tcPr>
             <w:tcW w:type="dxa" w:w="1134"/>
-          </w:tcPr>
-          <w:p>
-            <w:r/>
-            <w:r>
-              <w:rPr>
-                <w:sz w:val="24"/>
+            <w:vAlign w:val="center"/>
+          </w:tcPr>
+          <w:p>
+            <w:pPr>
+              <w:spacing w:before="40" w:after="40"/>
+              <w:jc w:val="left"/>
+            </w:pPr>
+            <w:r/>
+            <w:r>
+              <w:rPr>
+                <w:b w:val="0"/>
+                <w:sz w:val="28"/>
               </w:rPr>
               <w:t>สูง</w:t>
             </w:r>
@@ -4463,12 +5795,18 @@
         <w:tc>
           <w:tcPr>
             <w:tcW w:type="dxa" w:w="907"/>
-          </w:tcPr>
-          <w:p>
-            <w:r/>
-            <w:r>
-              <w:rPr>
-                <w:sz w:val="24"/>
+            <w:vAlign w:val="center"/>
+          </w:tcPr>
+          <w:p>
+            <w:pPr>
+              <w:spacing w:before="40" w:after="40"/>
+              <w:jc w:val="left"/>
+            </w:pPr>
+            <w:r/>
+            <w:r>
+              <w:rPr>
+                <w:b w:val="0"/>
+                <w:sz w:val="28"/>
               </w:rPr>
               <w:t>2</w:t>
             </w:r>
@@ -4479,12 +5817,18 @@
         <w:tc>
           <w:tcPr>
             <w:tcW w:type="dxa" w:w="907"/>
-          </w:tcPr>
-          <w:p>
-            <w:r/>
-            <w:r>
-              <w:rPr>
-                <w:sz w:val="24"/>
+            <w:vAlign w:val="center"/>
+          </w:tcPr>
+          <w:p>
+            <w:pPr>
+              <w:spacing w:before="40" w:after="40"/>
+              <w:jc w:val="left"/>
+            </w:pPr>
+            <w:r/>
+            <w:r>
+              <w:rPr>
+                <w:b w:val="0"/>
+                <w:sz w:val="28"/>
               </w:rPr>
               <w:t>B16</w:t>
             </w:r>
@@ -4493,12 +5837,18 @@
         <w:tc>
           <w:tcPr>
             <w:tcW w:type="dxa" w:w="4309"/>
-          </w:tcPr>
-          <w:p>
-            <w:r/>
-            <w:r>
-              <w:rPr>
-                <w:sz w:val="24"/>
+            <w:vAlign w:val="center"/>
+          </w:tcPr>
+          <w:p>
+            <w:pPr>
+              <w:spacing w:before="40" w:after="40"/>
+              <w:jc w:val="left"/>
+            </w:pPr>
+            <w:r/>
+            <w:r>
+              <w:rPr>
+                <w:b w:val="0"/>
+                <w:sz w:val="28"/>
               </w:rPr>
               <w:t>นำขึ้นใช้งานจริงและตรวจสอบลิงก์</w:t>
             </w:r>
@@ -4507,12 +5857,18 @@
         <w:tc>
           <w:tcPr>
             <w:tcW w:type="dxa" w:w="1134"/>
-          </w:tcPr>
-          <w:p>
-            <w:r/>
-            <w:r>
-              <w:rPr>
-                <w:sz w:val="24"/>
+            <w:vAlign w:val="center"/>
+          </w:tcPr>
+          <w:p>
+            <w:pPr>
+              <w:spacing w:before="40" w:after="40"/>
+              <w:jc w:val="left"/>
+            </w:pPr>
+            <w:r/>
+            <w:r>
+              <w:rPr>
+                <w:b w:val="0"/>
+                <w:sz w:val="28"/>
               </w:rPr>
               <w:t>—</w:t>
             </w:r>
@@ -4521,12 +5877,18 @@
         <w:tc>
           <w:tcPr>
             <w:tcW w:type="dxa" w:w="1134"/>
-          </w:tcPr>
-          <w:p>
-            <w:r/>
-            <w:r>
-              <w:rPr>
-                <w:sz w:val="24"/>
+            <w:vAlign w:val="center"/>
+          </w:tcPr>
+          <w:p>
+            <w:pPr>
+              <w:spacing w:before="40" w:after="40"/>
+              <w:jc w:val="left"/>
+            </w:pPr>
+            <w:r/>
+            <w:r>
+              <w:rPr>
+                <w:b w:val="0"/>
+                <w:sz w:val="28"/>
               </w:rPr>
               <w:t>สูงสุด</w:t>
             </w:r>
@@ -4535,12 +5897,18 @@
         <w:tc>
           <w:tcPr>
             <w:tcW w:type="dxa" w:w="907"/>
-          </w:tcPr>
-          <w:p>
-            <w:r/>
-            <w:r>
-              <w:rPr>
-                <w:sz w:val="24"/>
+            <w:vAlign w:val="center"/>
+          </w:tcPr>
+          <w:p>
+            <w:pPr>
+              <w:spacing w:before="40" w:after="40"/>
+              <w:jc w:val="left"/>
+            </w:pPr>
+            <w:r/>
+            <w:r>
+              <w:rPr>
+                <w:b w:val="0"/>
+                <w:sz w:val="28"/>
               </w:rPr>
               <w:t>2</w:t>
             </w:r>
@@ -4584,6 +5952,7 @@
         <w:tblStyle w:val="LightGrid-Accent1"/>
         <w:tblW w:type="auto" w:w="0"/>
         <w:jc w:val="center"/>
+        <w:tblLayout w:type="fixed"/>
         <w:tblLook w:firstColumn="1" w:firstRow="1" w:lastColumn="0" w:lastRow="0" w:noHBand="0" w:noVBand="1" w:val="04A0"/>
       </w:tblPr>
       <w:tblGrid>
@@ -4597,13 +5966,18 @@
         <w:tc>
           <w:tcPr>
             <w:tcW w:type="dxa" w:w="737"/>
-          </w:tcPr>
-          <w:p>
+            <w:vAlign w:val="center"/>
+          </w:tcPr>
+          <w:p>
+            <w:pPr>
+              <w:spacing w:before="40" w:after="40"/>
+              <w:jc w:val="left"/>
+            </w:pPr>
             <w:r/>
             <w:r>
               <w:rPr>
                 <w:b/>
-                <w:sz w:val="24"/>
+                <w:sz w:val="28"/>
               </w:rPr>
               <w:t>#</w:t>
             </w:r>
@@ -4612,13 +5986,18 @@
         <w:tc>
           <w:tcPr>
             <w:tcW w:type="dxa" w:w="1928"/>
-          </w:tcPr>
-          <w:p>
+            <w:vAlign w:val="center"/>
+          </w:tcPr>
+          <w:p>
+            <w:pPr>
+              <w:spacing w:before="40" w:after="40"/>
+              <w:jc w:val="left"/>
+            </w:pPr>
             <w:r/>
             <w:r>
               <w:rPr>
                 <w:b/>
-                <w:sz w:val="24"/>
+                <w:sz w:val="28"/>
               </w:rPr>
               <w:t>สิ่งที่ทดสอบ</w:t>
             </w:r>
@@ -4627,13 +6006,18 @@
         <w:tc>
           <w:tcPr>
             <w:tcW w:type="dxa" w:w="2381"/>
-          </w:tcPr>
-          <w:p>
+            <w:vAlign w:val="center"/>
+          </w:tcPr>
+          <w:p>
+            <w:pPr>
+              <w:spacing w:before="40" w:after="40"/>
+              <w:jc w:val="left"/>
+            </w:pPr>
             <w:r/>
             <w:r>
               <w:rPr>
                 <w:b/>
-                <w:sz w:val="24"/>
+                <w:sz w:val="28"/>
               </w:rPr>
               <w:t>สิ่งที่ทำ</w:t>
             </w:r>
@@ -4642,13 +6026,18 @@
         <w:tc>
           <w:tcPr>
             <w:tcW w:type="dxa" w:w="2608"/>
-          </w:tcPr>
-          <w:p>
+            <w:vAlign w:val="center"/>
+          </w:tcPr>
+          <w:p>
+            <w:pPr>
+              <w:spacing w:before="40" w:after="40"/>
+              <w:jc w:val="left"/>
+            </w:pPr>
             <w:r/>
             <w:r>
               <w:rPr>
                 <w:b/>
-                <w:sz w:val="24"/>
+                <w:sz w:val="28"/>
               </w:rPr>
               <w:t>ผลที่ได้</w:t>
             </w:r>
@@ -4657,13 +6046,18 @@
         <w:tc>
           <w:tcPr>
             <w:tcW w:type="dxa" w:w="737"/>
-          </w:tcPr>
-          <w:p>
+            <w:vAlign w:val="center"/>
+          </w:tcPr>
+          <w:p>
+            <w:pPr>
+              <w:spacing w:before="40" w:after="40"/>
+              <w:jc w:val="left"/>
+            </w:pPr>
             <w:r/>
             <w:r>
               <w:rPr>
                 <w:b/>
-                <w:sz w:val="24"/>
+                <w:sz w:val="28"/>
               </w:rPr>
               <w:t>สรุป</w:t>
             </w:r>
@@ -4674,12 +6068,18 @@
         <w:tc>
           <w:tcPr>
             <w:tcW w:type="dxa" w:w="737"/>
-          </w:tcPr>
-          <w:p>
-            <w:r/>
-            <w:r>
-              <w:rPr>
-                <w:sz w:val="24"/>
+            <w:vAlign w:val="center"/>
+          </w:tcPr>
+          <w:p>
+            <w:pPr>
+              <w:spacing w:before="40" w:after="40"/>
+              <w:jc w:val="left"/>
+            </w:pPr>
+            <w:r/>
+            <w:r>
+              <w:rPr>
+                <w:b w:val="0"/>
+                <w:sz w:val="28"/>
               </w:rPr>
               <w:t>TC01</w:t>
             </w:r>
@@ -4688,12 +6088,18 @@
         <w:tc>
           <w:tcPr>
             <w:tcW w:type="dxa" w:w="1928"/>
-          </w:tcPr>
-          <w:p>
-            <w:r/>
-            <w:r>
-              <w:rPr>
-                <w:sz w:val="24"/>
+            <w:vAlign w:val="center"/>
+          </w:tcPr>
+          <w:p>
+            <w:pPr>
+              <w:spacing w:before="40" w:after="40"/>
+              <w:jc w:val="left"/>
+            </w:pPr>
+            <w:r/>
+            <w:r>
+              <w:rPr>
+                <w:b w:val="0"/>
+                <w:sz w:val="28"/>
               </w:rPr>
               <w:t>เข้าสู่ระบบด้วยรหัสถูกต้อง</w:t>
             </w:r>
@@ -4702,12 +6108,18 @@
         <w:tc>
           <w:tcPr>
             <w:tcW w:type="dxa" w:w="2381"/>
-          </w:tcPr>
-          <w:p>
-            <w:r/>
-            <w:r>
-              <w:rPr>
-                <w:sz w:val="24"/>
+            <w:vAlign w:val="center"/>
+          </w:tcPr>
+          <w:p>
+            <w:pPr>
+              <w:spacing w:before="40" w:after="40"/>
+              <w:jc w:val="left"/>
+            </w:pPr>
+            <w:r/>
+            <w:r>
+              <w:rPr>
+                <w:b w:val="0"/>
+                <w:sz w:val="28"/>
               </w:rPr>
               <w:t>เข้าสู่ระบบด้วยบัญชีผู้ดูแล</w:t>
             </w:r>
@@ -4716,12 +6128,18 @@
         <w:tc>
           <w:tcPr>
             <w:tcW w:type="dxa" w:w="2608"/>
-          </w:tcPr>
-          <w:p>
-            <w:r/>
-            <w:r>
-              <w:rPr>
-                <w:sz w:val="24"/>
+            <w:vAlign w:val="center"/>
+          </w:tcPr>
+          <w:p>
+            <w:pPr>
+              <w:spacing w:before="40" w:after="40"/>
+              <w:jc w:val="left"/>
+            </w:pPr>
+            <w:r/>
+            <w:r>
+              <w:rPr>
+                <w:b w:val="0"/>
+                <w:sz w:val="28"/>
               </w:rPr>
               <w:t>เข้าหน้าสรุปภาพรวมของผู้ดูแลได้</w:t>
             </w:r>
@@ -4730,12 +6148,18 @@
         <w:tc>
           <w:tcPr>
             <w:tcW w:type="dxa" w:w="737"/>
-          </w:tcPr>
-          <w:p>
-            <w:r/>
-            <w:r>
-              <w:rPr>
-                <w:sz w:val="24"/>
+            <w:vAlign w:val="center"/>
+          </w:tcPr>
+          <w:p>
+            <w:pPr>
+              <w:spacing w:before="40" w:after="40"/>
+              <w:jc w:val="left"/>
+            </w:pPr>
+            <w:r/>
+            <w:r>
+              <w:rPr>
+                <w:b w:val="0"/>
+                <w:sz w:val="28"/>
               </w:rPr>
               <w:t>ผ่าน</w:t>
             </w:r>
@@ -4746,12 +6170,18 @@
         <w:tc>
           <w:tcPr>
             <w:tcW w:type="dxa" w:w="737"/>
-          </w:tcPr>
-          <w:p>
-            <w:r/>
-            <w:r>
-              <w:rPr>
-                <w:sz w:val="24"/>
+            <w:vAlign w:val="center"/>
+          </w:tcPr>
+          <w:p>
+            <w:pPr>
+              <w:spacing w:before="40" w:after="40"/>
+              <w:jc w:val="left"/>
+            </w:pPr>
+            <w:r/>
+            <w:r>
+              <w:rPr>
+                <w:b w:val="0"/>
+                <w:sz w:val="28"/>
               </w:rPr>
               <w:t>TC02</w:t>
             </w:r>
@@ -4760,12 +6190,18 @@
         <w:tc>
           <w:tcPr>
             <w:tcW w:type="dxa" w:w="1928"/>
-          </w:tcPr>
-          <w:p>
-            <w:r/>
-            <w:r>
-              <w:rPr>
-                <w:sz w:val="24"/>
+            <w:vAlign w:val="center"/>
+          </w:tcPr>
+          <w:p>
+            <w:pPr>
+              <w:spacing w:before="40" w:after="40"/>
+              <w:jc w:val="left"/>
+            </w:pPr>
+            <w:r/>
+            <w:r>
+              <w:rPr>
+                <w:b w:val="0"/>
+                <w:sz w:val="28"/>
               </w:rPr>
               <w:t>เข้าสู่ระบบด้วยรหัสผิด</w:t>
             </w:r>
@@ -4774,12 +6210,18 @@
         <w:tc>
           <w:tcPr>
             <w:tcW w:type="dxa" w:w="2381"/>
-          </w:tcPr>
-          <w:p>
-            <w:r/>
-            <w:r>
-              <w:rPr>
-                <w:sz w:val="24"/>
+            <w:vAlign w:val="center"/>
+          </w:tcPr>
+          <w:p>
+            <w:pPr>
+              <w:spacing w:before="40" w:after="40"/>
+              <w:jc w:val="left"/>
+            </w:pPr>
+            <w:r/>
+            <w:r>
+              <w:rPr>
+                <w:b w:val="0"/>
+                <w:sz w:val="28"/>
               </w:rPr>
               <w:t>ใส่รหัสผ่านผิด</w:t>
             </w:r>
@@ -4788,12 +6230,18 @@
         <w:tc>
           <w:tcPr>
             <w:tcW w:type="dxa" w:w="2608"/>
-          </w:tcPr>
-          <w:p>
-            <w:r/>
-            <w:r>
-              <w:rPr>
-                <w:sz w:val="24"/>
+            <w:vAlign w:val="center"/>
+          </w:tcPr>
+          <w:p>
+            <w:pPr>
+              <w:spacing w:before="40" w:after="40"/>
+              <w:jc w:val="left"/>
+            </w:pPr>
+            <w:r/>
+            <w:r>
+              <w:rPr>
+                <w:b w:val="0"/>
+                <w:sz w:val="28"/>
               </w:rPr>
               <w:t>แจ้งว่าอีเมลหรือรหัสผ่านไม่ถูกต้อง ไม่ให้เข้า</w:t>
             </w:r>
@@ -4802,12 +6250,18 @@
         <w:tc>
           <w:tcPr>
             <w:tcW w:type="dxa" w:w="737"/>
-          </w:tcPr>
-          <w:p>
-            <w:r/>
-            <w:r>
-              <w:rPr>
-                <w:sz w:val="24"/>
+            <w:vAlign w:val="center"/>
+          </w:tcPr>
+          <w:p>
+            <w:pPr>
+              <w:spacing w:before="40" w:after="40"/>
+              <w:jc w:val="left"/>
+            </w:pPr>
+            <w:r/>
+            <w:r>
+              <w:rPr>
+                <w:b w:val="0"/>
+                <w:sz w:val="28"/>
               </w:rPr>
               <w:t>ผ่าน</w:t>
             </w:r>
@@ -4818,12 +6272,18 @@
         <w:tc>
           <w:tcPr>
             <w:tcW w:type="dxa" w:w="737"/>
-          </w:tcPr>
-          <w:p>
-            <w:r/>
-            <w:r>
-              <w:rPr>
-                <w:sz w:val="24"/>
+            <w:vAlign w:val="center"/>
+          </w:tcPr>
+          <w:p>
+            <w:pPr>
+              <w:spacing w:before="40" w:after="40"/>
+              <w:jc w:val="left"/>
+            </w:pPr>
+            <w:r/>
+            <w:r>
+              <w:rPr>
+                <w:b w:val="0"/>
+                <w:sz w:val="28"/>
               </w:rPr>
               <w:t>TC03</w:t>
             </w:r>
@@ -4832,12 +6292,18 @@
         <w:tc>
           <w:tcPr>
             <w:tcW w:type="dxa" w:w="1928"/>
-          </w:tcPr>
-          <w:p>
-            <w:r/>
-            <w:r>
-              <w:rPr>
-                <w:sz w:val="24"/>
+            <w:vAlign w:val="center"/>
+          </w:tcPr>
+          <w:p>
+            <w:pPr>
+              <w:spacing w:before="40" w:after="40"/>
+              <w:jc w:val="left"/>
+            </w:pPr>
+            <w:r/>
+            <w:r>
+              <w:rPr>
+                <w:b w:val="0"/>
+                <w:sz w:val="28"/>
               </w:rPr>
               <w:t>บัญชีที่ยังไม่ยืนยันอีเมล</w:t>
             </w:r>
@@ -4846,12 +6312,18 @@
         <w:tc>
           <w:tcPr>
             <w:tcW w:type="dxa" w:w="2381"/>
-          </w:tcPr>
-          <w:p>
-            <w:r/>
-            <w:r>
-              <w:rPr>
-                <w:sz w:val="24"/>
+            <w:vAlign w:val="center"/>
+          </w:tcPr>
+          <w:p>
+            <w:pPr>
+              <w:spacing w:before="40" w:after="40"/>
+              <w:jc w:val="left"/>
+            </w:pPr>
+            <w:r/>
+            <w:r>
+              <w:rPr>
+                <w:b w:val="0"/>
+                <w:sz w:val="28"/>
               </w:rPr>
               <w:t>เข้าสู่ระบบด้วยบัญชีที่เพิ่งสมัคร</w:t>
             </w:r>
@@ -4860,12 +6332,18 @@
         <w:tc>
           <w:tcPr>
             <w:tcW w:type="dxa" w:w="2608"/>
-          </w:tcPr>
-          <w:p>
-            <w:r/>
-            <w:r>
-              <w:rPr>
-                <w:sz w:val="24"/>
+            <w:vAlign w:val="center"/>
+          </w:tcPr>
+          <w:p>
+            <w:pPr>
+              <w:spacing w:before="40" w:after="40"/>
+              <w:jc w:val="left"/>
+            </w:pPr>
+            <w:r/>
+            <w:r>
+              <w:rPr>
+                <w:b w:val="0"/>
+                <w:sz w:val="28"/>
               </w:rPr>
               <w:t>แจ้งแยกว่ายังไม่ได้ยืนยันอีเมล ไม่ใช่ข้อความรหัสผิด</w:t>
             </w:r>
@@ -4874,12 +6352,18 @@
         <w:tc>
           <w:tcPr>
             <w:tcW w:type="dxa" w:w="737"/>
-          </w:tcPr>
-          <w:p>
-            <w:r/>
-            <w:r>
-              <w:rPr>
-                <w:sz w:val="24"/>
+            <w:vAlign w:val="center"/>
+          </w:tcPr>
+          <w:p>
+            <w:pPr>
+              <w:spacing w:before="40" w:after="40"/>
+              <w:jc w:val="left"/>
+            </w:pPr>
+            <w:r/>
+            <w:r>
+              <w:rPr>
+                <w:b w:val="0"/>
+                <w:sz w:val="28"/>
               </w:rPr>
               <w:t>ผ่าน</w:t>
             </w:r>
@@ -4890,12 +6374,18 @@
         <w:tc>
           <w:tcPr>
             <w:tcW w:type="dxa" w:w="737"/>
-          </w:tcPr>
-          <w:p>
-            <w:r/>
-            <w:r>
-              <w:rPr>
-                <w:sz w:val="24"/>
+            <w:vAlign w:val="center"/>
+          </w:tcPr>
+          <w:p>
+            <w:pPr>
+              <w:spacing w:before="40" w:after="40"/>
+              <w:jc w:val="left"/>
+            </w:pPr>
+            <w:r/>
+            <w:r>
+              <w:rPr>
+                <w:b w:val="0"/>
+                <w:sz w:val="28"/>
               </w:rPr>
               <w:t>TC04</w:t>
             </w:r>
@@ -4904,12 +6394,18 @@
         <w:tc>
           <w:tcPr>
             <w:tcW w:type="dxa" w:w="1928"/>
-          </w:tcPr>
-          <w:p>
-            <w:r/>
-            <w:r>
-              <w:rPr>
-                <w:sz w:val="24"/>
+            <w:vAlign w:val="center"/>
+          </w:tcPr>
+          <w:p>
+            <w:pPr>
+              <w:spacing w:before="40" w:after="40"/>
+              <w:jc w:val="left"/>
+            </w:pPr>
+            <w:r/>
+            <w:r>
+              <w:rPr>
+                <w:b w:val="0"/>
+                <w:sz w:val="28"/>
               </w:rPr>
               <w:t>อาสาสมัครเข้าหน้าของเจ้าหน้าที่</w:t>
             </w:r>
@@ -4918,12 +6414,18 @@
         <w:tc>
           <w:tcPr>
             <w:tcW w:type="dxa" w:w="2381"/>
-          </w:tcPr>
-          <w:p>
-            <w:r/>
-            <w:r>
-              <w:rPr>
-                <w:sz w:val="24"/>
+            <w:vAlign w:val="center"/>
+          </w:tcPr>
+          <w:p>
+            <w:pPr>
+              <w:spacing w:before="40" w:after="40"/>
+              <w:jc w:val="left"/>
+            </w:pPr>
+            <w:r/>
+            <w:r>
+              <w:rPr>
+                <w:b w:val="0"/>
+                <w:sz w:val="28"/>
               </w:rPr>
               <w:t>เปิดหน้าคลังด้วยบัญชีอาสาสมัคร</w:t>
             </w:r>
@@ -4932,12 +6434,18 @@
         <w:tc>
           <w:tcPr>
             <w:tcW w:type="dxa" w:w="2608"/>
-          </w:tcPr>
-          <w:p>
-            <w:r/>
-            <w:r>
-              <w:rPr>
-                <w:sz w:val="24"/>
+            <w:vAlign w:val="center"/>
+          </w:tcPr>
+          <w:p>
+            <w:pPr>
+              <w:spacing w:before="40" w:after="40"/>
+              <w:jc w:val="left"/>
+            </w:pPr>
+            <w:r/>
+            <w:r>
+              <w:rPr>
+                <w:b w:val="0"/>
+                <w:sz w:val="28"/>
               </w:rPr>
               <w:t>ถูกพากลับไปหน้าของอาสาสมัคร เข้าไม่ได้</w:t>
             </w:r>
@@ -4946,12 +6454,18 @@
         <w:tc>
           <w:tcPr>
             <w:tcW w:type="dxa" w:w="737"/>
-          </w:tcPr>
-          <w:p>
-            <w:r/>
-            <w:r>
-              <w:rPr>
-                <w:sz w:val="24"/>
+            <w:vAlign w:val="center"/>
+          </w:tcPr>
+          <w:p>
+            <w:pPr>
+              <w:spacing w:before="40" w:after="40"/>
+              <w:jc w:val="left"/>
+            </w:pPr>
+            <w:r/>
+            <w:r>
+              <w:rPr>
+                <w:b w:val="0"/>
+                <w:sz w:val="28"/>
               </w:rPr>
               <w:t>ผ่าน</w:t>
             </w:r>
@@ -4962,12 +6476,18 @@
         <w:tc>
           <w:tcPr>
             <w:tcW w:type="dxa" w:w="737"/>
-          </w:tcPr>
-          <w:p>
-            <w:r/>
-            <w:r>
-              <w:rPr>
-                <w:sz w:val="24"/>
+            <w:vAlign w:val="center"/>
+          </w:tcPr>
+          <w:p>
+            <w:pPr>
+              <w:spacing w:before="40" w:after="40"/>
+              <w:jc w:val="left"/>
+            </w:pPr>
+            <w:r/>
+            <w:r>
+              <w:rPr>
+                <w:b w:val="0"/>
+                <w:sz w:val="28"/>
               </w:rPr>
               <w:t>TC05</w:t>
             </w:r>
@@ -4976,12 +6496,18 @@
         <w:tc>
           <w:tcPr>
             <w:tcW w:type="dxa" w:w="1928"/>
-          </w:tcPr>
-          <w:p>
-            <w:r/>
-            <w:r>
-              <w:rPr>
-                <w:sz w:val="24"/>
+            <w:vAlign w:val="center"/>
+          </w:tcPr>
+          <w:p>
+            <w:pPr>
+              <w:spacing w:before="40" w:after="40"/>
+              <w:jc w:val="left"/>
+            </w:pPr>
+            <w:r/>
+            <w:r>
+              <w:rPr>
+                <w:b w:val="0"/>
+                <w:sz w:val="28"/>
               </w:rPr>
               <w:t>บันทึกของเข้าคลัง</w:t>
             </w:r>
@@ -4990,12 +6516,18 @@
         <w:tc>
           <w:tcPr>
             <w:tcW w:type="dxa" w:w="2381"/>
-          </w:tcPr>
-          <w:p>
-            <w:r/>
-            <w:r>
-              <w:rPr>
-                <w:sz w:val="24"/>
+            <w:vAlign w:val="center"/>
+          </w:tcPr>
+          <w:p>
+            <w:pPr>
+              <w:spacing w:before="40" w:after="40"/>
+              <w:jc w:val="left"/>
+            </w:pPr>
+            <w:r/>
+            <w:r>
+              <w:rPr>
+                <w:b w:val="0"/>
+                <w:sz w:val="28"/>
               </w:rPr>
               <w:t>บันทึกของพร้อมจำนวนและวันหมดอายุ</w:t>
             </w:r>
@@ -5004,12 +6536,18 @@
         <w:tc>
           <w:tcPr>
             <w:tcW w:type="dxa" w:w="2608"/>
-          </w:tcPr>
-          <w:p>
-            <w:r/>
-            <w:r>
-              <w:rPr>
-                <w:sz w:val="24"/>
+            <w:vAlign w:val="center"/>
+          </w:tcPr>
+          <w:p>
+            <w:pPr>
+              <w:spacing w:before="40" w:after="40"/>
+              <w:jc w:val="left"/>
+            </w:pPr>
+            <w:r/>
+            <w:r>
+              <w:rPr>
+                <w:b w:val="0"/>
+                <w:sz w:val="28"/>
               </w:rPr>
               <w:t>บันทึกสำเร็จ ยอดคงเหลือเท่ากับยอดที่รับเข้า</w:t>
             </w:r>
@@ -5018,12 +6556,18 @@
         <w:tc>
           <w:tcPr>
             <w:tcW w:type="dxa" w:w="737"/>
-          </w:tcPr>
-          <w:p>
-            <w:r/>
-            <w:r>
-              <w:rPr>
-                <w:sz w:val="24"/>
+            <w:vAlign w:val="center"/>
+          </w:tcPr>
+          <w:p>
+            <w:pPr>
+              <w:spacing w:before="40" w:after="40"/>
+              <w:jc w:val="left"/>
+            </w:pPr>
+            <w:r/>
+            <w:r>
+              <w:rPr>
+                <w:b w:val="0"/>
+                <w:sz w:val="28"/>
               </w:rPr>
               <w:t>ผ่าน</w:t>
             </w:r>
@@ -5034,12 +6578,18 @@
         <w:tc>
           <w:tcPr>
             <w:tcW w:type="dxa" w:w="737"/>
-          </w:tcPr>
-          <w:p>
-            <w:r/>
-            <w:r>
-              <w:rPr>
-                <w:sz w:val="24"/>
+            <w:vAlign w:val="center"/>
+          </w:tcPr>
+          <w:p>
+            <w:pPr>
+              <w:spacing w:before="40" w:after="40"/>
+              <w:jc w:val="left"/>
+            </w:pPr>
+            <w:r/>
+            <w:r>
+              <w:rPr>
+                <w:b w:val="0"/>
+                <w:sz w:val="28"/>
               </w:rPr>
               <w:t>TC06</w:t>
             </w:r>
@@ -5048,12 +6598,18 @@
         <w:tc>
           <w:tcPr>
             <w:tcW w:type="dxa" w:w="1928"/>
-          </w:tcPr>
-          <w:p>
-            <w:r/>
-            <w:r>
-              <w:rPr>
-                <w:sz w:val="24"/>
+            <w:vAlign w:val="center"/>
+          </w:tcPr>
+          <w:p>
+            <w:pPr>
+              <w:spacing w:before="40" w:after="40"/>
+              <w:jc w:val="left"/>
+            </w:pPr>
+            <w:r/>
+            <w:r>
+              <w:rPr>
+                <w:b w:val="0"/>
+                <w:sz w:val="28"/>
               </w:rPr>
               <w:t>สร้างคำขอจากศูนย์พักพิง</w:t>
             </w:r>
@@ -5062,12 +6618,18 @@
         <w:tc>
           <w:tcPr>
             <w:tcW w:type="dxa" w:w="2381"/>
-          </w:tcPr>
-          <w:p>
-            <w:r/>
-            <w:r>
-              <w:rPr>
-                <w:sz w:val="24"/>
+            <w:vAlign w:val="center"/>
+          </w:tcPr>
+          <w:p>
+            <w:pPr>
+              <w:spacing w:before="40" w:after="40"/>
+              <w:jc w:val="left"/>
+            </w:pPr>
+            <w:r/>
+            <w:r>
+              <w:rPr>
+                <w:b w:val="0"/>
+                <w:sz w:val="28"/>
               </w:rPr>
               <w:t>สร้างคำขอพร้อมระดับความเร่งด่วน</w:t>
             </w:r>
@@ -5076,12 +6638,18 @@
         <w:tc>
           <w:tcPr>
             <w:tcW w:type="dxa" w:w="2608"/>
-          </w:tcPr>
-          <w:p>
-            <w:r/>
-            <w:r>
-              <w:rPr>
-                <w:sz w:val="24"/>
+            <w:vAlign w:val="center"/>
+          </w:tcPr>
+          <w:p>
+            <w:pPr>
+              <w:spacing w:before="40" w:after="40"/>
+              <w:jc w:val="left"/>
+            </w:pPr>
+            <w:r/>
+            <w:r>
+              <w:rPr>
+                <w:b w:val="0"/>
+                <w:sz w:val="28"/>
               </w:rPr>
               <w:t>สร้างสำเร็จ สถานะเริ่มต้นเป็นรอดำเนินการ</w:t>
             </w:r>
@@ -5090,12 +6658,18 @@
         <w:tc>
           <w:tcPr>
             <w:tcW w:type="dxa" w:w="737"/>
-          </w:tcPr>
-          <w:p>
-            <w:r/>
-            <w:r>
-              <w:rPr>
-                <w:sz w:val="24"/>
+            <w:vAlign w:val="center"/>
+          </w:tcPr>
+          <w:p>
+            <w:pPr>
+              <w:spacing w:before="40" w:after="40"/>
+              <w:jc w:val="left"/>
+            </w:pPr>
+            <w:r/>
+            <w:r>
+              <w:rPr>
+                <w:b w:val="0"/>
+                <w:sz w:val="28"/>
               </w:rPr>
               <w:t>ผ่าน</w:t>
             </w:r>
@@ -5106,12 +6680,18 @@
         <w:tc>
           <w:tcPr>
             <w:tcW w:type="dxa" w:w="737"/>
-          </w:tcPr>
-          <w:p>
-            <w:r/>
-            <w:r>
-              <w:rPr>
-                <w:sz w:val="24"/>
+            <w:vAlign w:val="center"/>
+          </w:tcPr>
+          <w:p>
+            <w:pPr>
+              <w:spacing w:before="40" w:after="40"/>
+              <w:jc w:val="left"/>
+            </w:pPr>
+            <w:r/>
+            <w:r>
+              <w:rPr>
+                <w:b w:val="0"/>
+                <w:sz w:val="28"/>
               </w:rPr>
               <w:t>TC07</w:t>
             </w:r>
@@ -5120,12 +6700,18 @@
         <w:tc>
           <w:tcPr>
             <w:tcW w:type="dxa" w:w="1928"/>
-          </w:tcPr>
-          <w:p>
-            <w:r/>
-            <w:r>
-              <w:rPr>
-                <w:sz w:val="24"/>
+            <w:vAlign w:val="center"/>
+          </w:tcPr>
+          <w:p>
+            <w:pPr>
+              <w:spacing w:before="40" w:after="40"/>
+              <w:jc w:val="left"/>
+            </w:pPr>
+            <w:r/>
+            <w:r>
+              <w:rPr>
+                <w:b w:val="0"/>
+                <w:sz w:val="28"/>
               </w:rPr>
               <w:t>จ่ายของบางส่วน</w:t>
             </w:r>
@@ -5134,12 +6720,18 @@
         <w:tc>
           <w:tcPr>
             <w:tcW w:type="dxa" w:w="2381"/>
-          </w:tcPr>
-          <w:p>
-            <w:r/>
-            <w:r>
-              <w:rPr>
-                <w:sz w:val="24"/>
+            <w:vAlign w:val="center"/>
+          </w:tcPr>
+          <w:p>
+            <w:pPr>
+              <w:spacing w:before="40" w:after="40"/>
+              <w:jc w:val="left"/>
+            </w:pPr>
+            <w:r/>
+            <w:r>
+              <w:rPr>
+                <w:b w:val="0"/>
+                <w:sz w:val="28"/>
               </w:rPr>
               <w:t>คำขอ 40 หน่วย จ่ายไป 30 จากล็อตที่มี 450</w:t>
             </w:r>
@@ -5148,12 +6740,18 @@
         <w:tc>
           <w:tcPr>
             <w:tcW w:type="dxa" w:w="2608"/>
-          </w:tcPr>
-          <w:p>
-            <w:r/>
-            <w:r>
-              <w:rPr>
-                <w:sz w:val="24"/>
+            <w:vAlign w:val="center"/>
+          </w:tcPr>
+          <w:p>
+            <w:pPr>
+              <w:spacing w:before="40" w:after="40"/>
+              <w:jc w:val="left"/>
+            </w:pPr>
+            <w:r/>
+            <w:r>
+              <w:rPr>
+                <w:b w:val="0"/>
+                <w:sz w:val="28"/>
               </w:rPr>
               <w:t>สถานะเปลี่ยนเป็นจ่ายบางส่วน ยอดคลังเหลือ 420</w:t>
             </w:r>
@@ -5162,12 +6760,18 @@
         <w:tc>
           <w:tcPr>
             <w:tcW w:type="dxa" w:w="737"/>
-          </w:tcPr>
-          <w:p>
-            <w:r/>
-            <w:r>
-              <w:rPr>
-                <w:sz w:val="24"/>
+            <w:vAlign w:val="center"/>
+          </w:tcPr>
+          <w:p>
+            <w:pPr>
+              <w:spacing w:before="40" w:after="40"/>
+              <w:jc w:val="left"/>
+            </w:pPr>
+            <w:r/>
+            <w:r>
+              <w:rPr>
+                <w:b w:val="0"/>
+                <w:sz w:val="28"/>
               </w:rPr>
               <w:t>ผ่าน</w:t>
             </w:r>
@@ -5178,12 +6782,18 @@
         <w:tc>
           <w:tcPr>
             <w:tcW w:type="dxa" w:w="737"/>
-          </w:tcPr>
-          <w:p>
-            <w:r/>
-            <w:r>
-              <w:rPr>
-                <w:sz w:val="24"/>
+            <w:vAlign w:val="center"/>
+          </w:tcPr>
+          <w:p>
+            <w:pPr>
+              <w:spacing w:before="40" w:after="40"/>
+              <w:jc w:val="left"/>
+            </w:pPr>
+            <w:r/>
+            <w:r>
+              <w:rPr>
+                <w:b w:val="0"/>
+                <w:sz w:val="28"/>
               </w:rPr>
               <w:t>TC08</w:t>
             </w:r>
@@ -5192,12 +6802,18 @@
         <w:tc>
           <w:tcPr>
             <w:tcW w:type="dxa" w:w="1928"/>
-          </w:tcPr>
-          <w:p>
-            <w:r/>
-            <w:r>
-              <w:rPr>
-                <w:sz w:val="24"/>
+            <w:vAlign w:val="center"/>
+          </w:tcPr>
+          <w:p>
+            <w:pPr>
+              <w:spacing w:before="40" w:after="40"/>
+              <w:jc w:val="left"/>
+            </w:pPr>
+            <w:r/>
+            <w:r>
+              <w:rPr>
+                <w:b w:val="0"/>
+                <w:sz w:val="28"/>
               </w:rPr>
               <w:t>จ่ายเกินยอดคงเหลือ</w:t>
             </w:r>
@@ -5206,12 +6822,18 @@
         <w:tc>
           <w:tcPr>
             <w:tcW w:type="dxa" w:w="2381"/>
-          </w:tcPr>
-          <w:p>
-            <w:r/>
-            <w:r>
-              <w:rPr>
-                <w:sz w:val="24"/>
+            <w:vAlign w:val="center"/>
+          </w:tcPr>
+          <w:p>
+            <w:pPr>
+              <w:spacing w:before="40" w:after="40"/>
+              <w:jc w:val="left"/>
+            </w:pPr>
+            <w:r/>
+            <w:r>
+              <w:rPr>
+                <w:b w:val="0"/>
+                <w:sz w:val="28"/>
               </w:rPr>
               <w:t>ล็อตเหลือ 5 แต่สั่งจ่าย 50</w:t>
             </w:r>
@@ -5220,12 +6842,18 @@
         <w:tc>
           <w:tcPr>
             <w:tcW w:type="dxa" w:w="2608"/>
-          </w:tcPr>
-          <w:p>
-            <w:r/>
-            <w:r>
-              <w:rPr>
-                <w:sz w:val="24"/>
+            <w:vAlign w:val="center"/>
+          </w:tcPr>
+          <w:p>
+            <w:pPr>
+              <w:spacing w:before="40" w:after="40"/>
+              <w:jc w:val="left"/>
+            </w:pPr>
+            <w:r/>
+            <w:r>
+              <w:rPr>
+                <w:b w:val="0"/>
+                <w:sz w:val="28"/>
               </w:rPr>
               <w:t>ระบบปฏิเสธ แจ้งรหัส F5:over_remaining ยอดคลังไม่เปลี่ยน</w:t>
             </w:r>
@@ -5234,12 +6862,18 @@
         <w:tc>
           <w:tcPr>
             <w:tcW w:type="dxa" w:w="737"/>
-          </w:tcPr>
-          <w:p>
-            <w:r/>
-            <w:r>
-              <w:rPr>
-                <w:sz w:val="24"/>
+            <w:vAlign w:val="center"/>
+          </w:tcPr>
+          <w:p>
+            <w:pPr>
+              <w:spacing w:before="40" w:after="40"/>
+              <w:jc w:val="left"/>
+            </w:pPr>
+            <w:r/>
+            <w:r>
+              <w:rPr>
+                <w:b w:val="0"/>
+                <w:sz w:val="28"/>
               </w:rPr>
               <w:t>ผ่าน</w:t>
             </w:r>
@@ -5250,12 +6884,18 @@
         <w:tc>
           <w:tcPr>
             <w:tcW w:type="dxa" w:w="737"/>
-          </w:tcPr>
-          <w:p>
-            <w:r/>
-            <w:r>
-              <w:rPr>
-                <w:sz w:val="24"/>
+            <w:vAlign w:val="center"/>
+          </w:tcPr>
+          <w:p>
+            <w:pPr>
+              <w:spacing w:before="40" w:after="40"/>
+              <w:jc w:val="left"/>
+            </w:pPr>
+            <w:r/>
+            <w:r>
+              <w:rPr>
+                <w:b w:val="0"/>
+                <w:sz w:val="28"/>
               </w:rPr>
               <w:t>TC09</w:t>
             </w:r>
@@ -5264,12 +6904,18 @@
         <w:tc>
           <w:tcPr>
             <w:tcW w:type="dxa" w:w="1928"/>
-          </w:tcPr>
-          <w:p>
-            <w:r/>
-            <w:r>
-              <w:rPr>
-                <w:sz w:val="24"/>
+            <w:vAlign w:val="center"/>
+          </w:tcPr>
+          <w:p>
+            <w:pPr>
+              <w:spacing w:before="40" w:after="40"/>
+              <w:jc w:val="left"/>
+            </w:pPr>
+            <w:r/>
+            <w:r>
+              <w:rPr>
+                <w:b w:val="0"/>
+                <w:sz w:val="28"/>
               </w:rPr>
               <w:t>จ่ายของที่หมดอายุแล้ว</w:t>
             </w:r>
@@ -5278,12 +6924,18 @@
         <w:tc>
           <w:tcPr>
             <w:tcW w:type="dxa" w:w="2381"/>
-          </w:tcPr>
-          <w:p>
-            <w:r/>
-            <w:r>
-              <w:rPr>
-                <w:sz w:val="24"/>
+            <w:vAlign w:val="center"/>
+          </w:tcPr>
+          <w:p>
+            <w:pPr>
+              <w:spacing w:before="40" w:after="40"/>
+              <w:jc w:val="left"/>
+            </w:pPr>
+            <w:r/>
+            <w:r>
+              <w:rPr>
+                <w:b w:val="0"/>
+                <w:sz w:val="28"/>
               </w:rPr>
               <w:t>เลือกล็อตที่เลยวันหมดอายุ</w:t>
             </w:r>
@@ -5292,12 +6944,18 @@
         <w:tc>
           <w:tcPr>
             <w:tcW w:type="dxa" w:w="2608"/>
-          </w:tcPr>
-          <w:p>
-            <w:r/>
-            <w:r>
-              <w:rPr>
-                <w:sz w:val="24"/>
+            <w:vAlign w:val="center"/>
+          </w:tcPr>
+          <w:p>
+            <w:pPr>
+              <w:spacing w:before="40" w:after="40"/>
+              <w:jc w:val="left"/>
+            </w:pPr>
+            <w:r/>
+            <w:r>
+              <w:rPr>
+                <w:b w:val="0"/>
+                <w:sz w:val="28"/>
               </w:rPr>
               <w:t>ระบบปฏิเสธ แจ้งรหัส F5:expired</w:t>
             </w:r>
@@ -5306,12 +6964,18 @@
         <w:tc>
           <w:tcPr>
             <w:tcW w:type="dxa" w:w="737"/>
-          </w:tcPr>
-          <w:p>
-            <w:r/>
-            <w:r>
-              <w:rPr>
-                <w:sz w:val="24"/>
+            <w:vAlign w:val="center"/>
+          </w:tcPr>
+          <w:p>
+            <w:pPr>
+              <w:spacing w:before="40" w:after="40"/>
+              <w:jc w:val="left"/>
+            </w:pPr>
+            <w:r/>
+            <w:r>
+              <w:rPr>
+                <w:b w:val="0"/>
+                <w:sz w:val="28"/>
               </w:rPr>
               <w:t>ผ่าน</w:t>
             </w:r>
@@ -5322,12 +6986,18 @@
         <w:tc>
           <w:tcPr>
             <w:tcW w:type="dxa" w:w="737"/>
-          </w:tcPr>
-          <w:p>
-            <w:r/>
-            <w:r>
-              <w:rPr>
-                <w:sz w:val="24"/>
+            <w:vAlign w:val="center"/>
+          </w:tcPr>
+          <w:p>
+            <w:pPr>
+              <w:spacing w:before="40" w:after="40"/>
+              <w:jc w:val="left"/>
+            </w:pPr>
+            <w:r/>
+            <w:r>
+              <w:rPr>
+                <w:b w:val="0"/>
+                <w:sz w:val="28"/>
               </w:rPr>
               <w:t>TC10</w:t>
             </w:r>
@@ -5336,12 +7006,18 @@
         <w:tc>
           <w:tcPr>
             <w:tcW w:type="dxa" w:w="1928"/>
-          </w:tcPr>
-          <w:p>
-            <w:r/>
-            <w:r>
-              <w:rPr>
-                <w:sz w:val="24"/>
+            <w:vAlign w:val="center"/>
+          </w:tcPr>
+          <w:p>
+            <w:pPr>
+              <w:spacing w:before="40" w:after="40"/>
+              <w:jc w:val="left"/>
+            </w:pPr>
+            <w:r/>
+            <w:r>
+              <w:rPr>
+                <w:b w:val="0"/>
+                <w:sz w:val="28"/>
               </w:rPr>
               <w:t>จ่ายจนครบตามคำขอ</w:t>
             </w:r>
@@ -5350,12 +7026,18 @@
         <w:tc>
           <w:tcPr>
             <w:tcW w:type="dxa" w:w="2381"/>
-          </w:tcPr>
-          <w:p>
-            <w:r/>
-            <w:r>
-              <w:rPr>
-                <w:sz w:val="24"/>
+            <w:vAlign w:val="center"/>
+          </w:tcPr>
+          <w:p>
+            <w:pPr>
+              <w:spacing w:before="40" w:after="40"/>
+              <w:jc w:val="left"/>
+            </w:pPr>
+            <w:r/>
+            <w:r>
+              <w:rPr>
+                <w:b w:val="0"/>
+                <w:sz w:val="28"/>
               </w:rPr>
               <w:t>จ่ายส่วนที่เหลืออีก 10 หน่วย</w:t>
             </w:r>
@@ -5364,12 +7046,18 @@
         <w:tc>
           <w:tcPr>
             <w:tcW w:type="dxa" w:w="2608"/>
-          </w:tcPr>
-          <w:p>
-            <w:r/>
-            <w:r>
-              <w:rPr>
-                <w:sz w:val="24"/>
+            <w:vAlign w:val="center"/>
+          </w:tcPr>
+          <w:p>
+            <w:pPr>
+              <w:spacing w:before="40" w:after="40"/>
+              <w:jc w:val="left"/>
+            </w:pPr>
+            <w:r/>
+            <w:r>
+              <w:rPr>
+                <w:b w:val="0"/>
+                <w:sz w:val="28"/>
               </w:rPr>
               <w:t>สถานะเปลี่ยนเป็นจ่ายครบเองอัตโนมัติ ยอดคลังเหลือ 410</w:t>
             </w:r>
@@ -5378,12 +7066,18 @@
         <w:tc>
           <w:tcPr>
             <w:tcW w:type="dxa" w:w="737"/>
-          </w:tcPr>
-          <w:p>
-            <w:r/>
-            <w:r>
-              <w:rPr>
-                <w:sz w:val="24"/>
+            <w:vAlign w:val="center"/>
+          </w:tcPr>
+          <w:p>
+            <w:pPr>
+              <w:spacing w:before="40" w:after="40"/>
+              <w:jc w:val="left"/>
+            </w:pPr>
+            <w:r/>
+            <w:r>
+              <w:rPr>
+                <w:b w:val="0"/>
+                <w:sz w:val="28"/>
               </w:rPr>
               <w:t>ผ่าน</w:t>
             </w:r>
@@ -5394,12 +7088,18 @@
         <w:tc>
           <w:tcPr>
             <w:tcW w:type="dxa" w:w="737"/>
-          </w:tcPr>
-          <w:p>
-            <w:r/>
-            <w:r>
-              <w:rPr>
-                <w:sz w:val="24"/>
+            <w:vAlign w:val="center"/>
+          </w:tcPr>
+          <w:p>
+            <w:pPr>
+              <w:spacing w:before="40" w:after="40"/>
+              <w:jc w:val="left"/>
+            </w:pPr>
+            <w:r/>
+            <w:r>
+              <w:rPr>
+                <w:b w:val="0"/>
+                <w:sz w:val="28"/>
               </w:rPr>
               <w:t>TC11</w:t>
             </w:r>
@@ -5408,12 +7108,18 @@
         <w:tc>
           <w:tcPr>
             <w:tcW w:type="dxa" w:w="1928"/>
-          </w:tcPr>
-          <w:p>
-            <w:r/>
-            <w:r>
-              <w:rPr>
-                <w:sz w:val="24"/>
+            <w:vAlign w:val="center"/>
+          </w:tcPr>
+          <w:p>
+            <w:pPr>
+              <w:spacing w:before="40" w:after="40"/>
+              <w:jc w:val="left"/>
+            </w:pPr>
+            <w:r/>
+            <w:r>
+              <w:rPr>
+                <w:b w:val="0"/>
+                <w:sz w:val="28"/>
               </w:rPr>
               <w:t>ยกเลิกการจัดสรรแล้วคืนยอด</w:t>
             </w:r>
@@ -5422,12 +7128,18 @@
         <w:tc>
           <w:tcPr>
             <w:tcW w:type="dxa" w:w="2381"/>
-          </w:tcPr>
-          <w:p>
-            <w:r/>
-            <w:r>
-              <w:rPr>
-                <w:sz w:val="24"/>
+            <w:vAlign w:val="center"/>
+          </w:tcPr>
+          <w:p>
+            <w:pPr>
+              <w:spacing w:before="40" w:after="40"/>
+              <w:jc w:val="left"/>
+            </w:pPr>
+            <w:r/>
+            <w:r>
+              <w:rPr>
+                <w:b w:val="0"/>
+                <w:sz w:val="28"/>
               </w:rPr>
               <w:t>ยกเลิกการจัดสรรทั้งหมดของคำขอนั้น</w:t>
             </w:r>
@@ -5436,12 +7148,18 @@
         <w:tc>
           <w:tcPr>
             <w:tcW w:type="dxa" w:w="2608"/>
-          </w:tcPr>
-          <w:p>
-            <w:r/>
-            <w:r>
-              <w:rPr>
-                <w:sz w:val="24"/>
+            <w:vAlign w:val="center"/>
+          </w:tcPr>
+          <w:p>
+            <w:pPr>
+              <w:spacing w:before="40" w:after="40"/>
+              <w:jc w:val="left"/>
+            </w:pPr>
+            <w:r/>
+            <w:r>
+              <w:rPr>
+                <w:b w:val="0"/>
+                <w:sz w:val="28"/>
               </w:rPr>
               <w:t>ยอดคลังกลับเป็น 450 คำขอกลับเป็นรอดำเนินการ</w:t>
             </w:r>
@@ -5450,12 +7168,18 @@
         <w:tc>
           <w:tcPr>
             <w:tcW w:type="dxa" w:w="737"/>
-          </w:tcPr>
-          <w:p>
-            <w:r/>
-            <w:r>
-              <w:rPr>
-                <w:sz w:val="24"/>
+            <w:vAlign w:val="center"/>
+          </w:tcPr>
+          <w:p>
+            <w:pPr>
+              <w:spacing w:before="40" w:after="40"/>
+              <w:jc w:val="left"/>
+            </w:pPr>
+            <w:r/>
+            <w:r>
+              <w:rPr>
+                <w:b w:val="0"/>
+                <w:sz w:val="28"/>
               </w:rPr>
               <w:t>ผ่าน</w:t>
             </w:r>
@@ -5466,12 +7190,18 @@
         <w:tc>
           <w:tcPr>
             <w:tcW w:type="dxa" w:w="737"/>
-          </w:tcPr>
-          <w:p>
-            <w:r/>
-            <w:r>
-              <w:rPr>
-                <w:sz w:val="24"/>
+            <w:vAlign w:val="center"/>
+          </w:tcPr>
+          <w:p>
+            <w:pPr>
+              <w:spacing w:before="40" w:after="40"/>
+              <w:jc w:val="left"/>
+            </w:pPr>
+            <w:r/>
+            <w:r>
+              <w:rPr>
+                <w:b w:val="0"/>
+                <w:sz w:val="28"/>
               </w:rPr>
               <w:t>TC12</w:t>
             </w:r>
@@ -5480,12 +7210,18 @@
         <w:tc>
           <w:tcPr>
             <w:tcW w:type="dxa" w:w="1928"/>
-          </w:tcPr>
-          <w:p>
-            <w:r/>
-            <w:r>
-              <w:rPr>
-                <w:sz w:val="24"/>
+            <w:vAlign w:val="center"/>
+          </w:tcPr>
+          <w:p>
+            <w:pPr>
+              <w:spacing w:before="40" w:after="40"/>
+              <w:jc w:val="left"/>
+            </w:pPr>
+            <w:r/>
+            <w:r>
+              <w:rPr>
+                <w:b w:val="0"/>
+                <w:sz w:val="28"/>
               </w:rPr>
               <w:t>ใส่จำนวนติดลบ</w:t>
             </w:r>
@@ -5494,12 +7230,18 @@
         <w:tc>
           <w:tcPr>
             <w:tcW w:type="dxa" w:w="2381"/>
-          </w:tcPr>
-          <w:p>
-            <w:r/>
-            <w:r>
-              <w:rPr>
-                <w:sz w:val="24"/>
+            <w:vAlign w:val="center"/>
+          </w:tcPr>
+          <w:p>
+            <w:pPr>
+              <w:spacing w:before="40" w:after="40"/>
+              <w:jc w:val="left"/>
+            </w:pPr>
+            <w:r/>
+            <w:r>
+              <w:rPr>
+                <w:b w:val="0"/>
+                <w:sz w:val="28"/>
               </w:rPr>
               <w:t>สั่งจ่ายจำนวนติดลบ</w:t>
             </w:r>
@@ -5508,12 +7250,18 @@
         <w:tc>
           <w:tcPr>
             <w:tcW w:type="dxa" w:w="2608"/>
-          </w:tcPr>
-          <w:p>
-            <w:r/>
-            <w:r>
-              <w:rPr>
-                <w:sz w:val="24"/>
+            <w:vAlign w:val="center"/>
+          </w:tcPr>
+          <w:p>
+            <w:pPr>
+              <w:spacing w:before="40" w:after="40"/>
+              <w:jc w:val="left"/>
+            </w:pPr>
+            <w:r/>
+            <w:r>
+              <w:rPr>
+                <w:b w:val="0"/>
+                <w:sz w:val="28"/>
               </w:rPr>
               <w:t>ระบบปฏิเสธ แจ้งรหัส F5:invalid_quantity</w:t>
             </w:r>
@@ -5522,12 +7270,18 @@
         <w:tc>
           <w:tcPr>
             <w:tcW w:type="dxa" w:w="737"/>
-          </w:tcPr>
-          <w:p>
-            <w:r/>
-            <w:r>
-              <w:rPr>
-                <w:sz w:val="24"/>
+            <w:vAlign w:val="center"/>
+          </w:tcPr>
+          <w:p>
+            <w:pPr>
+              <w:spacing w:before="40" w:after="40"/>
+              <w:jc w:val="left"/>
+            </w:pPr>
+            <w:r/>
+            <w:r>
+              <w:rPr>
+                <w:b w:val="0"/>
+                <w:sz w:val="28"/>
               </w:rPr>
               <w:t>ผ่าน</w:t>
             </w:r>
@@ -5538,12 +7292,18 @@
         <w:tc>
           <w:tcPr>
             <w:tcW w:type="dxa" w:w="737"/>
-          </w:tcPr>
-          <w:p>
-            <w:r/>
-            <w:r>
-              <w:rPr>
-                <w:sz w:val="24"/>
+            <w:vAlign w:val="center"/>
+          </w:tcPr>
+          <w:p>
+            <w:pPr>
+              <w:spacing w:before="40" w:after="40"/>
+              <w:jc w:val="left"/>
+            </w:pPr>
+            <w:r/>
+            <w:r>
+              <w:rPr>
+                <w:b w:val="0"/>
+                <w:sz w:val="28"/>
               </w:rPr>
               <w:t>TC13</w:t>
             </w:r>
@@ -5552,12 +7312,18 @@
         <w:tc>
           <w:tcPr>
             <w:tcW w:type="dxa" w:w="1928"/>
-          </w:tcPr>
-          <w:p>
-            <w:r/>
-            <w:r>
-              <w:rPr>
-                <w:sz w:val="24"/>
+            <w:vAlign w:val="center"/>
+          </w:tcPr>
+          <w:p>
+            <w:pPr>
+              <w:spacing w:before="40" w:after="40"/>
+              <w:jc w:val="left"/>
+            </w:pPr>
+            <w:r/>
+            <w:r>
+              <w:rPr>
+                <w:b w:val="0"/>
+                <w:sz w:val="28"/>
               </w:rPr>
               <w:t>กันการแก้ยอดคลังโดยตรง</w:t>
             </w:r>
@@ -5566,12 +7332,18 @@
         <w:tc>
           <w:tcPr>
             <w:tcW w:type="dxa" w:w="2381"/>
-          </w:tcPr>
-          <w:p>
-            <w:r/>
-            <w:r>
-              <w:rPr>
-                <w:sz w:val="24"/>
+            <w:vAlign w:val="center"/>
+          </w:tcPr>
+          <w:p>
+            <w:pPr>
+              <w:spacing w:before="40" w:after="40"/>
+              <w:jc w:val="left"/>
+            </w:pPr>
+            <w:r/>
+            <w:r>
+              <w:rPr>
+                <w:b w:val="0"/>
+                <w:sz w:val="28"/>
               </w:rPr>
               <w:t>สั่งแก้ยอดคงเหลือโดยไม่ผ่านฟังก์ชัน</w:t>
             </w:r>
@@ -5580,12 +7352,18 @@
         <w:tc>
           <w:tcPr>
             <w:tcW w:type="dxa" w:w="2608"/>
-          </w:tcPr>
-          <w:p>
-            <w:r/>
-            <w:r>
-              <w:rPr>
-                <w:sz w:val="24"/>
+            <w:vAlign w:val="center"/>
+          </w:tcPr>
+          <w:p>
+            <w:pPr>
+              <w:spacing w:before="40" w:after="40"/>
+              <w:jc w:val="left"/>
+            </w:pPr>
+            <w:r/>
+            <w:r>
+              <w:rPr>
+                <w:b w:val="0"/>
+                <w:sz w:val="28"/>
               </w:rPr>
               <w:t>ระบบปฏิเสธ แจ้งรหัส F5:stock_locked</w:t>
             </w:r>
@@ -5594,12 +7372,18 @@
         <w:tc>
           <w:tcPr>
             <w:tcW w:type="dxa" w:w="737"/>
-          </w:tcPr>
-          <w:p>
-            <w:r/>
-            <w:r>
-              <w:rPr>
-                <w:sz w:val="24"/>
+            <w:vAlign w:val="center"/>
+          </w:tcPr>
+          <w:p>
+            <w:pPr>
+              <w:spacing w:before="40" w:after="40"/>
+              <w:jc w:val="left"/>
+            </w:pPr>
+            <w:r/>
+            <w:r>
+              <w:rPr>
+                <w:b w:val="0"/>
+                <w:sz w:val="28"/>
               </w:rPr>
               <w:t>ผ่าน</w:t>
             </w:r>
@@ -5610,12 +7394,18 @@
         <w:tc>
           <w:tcPr>
             <w:tcW w:type="dxa" w:w="737"/>
-          </w:tcPr>
-          <w:p>
-            <w:r/>
-            <w:r>
-              <w:rPr>
-                <w:sz w:val="24"/>
+            <w:vAlign w:val="center"/>
+          </w:tcPr>
+          <w:p>
+            <w:pPr>
+              <w:spacing w:before="40" w:after="40"/>
+              <w:jc w:val="left"/>
+            </w:pPr>
+            <w:r/>
+            <w:r>
+              <w:rPr>
+                <w:b w:val="0"/>
+                <w:sz w:val="28"/>
               </w:rPr>
               <w:t>TC14</w:t>
             </w:r>
@@ -5624,12 +7414,18 @@
         <w:tc>
           <w:tcPr>
             <w:tcW w:type="dxa" w:w="1928"/>
-          </w:tcPr>
-          <w:p>
-            <w:r/>
-            <w:r>
-              <w:rPr>
-                <w:sz w:val="24"/>
+            <w:vAlign w:val="center"/>
+          </w:tcPr>
+          <w:p>
+            <w:pPr>
+              <w:spacing w:before="40" w:after="40"/>
+              <w:jc w:val="left"/>
+            </w:pPr>
+            <w:r/>
+            <w:r>
+              <w:rPr>
+                <w:b w:val="0"/>
+                <w:sz w:val="28"/>
               </w:rPr>
               <w:t>สมัครสมาชิกพร้อมรูปยืนยันตัวตน</w:t>
             </w:r>
@@ -5638,12 +7434,18 @@
         <w:tc>
           <w:tcPr>
             <w:tcW w:type="dxa" w:w="2381"/>
-          </w:tcPr>
-          <w:p>
-            <w:r/>
-            <w:r>
-              <w:rPr>
-                <w:sz w:val="24"/>
+            <w:vAlign w:val="center"/>
+          </w:tcPr>
+          <w:p>
+            <w:pPr>
+              <w:spacing w:before="40" w:after="40"/>
+              <w:jc w:val="left"/>
+            </w:pPr>
+            <w:r/>
+            <w:r>
+              <w:rPr>
+                <w:b w:val="0"/>
+                <w:sz w:val="28"/>
               </w:rPr>
               <w:t>สมัครใหม่และแนบรูป</w:t>
             </w:r>
@@ -5652,12 +7454,18 @@
         <w:tc>
           <w:tcPr>
             <w:tcW w:type="dxa" w:w="2608"/>
-          </w:tcPr>
-          <w:p>
-            <w:r/>
-            <w:r>
-              <w:rPr>
-                <w:sz w:val="24"/>
+            <w:vAlign w:val="center"/>
+          </w:tcPr>
+          <w:p>
+            <w:pPr>
+              <w:spacing w:before="40" w:after="40"/>
+              <w:jc w:val="left"/>
+            </w:pPr>
+            <w:r/>
+            <w:r>
+              <w:rPr>
+                <w:b w:val="0"/>
+                <w:sz w:val="28"/>
               </w:rPr>
               <w:t>สร้างบัญชีสำเร็จ ไฟล์ถูกเก็บในโฟลเดอร์ของผู้ใช้นั้น</w:t>
             </w:r>
@@ -5666,12 +7474,18 @@
         <w:tc>
           <w:tcPr>
             <w:tcW w:type="dxa" w:w="737"/>
-          </w:tcPr>
-          <w:p>
-            <w:r/>
-            <w:r>
-              <w:rPr>
-                <w:sz w:val="24"/>
+            <w:vAlign w:val="center"/>
+          </w:tcPr>
+          <w:p>
+            <w:pPr>
+              <w:spacing w:before="40" w:after="40"/>
+              <w:jc w:val="left"/>
+            </w:pPr>
+            <w:r/>
+            <w:r>
+              <w:rPr>
+                <w:b w:val="0"/>
+                <w:sz w:val="28"/>
               </w:rPr>
               <w:t>ผ่าน</w:t>
             </w:r>
@@ -5682,12 +7496,18 @@
         <w:tc>
           <w:tcPr>
             <w:tcW w:type="dxa" w:w="737"/>
-          </w:tcPr>
-          <w:p>
-            <w:r/>
-            <w:r>
-              <w:rPr>
-                <w:sz w:val="24"/>
+            <w:vAlign w:val="center"/>
+          </w:tcPr>
+          <w:p>
+            <w:pPr>
+              <w:spacing w:before="40" w:after="40"/>
+              <w:jc w:val="left"/>
+            </w:pPr>
+            <w:r/>
+            <w:r>
+              <w:rPr>
+                <w:b w:val="0"/>
+                <w:sz w:val="28"/>
               </w:rPr>
               <w:t>TC15</w:t>
             </w:r>
@@ -5696,12 +7516,18 @@
         <w:tc>
           <w:tcPr>
             <w:tcW w:type="dxa" w:w="1928"/>
-          </w:tcPr>
-          <w:p>
-            <w:r/>
-            <w:r>
-              <w:rPr>
-                <w:sz w:val="24"/>
+            <w:vAlign w:val="center"/>
+          </w:tcPr>
+          <w:p>
+            <w:pPr>
+              <w:spacing w:before="40" w:after="40"/>
+              <w:jc w:val="left"/>
+            </w:pPr>
+            <w:r/>
+            <w:r>
+              <w:rPr>
+                <w:b w:val="0"/>
+                <w:sz w:val="28"/>
               </w:rPr>
               <w:t>ผู้บริจาคไม่ประสงค์ออกนาม</w:t>
             </w:r>
@@ -5710,12 +7536,18 @@
         <w:tc>
           <w:tcPr>
             <w:tcW w:type="dxa" w:w="2381"/>
-          </w:tcPr>
-          <w:p>
-            <w:r/>
-            <w:r>
-              <w:rPr>
-                <w:sz w:val="24"/>
+            <w:vAlign w:val="center"/>
+          </w:tcPr>
+          <w:p>
+            <w:pPr>
+              <w:spacing w:before="40" w:after="40"/>
+              <w:jc w:val="left"/>
+            </w:pPr>
+            <w:r/>
+            <w:r>
+              <w:rPr>
+                <w:b w:val="0"/>
+                <w:sz w:val="28"/>
               </w:rPr>
               <w:t>เปิดการปิดข้อมูลของผู้บริจาครายหนึ่ง</w:t>
             </w:r>
@@ -5724,12 +7556,18 @@
         <w:tc>
           <w:tcPr>
             <w:tcW w:type="dxa" w:w="2608"/>
-          </w:tcPr>
-          <w:p>
-            <w:r/>
-            <w:r>
-              <w:rPr>
-                <w:sz w:val="24"/>
+            <w:vAlign w:val="center"/>
+          </w:tcPr>
+          <w:p>
+            <w:pPr>
+              <w:spacing w:before="40" w:after="40"/>
+              <w:jc w:val="left"/>
+            </w:pPr>
+            <w:r/>
+            <w:r>
+              <w:rPr>
+                <w:b w:val="0"/>
+                <w:sz w:val="28"/>
               </w:rPr>
               <w:t>ชื่อ เบอร์ อีเมล ที่อยู่ ถูกปิดทั้งบนหน้าจอและในไฟล์ที่ส่งออก</w:t>
             </w:r>
@@ -5738,12 +7576,18 @@
         <w:tc>
           <w:tcPr>
             <w:tcW w:type="dxa" w:w="737"/>
-          </w:tcPr>
-          <w:p>
-            <w:r/>
-            <w:r>
-              <w:rPr>
-                <w:sz w:val="24"/>
+            <w:vAlign w:val="center"/>
+          </w:tcPr>
+          <w:p>
+            <w:pPr>
+              <w:spacing w:before="40" w:after="40"/>
+              <w:jc w:val="left"/>
+            </w:pPr>
+            <w:r/>
+            <w:r>
+              <w:rPr>
+                <w:b w:val="0"/>
+                <w:sz w:val="28"/>
               </w:rPr>
               <w:t>ผ่าน</w:t>
             </w:r>
@@ -5754,12 +7598,18 @@
         <w:tc>
           <w:tcPr>
             <w:tcW w:type="dxa" w:w="737"/>
-          </w:tcPr>
-          <w:p>
-            <w:r/>
-            <w:r>
-              <w:rPr>
-                <w:sz w:val="24"/>
+            <w:vAlign w:val="center"/>
+          </w:tcPr>
+          <w:p>
+            <w:pPr>
+              <w:spacing w:before="40" w:after="40"/>
+              <w:jc w:val="left"/>
+            </w:pPr>
+            <w:r/>
+            <w:r>
+              <w:rPr>
+                <w:b w:val="0"/>
+                <w:sz w:val="28"/>
               </w:rPr>
               <w:t>TC16</w:t>
             </w:r>
@@ -5768,12 +7618,18 @@
         <w:tc>
           <w:tcPr>
             <w:tcW w:type="dxa" w:w="1928"/>
-          </w:tcPr>
-          <w:p>
-            <w:r/>
-            <w:r>
-              <w:rPr>
-                <w:sz w:val="24"/>
+            <w:vAlign w:val="center"/>
+          </w:tcPr>
+          <w:p>
+            <w:pPr>
+              <w:spacing w:before="40" w:after="40"/>
+              <w:jc w:val="left"/>
+            </w:pPr>
+            <w:r/>
+            <w:r>
+              <w:rPr>
+                <w:b w:val="0"/>
+                <w:sz w:val="28"/>
               </w:rPr>
               <w:t>จ่ายของผิดประเภทอาหาร</w:t>
             </w:r>
@@ -5782,12 +7638,18 @@
         <w:tc>
           <w:tcPr>
             <w:tcW w:type="dxa" w:w="2381"/>
-          </w:tcPr>
-          <w:p>
-            <w:r/>
-            <w:r>
-              <w:rPr>
-                <w:sz w:val="24"/>
+            <w:vAlign w:val="center"/>
+          </w:tcPr>
+          <w:p>
+            <w:pPr>
+              <w:spacing w:before="40" w:after="40"/>
+              <w:jc w:val="left"/>
+            </w:pPr>
+            <w:r/>
+            <w:r>
+              <w:rPr>
+                <w:b w:val="0"/>
+                <w:sz w:val="28"/>
               </w:rPr>
               <w:t>คำขอระบุอาหารฮาลาล แต่เลือกจ่ายของทั่วไป</w:t>
             </w:r>
@@ -5796,12 +7658,18 @@
         <w:tc>
           <w:tcPr>
             <w:tcW w:type="dxa" w:w="2608"/>
-          </w:tcPr>
-          <w:p>
-            <w:r/>
-            <w:r>
-              <w:rPr>
-                <w:sz w:val="24"/>
+            <w:vAlign w:val="center"/>
+          </w:tcPr>
+          <w:p>
+            <w:pPr>
+              <w:spacing w:before="40" w:after="40"/>
+              <w:jc w:val="left"/>
+            </w:pPr>
+            <w:r/>
+            <w:r>
+              <w:rPr>
+                <w:b w:val="0"/>
+                <w:sz w:val="28"/>
               </w:rPr>
               <w:t>ระบบปฏิเสธ แจ้งรหัส F5:dietary_mismatch</w:t>
             </w:r>
@@ -5810,12 +7678,18 @@
         <w:tc>
           <w:tcPr>
             <w:tcW w:type="dxa" w:w="737"/>
-          </w:tcPr>
-          <w:p>
-            <w:r/>
-            <w:r>
-              <w:rPr>
-                <w:sz w:val="24"/>
+            <w:vAlign w:val="center"/>
+          </w:tcPr>
+          <w:p>
+            <w:pPr>
+              <w:spacing w:before="40" w:after="40"/>
+              <w:jc w:val="left"/>
+            </w:pPr>
+            <w:r/>
+            <w:r>
+              <w:rPr>
+                <w:b w:val="0"/>
+                <w:sz w:val="28"/>
               </w:rPr>
               <w:t>ผ่าน</w:t>
             </w:r>
@@ -5826,12 +7700,18 @@
         <w:tc>
           <w:tcPr>
             <w:tcW w:type="dxa" w:w="737"/>
-          </w:tcPr>
-          <w:p>
-            <w:r/>
-            <w:r>
-              <w:rPr>
-                <w:sz w:val="24"/>
+            <w:vAlign w:val="center"/>
+          </w:tcPr>
+          <w:p>
+            <w:pPr>
+              <w:spacing w:before="40" w:after="40"/>
+              <w:jc w:val="left"/>
+            </w:pPr>
+            <w:r/>
+            <w:r>
+              <w:rPr>
+                <w:b w:val="0"/>
+                <w:sz w:val="28"/>
               </w:rPr>
               <w:t>TC17</w:t>
             </w:r>
@@ -5840,12 +7720,18 @@
         <w:tc>
           <w:tcPr>
             <w:tcW w:type="dxa" w:w="1928"/>
-          </w:tcPr>
-          <w:p>
-            <w:r/>
-            <w:r>
-              <w:rPr>
-                <w:sz w:val="24"/>
+            <w:vAlign w:val="center"/>
+          </w:tcPr>
+          <w:p>
+            <w:pPr>
+              <w:spacing w:before="40" w:after="40"/>
+              <w:jc w:val="left"/>
+            </w:pPr>
+            <w:r/>
+            <w:r>
+              <w:rPr>
+                <w:b w:val="0"/>
+                <w:sz w:val="28"/>
               </w:rPr>
               <w:t>จ่ายของตรงประเภทอาหาร</w:t>
             </w:r>
@@ -5854,12 +7740,18 @@
         <w:tc>
           <w:tcPr>
             <w:tcW w:type="dxa" w:w="2381"/>
-          </w:tcPr>
-          <w:p>
-            <w:r/>
-            <w:r>
-              <w:rPr>
-                <w:sz w:val="24"/>
+            <w:vAlign w:val="center"/>
+          </w:tcPr>
+          <w:p>
+            <w:pPr>
+              <w:spacing w:before="40" w:after="40"/>
+              <w:jc w:val="left"/>
+            </w:pPr>
+            <w:r/>
+            <w:r>
+              <w:rPr>
+                <w:b w:val="0"/>
+                <w:sz w:val="28"/>
               </w:rPr>
               <w:t>คำขอระบุอาหารฮาลาล และเลือกจ่ายของฮาลาล</w:t>
             </w:r>
@@ -5868,12 +7760,18 @@
         <w:tc>
           <w:tcPr>
             <w:tcW w:type="dxa" w:w="2608"/>
-          </w:tcPr>
-          <w:p>
-            <w:r/>
-            <w:r>
-              <w:rPr>
-                <w:sz w:val="24"/>
+            <w:vAlign w:val="center"/>
+          </w:tcPr>
+          <w:p>
+            <w:pPr>
+              <w:spacing w:before="40" w:after="40"/>
+              <w:jc w:val="left"/>
+            </w:pPr>
+            <w:r/>
+            <w:r>
+              <w:rPr>
+                <w:b w:val="0"/>
+                <w:sz w:val="28"/>
               </w:rPr>
               <w:t>จ่ายได้ตามปกติ ตัดยอดถูกต้อง</w:t>
             </w:r>
@@ -5882,12 +7780,18 @@
         <w:tc>
           <w:tcPr>
             <w:tcW w:type="dxa" w:w="737"/>
-          </w:tcPr>
-          <w:p>
-            <w:r/>
-            <w:r>
-              <w:rPr>
-                <w:sz w:val="24"/>
+            <w:vAlign w:val="center"/>
+          </w:tcPr>
+          <w:p>
+            <w:pPr>
+              <w:spacing w:before="40" w:after="40"/>
+              <w:jc w:val="left"/>
+            </w:pPr>
+            <w:r/>
+            <w:r>
+              <w:rPr>
+                <w:b w:val="0"/>
+                <w:sz w:val="28"/>
               </w:rPr>
               <w:t>ผ่าน</w:t>
             </w:r>
@@ -5959,7 +7863,7 @@
           <w:b w:val="0"/>
           <w:i w:val="0"/>
         </w:rPr>
-        <w:t>นอกจากนี้กล่องยืนยันยังเปิดโอกาสให้แสดงคำเตือนตามบริบทได้ เช่น เตือนเมื่อล็อตที่เลือก ใกล้หมดอายุ หรือเตือนเมื่อประเภทอาหารไม่ตรงกับที่ศูนย์ปลายทางระบุไว้ โดยผู้ใช้ไม่ต้องเปลี่ยนหน้า จึงไม่หลุดจากขั้นตอนการทำงานที่กำลังทำอยู่</w:t>
+        <w:t>อีกข้อคือกล่องยืนยันใส่คำเตือนเพิ่มได้ เช่น บอกว่าล็อตที่เลือกใกล้หมดอายุแล้ว หรือประเภทอาหารไม่ตรงกับที่ศูนย์ปลายทางขอไว้ โดยไม่ต้องพาผู้ใช้เปลี่ยนหน้าไปไหน</w:t>
       </w:r>
     </w:p>
     <w:p>
@@ -5981,7 +7885,7 @@
           <w:b w:val="0"/>
           <w:i w:val="0"/>
         </w:rPr>
-        <w:t>โครงงานนี้มีการส่งงานเข้าระบบควบคุมเวอร์ชันรวม 252 ครั้ง และมีไฟล์คำสั่งฐานข้อมูล 42 ไฟล์ ตัวเลขทั้งหมดนับจากประวัติจริงตอนสร้างเอกสารฉบับนี้ ไม่ใช่การประมาณ</w:t>
+        <w:t>โครงงานนี้มีการส่งงานเข้าระบบควบคุมเวอร์ชันรวม 257 ครั้ง และมีไฟล์คำสั่งฐานข้อมูล 42 ไฟล์ ตัวเลขทั้งหมดนับจากประวัติจริงตอนสร้างเอกสารฉบับนี้ ไม่ใช่การประมาณ</w:t>
       </w:r>
     </w:p>
     <w:tbl>
@@ -5989,6 +7893,7 @@
         <w:tblStyle w:val="LightGrid-Accent1"/>
         <w:tblW w:type="auto" w:w="0"/>
         <w:jc w:val="center"/>
+        <w:tblLayout w:type="fixed"/>
         <w:tblLook w:firstColumn="1" w:firstRow="1" w:lastColumn="0" w:lastRow="0" w:noHBand="0" w:noVBand="1" w:val="04A0"/>
       </w:tblPr>
       <w:tblGrid>
@@ -6001,13 +7906,18 @@
         <w:tc>
           <w:tcPr>
             <w:tcW w:type="dxa" w:w="2608"/>
-          </w:tcPr>
-          <w:p>
+            <w:vAlign w:val="center"/>
+          </w:tcPr>
+          <w:p>
+            <w:pPr>
+              <w:spacing w:before="40" w:after="40"/>
+              <w:jc w:val="left"/>
+            </w:pPr>
             <w:r/>
             <w:r>
               <w:rPr>
                 <w:b/>
-                <w:sz w:val="24"/>
+                <w:sz w:val="28"/>
               </w:rPr>
               <w:t>สมาชิก</w:t>
             </w:r>
@@ -6016,13 +7926,18 @@
         <w:tc>
           <w:tcPr>
             <w:tcW w:type="dxa" w:w="1020"/>
-          </w:tcPr>
-          <w:p>
+            <w:vAlign w:val="center"/>
+          </w:tcPr>
+          <w:p>
+            <w:pPr>
+              <w:spacing w:before="40" w:after="40"/>
+              <w:jc w:val="left"/>
+            </w:pPr>
             <w:r/>
             <w:r>
               <w:rPr>
                 <w:b/>
-                <w:sz w:val="24"/>
+                <w:sz w:val="28"/>
               </w:rPr>
               <w:t>ฟีเจอร์</w:t>
             </w:r>
@@ -6031,13 +7946,18 @@
         <w:tc>
           <w:tcPr>
             <w:tcW w:type="dxa" w:w="2608"/>
-          </w:tcPr>
-          <w:p>
+            <w:vAlign w:val="center"/>
+          </w:tcPr>
+          <w:p>
+            <w:pPr>
+              <w:spacing w:before="40" w:after="40"/>
+              <w:jc w:val="left"/>
+            </w:pPr>
             <w:r/>
             <w:r>
               <w:rPr>
                 <w:b/>
-                <w:sz w:val="24"/>
+                <w:sz w:val="28"/>
               </w:rPr>
               <w:t>ตารางที่ดูแล</w:t>
             </w:r>
@@ -6046,13 +7966,18 @@
         <w:tc>
           <w:tcPr>
             <w:tcW w:type="dxa" w:w="2835"/>
-          </w:tcPr>
-          <w:p>
+            <w:vAlign w:val="center"/>
+          </w:tcPr>
+          <w:p>
+            <w:pPr>
+              <w:spacing w:before="40" w:after="40"/>
+              <w:jc w:val="left"/>
+            </w:pPr>
             <w:r/>
             <w:r>
               <w:rPr>
                 <w:b/>
-                <w:sz w:val="24"/>
+                <w:sz w:val="28"/>
               </w:rPr>
               <w:t>สาขางาน</w:t>
             </w:r>
@@ -6063,12 +7988,18 @@
         <w:tc>
           <w:tcPr>
             <w:tcW w:type="dxa" w:w="2608"/>
-          </w:tcPr>
-          <w:p>
-            <w:r/>
-            <w:r>
-              <w:rPr>
-                <w:sz w:val="24"/>
+            <w:vAlign w:val="center"/>
+          </w:tcPr>
+          <w:p>
+            <w:pPr>
+              <w:spacing w:before="40" w:after="40"/>
+              <w:jc w:val="left"/>
+            </w:pPr>
+            <w:r/>
+            <w:r>
+              <w:rPr>
+                <w:b w:val="0"/>
+                <w:sz w:val="28"/>
               </w:rPr>
               <w:t>กฤษฏิ์ธกาล สวัสดิภาพ (ทีม)</w:t>
             </w:r>
@@ -6077,12 +8008,18 @@
         <w:tc>
           <w:tcPr>
             <w:tcW w:type="dxa" w:w="1020"/>
-          </w:tcPr>
-          <w:p>
-            <w:r/>
-            <w:r>
-              <w:rPr>
-                <w:sz w:val="24"/>
+            <w:vAlign w:val="center"/>
+          </w:tcPr>
+          <w:p>
+            <w:pPr>
+              <w:spacing w:before="40" w:after="40"/>
+              <w:jc w:val="left"/>
+            </w:pPr>
+            <w:r/>
+            <w:r>
+              <w:rPr>
+                <w:b w:val="0"/>
+                <w:sz w:val="28"/>
               </w:rPr>
               <w:t>F1</w:t>
             </w:r>
@@ -6091,12 +8028,18 @@
         <w:tc>
           <w:tcPr>
             <w:tcW w:type="dxa" w:w="2608"/>
-          </w:tcPr>
-          <w:p>
-            <w:r/>
-            <w:r>
-              <w:rPr>
-                <w:sz w:val="24"/>
+            <w:vAlign w:val="center"/>
+          </w:tcPr>
+          <w:p>
+            <w:pPr>
+              <w:spacing w:before="40" w:after="40"/>
+              <w:jc w:val="left"/>
+            </w:pPr>
+            <w:r/>
+            <w:r>
+              <w:rPr>
+                <w:b w:val="0"/>
+                <w:sz w:val="28"/>
               </w:rPr>
               <w:t>profiles, centers</w:t>
             </w:r>
@@ -6105,12 +8048,18 @@
         <w:tc>
           <w:tcPr>
             <w:tcW w:type="dxa" w:w="2835"/>
-          </w:tcPr>
-          <w:p>
-            <w:r/>
-            <w:r>
-              <w:rPr>
-                <w:sz w:val="24"/>
+            <w:vAlign w:val="center"/>
+          </w:tcPr>
+          <w:p>
+            <w:pPr>
+              <w:spacing w:before="40" w:after="40"/>
+              <w:jc w:val="left"/>
+            </w:pPr>
+            <w:r/>
+            <w:r>
+              <w:rPr>
+                <w:b w:val="0"/>
+                <w:sz w:val="28"/>
               </w:rPr>
               <w:t>F1-accounts-centers</w:t>
             </w:r>
@@ -6121,12 +8070,18 @@
         <w:tc>
           <w:tcPr>
             <w:tcW w:type="dxa" w:w="2608"/>
-          </w:tcPr>
-          <w:p>
-            <w:r/>
-            <w:r>
-              <w:rPr>
-                <w:sz w:val="24"/>
+            <w:vAlign w:val="center"/>
+          </w:tcPr>
+          <w:p>
+            <w:pPr>
+              <w:spacing w:before="40" w:after="40"/>
+              <w:jc w:val="left"/>
+            </w:pPr>
+            <w:r/>
+            <w:r>
+              <w:rPr>
+                <w:b w:val="0"/>
+                <w:sz w:val="28"/>
               </w:rPr>
               <w:t>ชาลิสา นาคสอิ้ง (ชมพู่)</w:t>
             </w:r>
@@ -6135,12 +8090,18 @@
         <w:tc>
           <w:tcPr>
             <w:tcW w:type="dxa" w:w="1020"/>
-          </w:tcPr>
-          <w:p>
-            <w:r/>
-            <w:r>
-              <w:rPr>
-                <w:sz w:val="24"/>
+            <w:vAlign w:val="center"/>
+          </w:tcPr>
+          <w:p>
+            <w:pPr>
+              <w:spacing w:before="40" w:after="40"/>
+              <w:jc w:val="left"/>
+            </w:pPr>
+            <w:r/>
+            <w:r>
+              <w:rPr>
+                <w:b w:val="0"/>
+                <w:sz w:val="28"/>
               </w:rPr>
               <w:t>F2</w:t>
             </w:r>
@@ -6149,12 +8110,18 @@
         <w:tc>
           <w:tcPr>
             <w:tcW w:type="dxa" w:w="2608"/>
-          </w:tcPr>
-          <w:p>
-            <w:r/>
-            <w:r>
-              <w:rPr>
-                <w:sz w:val="24"/>
+            <w:vAlign w:val="center"/>
+          </w:tcPr>
+          <w:p>
+            <w:pPr>
+              <w:spacing w:before="40" w:after="40"/>
+              <w:jc w:val="left"/>
+            </w:pPr>
+            <w:r/>
+            <w:r>
+              <w:rPr>
+                <w:b w:val="0"/>
+                <w:sz w:val="28"/>
               </w:rPr>
               <w:t>donations</w:t>
             </w:r>
@@ -6163,12 +8130,18 @@
         <w:tc>
           <w:tcPr>
             <w:tcW w:type="dxa" w:w="2835"/>
-          </w:tcPr>
-          <w:p>
-            <w:r/>
-            <w:r>
-              <w:rPr>
-                <w:sz w:val="24"/>
+            <w:vAlign w:val="center"/>
+          </w:tcPr>
+          <w:p>
+            <w:pPr>
+              <w:spacing w:before="40" w:after="40"/>
+              <w:jc w:val="left"/>
+            </w:pPr>
+            <w:r/>
+            <w:r>
+              <w:rPr>
+                <w:b w:val="0"/>
+                <w:sz w:val="28"/>
               </w:rPr>
               <w:t>F2-donations-intake</w:t>
             </w:r>
@@ -6179,12 +8152,18 @@
         <w:tc>
           <w:tcPr>
             <w:tcW w:type="dxa" w:w="2608"/>
-          </w:tcPr>
-          <w:p>
-            <w:r/>
-            <w:r>
-              <w:rPr>
-                <w:sz w:val="24"/>
+            <w:vAlign w:val="center"/>
+          </w:tcPr>
+          <w:p>
+            <w:pPr>
+              <w:spacing w:before="40" w:after="40"/>
+              <w:jc w:val="left"/>
+            </w:pPr>
+            <w:r/>
+            <w:r>
+              <w:rPr>
+                <w:b w:val="0"/>
+                <w:sz w:val="28"/>
               </w:rPr>
               <w:t>รัฐนันท์ ยิดนรดิน (มีน)</w:t>
             </w:r>
@@ -6193,12 +8172,18 @@
         <w:tc>
           <w:tcPr>
             <w:tcW w:type="dxa" w:w="1020"/>
-          </w:tcPr>
-          <w:p>
-            <w:r/>
-            <w:r>
-              <w:rPr>
-                <w:sz w:val="24"/>
+            <w:vAlign w:val="center"/>
+          </w:tcPr>
+          <w:p>
+            <w:pPr>
+              <w:spacing w:before="40" w:after="40"/>
+              <w:jc w:val="left"/>
+            </w:pPr>
+            <w:r/>
+            <w:r>
+              <w:rPr>
+                <w:b w:val="0"/>
+                <w:sz w:val="28"/>
               </w:rPr>
               <w:t>F3</w:t>
             </w:r>
@@ -6207,12 +8192,18 @@
         <w:tc>
           <w:tcPr>
             <w:tcW w:type="dxa" w:w="2608"/>
-          </w:tcPr>
-          <w:p>
-            <w:r/>
-            <w:r>
-              <w:rPr>
-                <w:sz w:val="24"/>
+            <w:vAlign w:val="center"/>
+          </w:tcPr>
+          <w:p>
+            <w:pPr>
+              <w:spacing w:before="40" w:after="40"/>
+              <w:jc w:val="left"/>
+            </w:pPr>
+            <w:r/>
+            <w:r>
+              <w:rPr>
+                <w:b w:val="0"/>
+                <w:sz w:val="28"/>
               </w:rPr>
               <w:t>(รวมข้อมูลข้ามตาราง)</w:t>
             </w:r>
@@ -6221,12 +8212,18 @@
         <w:tc>
           <w:tcPr>
             <w:tcW w:type="dxa" w:w="2835"/>
-          </w:tcPr>
-          <w:p>
-            <w:r/>
-            <w:r>
-              <w:rPr>
-                <w:sz w:val="24"/>
+            <w:vAlign w:val="center"/>
+          </w:tcPr>
+          <w:p>
+            <w:pPr>
+              <w:spacing w:before="40" w:after="40"/>
+              <w:jc w:val="left"/>
+            </w:pPr>
+            <w:r/>
+            <w:r>
+              <w:rPr>
+                <w:b w:val="0"/>
+                <w:sz w:val="28"/>
               </w:rPr>
               <w:t>F3-inventory</w:t>
             </w:r>
@@ -6237,12 +8234,18 @@
         <w:tc>
           <w:tcPr>
             <w:tcW w:type="dxa" w:w="2608"/>
-          </w:tcPr>
-          <w:p>
-            <w:r/>
-            <w:r>
-              <w:rPr>
-                <w:sz w:val="24"/>
+            <w:vAlign w:val="center"/>
+          </w:tcPr>
+          <w:p>
+            <w:pPr>
+              <w:spacing w:before="40" w:after="40"/>
+              <w:jc w:val="left"/>
+            </w:pPr>
+            <w:r/>
+            <w:r>
+              <w:rPr>
+                <w:b w:val="0"/>
+                <w:sz w:val="28"/>
               </w:rPr>
               <w:t>สรียา นาคาพิศ (ฟี่)</w:t>
             </w:r>
@@ -6251,12 +8254,18 @@
         <w:tc>
           <w:tcPr>
             <w:tcW w:type="dxa" w:w="1020"/>
-          </w:tcPr>
-          <w:p>
-            <w:r/>
-            <w:r>
-              <w:rPr>
-                <w:sz w:val="24"/>
+            <w:vAlign w:val="center"/>
+          </w:tcPr>
+          <w:p>
+            <w:pPr>
+              <w:spacing w:before="40" w:after="40"/>
+              <w:jc w:val="left"/>
+            </w:pPr>
+            <w:r/>
+            <w:r>
+              <w:rPr>
+                <w:b w:val="0"/>
+                <w:sz w:val="28"/>
               </w:rPr>
               <w:t>F4</w:t>
             </w:r>
@@ -6265,12 +8274,18 @@
         <w:tc>
           <w:tcPr>
             <w:tcW w:type="dxa" w:w="2608"/>
-          </w:tcPr>
-          <w:p>
-            <w:r/>
-            <w:r>
-              <w:rPr>
-                <w:sz w:val="24"/>
+            <w:vAlign w:val="center"/>
+          </w:tcPr>
+          <w:p>
+            <w:pPr>
+              <w:spacing w:before="40" w:after="40"/>
+              <w:jc w:val="left"/>
+            </w:pPr>
+            <w:r/>
+            <w:r>
+              <w:rPr>
+                <w:b w:val="0"/>
+                <w:sz w:val="28"/>
               </w:rPr>
               <w:t>requests</w:t>
             </w:r>
@@ -6279,12 +8294,18 @@
         <w:tc>
           <w:tcPr>
             <w:tcW w:type="dxa" w:w="2835"/>
-          </w:tcPr>
-          <w:p>
-            <w:r/>
-            <w:r>
-              <w:rPr>
-                <w:sz w:val="24"/>
+            <w:vAlign w:val="center"/>
+          </w:tcPr>
+          <w:p>
+            <w:pPr>
+              <w:spacing w:before="40" w:after="40"/>
+              <w:jc w:val="left"/>
+            </w:pPr>
+            <w:r/>
+            <w:r>
+              <w:rPr>
+                <w:b w:val="0"/>
+                <w:sz w:val="28"/>
               </w:rPr>
               <w:t>F4-requests</w:t>
             </w:r>
@@ -6295,12 +8316,18 @@
         <w:tc>
           <w:tcPr>
             <w:tcW w:type="dxa" w:w="2608"/>
-          </w:tcPr>
-          <w:p>
-            <w:r/>
-            <w:r>
-              <w:rPr>
-                <w:sz w:val="24"/>
+            <w:vAlign w:val="center"/>
+          </w:tcPr>
+          <w:p>
+            <w:pPr>
+              <w:spacing w:before="40" w:after="40"/>
+              <w:jc w:val="left"/>
+            </w:pPr>
+            <w:r/>
+            <w:r>
+              <w:rPr>
+                <w:b w:val="0"/>
+                <w:sz w:val="28"/>
               </w:rPr>
               <w:t>วงศธร อยู่แก้ว (ฮัม)</w:t>
             </w:r>
@@ -6309,12 +8336,18 @@
         <w:tc>
           <w:tcPr>
             <w:tcW w:type="dxa" w:w="1020"/>
-          </w:tcPr>
-          <w:p>
-            <w:r/>
-            <w:r>
-              <w:rPr>
-                <w:sz w:val="24"/>
+            <w:vAlign w:val="center"/>
+          </w:tcPr>
+          <w:p>
+            <w:pPr>
+              <w:spacing w:before="40" w:after="40"/>
+              <w:jc w:val="left"/>
+            </w:pPr>
+            <w:r/>
+            <w:r>
+              <w:rPr>
+                <w:b w:val="0"/>
+                <w:sz w:val="28"/>
               </w:rPr>
               <w:t>F5</w:t>
             </w:r>
@@ -6323,12 +8356,18 @@
         <w:tc>
           <w:tcPr>
             <w:tcW w:type="dxa" w:w="2608"/>
-          </w:tcPr>
-          <w:p>
-            <w:r/>
-            <w:r>
-              <w:rPr>
-                <w:sz w:val="24"/>
+            <w:vAlign w:val="center"/>
+          </w:tcPr>
+          <w:p>
+            <w:pPr>
+              <w:spacing w:before="40" w:after="40"/>
+              <w:jc w:val="left"/>
+            </w:pPr>
+            <w:r/>
+            <w:r>
+              <w:rPr>
+                <w:b w:val="0"/>
+                <w:sz w:val="28"/>
               </w:rPr>
               <w:t>allocations</w:t>
             </w:r>
@@ -6337,12 +8376,18 @@
         <w:tc>
           <w:tcPr>
             <w:tcW w:type="dxa" w:w="2835"/>
-          </w:tcPr>
-          <w:p>
-            <w:r/>
-            <w:r>
-              <w:rPr>
-                <w:sz w:val="24"/>
+            <w:vAlign w:val="center"/>
+          </w:tcPr>
+          <w:p>
+            <w:pPr>
+              <w:spacing w:before="40" w:after="40"/>
+              <w:jc w:val="left"/>
+            </w:pPr>
+            <w:r/>
+            <w:r>
+              <w:rPr>
+                <w:b w:val="0"/>
+                <w:sz w:val="28"/>
               </w:rPr>
               <w:t>F5-allocations</w:t>
             </w:r>
@@ -6353,12 +8398,18 @@
         <w:tc>
           <w:tcPr>
             <w:tcW w:type="dxa" w:w="2608"/>
-          </w:tcPr>
-          <w:p>
-            <w:r/>
-            <w:r>
-              <w:rPr>
-                <w:sz w:val="24"/>
+            <w:vAlign w:val="center"/>
+          </w:tcPr>
+          <w:p>
+            <w:pPr>
+              <w:spacing w:before="40" w:after="40"/>
+              <w:jc w:val="left"/>
+            </w:pPr>
+            <w:r/>
+            <w:r>
+              <w:rPr>
+                <w:b w:val="0"/>
+                <w:sz w:val="28"/>
               </w:rPr>
               <w:t>ชิตากานต์ ไสวศรี (ดาว)</w:t>
             </w:r>
@@ -6367,12 +8418,18 @@
         <w:tc>
           <w:tcPr>
             <w:tcW w:type="dxa" w:w="1020"/>
-          </w:tcPr>
-          <w:p>
-            <w:r/>
-            <w:r>
-              <w:rPr>
-                <w:sz w:val="24"/>
+            <w:vAlign w:val="center"/>
+          </w:tcPr>
+          <w:p>
+            <w:pPr>
+              <w:spacing w:before="40" w:after="40"/>
+              <w:jc w:val="left"/>
+            </w:pPr>
+            <w:r/>
+            <w:r>
+              <w:rPr>
+                <w:b w:val="0"/>
+                <w:sz w:val="28"/>
               </w:rPr>
               <w:t>F6</w:t>
             </w:r>
@@ -6381,12 +8438,18 @@
         <w:tc>
           <w:tcPr>
             <w:tcW w:type="dxa" w:w="2608"/>
-          </w:tcPr>
-          <w:p>
-            <w:r/>
-            <w:r>
-              <w:rPr>
-                <w:sz w:val="24"/>
+            <w:vAlign w:val="center"/>
+          </w:tcPr>
+          <w:p>
+            <w:pPr>
+              <w:spacing w:before="40" w:after="40"/>
+              <w:jc w:val="left"/>
+            </w:pPr>
+            <w:r/>
+            <w:r>
+              <w:rPr>
+                <w:b w:val="0"/>
+                <w:sz w:val="28"/>
               </w:rPr>
               <w:t>donors</w:t>
             </w:r>
@@ -6395,12 +8458,18 @@
         <w:tc>
           <w:tcPr>
             <w:tcW w:type="dxa" w:w="2835"/>
-          </w:tcPr>
-          <w:p>
-            <w:r/>
-            <w:r>
-              <w:rPr>
-                <w:sz w:val="24"/>
+            <w:vAlign w:val="center"/>
+          </w:tcPr>
+          <w:p>
+            <w:pPr>
+              <w:spacing w:before="40" w:after="40"/>
+              <w:jc w:val="left"/>
+            </w:pPr>
+            <w:r/>
+            <w:r>
+              <w:rPr>
+                <w:b w:val="0"/>
+                <w:sz w:val="28"/>
               </w:rPr>
               <w:t>F6-donors</w:t>
             </w:r>
@@ -6480,6 +8549,7 @@
         <w:tblStyle w:val="LightGrid-Accent1"/>
         <w:tblW w:type="auto" w:w="0"/>
         <w:jc w:val="center"/>
+        <w:tblLayout w:type="fixed"/>
         <w:tblLook w:firstColumn="1" w:firstRow="1" w:lastColumn="0" w:lastRow="0" w:noHBand="0" w:noVBand="1" w:val="04A0"/>
       </w:tblPr>
       <w:tblGrid>
@@ -6490,13 +8560,18 @@
         <w:tc>
           <w:tcPr>
             <w:tcW w:type="dxa" w:w="2268"/>
-          </w:tcPr>
-          <w:p>
+            <w:vAlign w:val="center"/>
+          </w:tcPr>
+          <w:p>
+            <w:pPr>
+              <w:spacing w:before="40" w:after="40"/>
+              <w:jc w:val="left"/>
+            </w:pPr>
             <w:r/>
             <w:r>
               <w:rPr>
                 <w:b/>
-                <w:sz w:val="24"/>
+                <w:sz w:val="28"/>
               </w:rPr>
               <w:t>หัวข้อ</w:t>
             </w:r>
@@ -6505,13 +8580,18 @@
         <w:tc>
           <w:tcPr>
             <w:tcW w:type="dxa" w:w="6803"/>
-          </w:tcPr>
-          <w:p>
+            <w:vAlign w:val="center"/>
+          </w:tcPr>
+          <w:p>
+            <w:pPr>
+              <w:spacing w:before="40" w:after="40"/>
+              <w:jc w:val="left"/>
+            </w:pPr>
             <w:r/>
             <w:r>
               <w:rPr>
                 <w:b/>
-                <w:sz w:val="24"/>
+                <w:sz w:val="28"/>
               </w:rPr>
               <w:t>รายละเอียด</w:t>
             </w:r>
@@ -6522,12 +8602,18 @@
         <w:tc>
           <w:tcPr>
             <w:tcW w:type="dxa" w:w="2268"/>
-          </w:tcPr>
-          <w:p>
-            <w:r/>
-            <w:r>
-              <w:rPr>
-                <w:sz w:val="24"/>
+            <w:vAlign w:val="center"/>
+          </w:tcPr>
+          <w:p>
+            <w:pPr>
+              <w:spacing w:before="40" w:after="40"/>
+              <w:jc w:val="left"/>
+            </w:pPr>
+            <w:r/>
+            <w:r>
+              <w:rPr>
+                <w:b w:val="0"/>
+                <w:sz w:val="28"/>
               </w:rPr>
               <w:t>ที่อยู่เว็บไซต์</w:t>
             </w:r>
@@ -6536,12 +8622,18 @@
         <w:tc>
           <w:tcPr>
             <w:tcW w:type="dxa" w:w="6803"/>
-          </w:tcPr>
-          <w:p>
-            <w:r/>
-            <w:r>
-              <w:rPr>
-                <w:sz w:val="24"/>
+            <w:vAlign w:val="center"/>
+          </w:tcPr>
+          <w:p>
+            <w:pPr>
+              <w:spacing w:before="40" w:after="40"/>
+              <w:jc w:val="left"/>
+            </w:pPr>
+            <w:r/>
+            <w:r>
+              <w:rPr>
+                <w:b w:val="0"/>
+                <w:sz w:val="28"/>
               </w:rPr>
               <w:t>https://disaster-relief-rho.vercel.app</w:t>
             </w:r>
@@ -6552,12 +8644,18 @@
         <w:tc>
           <w:tcPr>
             <w:tcW w:type="dxa" w:w="2268"/>
-          </w:tcPr>
-          <w:p>
-            <w:r/>
-            <w:r>
-              <w:rPr>
-                <w:sz w:val="24"/>
+            <w:vAlign w:val="center"/>
+          </w:tcPr>
+          <w:p>
+            <w:pPr>
+              <w:spacing w:before="40" w:after="40"/>
+              <w:jc w:val="left"/>
+            </w:pPr>
+            <w:r/>
+            <w:r>
+              <w:rPr>
+                <w:b w:val="0"/>
+                <w:sz w:val="28"/>
               </w:rPr>
               <w:t>ที่เก็บซอร์สโค้ด</w:t>
             </w:r>
@@ -6566,12 +8664,18 @@
         <w:tc>
           <w:tcPr>
             <w:tcW w:type="dxa" w:w="6803"/>
-          </w:tcPr>
-          <w:p>
-            <w:r/>
-            <w:r>
-              <w:rPr>
-                <w:sz w:val="24"/>
+            <w:vAlign w:val="center"/>
+          </w:tcPr>
+          <w:p>
+            <w:pPr>
+              <w:spacing w:before="40" w:after="40"/>
+              <w:jc w:val="left"/>
+            </w:pPr>
+            <w:r/>
+            <w:r>
+              <w:rPr>
+                <w:b w:val="0"/>
+                <w:sz w:val="28"/>
               </w:rPr>
               <w:t>https://github.com/Agent00PED/disaster-relief</w:t>
             </w:r>
@@ -6582,12 +8686,18 @@
         <w:tc>
           <w:tcPr>
             <w:tcW w:type="dxa" w:w="2268"/>
-          </w:tcPr>
-          <w:p>
-            <w:r/>
-            <w:r>
-              <w:rPr>
-                <w:sz w:val="24"/>
+            <w:vAlign w:val="center"/>
+          </w:tcPr>
+          <w:p>
+            <w:pPr>
+              <w:spacing w:before="40" w:after="40"/>
+              <w:jc w:val="left"/>
+            </w:pPr>
+            <w:r/>
+            <w:r>
+              <w:rPr>
+                <w:b w:val="0"/>
+                <w:sz w:val="28"/>
               </w:rPr>
               <w:t>การนำขึ้นใช้งาน</w:t>
             </w:r>
@@ -6596,12 +8706,18 @@
         <w:tc>
           <w:tcPr>
             <w:tcW w:type="dxa" w:w="6803"/>
-          </w:tcPr>
-          <w:p>
-            <w:r/>
-            <w:r>
-              <w:rPr>
-                <w:sz w:val="24"/>
+            <w:vAlign w:val="center"/>
+          </w:tcPr>
+          <w:p>
+            <w:pPr>
+              <w:spacing w:before="40" w:after="40"/>
+              <w:jc w:val="left"/>
+            </w:pPr>
+            <w:r/>
+            <w:r>
+              <w:rPr>
+                <w:b w:val="0"/>
+                <w:sz w:val="28"/>
               </w:rPr>
               <w:t>เชื่อมกับที่เก็บซอร์สโค้ดโดยตรง เมื่อรวมโค้ดเข้าเส้นหลักจะนำขึ้นให้อัตโนมัติ</w:t>
             </w:r>
@@ -6612,12 +8728,18 @@
         <w:tc>
           <w:tcPr>
             <w:tcW w:type="dxa" w:w="2268"/>
-          </w:tcPr>
-          <w:p>
-            <w:r/>
-            <w:r>
-              <w:rPr>
-                <w:sz w:val="24"/>
+            <w:vAlign w:val="center"/>
+          </w:tcPr>
+          <w:p>
+            <w:pPr>
+              <w:spacing w:before="40" w:after="40"/>
+              <w:jc w:val="left"/>
+            </w:pPr>
+            <w:r/>
+            <w:r>
+              <w:rPr>
+                <w:b w:val="0"/>
+                <w:sz w:val="28"/>
               </w:rPr>
               <w:t>ฐานข้อมูล</w:t>
             </w:r>
@@ -6626,12 +8748,18 @@
         <w:tc>
           <w:tcPr>
             <w:tcW w:type="dxa" w:w="6803"/>
-          </w:tcPr>
-          <w:p>
-            <w:r/>
-            <w:r>
-              <w:rPr>
-                <w:sz w:val="24"/>
+            <w:vAlign w:val="center"/>
+          </w:tcPr>
+          <w:p>
+            <w:pPr>
+              <w:spacing w:before="40" w:after="40"/>
+              <w:jc w:val="left"/>
+            </w:pPr>
+            <w:r/>
+            <w:r>
+              <w:rPr>
+                <w:b w:val="0"/>
+                <w:sz w:val="28"/>
               </w:rPr>
               <w:t>Supabase (PostgreSQL) พร้อมการกำหนดสิทธิ์ระดับแถวข้อมูล</w:t>
             </w:r>
@@ -6663,7 +8791,7 @@
           <w:b w:val="0"/>
           <w:i w:val="0"/>
         </w:rPr>
-        <w:t>ในช่วงแรกระบบตรวจสอบความถูกต้องไว้ที่ฟอร์มเท่านั้น ซึ่งกันได้เฉพาะผู้ใช้ที่กรอกผ่านหน้าเว็บ ทีมจึงย้ายกฎสำคัญทั้งหมดลงไปไว้ที่ฐานข้อมูล ทั้งการกำหนดสิทธิ์ระดับแถว ตัวดักจับก่อนบันทึก และการรวมทุกขั้นตอนของการตัดจ่ายไว้ในฟังก์ชันเดียว ผลคือแม้จะมีผู้เขียนโค้ดผิดในภายหลัง ยอดในคลังก็ยังเพี้ยนไม่ได้</w:t>
+        <w:t>ในช่วงแรกระบบตรวจสอบความถูกต้องไว้ที่ฟอร์มเท่านั้น ซึ่งกันได้เฉพาะผู้ใช้ที่กรอกผ่านหน้าเว็บ ทีมจึงย้ายกฎสำคัญทั้งหมดลงไปไว้ที่ฐานข้อมูล ทั้งการกำหนดสิทธิ์ระดับแถว ตัวดักจับก่อนบันทึก และการรวมทุกขั้นตอนของการตัดจ่ายไว้ในฟังก์ชันเดียว ผลคือแม้จะมีผู้เขียนโค้ดผิดในภายหลัง ยอดในคลังก็ยังเพี้ยนไม่ได้อยู่ดี</w:t>
       </w:r>
     </w:p>
     <w:p>
@@ -6681,7 +8809,7 @@
           <w:b w:val="0"/>
           <w:i w:val="0"/>
         </w:rPr>
-        <w:t>ระบบเก็บคำร้องจากประชาชนไว้คนละตารางกับข้อมูลจริง แล้วค่อยแปลงเมื่อเจ้าหน้าที่อนุมัติ ตอนเพิ่มข้อกำหนดด้านอาหาร ทีมเพิ่มให้เฉพาะตารางจริง ลืมตารางคำร้อง พอกดอนุมัติจึงไม่มีค่าจะส่ง ปลายทางตกไปใช้ค่าตั้งต้นคือ ทั่วไป ทุกใบ ผลคือคำขออาหารฮาลาลจากประชาชนกลายเป็นอาหารทั่วไป และกฎตรวจสอบที่เขียนไว้ก็ไม่ทำงาน ทั้งที่โค้ดทุกบรรทัดถูกต้องและไม่มีข้อความแจ้งข้อผิดพลาดใด ๆ ข้อผิดพลาดที่เงียบแบบนี้อันตรายกว่าข้อผิดพลาดที่ทำให้ระบบหยุดทำงาน</w:t>
+        <w:t>ระบบเก็บคำร้องจากประชาชนไว้คนละตารางกับข้อมูลจริง แล้วค่อยแปลงเมื่อเจ้าหน้าที่อนุมัติ ตอนเพิ่มข้อกำหนดด้านอาหาร ทีมเพิ่มให้เฉพาะตารางจริง ลืมตารางคำร้อง พอกดอนุมัติจึงไม่มีค่าจะส่ง ปลายทางตกไปใช้ค่าตั้งต้นคือ ทั่วไป ทุกใบ ผลคือคำขออาหารฮาลาลจากประชาชนกลายเป็นอาหารทั่วไป และกฎตรวจสอบที่เขียนไว้ก็ไม่ทำงาน ทั้งที่โค้ดทุกบรรทัดถูกต้องและไม่มีข้อความแจ้งข้อผิดพลาดใด ๆ ทีมมาเจอตอนไล่ตรวจก่อนส่งงาน ซึ่งถ้าไม่ได้ไล่ก็คงไม่รู้</w:t>
       </w:r>
     </w:p>
     <w:p>
@@ -7076,13 +9204,14 @@
     <w:qFormat/>
     <w:rsid w:val="00FC693F"/>
     <w:pPr>
-      <w:spacing w:after="120" w:line="276" w:lineRule="auto"/>
+      <w:spacing w:after="120" w:line="288" w:lineRule="auto"/>
+      <w:jc w:val="both"/>
     </w:pPr>
     <w:rPr>
-      <w:rFonts w:ascii="Leelawadee UI" w:hAnsi="Leelawadee UI" w:cs="Leelawadee UI" w:eastAsia="Leelawadee UI"/>
+      <w:rFonts w:ascii="Angsana New" w:hAnsi="Angsana New" w:cs="Angsana New" w:eastAsia="Angsana New"/>
       <w:b w:val="0"/>
-      <w:sz w:val="28"/>
-      <w:szCs w:val="28"/>
+      <w:sz w:val="32"/>
+      <w:szCs w:val="32"/>
     </w:rPr>
   </w:style>
   <w:style w:type="paragraph" w:styleId="Header">
@@ -7140,17 +9269,18 @@
     <w:pPr>
       <w:keepNext/>
       <w:keepLines/>
-      <w:spacing w:before="480" w:after="0"/>
+      <w:spacing w:before="400" w:after="160"/>
+      <w:jc w:val="left"/>
       <w:outlineLvl w:val="0"/>
     </w:pPr>
     <w:rPr>
-      <w:rFonts w:asciiTheme="majorHAnsi" w:eastAsiaTheme="majorEastAsia" w:hAnsiTheme="majorHAnsi" w:cstheme="majorBidi" w:ascii="Leelawadee UI" w:hAnsi="Leelawadee UI" w:cs="Leelawadee UI" w:eastAsia="Leelawadee UI"/>
+      <w:rFonts w:asciiTheme="majorHAnsi" w:eastAsiaTheme="majorEastAsia" w:hAnsiTheme="majorHAnsi" w:cstheme="majorBidi" w:ascii="Angsana New" w:hAnsi="Angsana New" w:cs="Angsana New" w:eastAsia="Angsana New"/>
       <w:b/>
       <w:bCs/>
       <w:color w:val="1F3B63"/>
-      <w:sz w:val="38"/>
+      <w:sz w:val="40"/>
       <w:szCs w:val="28"/>
-      <w:szCs w:val="38"/>
+      <w:szCs w:val="40"/>
     </w:rPr>
   </w:style>
   <w:style w:type="paragraph" w:styleId="Heading2">
@@ -7165,17 +9295,18 @@
     <w:pPr>
       <w:keepNext/>
       <w:keepLines/>
-      <w:spacing w:before="200" w:after="0"/>
+      <w:spacing w:before="280" w:after="120"/>
+      <w:jc w:val="left"/>
       <w:outlineLvl w:val="1"/>
     </w:pPr>
     <w:rPr>
-      <w:rFonts w:asciiTheme="majorHAnsi" w:eastAsiaTheme="majorEastAsia" w:hAnsiTheme="majorHAnsi" w:cstheme="majorBidi" w:ascii="Leelawadee UI" w:hAnsi="Leelawadee UI" w:cs="Leelawadee UI" w:eastAsia="Leelawadee UI"/>
+      <w:rFonts w:asciiTheme="majorHAnsi" w:eastAsiaTheme="majorEastAsia" w:hAnsiTheme="majorHAnsi" w:cstheme="majorBidi" w:ascii="Angsana New" w:hAnsi="Angsana New" w:cs="Angsana New" w:eastAsia="Angsana New"/>
       <w:b/>
       <w:bCs/>
       <w:color w:val="2E5A8C"/>
-      <w:sz w:val="32"/>
+      <w:sz w:val="36"/>
       <w:szCs w:val="26"/>
-      <w:szCs w:val="32"/>
+      <w:szCs w:val="36"/>
     </w:rPr>
   </w:style>
   <w:style w:type="paragraph" w:styleId="Heading3">
@@ -7190,16 +9321,17 @@
     <w:pPr>
       <w:keepNext/>
       <w:keepLines/>
-      <w:spacing w:before="200" w:after="0"/>
+      <w:spacing w:before="200" w:after="80"/>
+      <w:jc w:val="left"/>
       <w:outlineLvl w:val="2"/>
     </w:pPr>
     <w:rPr>
-      <w:rFonts w:asciiTheme="majorHAnsi" w:eastAsiaTheme="majorEastAsia" w:hAnsiTheme="majorHAnsi" w:cstheme="majorBidi" w:ascii="Leelawadee UI" w:hAnsi="Leelawadee UI" w:cs="Leelawadee UI" w:eastAsia="Leelawadee UI"/>
+      <w:rFonts w:asciiTheme="majorHAnsi" w:eastAsiaTheme="majorEastAsia" w:hAnsiTheme="majorHAnsi" w:cstheme="majorBidi" w:ascii="Angsana New" w:hAnsi="Angsana New" w:cs="Angsana New" w:eastAsia="Angsana New"/>
       <w:b/>
       <w:bCs/>
       <w:color w:val="333333"/>
-      <w:sz w:val="28"/>
-      <w:szCs w:val="28"/>
+      <w:sz w:val="32"/>
+      <w:szCs w:val="32"/>
     </w:rPr>
   </w:style>
   <w:style w:type="paragraph" w:styleId="Heading4">
@@ -7437,14 +9569,14 @@
       <w:contextualSpacing/>
     </w:pPr>
     <w:rPr>
-      <w:rFonts w:asciiTheme="majorHAnsi" w:eastAsiaTheme="majorEastAsia" w:hAnsiTheme="majorHAnsi" w:cstheme="majorBidi" w:ascii="Leelawadee UI" w:hAnsi="Leelawadee UI" w:cs="Leelawadee UI" w:eastAsia="Leelawadee UI"/>
+      <w:rFonts w:asciiTheme="majorHAnsi" w:eastAsiaTheme="majorEastAsia" w:hAnsiTheme="majorHAnsi" w:cstheme="majorBidi" w:ascii="Angsana New" w:hAnsi="Angsana New" w:cs="Angsana New" w:eastAsia="Angsana New"/>
       <w:b/>
       <w:color w:val="17365D" w:themeColor="text2" w:themeShade="BF"/>
       <w:spacing w:val="5"/>
       <w:kern w:val="28"/>
-      <w:sz w:val="52"/>
+      <w:sz w:val="80"/>
       <w:szCs w:val="52"/>
-      <w:szCs w:val="52"/>
+      <w:szCs w:val="80"/>
     </w:rPr>
   </w:style>
   <w:style w:type="character" w:customStyle="1" w:styleId="TitleChar">

--- a/docs/WalaiTrack_Report.docx
+++ b/docs/WalaiTrack_Report.docx
@@ -1248,7 +1248,226 @@
           <w:b w:val="0"/>
           <w:i w:val="0"/>
         </w:rPr>
-        <w:t>เจ้าหน้าที่เห็นและแก้ไขได้เฉพาะข้อมูลของศูนย์ที่ตัวเองสังกัด ข้อกำหนดนี้บังคับด้วยการกำหนดสิทธิ์ ระดับแถวข้อมูลของ PostgreSQL ซึ่งทำงานที่ชั้นฐานข้อมูล หมายความว่าต่อให้มีผู้ส่งคำสั่ง ตรงเข้าฐานข้อมูลโดยไม่ผ่านหน้าเว็บ ก็ยังถูกปฏิเสธเช่นเดิม ต่างจากการซ่อนปุ่มบนหน้าจอ ซึ่งกันได้แค่ผู้ใช้ทั่วไปเท่านั้น</w:t>
+        <w:t>ระบบแยกสิทธิ์ การดู กับ การแก้ไข ออกจากกัน ไม่ได้ใช้กฎเดียวกันทั้งสองอย่าง</w:t>
+      </w:r>
+    </w:p>
+    <w:tbl>
+      <w:tblPr>
+        <w:tblStyle w:val="LightGrid-Accent1"/>
+        <w:tblW w:type="auto" w:w="0"/>
+        <w:jc w:val="center"/>
+        <w:tblLayout w:type="fixed"/>
+        <w:tblLook w:firstColumn="1" w:firstRow="1" w:lastColumn="0" w:lastRow="0" w:noHBand="0" w:noVBand="1" w:val="04A0"/>
+      </w:tblPr>
+      <w:tblGrid>
+        <w:gridCol w:w="3024"/>
+        <w:gridCol w:w="3024"/>
+        <w:gridCol w:w="3024"/>
+      </w:tblGrid>
+      <w:tr>
+        <w:tc>
+          <w:tcPr>
+            <w:tcW w:type="dxa" w:w="1701"/>
+            <w:vAlign w:val="center"/>
+          </w:tcPr>
+          <w:p>
+            <w:pPr>
+              <w:spacing w:before="40" w:after="40"/>
+              <w:jc w:val="left"/>
+            </w:pPr>
+            <w:r/>
+            <w:r>
+              <w:rPr>
+                <w:b/>
+                <w:sz w:val="28"/>
+              </w:rPr>
+              <w:t>การกระทำ</w:t>
+            </w:r>
+          </w:p>
+        </w:tc>
+        <w:tc>
+          <w:tcPr>
+            <w:tcW w:type="dxa" w:w="2835"/>
+            <w:vAlign w:val="center"/>
+          </w:tcPr>
+          <w:p>
+            <w:pPr>
+              <w:spacing w:before="40" w:after="40"/>
+              <w:jc w:val="left"/>
+            </w:pPr>
+            <w:r/>
+            <w:r>
+              <w:rPr>
+                <w:b/>
+                <w:sz w:val="28"/>
+              </w:rPr>
+              <w:t>เจ้าหน้าที่ทำได้แค่ไหน</w:t>
+            </w:r>
+          </w:p>
+        </w:tc>
+        <w:tc>
+          <w:tcPr>
+            <w:tcW w:type="dxa" w:w="4535"/>
+            <w:vAlign w:val="center"/>
+          </w:tcPr>
+          <w:p>
+            <w:pPr>
+              <w:spacing w:before="40" w:after="40"/>
+              <w:jc w:val="left"/>
+            </w:pPr>
+            <w:r/>
+            <w:r>
+              <w:rPr>
+                <w:b/>
+                <w:sz w:val="28"/>
+              </w:rPr>
+              <w:t>เหตุผล</w:t>
+            </w:r>
+          </w:p>
+        </w:tc>
+      </w:tr>
+      <w:tr>
+        <w:tc>
+          <w:tcPr>
+            <w:tcW w:type="dxa" w:w="1701"/>
+            <w:vAlign w:val="center"/>
+          </w:tcPr>
+          <w:p>
+            <w:pPr>
+              <w:spacing w:before="40" w:after="40"/>
+              <w:jc w:val="left"/>
+            </w:pPr>
+            <w:r/>
+            <w:r>
+              <w:rPr>
+                <w:b w:val="0"/>
+                <w:sz w:val="28"/>
+              </w:rPr>
+              <w:t>ดูข้อมูล</w:t>
+            </w:r>
+          </w:p>
+        </w:tc>
+        <w:tc>
+          <w:tcPr>
+            <w:tcW w:type="dxa" w:w="2835"/>
+            <w:vAlign w:val="center"/>
+          </w:tcPr>
+          <w:p>
+            <w:pPr>
+              <w:spacing w:before="40" w:after="40"/>
+              <w:jc w:val="left"/>
+            </w:pPr>
+            <w:r/>
+            <w:r>
+              <w:rPr>
+                <w:b w:val="0"/>
+                <w:sz w:val="28"/>
+              </w:rPr>
+              <w:t>ดูยอดคลังของทุกศูนย์ได้</w:t>
+            </w:r>
+          </w:p>
+        </w:tc>
+        <w:tc>
+          <w:tcPr>
+            <w:tcW w:type="dxa" w:w="4535"/>
+            <w:vAlign w:val="center"/>
+          </w:tcPr>
+          <w:p>
+            <w:pPr>
+              <w:spacing w:before="40" w:after="40"/>
+              <w:jc w:val="left"/>
+            </w:pPr>
+            <w:r/>
+            <w:r>
+              <w:rPr>
+                <w:b w:val="0"/>
+                <w:sz w:val="28"/>
+              </w:rPr>
+              <w:t>เพราะศูนย์พักพิงไม่มีของเป็นของตัวเอง ต้องเห็นว่าคลังของศูนย์อื่นมีอะไรเหลือ จึงจะเลือกมาจัดสรรให้ผู้ประสบภัยได้</w:t>
+            </w:r>
+          </w:p>
+        </w:tc>
+      </w:tr>
+      <w:tr>
+        <w:tc>
+          <w:tcPr>
+            <w:tcW w:type="dxa" w:w="1701"/>
+            <w:vAlign w:val="center"/>
+          </w:tcPr>
+          <w:p>
+            <w:pPr>
+              <w:spacing w:before="40" w:after="40"/>
+              <w:jc w:val="left"/>
+            </w:pPr>
+            <w:r/>
+            <w:r>
+              <w:rPr>
+                <w:b w:val="0"/>
+                <w:sz w:val="28"/>
+              </w:rPr>
+              <w:t>เพิ่ม แก้ไข ลบ</w:t>
+            </w:r>
+          </w:p>
+        </w:tc>
+        <w:tc>
+          <w:tcPr>
+            <w:tcW w:type="dxa" w:w="2835"/>
+            <w:vAlign w:val="center"/>
+          </w:tcPr>
+          <w:p>
+            <w:pPr>
+              <w:spacing w:before="40" w:after="40"/>
+              <w:jc w:val="left"/>
+            </w:pPr>
+            <w:r/>
+            <w:r>
+              <w:rPr>
+                <w:b w:val="0"/>
+                <w:sz w:val="28"/>
+              </w:rPr>
+              <w:t>ทำได้เฉพาะข้อมูลของศูนย์ที่ตัวเองสังกัด</w:t>
+            </w:r>
+          </w:p>
+        </w:tc>
+        <w:tc>
+          <w:tcPr>
+            <w:tcW w:type="dxa" w:w="4535"/>
+            <w:vAlign w:val="center"/>
+          </w:tcPr>
+          <w:p>
+            <w:pPr>
+              <w:spacing w:before="40" w:after="40"/>
+              <w:jc w:val="left"/>
+            </w:pPr>
+            <w:r/>
+            <w:r>
+              <w:rPr>
+                <w:b w:val="0"/>
+                <w:sz w:val="28"/>
+              </w:rPr>
+              <w:t>การแก้ยอดของศูนย์อื่นไม่ใช่หน้าที่ และเป็นจุดที่ผิดพลาดแล้วแก้คืนยาก</w:t>
+            </w:r>
+          </w:p>
+        </w:tc>
+      </w:tr>
+    </w:tbl>
+    <w:p/>
+    <w:p>
+      <w:r>
+        <w:rPr>
+          <w:b w:val="0"/>
+          <w:i w:val="0"/>
+        </w:rPr>
+        <w:t>ข้อจำกัดเรื่องการแก้ไขบังคับด้วยการกำหนดสิทธิ์ระดับแถวข้อมูลของ PostgreSQL ซึ่งทำงานที่ชั้นฐานข้อมูล หมายความว่าต่อให้มีผู้ส่งคำสั่งตรงเข้าฐานข้อมูลโดยไม่ผ่านหน้าเว็บ ก็ยังถูกปฏิเสธเช่นเดิม ต่างจากการซ่อนปุ่มบนหน้าจอซึ่งกันได้แค่ผู้ใช้ทั่วไป</w:t>
+      </w:r>
+    </w:p>
+    <w:p>
+      <w:r>
+        <w:rPr>
+          <w:b w:val="0"/>
+          <w:i w:val="0"/>
+        </w:rPr>
+        <w:t>ทีมทดสอบข้อนี้ด้วยการสวมสิทธิ์เจ้าหน้าที่แล้วยิงคำสั่งตรงเข้าฐานข้อมูล ผลคือ การแก้ไขล็อตของศูนย์อื่นไม่มีแถวใดถูกเปลี่ยน และการสร้างล็อตให้ศูนย์อื่นถูกปฏิเสธ ด้วยข้อความแจ้งว่าขัดกับกฎสิทธิ์ระดับแถว</w:t>
       </w:r>
     </w:p>
     <w:p>
@@ -3335,7 +3554,7 @@
         <w:rPr>
           <w:i/>
         </w:rPr>
-        <w:t>ในฐานะหัวหน้าศูนย์รับบริจาค ฉันต้องการสร้างบัญชีให้เจ้าหน้าที่พร้อมกำหนดบทบาทและศูนย์ที่สังกัด เพื่อให้แต่ละคนเห็นและแก้ไขได้เฉพาะข้อมูลของศูนย์ตัวเอง และป้องกันไม่ให้คนนอกเข้าถึงข้อมูลผู้บริจาค</w:t>
+        <w:t>ในฐานะหัวหน้าศูนย์รับบริจาค ฉันต้องการสร้างบัญชีให้เจ้าหน้าที่พร้อมกำหนดบทบาทและศูนย์ที่สังกัด เพื่อให้แต่ละคนแก้ไขได้เฉพาะข้อมูลของศูนย์ตัวเอง และป้องกันไม่ให้คนนอกเข้าถึงข้อมูลผู้บริจาค</w:t>
       </w:r>
     </w:p>
     <w:p>
@@ -3371,7 +3590,7 @@
         <w:spacing w:after="40"/>
       </w:pPr>
       <w:r>
-        <w:t>กำหนดสิทธิ์ระดับแถวข้อมูล ให้เจ้าหน้าที่เห็นเฉพาะศูนย์ตัวเอง ผู้ดูแลเห็นทุกศูนย์</w:t>
+        <w:t>กำหนดสิทธิ์ระดับแถวข้อมูล ให้เจ้าหน้าที่แก้ไขได้เฉพาะศูนย์ตัวเอง ส่วนผู้ดูแลแก้ได้ทุกศูนย์</w:t>
       </w:r>
     </w:p>
     <w:p>
@@ -7885,7 +8104,7 @@
           <w:b w:val="0"/>
           <w:i w:val="0"/>
         </w:rPr>
-        <w:t>โครงงานนี้มีการส่งงานเข้าระบบควบคุมเวอร์ชันรวม 257 ครั้ง และมีไฟล์คำสั่งฐานข้อมูล 42 ไฟล์ ตัวเลขทั้งหมดนับจากประวัติจริงตอนสร้างเอกสารฉบับนี้ ไม่ใช่การประมาณ</w:t>
+        <w:t>โครงงานนี้มีการส่งงานเข้าระบบควบคุมเวอร์ชันรวม 269 ครั้ง และมีไฟล์คำสั่งฐานข้อมูล 43 ไฟล์ ตัวเลขทั้งหมดนับจากประวัติจริงตอนสร้างเอกสารฉบับนี้ ไม่ใช่การประมาณ</w:t>
       </w:r>
     </w:p>
     <w:tbl>

--- a/docs/WalaiTrack_Report.docx
+++ b/docs/WalaiTrack_Report.docx
@@ -8104,7 +8104,7 @@
           <w:b w:val="0"/>
           <w:i w:val="0"/>
         </w:rPr>
-        <w:t>โครงงานนี้มีการส่งงานเข้าระบบควบคุมเวอร์ชันรวม 269 ครั้ง และมีไฟล์คำสั่งฐานข้อมูล 43 ไฟล์ ตัวเลขทั้งหมดนับจากประวัติจริงตอนสร้างเอกสารฉบับนี้ ไม่ใช่การประมาณ</w:t>
+        <w:t>โครงงานนี้มีการส่งงานเข้าระบบควบคุมเวอร์ชันรวม 278 ครั้ง และมีไฟล์คำสั่งฐานข้อมูล 44 ไฟล์ ตัวเลขทั้งหมดนับจากประวัติจริงตอนสร้างเอกสารฉบับนี้ ไม่ใช่การประมาณ</w:t>
       </w:r>
     </w:p>
     <w:tbl>

--- a/docs/WalaiTrack_Report.docx
+++ b/docs/WalaiTrack_Report.docx
@@ -1256,15 +1256,12 @@
       </w:r>
     </w:p>
     <w:p>
-      <w:pPr>
-        <w:jc w:val="center"/>
-      </w:pPr>
       <w:r>
         <w:rPr>
           <w:b w:val="0"/>
-          <w:i/>
+          <w:i w:val="0"/>
         </w:rPr>
-        <w:t>(พื้นที่สำหรับใส่ Use Case Diagram)</w:t>
+        <w:t>ระบบมี 25 use case แบ่งตามกลุ่มงานได้ 6 กลุ่ม แต่ละกลุ่มแสดงเป็นแผนภาพแยกกันในหัวข้อ 3.1 ถึง 3.6 เพื่อให้อ่านได้ชัด</w:t>
       </w:r>
     </w:p>
     <w:p/>
@@ -1614,6 +1611,58 @@
       </w:r>
     </w:p>
     <w:p>
+      <w:pPr>
+        <w:jc w:val="center"/>
+      </w:pPr>
+      <w:r>
+        <w:drawing>
+          <wp:inline xmlns:a="http://schemas.openxmlformats.org/drawingml/2006/main" xmlns:pic="http://schemas.openxmlformats.org/drawingml/2006/picture">
+            <wp:extent cx="4320000" cy="6167337"/>
+            <wp:docPr id="1" name="Picture 1"/>
+            <wp:cNvGraphicFramePr>
+              <a:graphicFrameLocks noChangeAspect="1"/>
+            </wp:cNvGraphicFramePr>
+            <a:graphic>
+              <a:graphicData uri="http://schemas.openxmlformats.org/drawingml/2006/picture">
+                <pic:pic>
+                  <pic:nvPicPr>
+                    <pic:cNvPr id="0" name="uc1.png"/>
+                    <pic:cNvPicPr/>
+                  </pic:nvPicPr>
+                  <pic:blipFill>
+                    <a:blip r:embed="rId9"/>
+                    <a:stretch>
+                      <a:fillRect/>
+                    </a:stretch>
+                  </pic:blipFill>
+                  <pic:spPr>
+                    <a:xfrm>
+                      <a:off x="0" y="0"/>
+                      <a:ext cx="4320000" cy="6167337"/>
+                    </a:xfrm>
+                    <a:prstGeom prst="rect"/>
+                  </pic:spPr>
+                </pic:pic>
+              </a:graphicData>
+            </a:graphic>
+          </wp:inline>
+        </w:drawing>
+      </w:r>
+    </w:p>
+    <w:p>
+      <w:pPr>
+        <w:jc w:val="center"/>
+      </w:pPr>
+      <w:r>
+        <w:rPr>
+          <w:b w:val="0"/>
+          <w:i/>
+          <w:sz w:val="24"/>
+        </w:rPr>
+        <w:t>ภาพ Use Case หัวข้อ 3.1 การจัดการบัญชีผู้ใช้และศูนย์</w:t>
+      </w:r>
+    </w:p>
+    <w:p>
       <w:r>
         <w:rPr>
           <w:b w:val="0"/>
@@ -1655,6 +1704,58 @@
       </w:pPr>
       <w:r>
         <w:t>3.2 การแจ้งความประสงค์บริจาคจากประชาชน (Public Donation Pledge)</w:t>
+      </w:r>
+    </w:p>
+    <w:p>
+      <w:pPr>
+        <w:jc w:val="center"/>
+      </w:pPr>
+      <w:r>
+        <w:drawing>
+          <wp:inline xmlns:a="http://schemas.openxmlformats.org/drawingml/2006/main" xmlns:pic="http://schemas.openxmlformats.org/drawingml/2006/picture">
+            <wp:extent cx="4320000" cy="7869554"/>
+            <wp:docPr id="2" name="Picture 2"/>
+            <wp:cNvGraphicFramePr>
+              <a:graphicFrameLocks noChangeAspect="1"/>
+            </wp:cNvGraphicFramePr>
+            <a:graphic>
+              <a:graphicData uri="http://schemas.openxmlformats.org/drawingml/2006/picture">
+                <pic:pic>
+                  <pic:nvPicPr>
+                    <pic:cNvPr id="0" name="uc2.png"/>
+                    <pic:cNvPicPr/>
+                  </pic:nvPicPr>
+                  <pic:blipFill>
+                    <a:blip r:embed="rId10"/>
+                    <a:stretch>
+                      <a:fillRect/>
+                    </a:stretch>
+                  </pic:blipFill>
+                  <pic:spPr>
+                    <a:xfrm>
+                      <a:off x="0" y="0"/>
+                      <a:ext cx="4320000" cy="7869554"/>
+                    </a:xfrm>
+                    <a:prstGeom prst="rect"/>
+                  </pic:spPr>
+                </pic:pic>
+              </a:graphicData>
+            </a:graphic>
+          </wp:inline>
+        </w:drawing>
+      </w:r>
+    </w:p>
+    <w:p>
+      <w:pPr>
+        <w:jc w:val="center"/>
+      </w:pPr>
+      <w:r>
+        <w:rPr>
+          <w:b w:val="0"/>
+          <w:i/>
+          <w:sz w:val="24"/>
+        </w:rPr>
+        <w:t>ภาพ Use Case หัวข้อ 3.2 คำร้องบริจาคจากประชาชน</w:t>
       </w:r>
     </w:p>
     <w:p>
@@ -1702,6 +1803,58 @@
       </w:r>
     </w:p>
     <w:p>
+      <w:pPr>
+        <w:jc w:val="center"/>
+      </w:pPr>
+      <w:r>
+        <w:drawing>
+          <wp:inline xmlns:a="http://schemas.openxmlformats.org/drawingml/2006/main" xmlns:pic="http://schemas.openxmlformats.org/drawingml/2006/picture">
+            <wp:extent cx="4320000" cy="7267765"/>
+            <wp:docPr id="3" name="Picture 3"/>
+            <wp:cNvGraphicFramePr>
+              <a:graphicFrameLocks noChangeAspect="1"/>
+            </wp:cNvGraphicFramePr>
+            <a:graphic>
+              <a:graphicData uri="http://schemas.openxmlformats.org/drawingml/2006/picture">
+                <pic:pic>
+                  <pic:nvPicPr>
+                    <pic:cNvPr id="0" name="uc3.png"/>
+                    <pic:cNvPicPr/>
+                  </pic:nvPicPr>
+                  <pic:blipFill>
+                    <a:blip r:embed="rId11"/>
+                    <a:stretch>
+                      <a:fillRect/>
+                    </a:stretch>
+                  </pic:blipFill>
+                  <pic:spPr>
+                    <a:xfrm>
+                      <a:off x="0" y="0"/>
+                      <a:ext cx="4320000" cy="7267765"/>
+                    </a:xfrm>
+                    <a:prstGeom prst="rect"/>
+                  </pic:spPr>
+                </pic:pic>
+              </a:graphicData>
+            </a:graphic>
+          </wp:inline>
+        </w:drawing>
+      </w:r>
+    </w:p>
+    <w:p>
+      <w:pPr>
+        <w:jc w:val="center"/>
+      </w:pPr>
+      <w:r>
+        <w:rPr>
+          <w:b w:val="0"/>
+          <w:i/>
+          <w:sz w:val="24"/>
+        </w:rPr>
+        <w:t>ภาพ Use Case หัวข้อ 3.3 คำขอรับความช่วยเหลือ</w:t>
+      </w:r>
+    </w:p>
+    <w:p>
       <w:r>
         <w:rPr>
           <w:b w:val="0"/>
@@ -1743,6 +1896,58 @@
       </w:pPr>
       <w:r>
         <w:t>3.4 การจัดสรรและตัดจ่ายสิ่งของ (Allocation &amp; Dispatch)</w:t>
+      </w:r>
+    </w:p>
+    <w:p>
+      <w:pPr>
+        <w:jc w:val="center"/>
+      </w:pPr>
+      <w:r>
+        <w:drawing>
+          <wp:inline xmlns:a="http://schemas.openxmlformats.org/drawingml/2006/main" xmlns:pic="http://schemas.openxmlformats.org/drawingml/2006/picture">
+            <wp:extent cx="4320000" cy="7545806"/>
+            <wp:docPr id="4" name="Picture 4"/>
+            <wp:cNvGraphicFramePr>
+              <a:graphicFrameLocks noChangeAspect="1"/>
+            </wp:cNvGraphicFramePr>
+            <a:graphic>
+              <a:graphicData uri="http://schemas.openxmlformats.org/drawingml/2006/picture">
+                <pic:pic>
+                  <pic:nvPicPr>
+                    <pic:cNvPr id="0" name="uc5.png"/>
+                    <pic:cNvPicPr/>
+                  </pic:nvPicPr>
+                  <pic:blipFill>
+                    <a:blip r:embed="rId12"/>
+                    <a:stretch>
+                      <a:fillRect/>
+                    </a:stretch>
+                  </pic:blipFill>
+                  <pic:spPr>
+                    <a:xfrm>
+                      <a:off x="0" y="0"/>
+                      <a:ext cx="4320000" cy="7545806"/>
+                    </a:xfrm>
+                    <a:prstGeom prst="rect"/>
+                  </pic:spPr>
+                </pic:pic>
+              </a:graphicData>
+            </a:graphic>
+          </wp:inline>
+        </w:drawing>
+      </w:r>
+    </w:p>
+    <w:p>
+      <w:pPr>
+        <w:jc w:val="center"/>
+      </w:pPr>
+      <w:r>
+        <w:rPr>
+          <w:b w:val="0"/>
+          <w:i/>
+          <w:sz w:val="24"/>
+        </w:rPr>
+        <w:t>ภาพ Use Case หัวข้อ 3.4 คลังและหน้าสรุปภาพรวม</w:t>
       </w:r>
     </w:p>
     <w:p>
@@ -1799,6 +2004,58 @@
       </w:r>
     </w:p>
     <w:p>
+      <w:pPr>
+        <w:jc w:val="center"/>
+      </w:pPr>
+      <w:r>
+        <w:drawing>
+          <wp:inline xmlns:a="http://schemas.openxmlformats.org/drawingml/2006/main" xmlns:pic="http://schemas.openxmlformats.org/drawingml/2006/picture">
+            <wp:extent cx="4320000" cy="5861802"/>
+            <wp:docPr id="5" name="Picture 5"/>
+            <wp:cNvGraphicFramePr>
+              <a:graphicFrameLocks noChangeAspect="1"/>
+            </wp:cNvGraphicFramePr>
+            <a:graphic>
+              <a:graphicData uri="http://schemas.openxmlformats.org/drawingml/2006/picture">
+                <pic:pic>
+                  <pic:nvPicPr>
+                    <pic:cNvPr id="0" name="uc4.png"/>
+                    <pic:cNvPicPr/>
+                  </pic:nvPicPr>
+                  <pic:blipFill>
+                    <a:blip r:embed="rId13"/>
+                    <a:stretch>
+                      <a:fillRect/>
+                    </a:stretch>
+                  </pic:blipFill>
+                  <pic:spPr>
+                    <a:xfrm>
+                      <a:off x="0" y="0"/>
+                      <a:ext cx="4320000" cy="5861802"/>
+                    </a:xfrm>
+                    <a:prstGeom prst="rect"/>
+                  </pic:spPr>
+                </pic:pic>
+              </a:graphicData>
+            </a:graphic>
+          </wp:inline>
+        </w:drawing>
+      </w:r>
+    </w:p>
+    <w:p>
+      <w:pPr>
+        <w:jc w:val="center"/>
+      </w:pPr>
+      <w:r>
+        <w:rPr>
+          <w:b w:val="0"/>
+          <w:i/>
+          <w:sz w:val="24"/>
+        </w:rPr>
+        <w:t>ภาพ Use Case หัวข้อ 3.5 การจัดสรรและตัดจ่ายสิ่งของ</w:t>
+      </w:r>
+    </w:p>
+    <w:p>
       <w:r>
         <w:rPr>
           <w:b w:val="0"/>
@@ -1840,6 +2097,58 @@
       </w:pPr>
       <w:r>
         <w:t>3.6 ทะเบียนผู้บริจาคและใบรับของ (Donor Registry &amp; Receipt)</w:t>
+      </w:r>
+    </w:p>
+    <w:p>
+      <w:pPr>
+        <w:jc w:val="center"/>
+      </w:pPr>
+      <w:r>
+        <w:drawing>
+          <wp:inline xmlns:a="http://schemas.openxmlformats.org/drawingml/2006/main" xmlns:pic="http://schemas.openxmlformats.org/drawingml/2006/picture">
+            <wp:extent cx="4320000" cy="7380645"/>
+            <wp:docPr id="6" name="Picture 6"/>
+            <wp:cNvGraphicFramePr>
+              <a:graphicFrameLocks noChangeAspect="1"/>
+            </wp:cNvGraphicFramePr>
+            <a:graphic>
+              <a:graphicData uri="http://schemas.openxmlformats.org/drawingml/2006/picture">
+                <pic:pic>
+                  <pic:nvPicPr>
+                    <pic:cNvPr id="0" name="uc6.png"/>
+                    <pic:cNvPicPr/>
+                  </pic:nvPicPr>
+                  <pic:blipFill>
+                    <a:blip r:embed="rId14"/>
+                    <a:stretch>
+                      <a:fillRect/>
+                    </a:stretch>
+                  </pic:blipFill>
+                  <pic:spPr>
+                    <a:xfrm>
+                      <a:off x="0" y="0"/>
+                      <a:ext cx="4320000" cy="7380645"/>
+                    </a:xfrm>
+                    <a:prstGeom prst="rect"/>
+                  </pic:spPr>
+                </pic:pic>
+              </a:graphicData>
+            </a:graphic>
+          </wp:inline>
+        </w:drawing>
+      </w:r>
+    </w:p>
+    <w:p>
+      <w:pPr>
+        <w:jc w:val="center"/>
+      </w:pPr>
+      <w:r>
+        <w:rPr>
+          <w:b w:val="0"/>
+          <w:i/>
+          <w:sz w:val="24"/>
+        </w:rPr>
+        <w:t>ภาพ Use Case หัวข้อ 3.6 ทะเบียนผู้บริจาคและใบรับของ</w:t>
       </w:r>
     </w:p>
     <w:p>
@@ -2919,11 +3228,51 @@
         <w:jc w:val="center"/>
       </w:pPr>
       <w:r>
+        <w:drawing>
+          <wp:inline xmlns:a="http://schemas.openxmlformats.org/drawingml/2006/main" xmlns:pic="http://schemas.openxmlformats.org/drawingml/2006/picture">
+            <wp:extent cx="5760000" cy="2838261"/>
+            <wp:docPr id="7" name="Picture 7"/>
+            <wp:cNvGraphicFramePr>
+              <a:graphicFrameLocks noChangeAspect="1"/>
+            </wp:cNvGraphicFramePr>
+            <a:graphic>
+              <a:graphicData uri="http://schemas.openxmlformats.org/drawingml/2006/picture">
+                <pic:pic>
+                  <pic:nvPicPr>
+                    <pic:cNvPr id="0" name="er.png"/>
+                    <pic:cNvPicPr/>
+                  </pic:nvPicPr>
+                  <pic:blipFill>
+                    <a:blip r:embed="rId15"/>
+                    <a:stretch>
+                      <a:fillRect/>
+                    </a:stretch>
+                  </pic:blipFill>
+                  <pic:spPr>
+                    <a:xfrm>
+                      <a:off x="0" y="0"/>
+                      <a:ext cx="5760000" cy="2838261"/>
+                    </a:xfrm>
+                    <a:prstGeom prst="rect"/>
+                  </pic:spPr>
+                </pic:pic>
+              </a:graphicData>
+            </a:graphic>
+          </wp:inline>
+        </w:drawing>
+      </w:r>
+    </w:p>
+    <w:p>
+      <w:pPr>
+        <w:jc w:val="center"/>
+      </w:pPr>
+      <w:r>
         <w:rPr>
           <w:b w:val="0"/>
           <w:i/>
+          <w:sz w:val="24"/>
         </w:rPr>
-        <w:t>(พื้นที่สำหรับใส่ ER Diagram)</w:t>
+        <w:t>ภาพ ER Diagram ของฐานข้อมูล WalaiTrack</w:t>
       </w:r>
     </w:p>
     <w:p/>
@@ -4224,5517 +4573,6 @@
         <w:br w:type="page"/>
       </w:r>
     </w:p>
-    <w:p>
-      <w:pPr>
-        <w:pStyle w:val="Heading1"/>
-      </w:pPr>
-      <w:r>
-        <w:t>ภาคผนวก</w:t>
-      </w:r>
-    </w:p>
-    <w:p>
-      <w:r>
-        <w:rPr>
-          <w:b w:val="0"/>
-          <w:i w:val="0"/>
-        </w:rPr>
-        <w:t>ส่วนนี้เป็นรายละเอียดเพิ่มเติมที่อยู่นอกโครงรายงานหลัก ทีมเก็บไว้เพื่อให้ตรวจสอบย้อนกลับได้ ว่าระบบถูกทดสอบอย่างไร ใครทำอะไร และนำขึ้นใช้งานด้วยวิธีใด</w:t>
-      </w:r>
-    </w:p>
-    <w:p>
-      <w:pPr>
-        <w:pStyle w:val="Heading1"/>
-      </w:pPr>
-      <w:r>
-        <w:t>ภาคผนวก ก. การทดสอบระบบ</w:t>
-      </w:r>
-    </w:p>
-    <w:p>
-      <w:r>
-        <w:rPr>
-          <w:b w:val="0"/>
-          <w:i w:val="0"/>
-        </w:rPr>
-        <w:t>ทดสอบ 17 กรณี ผ่านทั้งหมด ทั้งกรณีที่ควรทำได้และกรณีที่ระบบต้องปฏิเสธ โดยกรณีที่เกี่ยวกับการตัดยอดของ ทดสอบด้วยการเรียกฟังก์ชันจริงบนฐานข้อมูลในสิทธิ์ของผู้ใช้ที่เข้าสู่ระบบแล้ว ไม่ได้ทดสอบผ่านหน้าเว็บเพียงอย่างเดียว เพราะต้องการยืนยันว่าการป้องกันอยู่ที่ชั้นฐานข้อมูลจริง ไม่ใช่แค่การซ่อนปุ่ม</w:t>
-      </w:r>
-    </w:p>
-    <w:p>
-      <w:pPr>
-        <w:pStyle w:val="Heading2"/>
-      </w:pPr>
-      <w:r>
-        <w:t>ผลการทดสอบ</w:t>
-      </w:r>
-    </w:p>
-    <w:tbl>
-      <w:tblPr>
-        <w:tblStyle w:val="LightGrid-Accent1"/>
-        <w:tblW w:type="auto" w:w="0"/>
-        <w:jc w:val="center"/>
-        <w:tblLayout w:type="fixed"/>
-        <w:tblLook w:firstColumn="1" w:firstRow="1" w:lastColumn="0" w:lastRow="0" w:noHBand="0" w:noVBand="1" w:val="04A0"/>
-      </w:tblPr>
-      <w:tblGrid>
-        <w:gridCol w:w="1814"/>
-        <w:gridCol w:w="1814"/>
-        <w:gridCol w:w="1814"/>
-        <w:gridCol w:w="1814"/>
-        <w:gridCol w:w="1814"/>
-      </w:tblGrid>
-      <w:tr>
-        <w:tc>
-          <w:tcPr>
-            <w:tcW w:type="dxa" w:w="737"/>
-            <w:vAlign w:val="center"/>
-          </w:tcPr>
-          <w:p>
-            <w:pPr>
-              <w:spacing w:before="40" w:after="40"/>
-              <w:jc w:val="left"/>
-            </w:pPr>
-            <w:r/>
-            <w:r>
-              <w:rPr>
-                <w:b/>
-                <w:sz w:val="28"/>
-              </w:rPr>
-              <w:t>#</w:t>
-            </w:r>
-          </w:p>
-        </w:tc>
-        <w:tc>
-          <w:tcPr>
-            <w:tcW w:type="dxa" w:w="1928"/>
-            <w:vAlign w:val="center"/>
-          </w:tcPr>
-          <w:p>
-            <w:pPr>
-              <w:spacing w:before="40" w:after="40"/>
-              <w:jc w:val="left"/>
-            </w:pPr>
-            <w:r/>
-            <w:r>
-              <w:rPr>
-                <w:b/>
-                <w:sz w:val="28"/>
-              </w:rPr>
-              <w:t>สิ่งที่ทดสอบ</w:t>
-            </w:r>
-          </w:p>
-        </w:tc>
-        <w:tc>
-          <w:tcPr>
-            <w:tcW w:type="dxa" w:w="2381"/>
-            <w:vAlign w:val="center"/>
-          </w:tcPr>
-          <w:p>
-            <w:pPr>
-              <w:spacing w:before="40" w:after="40"/>
-              <w:jc w:val="left"/>
-            </w:pPr>
-            <w:r/>
-            <w:r>
-              <w:rPr>
-                <w:b/>
-                <w:sz w:val="28"/>
-              </w:rPr>
-              <w:t>สิ่งที่ทำ</w:t>
-            </w:r>
-          </w:p>
-        </w:tc>
-        <w:tc>
-          <w:tcPr>
-            <w:tcW w:type="dxa" w:w="2608"/>
-            <w:vAlign w:val="center"/>
-          </w:tcPr>
-          <w:p>
-            <w:pPr>
-              <w:spacing w:before="40" w:after="40"/>
-              <w:jc w:val="left"/>
-            </w:pPr>
-            <w:r/>
-            <w:r>
-              <w:rPr>
-                <w:b/>
-                <w:sz w:val="28"/>
-              </w:rPr>
-              <w:t>ผลที่ได้</w:t>
-            </w:r>
-          </w:p>
-        </w:tc>
-        <w:tc>
-          <w:tcPr>
-            <w:tcW w:type="dxa" w:w="737"/>
-            <w:vAlign w:val="center"/>
-          </w:tcPr>
-          <w:p>
-            <w:pPr>
-              <w:spacing w:before="40" w:after="40"/>
-              <w:jc w:val="left"/>
-            </w:pPr>
-            <w:r/>
-            <w:r>
-              <w:rPr>
-                <w:b/>
-                <w:sz w:val="28"/>
-              </w:rPr>
-              <w:t>สรุป</w:t>
-            </w:r>
-          </w:p>
-        </w:tc>
-      </w:tr>
-      <w:tr>
-        <w:tc>
-          <w:tcPr>
-            <w:tcW w:type="dxa" w:w="737"/>
-            <w:vAlign w:val="center"/>
-          </w:tcPr>
-          <w:p>
-            <w:pPr>
-              <w:spacing w:before="40" w:after="40"/>
-              <w:jc w:val="left"/>
-            </w:pPr>
-            <w:r/>
-            <w:r>
-              <w:rPr>
-                <w:b w:val="0"/>
-                <w:sz w:val="28"/>
-              </w:rPr>
-              <w:t>TC01</w:t>
-            </w:r>
-          </w:p>
-        </w:tc>
-        <w:tc>
-          <w:tcPr>
-            <w:tcW w:type="dxa" w:w="1928"/>
-            <w:vAlign w:val="center"/>
-          </w:tcPr>
-          <w:p>
-            <w:pPr>
-              <w:spacing w:before="40" w:after="40"/>
-              <w:jc w:val="left"/>
-            </w:pPr>
-            <w:r/>
-            <w:r>
-              <w:rPr>
-                <w:b w:val="0"/>
-                <w:sz w:val="28"/>
-              </w:rPr>
-              <w:t>เข้าสู่ระบบด้วยรหัสถูกต้อง</w:t>
-            </w:r>
-          </w:p>
-        </w:tc>
-        <w:tc>
-          <w:tcPr>
-            <w:tcW w:type="dxa" w:w="2381"/>
-            <w:vAlign w:val="center"/>
-          </w:tcPr>
-          <w:p>
-            <w:pPr>
-              <w:spacing w:before="40" w:after="40"/>
-              <w:jc w:val="left"/>
-            </w:pPr>
-            <w:r/>
-            <w:r>
-              <w:rPr>
-                <w:b w:val="0"/>
-                <w:sz w:val="28"/>
-              </w:rPr>
-              <w:t>เข้าสู่ระบบด้วยบัญชีผู้ดูแล</w:t>
-            </w:r>
-          </w:p>
-        </w:tc>
-        <w:tc>
-          <w:tcPr>
-            <w:tcW w:type="dxa" w:w="2608"/>
-            <w:vAlign w:val="center"/>
-          </w:tcPr>
-          <w:p>
-            <w:pPr>
-              <w:spacing w:before="40" w:after="40"/>
-              <w:jc w:val="left"/>
-            </w:pPr>
-            <w:r/>
-            <w:r>
-              <w:rPr>
-                <w:b w:val="0"/>
-                <w:sz w:val="28"/>
-              </w:rPr>
-              <w:t>เข้าหน้าสรุปภาพรวมของผู้ดูแลได้</w:t>
-            </w:r>
-          </w:p>
-        </w:tc>
-        <w:tc>
-          <w:tcPr>
-            <w:tcW w:type="dxa" w:w="737"/>
-            <w:vAlign w:val="center"/>
-          </w:tcPr>
-          <w:p>
-            <w:pPr>
-              <w:spacing w:before="40" w:after="40"/>
-              <w:jc w:val="left"/>
-            </w:pPr>
-            <w:r/>
-            <w:r>
-              <w:rPr>
-                <w:b w:val="0"/>
-                <w:sz w:val="28"/>
-              </w:rPr>
-              <w:t>ผ่าน</w:t>
-            </w:r>
-          </w:p>
-        </w:tc>
-      </w:tr>
-      <w:tr>
-        <w:tc>
-          <w:tcPr>
-            <w:tcW w:type="dxa" w:w="737"/>
-            <w:vAlign w:val="center"/>
-          </w:tcPr>
-          <w:p>
-            <w:pPr>
-              <w:spacing w:before="40" w:after="40"/>
-              <w:jc w:val="left"/>
-            </w:pPr>
-            <w:r/>
-            <w:r>
-              <w:rPr>
-                <w:b w:val="0"/>
-                <w:sz w:val="28"/>
-              </w:rPr>
-              <w:t>TC02</w:t>
-            </w:r>
-          </w:p>
-        </w:tc>
-        <w:tc>
-          <w:tcPr>
-            <w:tcW w:type="dxa" w:w="1928"/>
-            <w:vAlign w:val="center"/>
-          </w:tcPr>
-          <w:p>
-            <w:pPr>
-              <w:spacing w:before="40" w:after="40"/>
-              <w:jc w:val="left"/>
-            </w:pPr>
-            <w:r/>
-            <w:r>
-              <w:rPr>
-                <w:b w:val="0"/>
-                <w:sz w:val="28"/>
-              </w:rPr>
-              <w:t>เข้าสู่ระบบด้วยรหัสผิด</w:t>
-            </w:r>
-          </w:p>
-        </w:tc>
-        <w:tc>
-          <w:tcPr>
-            <w:tcW w:type="dxa" w:w="2381"/>
-            <w:vAlign w:val="center"/>
-          </w:tcPr>
-          <w:p>
-            <w:pPr>
-              <w:spacing w:before="40" w:after="40"/>
-              <w:jc w:val="left"/>
-            </w:pPr>
-            <w:r/>
-            <w:r>
-              <w:rPr>
-                <w:b w:val="0"/>
-                <w:sz w:val="28"/>
-              </w:rPr>
-              <w:t>ใส่รหัสผ่านผิด</w:t>
-            </w:r>
-          </w:p>
-        </w:tc>
-        <w:tc>
-          <w:tcPr>
-            <w:tcW w:type="dxa" w:w="2608"/>
-            <w:vAlign w:val="center"/>
-          </w:tcPr>
-          <w:p>
-            <w:pPr>
-              <w:spacing w:before="40" w:after="40"/>
-              <w:jc w:val="left"/>
-            </w:pPr>
-            <w:r/>
-            <w:r>
-              <w:rPr>
-                <w:b w:val="0"/>
-                <w:sz w:val="28"/>
-              </w:rPr>
-              <w:t>แจ้งว่าอีเมลหรือรหัสผ่านไม่ถูกต้อง ไม่ให้เข้า</w:t>
-            </w:r>
-          </w:p>
-        </w:tc>
-        <w:tc>
-          <w:tcPr>
-            <w:tcW w:type="dxa" w:w="737"/>
-            <w:vAlign w:val="center"/>
-          </w:tcPr>
-          <w:p>
-            <w:pPr>
-              <w:spacing w:before="40" w:after="40"/>
-              <w:jc w:val="left"/>
-            </w:pPr>
-            <w:r/>
-            <w:r>
-              <w:rPr>
-                <w:b w:val="0"/>
-                <w:sz w:val="28"/>
-              </w:rPr>
-              <w:t>ผ่าน</w:t>
-            </w:r>
-          </w:p>
-        </w:tc>
-      </w:tr>
-      <w:tr>
-        <w:tc>
-          <w:tcPr>
-            <w:tcW w:type="dxa" w:w="737"/>
-            <w:vAlign w:val="center"/>
-          </w:tcPr>
-          <w:p>
-            <w:pPr>
-              <w:spacing w:before="40" w:after="40"/>
-              <w:jc w:val="left"/>
-            </w:pPr>
-            <w:r/>
-            <w:r>
-              <w:rPr>
-                <w:b w:val="0"/>
-                <w:sz w:val="28"/>
-              </w:rPr>
-              <w:t>TC03</w:t>
-            </w:r>
-          </w:p>
-        </w:tc>
-        <w:tc>
-          <w:tcPr>
-            <w:tcW w:type="dxa" w:w="1928"/>
-            <w:vAlign w:val="center"/>
-          </w:tcPr>
-          <w:p>
-            <w:pPr>
-              <w:spacing w:before="40" w:after="40"/>
-              <w:jc w:val="left"/>
-            </w:pPr>
-            <w:r/>
-            <w:r>
-              <w:rPr>
-                <w:b w:val="0"/>
-                <w:sz w:val="28"/>
-              </w:rPr>
-              <w:t>บัญชีที่ยังไม่ยืนยันอีเมล</w:t>
-            </w:r>
-          </w:p>
-        </w:tc>
-        <w:tc>
-          <w:tcPr>
-            <w:tcW w:type="dxa" w:w="2381"/>
-            <w:vAlign w:val="center"/>
-          </w:tcPr>
-          <w:p>
-            <w:pPr>
-              <w:spacing w:before="40" w:after="40"/>
-              <w:jc w:val="left"/>
-            </w:pPr>
-            <w:r/>
-            <w:r>
-              <w:rPr>
-                <w:b w:val="0"/>
-                <w:sz w:val="28"/>
-              </w:rPr>
-              <w:t>เข้าสู่ระบบด้วยบัญชีที่เพิ่งสมัคร</w:t>
-            </w:r>
-          </w:p>
-        </w:tc>
-        <w:tc>
-          <w:tcPr>
-            <w:tcW w:type="dxa" w:w="2608"/>
-            <w:vAlign w:val="center"/>
-          </w:tcPr>
-          <w:p>
-            <w:pPr>
-              <w:spacing w:before="40" w:after="40"/>
-              <w:jc w:val="left"/>
-            </w:pPr>
-            <w:r/>
-            <w:r>
-              <w:rPr>
-                <w:b w:val="0"/>
-                <w:sz w:val="28"/>
-              </w:rPr>
-              <w:t>แจ้งแยกว่ายังไม่ได้ยืนยันอีเมล ไม่ใช่ข้อความรหัสผิด</w:t>
-            </w:r>
-          </w:p>
-        </w:tc>
-        <w:tc>
-          <w:tcPr>
-            <w:tcW w:type="dxa" w:w="737"/>
-            <w:vAlign w:val="center"/>
-          </w:tcPr>
-          <w:p>
-            <w:pPr>
-              <w:spacing w:before="40" w:after="40"/>
-              <w:jc w:val="left"/>
-            </w:pPr>
-            <w:r/>
-            <w:r>
-              <w:rPr>
-                <w:b w:val="0"/>
-                <w:sz w:val="28"/>
-              </w:rPr>
-              <w:t>ผ่าน</w:t>
-            </w:r>
-          </w:p>
-        </w:tc>
-      </w:tr>
-      <w:tr>
-        <w:tc>
-          <w:tcPr>
-            <w:tcW w:type="dxa" w:w="737"/>
-            <w:vAlign w:val="center"/>
-          </w:tcPr>
-          <w:p>
-            <w:pPr>
-              <w:spacing w:before="40" w:after="40"/>
-              <w:jc w:val="left"/>
-            </w:pPr>
-            <w:r/>
-            <w:r>
-              <w:rPr>
-                <w:b w:val="0"/>
-                <w:sz w:val="28"/>
-              </w:rPr>
-              <w:t>TC04</w:t>
-            </w:r>
-          </w:p>
-        </w:tc>
-        <w:tc>
-          <w:tcPr>
-            <w:tcW w:type="dxa" w:w="1928"/>
-            <w:vAlign w:val="center"/>
-          </w:tcPr>
-          <w:p>
-            <w:pPr>
-              <w:spacing w:before="40" w:after="40"/>
-              <w:jc w:val="left"/>
-            </w:pPr>
-            <w:r/>
-            <w:r>
-              <w:rPr>
-                <w:b w:val="0"/>
-                <w:sz w:val="28"/>
-              </w:rPr>
-              <w:t>อาสาสมัครเข้าหน้าของเจ้าหน้าที่</w:t>
-            </w:r>
-          </w:p>
-        </w:tc>
-        <w:tc>
-          <w:tcPr>
-            <w:tcW w:type="dxa" w:w="2381"/>
-            <w:vAlign w:val="center"/>
-          </w:tcPr>
-          <w:p>
-            <w:pPr>
-              <w:spacing w:before="40" w:after="40"/>
-              <w:jc w:val="left"/>
-            </w:pPr>
-            <w:r/>
-            <w:r>
-              <w:rPr>
-                <w:b w:val="0"/>
-                <w:sz w:val="28"/>
-              </w:rPr>
-              <w:t>เปิดหน้าคลังด้วยบัญชีอาสาสมัคร</w:t>
-            </w:r>
-          </w:p>
-        </w:tc>
-        <w:tc>
-          <w:tcPr>
-            <w:tcW w:type="dxa" w:w="2608"/>
-            <w:vAlign w:val="center"/>
-          </w:tcPr>
-          <w:p>
-            <w:pPr>
-              <w:spacing w:before="40" w:after="40"/>
-              <w:jc w:val="left"/>
-            </w:pPr>
-            <w:r/>
-            <w:r>
-              <w:rPr>
-                <w:b w:val="0"/>
-                <w:sz w:val="28"/>
-              </w:rPr>
-              <w:t>ถูกพากลับไปหน้าของอาสาสมัคร เข้าไม่ได้</w:t>
-            </w:r>
-          </w:p>
-        </w:tc>
-        <w:tc>
-          <w:tcPr>
-            <w:tcW w:type="dxa" w:w="737"/>
-            <w:vAlign w:val="center"/>
-          </w:tcPr>
-          <w:p>
-            <w:pPr>
-              <w:spacing w:before="40" w:after="40"/>
-              <w:jc w:val="left"/>
-            </w:pPr>
-            <w:r/>
-            <w:r>
-              <w:rPr>
-                <w:b w:val="0"/>
-                <w:sz w:val="28"/>
-              </w:rPr>
-              <w:t>ผ่าน</w:t>
-            </w:r>
-          </w:p>
-        </w:tc>
-      </w:tr>
-      <w:tr>
-        <w:tc>
-          <w:tcPr>
-            <w:tcW w:type="dxa" w:w="737"/>
-            <w:vAlign w:val="center"/>
-          </w:tcPr>
-          <w:p>
-            <w:pPr>
-              <w:spacing w:before="40" w:after="40"/>
-              <w:jc w:val="left"/>
-            </w:pPr>
-            <w:r/>
-            <w:r>
-              <w:rPr>
-                <w:b w:val="0"/>
-                <w:sz w:val="28"/>
-              </w:rPr>
-              <w:t>TC05</w:t>
-            </w:r>
-          </w:p>
-        </w:tc>
-        <w:tc>
-          <w:tcPr>
-            <w:tcW w:type="dxa" w:w="1928"/>
-            <w:vAlign w:val="center"/>
-          </w:tcPr>
-          <w:p>
-            <w:pPr>
-              <w:spacing w:before="40" w:after="40"/>
-              <w:jc w:val="left"/>
-            </w:pPr>
-            <w:r/>
-            <w:r>
-              <w:rPr>
-                <w:b w:val="0"/>
-                <w:sz w:val="28"/>
-              </w:rPr>
-              <w:t>บันทึกของเข้าคลัง</w:t>
-            </w:r>
-          </w:p>
-        </w:tc>
-        <w:tc>
-          <w:tcPr>
-            <w:tcW w:type="dxa" w:w="2381"/>
-            <w:vAlign w:val="center"/>
-          </w:tcPr>
-          <w:p>
-            <w:pPr>
-              <w:spacing w:before="40" w:after="40"/>
-              <w:jc w:val="left"/>
-            </w:pPr>
-            <w:r/>
-            <w:r>
-              <w:rPr>
-                <w:b w:val="0"/>
-                <w:sz w:val="28"/>
-              </w:rPr>
-              <w:t>บันทึกของพร้อมจำนวนและวันหมดอายุ</w:t>
-            </w:r>
-          </w:p>
-        </w:tc>
-        <w:tc>
-          <w:tcPr>
-            <w:tcW w:type="dxa" w:w="2608"/>
-            <w:vAlign w:val="center"/>
-          </w:tcPr>
-          <w:p>
-            <w:pPr>
-              <w:spacing w:before="40" w:after="40"/>
-              <w:jc w:val="left"/>
-            </w:pPr>
-            <w:r/>
-            <w:r>
-              <w:rPr>
-                <w:b w:val="0"/>
-                <w:sz w:val="28"/>
-              </w:rPr>
-              <w:t>บันทึกสำเร็จ ยอดคงเหลือเท่ากับยอดที่รับเข้า</w:t>
-            </w:r>
-          </w:p>
-        </w:tc>
-        <w:tc>
-          <w:tcPr>
-            <w:tcW w:type="dxa" w:w="737"/>
-            <w:vAlign w:val="center"/>
-          </w:tcPr>
-          <w:p>
-            <w:pPr>
-              <w:spacing w:before="40" w:after="40"/>
-              <w:jc w:val="left"/>
-            </w:pPr>
-            <w:r/>
-            <w:r>
-              <w:rPr>
-                <w:b w:val="0"/>
-                <w:sz w:val="28"/>
-              </w:rPr>
-              <w:t>ผ่าน</w:t>
-            </w:r>
-          </w:p>
-        </w:tc>
-      </w:tr>
-      <w:tr>
-        <w:tc>
-          <w:tcPr>
-            <w:tcW w:type="dxa" w:w="737"/>
-            <w:vAlign w:val="center"/>
-          </w:tcPr>
-          <w:p>
-            <w:pPr>
-              <w:spacing w:before="40" w:after="40"/>
-              <w:jc w:val="left"/>
-            </w:pPr>
-            <w:r/>
-            <w:r>
-              <w:rPr>
-                <w:b w:val="0"/>
-                <w:sz w:val="28"/>
-              </w:rPr>
-              <w:t>TC06</w:t>
-            </w:r>
-          </w:p>
-        </w:tc>
-        <w:tc>
-          <w:tcPr>
-            <w:tcW w:type="dxa" w:w="1928"/>
-            <w:vAlign w:val="center"/>
-          </w:tcPr>
-          <w:p>
-            <w:pPr>
-              <w:spacing w:before="40" w:after="40"/>
-              <w:jc w:val="left"/>
-            </w:pPr>
-            <w:r/>
-            <w:r>
-              <w:rPr>
-                <w:b w:val="0"/>
-                <w:sz w:val="28"/>
-              </w:rPr>
-              <w:t>สร้างคำขอจากศูนย์พักพิง</w:t>
-            </w:r>
-          </w:p>
-        </w:tc>
-        <w:tc>
-          <w:tcPr>
-            <w:tcW w:type="dxa" w:w="2381"/>
-            <w:vAlign w:val="center"/>
-          </w:tcPr>
-          <w:p>
-            <w:pPr>
-              <w:spacing w:before="40" w:after="40"/>
-              <w:jc w:val="left"/>
-            </w:pPr>
-            <w:r/>
-            <w:r>
-              <w:rPr>
-                <w:b w:val="0"/>
-                <w:sz w:val="28"/>
-              </w:rPr>
-              <w:t>สร้างคำขอพร้อมระดับความเร่งด่วน</w:t>
-            </w:r>
-          </w:p>
-        </w:tc>
-        <w:tc>
-          <w:tcPr>
-            <w:tcW w:type="dxa" w:w="2608"/>
-            <w:vAlign w:val="center"/>
-          </w:tcPr>
-          <w:p>
-            <w:pPr>
-              <w:spacing w:before="40" w:after="40"/>
-              <w:jc w:val="left"/>
-            </w:pPr>
-            <w:r/>
-            <w:r>
-              <w:rPr>
-                <w:b w:val="0"/>
-                <w:sz w:val="28"/>
-              </w:rPr>
-              <w:t>สร้างสำเร็จ สถานะเริ่มต้นเป็นรอดำเนินการ</w:t>
-            </w:r>
-          </w:p>
-        </w:tc>
-        <w:tc>
-          <w:tcPr>
-            <w:tcW w:type="dxa" w:w="737"/>
-            <w:vAlign w:val="center"/>
-          </w:tcPr>
-          <w:p>
-            <w:pPr>
-              <w:spacing w:before="40" w:after="40"/>
-              <w:jc w:val="left"/>
-            </w:pPr>
-            <w:r/>
-            <w:r>
-              <w:rPr>
-                <w:b w:val="0"/>
-                <w:sz w:val="28"/>
-              </w:rPr>
-              <w:t>ผ่าน</w:t>
-            </w:r>
-          </w:p>
-        </w:tc>
-      </w:tr>
-      <w:tr>
-        <w:tc>
-          <w:tcPr>
-            <w:tcW w:type="dxa" w:w="737"/>
-            <w:vAlign w:val="center"/>
-          </w:tcPr>
-          <w:p>
-            <w:pPr>
-              <w:spacing w:before="40" w:after="40"/>
-              <w:jc w:val="left"/>
-            </w:pPr>
-            <w:r/>
-            <w:r>
-              <w:rPr>
-                <w:b w:val="0"/>
-                <w:sz w:val="28"/>
-              </w:rPr>
-              <w:t>TC07</w:t>
-            </w:r>
-          </w:p>
-        </w:tc>
-        <w:tc>
-          <w:tcPr>
-            <w:tcW w:type="dxa" w:w="1928"/>
-            <w:vAlign w:val="center"/>
-          </w:tcPr>
-          <w:p>
-            <w:pPr>
-              <w:spacing w:before="40" w:after="40"/>
-              <w:jc w:val="left"/>
-            </w:pPr>
-            <w:r/>
-            <w:r>
-              <w:rPr>
-                <w:b w:val="0"/>
-                <w:sz w:val="28"/>
-              </w:rPr>
-              <w:t>จ่ายของบางส่วน</w:t>
-            </w:r>
-          </w:p>
-        </w:tc>
-        <w:tc>
-          <w:tcPr>
-            <w:tcW w:type="dxa" w:w="2381"/>
-            <w:vAlign w:val="center"/>
-          </w:tcPr>
-          <w:p>
-            <w:pPr>
-              <w:spacing w:before="40" w:after="40"/>
-              <w:jc w:val="left"/>
-            </w:pPr>
-            <w:r/>
-            <w:r>
-              <w:rPr>
-                <w:b w:val="0"/>
-                <w:sz w:val="28"/>
-              </w:rPr>
-              <w:t>คำขอ 40 หน่วย จ่ายไป 30 จากล็อตที่มี 450</w:t>
-            </w:r>
-          </w:p>
-        </w:tc>
-        <w:tc>
-          <w:tcPr>
-            <w:tcW w:type="dxa" w:w="2608"/>
-            <w:vAlign w:val="center"/>
-          </w:tcPr>
-          <w:p>
-            <w:pPr>
-              <w:spacing w:before="40" w:after="40"/>
-              <w:jc w:val="left"/>
-            </w:pPr>
-            <w:r/>
-            <w:r>
-              <w:rPr>
-                <w:b w:val="0"/>
-                <w:sz w:val="28"/>
-              </w:rPr>
-              <w:t>สถานะเปลี่ยนเป็นจ่ายบางส่วน ยอดคลังเหลือ 420</w:t>
-            </w:r>
-          </w:p>
-        </w:tc>
-        <w:tc>
-          <w:tcPr>
-            <w:tcW w:type="dxa" w:w="737"/>
-            <w:vAlign w:val="center"/>
-          </w:tcPr>
-          <w:p>
-            <w:pPr>
-              <w:spacing w:before="40" w:after="40"/>
-              <w:jc w:val="left"/>
-            </w:pPr>
-            <w:r/>
-            <w:r>
-              <w:rPr>
-                <w:b w:val="0"/>
-                <w:sz w:val="28"/>
-              </w:rPr>
-              <w:t>ผ่าน</w:t>
-            </w:r>
-          </w:p>
-        </w:tc>
-      </w:tr>
-      <w:tr>
-        <w:tc>
-          <w:tcPr>
-            <w:tcW w:type="dxa" w:w="737"/>
-            <w:vAlign w:val="center"/>
-          </w:tcPr>
-          <w:p>
-            <w:pPr>
-              <w:spacing w:before="40" w:after="40"/>
-              <w:jc w:val="left"/>
-            </w:pPr>
-            <w:r/>
-            <w:r>
-              <w:rPr>
-                <w:b w:val="0"/>
-                <w:sz w:val="28"/>
-              </w:rPr>
-              <w:t>TC08</w:t>
-            </w:r>
-          </w:p>
-        </w:tc>
-        <w:tc>
-          <w:tcPr>
-            <w:tcW w:type="dxa" w:w="1928"/>
-            <w:vAlign w:val="center"/>
-          </w:tcPr>
-          <w:p>
-            <w:pPr>
-              <w:spacing w:before="40" w:after="40"/>
-              <w:jc w:val="left"/>
-            </w:pPr>
-            <w:r/>
-            <w:r>
-              <w:rPr>
-                <w:b w:val="0"/>
-                <w:sz w:val="28"/>
-              </w:rPr>
-              <w:t>จ่ายเกินยอดคงเหลือ</w:t>
-            </w:r>
-          </w:p>
-        </w:tc>
-        <w:tc>
-          <w:tcPr>
-            <w:tcW w:type="dxa" w:w="2381"/>
-            <w:vAlign w:val="center"/>
-          </w:tcPr>
-          <w:p>
-            <w:pPr>
-              <w:spacing w:before="40" w:after="40"/>
-              <w:jc w:val="left"/>
-            </w:pPr>
-            <w:r/>
-            <w:r>
-              <w:rPr>
-                <w:b w:val="0"/>
-                <w:sz w:val="28"/>
-              </w:rPr>
-              <w:t>ล็อตเหลือ 5 แต่สั่งจ่าย 50</w:t>
-            </w:r>
-          </w:p>
-        </w:tc>
-        <w:tc>
-          <w:tcPr>
-            <w:tcW w:type="dxa" w:w="2608"/>
-            <w:vAlign w:val="center"/>
-          </w:tcPr>
-          <w:p>
-            <w:pPr>
-              <w:spacing w:before="40" w:after="40"/>
-              <w:jc w:val="left"/>
-            </w:pPr>
-            <w:r/>
-            <w:r>
-              <w:rPr>
-                <w:b w:val="0"/>
-                <w:sz w:val="28"/>
-              </w:rPr>
-              <w:t>ระบบปฏิเสธ แจ้งรหัส F5:over_remaining ยอดคลังไม่เปลี่ยน</w:t>
-            </w:r>
-          </w:p>
-        </w:tc>
-        <w:tc>
-          <w:tcPr>
-            <w:tcW w:type="dxa" w:w="737"/>
-            <w:vAlign w:val="center"/>
-          </w:tcPr>
-          <w:p>
-            <w:pPr>
-              <w:spacing w:before="40" w:after="40"/>
-              <w:jc w:val="left"/>
-            </w:pPr>
-            <w:r/>
-            <w:r>
-              <w:rPr>
-                <w:b w:val="0"/>
-                <w:sz w:val="28"/>
-              </w:rPr>
-              <w:t>ผ่าน</w:t>
-            </w:r>
-          </w:p>
-        </w:tc>
-      </w:tr>
-      <w:tr>
-        <w:tc>
-          <w:tcPr>
-            <w:tcW w:type="dxa" w:w="737"/>
-            <w:vAlign w:val="center"/>
-          </w:tcPr>
-          <w:p>
-            <w:pPr>
-              <w:spacing w:before="40" w:after="40"/>
-              <w:jc w:val="left"/>
-            </w:pPr>
-            <w:r/>
-            <w:r>
-              <w:rPr>
-                <w:b w:val="0"/>
-                <w:sz w:val="28"/>
-              </w:rPr>
-              <w:t>TC09</w:t>
-            </w:r>
-          </w:p>
-        </w:tc>
-        <w:tc>
-          <w:tcPr>
-            <w:tcW w:type="dxa" w:w="1928"/>
-            <w:vAlign w:val="center"/>
-          </w:tcPr>
-          <w:p>
-            <w:pPr>
-              <w:spacing w:before="40" w:after="40"/>
-              <w:jc w:val="left"/>
-            </w:pPr>
-            <w:r/>
-            <w:r>
-              <w:rPr>
-                <w:b w:val="0"/>
-                <w:sz w:val="28"/>
-              </w:rPr>
-              <w:t>จ่ายของที่หมดอายุแล้ว</w:t>
-            </w:r>
-          </w:p>
-        </w:tc>
-        <w:tc>
-          <w:tcPr>
-            <w:tcW w:type="dxa" w:w="2381"/>
-            <w:vAlign w:val="center"/>
-          </w:tcPr>
-          <w:p>
-            <w:pPr>
-              <w:spacing w:before="40" w:after="40"/>
-              <w:jc w:val="left"/>
-            </w:pPr>
-            <w:r/>
-            <w:r>
-              <w:rPr>
-                <w:b w:val="0"/>
-                <w:sz w:val="28"/>
-              </w:rPr>
-              <w:t>เลือกล็อตที่เลยวันหมดอายุ</w:t>
-            </w:r>
-          </w:p>
-        </w:tc>
-        <w:tc>
-          <w:tcPr>
-            <w:tcW w:type="dxa" w:w="2608"/>
-            <w:vAlign w:val="center"/>
-          </w:tcPr>
-          <w:p>
-            <w:pPr>
-              <w:spacing w:before="40" w:after="40"/>
-              <w:jc w:val="left"/>
-            </w:pPr>
-            <w:r/>
-            <w:r>
-              <w:rPr>
-                <w:b w:val="0"/>
-                <w:sz w:val="28"/>
-              </w:rPr>
-              <w:t>ระบบปฏิเสธ แจ้งรหัส F5:expired</w:t>
-            </w:r>
-          </w:p>
-        </w:tc>
-        <w:tc>
-          <w:tcPr>
-            <w:tcW w:type="dxa" w:w="737"/>
-            <w:vAlign w:val="center"/>
-          </w:tcPr>
-          <w:p>
-            <w:pPr>
-              <w:spacing w:before="40" w:after="40"/>
-              <w:jc w:val="left"/>
-            </w:pPr>
-            <w:r/>
-            <w:r>
-              <w:rPr>
-                <w:b w:val="0"/>
-                <w:sz w:val="28"/>
-              </w:rPr>
-              <w:t>ผ่าน</w:t>
-            </w:r>
-          </w:p>
-        </w:tc>
-      </w:tr>
-      <w:tr>
-        <w:tc>
-          <w:tcPr>
-            <w:tcW w:type="dxa" w:w="737"/>
-            <w:vAlign w:val="center"/>
-          </w:tcPr>
-          <w:p>
-            <w:pPr>
-              <w:spacing w:before="40" w:after="40"/>
-              <w:jc w:val="left"/>
-            </w:pPr>
-            <w:r/>
-            <w:r>
-              <w:rPr>
-                <w:b w:val="0"/>
-                <w:sz w:val="28"/>
-              </w:rPr>
-              <w:t>TC10</w:t>
-            </w:r>
-          </w:p>
-        </w:tc>
-        <w:tc>
-          <w:tcPr>
-            <w:tcW w:type="dxa" w:w="1928"/>
-            <w:vAlign w:val="center"/>
-          </w:tcPr>
-          <w:p>
-            <w:pPr>
-              <w:spacing w:before="40" w:after="40"/>
-              <w:jc w:val="left"/>
-            </w:pPr>
-            <w:r/>
-            <w:r>
-              <w:rPr>
-                <w:b w:val="0"/>
-                <w:sz w:val="28"/>
-              </w:rPr>
-              <w:t>จ่ายจนครบตามคำขอ</w:t>
-            </w:r>
-          </w:p>
-        </w:tc>
-        <w:tc>
-          <w:tcPr>
-            <w:tcW w:type="dxa" w:w="2381"/>
-            <w:vAlign w:val="center"/>
-          </w:tcPr>
-          <w:p>
-            <w:pPr>
-              <w:spacing w:before="40" w:after="40"/>
-              <w:jc w:val="left"/>
-            </w:pPr>
-            <w:r/>
-            <w:r>
-              <w:rPr>
-                <w:b w:val="0"/>
-                <w:sz w:val="28"/>
-              </w:rPr>
-              <w:t>จ่ายส่วนที่เหลืออีก 10 หน่วย</w:t>
-            </w:r>
-          </w:p>
-        </w:tc>
-        <w:tc>
-          <w:tcPr>
-            <w:tcW w:type="dxa" w:w="2608"/>
-            <w:vAlign w:val="center"/>
-          </w:tcPr>
-          <w:p>
-            <w:pPr>
-              <w:spacing w:before="40" w:after="40"/>
-              <w:jc w:val="left"/>
-            </w:pPr>
-            <w:r/>
-            <w:r>
-              <w:rPr>
-                <w:b w:val="0"/>
-                <w:sz w:val="28"/>
-              </w:rPr>
-              <w:t>สถานะเปลี่ยนเป็นจ่ายครบเองอัตโนมัติ ยอดคลังเหลือ 410</w:t>
-            </w:r>
-          </w:p>
-        </w:tc>
-        <w:tc>
-          <w:tcPr>
-            <w:tcW w:type="dxa" w:w="737"/>
-            <w:vAlign w:val="center"/>
-          </w:tcPr>
-          <w:p>
-            <w:pPr>
-              <w:spacing w:before="40" w:after="40"/>
-              <w:jc w:val="left"/>
-            </w:pPr>
-            <w:r/>
-            <w:r>
-              <w:rPr>
-                <w:b w:val="0"/>
-                <w:sz w:val="28"/>
-              </w:rPr>
-              <w:t>ผ่าน</w:t>
-            </w:r>
-          </w:p>
-        </w:tc>
-      </w:tr>
-      <w:tr>
-        <w:tc>
-          <w:tcPr>
-            <w:tcW w:type="dxa" w:w="737"/>
-            <w:vAlign w:val="center"/>
-          </w:tcPr>
-          <w:p>
-            <w:pPr>
-              <w:spacing w:before="40" w:after="40"/>
-              <w:jc w:val="left"/>
-            </w:pPr>
-            <w:r/>
-            <w:r>
-              <w:rPr>
-                <w:b w:val="0"/>
-                <w:sz w:val="28"/>
-              </w:rPr>
-              <w:t>TC11</w:t>
-            </w:r>
-          </w:p>
-        </w:tc>
-        <w:tc>
-          <w:tcPr>
-            <w:tcW w:type="dxa" w:w="1928"/>
-            <w:vAlign w:val="center"/>
-          </w:tcPr>
-          <w:p>
-            <w:pPr>
-              <w:spacing w:before="40" w:after="40"/>
-              <w:jc w:val="left"/>
-            </w:pPr>
-            <w:r/>
-            <w:r>
-              <w:rPr>
-                <w:b w:val="0"/>
-                <w:sz w:val="28"/>
-              </w:rPr>
-              <w:t>ยกเลิกการจัดสรรแล้วคืนยอด</w:t>
-            </w:r>
-          </w:p>
-        </w:tc>
-        <w:tc>
-          <w:tcPr>
-            <w:tcW w:type="dxa" w:w="2381"/>
-            <w:vAlign w:val="center"/>
-          </w:tcPr>
-          <w:p>
-            <w:pPr>
-              <w:spacing w:before="40" w:after="40"/>
-              <w:jc w:val="left"/>
-            </w:pPr>
-            <w:r/>
-            <w:r>
-              <w:rPr>
-                <w:b w:val="0"/>
-                <w:sz w:val="28"/>
-              </w:rPr>
-              <w:t>ยกเลิกการจัดสรรทั้งหมดของคำขอนั้น</w:t>
-            </w:r>
-          </w:p>
-        </w:tc>
-        <w:tc>
-          <w:tcPr>
-            <w:tcW w:type="dxa" w:w="2608"/>
-            <w:vAlign w:val="center"/>
-          </w:tcPr>
-          <w:p>
-            <w:pPr>
-              <w:spacing w:before="40" w:after="40"/>
-              <w:jc w:val="left"/>
-            </w:pPr>
-            <w:r/>
-            <w:r>
-              <w:rPr>
-                <w:b w:val="0"/>
-                <w:sz w:val="28"/>
-              </w:rPr>
-              <w:t>ยอดคลังกลับเป็น 450 คำขอกลับเป็นรอดำเนินการ</w:t>
-            </w:r>
-          </w:p>
-        </w:tc>
-        <w:tc>
-          <w:tcPr>
-            <w:tcW w:type="dxa" w:w="737"/>
-            <w:vAlign w:val="center"/>
-          </w:tcPr>
-          <w:p>
-            <w:pPr>
-              <w:spacing w:before="40" w:after="40"/>
-              <w:jc w:val="left"/>
-            </w:pPr>
-            <w:r/>
-            <w:r>
-              <w:rPr>
-                <w:b w:val="0"/>
-                <w:sz w:val="28"/>
-              </w:rPr>
-              <w:t>ผ่าน</w:t>
-            </w:r>
-          </w:p>
-        </w:tc>
-      </w:tr>
-      <w:tr>
-        <w:tc>
-          <w:tcPr>
-            <w:tcW w:type="dxa" w:w="737"/>
-            <w:vAlign w:val="center"/>
-          </w:tcPr>
-          <w:p>
-            <w:pPr>
-              <w:spacing w:before="40" w:after="40"/>
-              <w:jc w:val="left"/>
-            </w:pPr>
-            <w:r/>
-            <w:r>
-              <w:rPr>
-                <w:b w:val="0"/>
-                <w:sz w:val="28"/>
-              </w:rPr>
-              <w:t>TC12</w:t>
-            </w:r>
-          </w:p>
-        </w:tc>
-        <w:tc>
-          <w:tcPr>
-            <w:tcW w:type="dxa" w:w="1928"/>
-            <w:vAlign w:val="center"/>
-          </w:tcPr>
-          <w:p>
-            <w:pPr>
-              <w:spacing w:before="40" w:after="40"/>
-              <w:jc w:val="left"/>
-            </w:pPr>
-            <w:r/>
-            <w:r>
-              <w:rPr>
-                <w:b w:val="0"/>
-                <w:sz w:val="28"/>
-              </w:rPr>
-              <w:t>ใส่จำนวนติดลบ</w:t>
-            </w:r>
-          </w:p>
-        </w:tc>
-        <w:tc>
-          <w:tcPr>
-            <w:tcW w:type="dxa" w:w="2381"/>
-            <w:vAlign w:val="center"/>
-          </w:tcPr>
-          <w:p>
-            <w:pPr>
-              <w:spacing w:before="40" w:after="40"/>
-              <w:jc w:val="left"/>
-            </w:pPr>
-            <w:r/>
-            <w:r>
-              <w:rPr>
-                <w:b w:val="0"/>
-                <w:sz w:val="28"/>
-              </w:rPr>
-              <w:t>สั่งจ่ายจำนวนติดลบ</w:t>
-            </w:r>
-          </w:p>
-        </w:tc>
-        <w:tc>
-          <w:tcPr>
-            <w:tcW w:type="dxa" w:w="2608"/>
-            <w:vAlign w:val="center"/>
-          </w:tcPr>
-          <w:p>
-            <w:pPr>
-              <w:spacing w:before="40" w:after="40"/>
-              <w:jc w:val="left"/>
-            </w:pPr>
-            <w:r/>
-            <w:r>
-              <w:rPr>
-                <w:b w:val="0"/>
-                <w:sz w:val="28"/>
-              </w:rPr>
-              <w:t>ระบบปฏิเสธ แจ้งรหัส F5:invalid_quantity</w:t>
-            </w:r>
-          </w:p>
-        </w:tc>
-        <w:tc>
-          <w:tcPr>
-            <w:tcW w:type="dxa" w:w="737"/>
-            <w:vAlign w:val="center"/>
-          </w:tcPr>
-          <w:p>
-            <w:pPr>
-              <w:spacing w:before="40" w:after="40"/>
-              <w:jc w:val="left"/>
-            </w:pPr>
-            <w:r/>
-            <w:r>
-              <w:rPr>
-                <w:b w:val="0"/>
-                <w:sz w:val="28"/>
-              </w:rPr>
-              <w:t>ผ่าน</w:t>
-            </w:r>
-          </w:p>
-        </w:tc>
-      </w:tr>
-      <w:tr>
-        <w:tc>
-          <w:tcPr>
-            <w:tcW w:type="dxa" w:w="737"/>
-            <w:vAlign w:val="center"/>
-          </w:tcPr>
-          <w:p>
-            <w:pPr>
-              <w:spacing w:before="40" w:after="40"/>
-              <w:jc w:val="left"/>
-            </w:pPr>
-            <w:r/>
-            <w:r>
-              <w:rPr>
-                <w:b w:val="0"/>
-                <w:sz w:val="28"/>
-              </w:rPr>
-              <w:t>TC13</w:t>
-            </w:r>
-          </w:p>
-        </w:tc>
-        <w:tc>
-          <w:tcPr>
-            <w:tcW w:type="dxa" w:w="1928"/>
-            <w:vAlign w:val="center"/>
-          </w:tcPr>
-          <w:p>
-            <w:pPr>
-              <w:spacing w:before="40" w:after="40"/>
-              <w:jc w:val="left"/>
-            </w:pPr>
-            <w:r/>
-            <w:r>
-              <w:rPr>
-                <w:b w:val="0"/>
-                <w:sz w:val="28"/>
-              </w:rPr>
-              <w:t>กันการแก้ยอดคลังโดยตรง</w:t>
-            </w:r>
-          </w:p>
-        </w:tc>
-        <w:tc>
-          <w:tcPr>
-            <w:tcW w:type="dxa" w:w="2381"/>
-            <w:vAlign w:val="center"/>
-          </w:tcPr>
-          <w:p>
-            <w:pPr>
-              <w:spacing w:before="40" w:after="40"/>
-              <w:jc w:val="left"/>
-            </w:pPr>
-            <w:r/>
-            <w:r>
-              <w:rPr>
-                <w:b w:val="0"/>
-                <w:sz w:val="28"/>
-              </w:rPr>
-              <w:t>สั่งแก้ยอดคงเหลือโดยไม่ผ่านฟังก์ชัน</w:t>
-            </w:r>
-          </w:p>
-        </w:tc>
-        <w:tc>
-          <w:tcPr>
-            <w:tcW w:type="dxa" w:w="2608"/>
-            <w:vAlign w:val="center"/>
-          </w:tcPr>
-          <w:p>
-            <w:pPr>
-              <w:spacing w:before="40" w:after="40"/>
-              <w:jc w:val="left"/>
-            </w:pPr>
-            <w:r/>
-            <w:r>
-              <w:rPr>
-                <w:b w:val="0"/>
-                <w:sz w:val="28"/>
-              </w:rPr>
-              <w:t>ระบบปฏิเสธ แจ้งรหัส F5:stock_locked</w:t>
-            </w:r>
-          </w:p>
-        </w:tc>
-        <w:tc>
-          <w:tcPr>
-            <w:tcW w:type="dxa" w:w="737"/>
-            <w:vAlign w:val="center"/>
-          </w:tcPr>
-          <w:p>
-            <w:pPr>
-              <w:spacing w:before="40" w:after="40"/>
-              <w:jc w:val="left"/>
-            </w:pPr>
-            <w:r/>
-            <w:r>
-              <w:rPr>
-                <w:b w:val="0"/>
-                <w:sz w:val="28"/>
-              </w:rPr>
-              <w:t>ผ่าน</w:t>
-            </w:r>
-          </w:p>
-        </w:tc>
-      </w:tr>
-      <w:tr>
-        <w:tc>
-          <w:tcPr>
-            <w:tcW w:type="dxa" w:w="737"/>
-            <w:vAlign w:val="center"/>
-          </w:tcPr>
-          <w:p>
-            <w:pPr>
-              <w:spacing w:before="40" w:after="40"/>
-              <w:jc w:val="left"/>
-            </w:pPr>
-            <w:r/>
-            <w:r>
-              <w:rPr>
-                <w:b w:val="0"/>
-                <w:sz w:val="28"/>
-              </w:rPr>
-              <w:t>TC14</w:t>
-            </w:r>
-          </w:p>
-        </w:tc>
-        <w:tc>
-          <w:tcPr>
-            <w:tcW w:type="dxa" w:w="1928"/>
-            <w:vAlign w:val="center"/>
-          </w:tcPr>
-          <w:p>
-            <w:pPr>
-              <w:spacing w:before="40" w:after="40"/>
-              <w:jc w:val="left"/>
-            </w:pPr>
-            <w:r/>
-            <w:r>
-              <w:rPr>
-                <w:b w:val="0"/>
-                <w:sz w:val="28"/>
-              </w:rPr>
-              <w:t>สมัครสมาชิกพร้อมรูปยืนยันตัวตน</w:t>
-            </w:r>
-          </w:p>
-        </w:tc>
-        <w:tc>
-          <w:tcPr>
-            <w:tcW w:type="dxa" w:w="2381"/>
-            <w:vAlign w:val="center"/>
-          </w:tcPr>
-          <w:p>
-            <w:pPr>
-              <w:spacing w:before="40" w:after="40"/>
-              <w:jc w:val="left"/>
-            </w:pPr>
-            <w:r/>
-            <w:r>
-              <w:rPr>
-                <w:b w:val="0"/>
-                <w:sz w:val="28"/>
-              </w:rPr>
-              <w:t>สมัครใหม่และแนบรูป</w:t>
-            </w:r>
-          </w:p>
-        </w:tc>
-        <w:tc>
-          <w:tcPr>
-            <w:tcW w:type="dxa" w:w="2608"/>
-            <w:vAlign w:val="center"/>
-          </w:tcPr>
-          <w:p>
-            <w:pPr>
-              <w:spacing w:before="40" w:after="40"/>
-              <w:jc w:val="left"/>
-            </w:pPr>
-            <w:r/>
-            <w:r>
-              <w:rPr>
-                <w:b w:val="0"/>
-                <w:sz w:val="28"/>
-              </w:rPr>
-              <w:t>สร้างบัญชีสำเร็จ ไฟล์ถูกเก็บในโฟลเดอร์ของผู้ใช้นั้น</w:t>
-            </w:r>
-          </w:p>
-        </w:tc>
-        <w:tc>
-          <w:tcPr>
-            <w:tcW w:type="dxa" w:w="737"/>
-            <w:vAlign w:val="center"/>
-          </w:tcPr>
-          <w:p>
-            <w:pPr>
-              <w:spacing w:before="40" w:after="40"/>
-              <w:jc w:val="left"/>
-            </w:pPr>
-            <w:r/>
-            <w:r>
-              <w:rPr>
-                <w:b w:val="0"/>
-                <w:sz w:val="28"/>
-              </w:rPr>
-              <w:t>ผ่าน</w:t>
-            </w:r>
-          </w:p>
-        </w:tc>
-      </w:tr>
-      <w:tr>
-        <w:tc>
-          <w:tcPr>
-            <w:tcW w:type="dxa" w:w="737"/>
-            <w:vAlign w:val="center"/>
-          </w:tcPr>
-          <w:p>
-            <w:pPr>
-              <w:spacing w:before="40" w:after="40"/>
-              <w:jc w:val="left"/>
-            </w:pPr>
-            <w:r/>
-            <w:r>
-              <w:rPr>
-                <w:b w:val="0"/>
-                <w:sz w:val="28"/>
-              </w:rPr>
-              <w:t>TC15</w:t>
-            </w:r>
-          </w:p>
-        </w:tc>
-        <w:tc>
-          <w:tcPr>
-            <w:tcW w:type="dxa" w:w="1928"/>
-            <w:vAlign w:val="center"/>
-          </w:tcPr>
-          <w:p>
-            <w:pPr>
-              <w:spacing w:before="40" w:after="40"/>
-              <w:jc w:val="left"/>
-            </w:pPr>
-            <w:r/>
-            <w:r>
-              <w:rPr>
-                <w:b w:val="0"/>
-                <w:sz w:val="28"/>
-              </w:rPr>
-              <w:t>ผู้บริจาคไม่ประสงค์ออกนาม</w:t>
-            </w:r>
-          </w:p>
-        </w:tc>
-        <w:tc>
-          <w:tcPr>
-            <w:tcW w:type="dxa" w:w="2381"/>
-            <w:vAlign w:val="center"/>
-          </w:tcPr>
-          <w:p>
-            <w:pPr>
-              <w:spacing w:before="40" w:after="40"/>
-              <w:jc w:val="left"/>
-            </w:pPr>
-            <w:r/>
-            <w:r>
-              <w:rPr>
-                <w:b w:val="0"/>
-                <w:sz w:val="28"/>
-              </w:rPr>
-              <w:t>เปิดการปิดข้อมูลของผู้บริจาครายหนึ่ง</w:t>
-            </w:r>
-          </w:p>
-        </w:tc>
-        <w:tc>
-          <w:tcPr>
-            <w:tcW w:type="dxa" w:w="2608"/>
-            <w:vAlign w:val="center"/>
-          </w:tcPr>
-          <w:p>
-            <w:pPr>
-              <w:spacing w:before="40" w:after="40"/>
-              <w:jc w:val="left"/>
-            </w:pPr>
-            <w:r/>
-            <w:r>
-              <w:rPr>
-                <w:b w:val="0"/>
-                <w:sz w:val="28"/>
-              </w:rPr>
-              <w:t>ชื่อ เบอร์ อีเมล ที่อยู่ ถูกปิดทั้งบนหน้าจอและในไฟล์ที่ส่งออก</w:t>
-            </w:r>
-          </w:p>
-        </w:tc>
-        <w:tc>
-          <w:tcPr>
-            <w:tcW w:type="dxa" w:w="737"/>
-            <w:vAlign w:val="center"/>
-          </w:tcPr>
-          <w:p>
-            <w:pPr>
-              <w:spacing w:before="40" w:after="40"/>
-              <w:jc w:val="left"/>
-            </w:pPr>
-            <w:r/>
-            <w:r>
-              <w:rPr>
-                <w:b w:val="0"/>
-                <w:sz w:val="28"/>
-              </w:rPr>
-              <w:t>ผ่าน</w:t>
-            </w:r>
-          </w:p>
-        </w:tc>
-      </w:tr>
-      <w:tr>
-        <w:tc>
-          <w:tcPr>
-            <w:tcW w:type="dxa" w:w="737"/>
-            <w:vAlign w:val="center"/>
-          </w:tcPr>
-          <w:p>
-            <w:pPr>
-              <w:spacing w:before="40" w:after="40"/>
-              <w:jc w:val="left"/>
-            </w:pPr>
-            <w:r/>
-            <w:r>
-              <w:rPr>
-                <w:b w:val="0"/>
-                <w:sz w:val="28"/>
-              </w:rPr>
-              <w:t>TC16</w:t>
-            </w:r>
-          </w:p>
-        </w:tc>
-        <w:tc>
-          <w:tcPr>
-            <w:tcW w:type="dxa" w:w="1928"/>
-            <w:vAlign w:val="center"/>
-          </w:tcPr>
-          <w:p>
-            <w:pPr>
-              <w:spacing w:before="40" w:after="40"/>
-              <w:jc w:val="left"/>
-            </w:pPr>
-            <w:r/>
-            <w:r>
-              <w:rPr>
-                <w:b w:val="0"/>
-                <w:sz w:val="28"/>
-              </w:rPr>
-              <w:t>จ่ายของผิดประเภทอาหาร</w:t>
-            </w:r>
-          </w:p>
-        </w:tc>
-        <w:tc>
-          <w:tcPr>
-            <w:tcW w:type="dxa" w:w="2381"/>
-            <w:vAlign w:val="center"/>
-          </w:tcPr>
-          <w:p>
-            <w:pPr>
-              <w:spacing w:before="40" w:after="40"/>
-              <w:jc w:val="left"/>
-            </w:pPr>
-            <w:r/>
-            <w:r>
-              <w:rPr>
-                <w:b w:val="0"/>
-                <w:sz w:val="28"/>
-              </w:rPr>
-              <w:t>คำขอระบุอาหารฮาลาล แต่เลือกจ่ายของทั่วไป</w:t>
-            </w:r>
-          </w:p>
-        </w:tc>
-        <w:tc>
-          <w:tcPr>
-            <w:tcW w:type="dxa" w:w="2608"/>
-            <w:vAlign w:val="center"/>
-          </w:tcPr>
-          <w:p>
-            <w:pPr>
-              <w:spacing w:before="40" w:after="40"/>
-              <w:jc w:val="left"/>
-            </w:pPr>
-            <w:r/>
-            <w:r>
-              <w:rPr>
-                <w:b w:val="0"/>
-                <w:sz w:val="28"/>
-              </w:rPr>
-              <w:t>ระบบปฏิเสธ แจ้งรหัส F5:dietary_mismatch</w:t>
-            </w:r>
-          </w:p>
-        </w:tc>
-        <w:tc>
-          <w:tcPr>
-            <w:tcW w:type="dxa" w:w="737"/>
-            <w:vAlign w:val="center"/>
-          </w:tcPr>
-          <w:p>
-            <w:pPr>
-              <w:spacing w:before="40" w:after="40"/>
-              <w:jc w:val="left"/>
-            </w:pPr>
-            <w:r/>
-            <w:r>
-              <w:rPr>
-                <w:b w:val="0"/>
-                <w:sz w:val="28"/>
-              </w:rPr>
-              <w:t>ผ่าน</w:t>
-            </w:r>
-          </w:p>
-        </w:tc>
-      </w:tr>
-      <w:tr>
-        <w:tc>
-          <w:tcPr>
-            <w:tcW w:type="dxa" w:w="737"/>
-            <w:vAlign w:val="center"/>
-          </w:tcPr>
-          <w:p>
-            <w:pPr>
-              <w:spacing w:before="40" w:after="40"/>
-              <w:jc w:val="left"/>
-            </w:pPr>
-            <w:r/>
-            <w:r>
-              <w:rPr>
-                <w:b w:val="0"/>
-                <w:sz w:val="28"/>
-              </w:rPr>
-              <w:t>TC17</w:t>
-            </w:r>
-          </w:p>
-        </w:tc>
-        <w:tc>
-          <w:tcPr>
-            <w:tcW w:type="dxa" w:w="1928"/>
-            <w:vAlign w:val="center"/>
-          </w:tcPr>
-          <w:p>
-            <w:pPr>
-              <w:spacing w:before="40" w:after="40"/>
-              <w:jc w:val="left"/>
-            </w:pPr>
-            <w:r/>
-            <w:r>
-              <w:rPr>
-                <w:b w:val="0"/>
-                <w:sz w:val="28"/>
-              </w:rPr>
-              <w:t>จ่ายของตรงประเภทอาหาร</w:t>
-            </w:r>
-          </w:p>
-        </w:tc>
-        <w:tc>
-          <w:tcPr>
-            <w:tcW w:type="dxa" w:w="2381"/>
-            <w:vAlign w:val="center"/>
-          </w:tcPr>
-          <w:p>
-            <w:pPr>
-              <w:spacing w:before="40" w:after="40"/>
-              <w:jc w:val="left"/>
-            </w:pPr>
-            <w:r/>
-            <w:r>
-              <w:rPr>
-                <w:b w:val="0"/>
-                <w:sz w:val="28"/>
-              </w:rPr>
-              <w:t>คำขอระบุอาหารฮาลาล และเลือกจ่ายของฮาลาล</w:t>
-            </w:r>
-          </w:p>
-        </w:tc>
-        <w:tc>
-          <w:tcPr>
-            <w:tcW w:type="dxa" w:w="2608"/>
-            <w:vAlign w:val="center"/>
-          </w:tcPr>
-          <w:p>
-            <w:pPr>
-              <w:spacing w:before="40" w:after="40"/>
-              <w:jc w:val="left"/>
-            </w:pPr>
-            <w:r/>
-            <w:r>
-              <w:rPr>
-                <w:b w:val="0"/>
-                <w:sz w:val="28"/>
-              </w:rPr>
-              <w:t>จ่ายได้ตามปกติ ตัดยอดถูกต้อง</w:t>
-            </w:r>
-          </w:p>
-        </w:tc>
-        <w:tc>
-          <w:tcPr>
-            <w:tcW w:type="dxa" w:w="737"/>
-            <w:vAlign w:val="center"/>
-          </w:tcPr>
-          <w:p>
-            <w:pPr>
-              <w:spacing w:before="40" w:after="40"/>
-              <w:jc w:val="left"/>
-            </w:pPr>
-            <w:r/>
-            <w:r>
-              <w:rPr>
-                <w:b w:val="0"/>
-                <w:sz w:val="28"/>
-              </w:rPr>
-              <w:t>ผ่าน</w:t>
-            </w:r>
-          </w:p>
-        </w:tc>
-      </w:tr>
-    </w:tbl>
-    <w:p/>
-    <w:p>
-      <w:pPr>
-        <w:pStyle w:val="Heading2"/>
-      </w:pPr>
-      <w:r>
-        <w:t>ข้อสังเกตจากการทดสอบ</w:t>
-      </w:r>
-    </w:p>
-    <w:p>
-      <w:r>
-        <w:rPr>
-          <w:b w:val="0"/>
-          <w:i w:val="0"/>
-        </w:rPr>
-        <w:t>ข้อผิดพลาดแต่ละแบบถูกแยกรหัสไว้ชัดเจน เช่น ของหมดอายุ จ่ายเกินยอด และจำนวนไม่ถูกต้อง ทำให้หน้าเว็บนำไปแปลเป็นข้อความภาษาไทยที่ตรงกับสาเหตุจริงได้ แทนที่จะแจ้งเพียงว่าเกิดข้อผิดพลาด ซึ่งผู้ใช้จะไม่รู้ว่าต้องแก้อะไร</w:t>
-      </w:r>
-    </w:p>
-    <w:p>
-      <w:r>
-        <w:rPr>
-          <w:b w:val="0"/>
-          <w:i w:val="0"/>
-        </w:rPr>
-        <w:t>หลังทดสอบเสร็จได้คืนข้อมูลกลับสู่สภาพเดิมทุกรายการ โดยยอดคงเหลือและสถานะคำขอ ตรงกับก่อนทดสอบ ส่วนประวัติการยกเลิกยังถูกเก็บไว้ในระบบ ซึ่งเป็นพฤติกรรมที่ตั้งใจ เพราะการยกเลิกเป็นเรื่องที่ต้องตรวจสอบย้อนหลังได้</w:t>
-      </w:r>
-    </w:p>
-    <w:p>
-      <w:r>
-        <w:br w:type="page"/>
-      </w:r>
-    </w:p>
-    <w:p>
-      <w:pPr>
-        <w:pStyle w:val="Heading1"/>
-      </w:pPr>
-      <w:r>
-        <w:t>ภาคผนวก ข. รายการงานและลำดับความสำคัญ</w:t>
-      </w:r>
-    </w:p>
-    <w:tbl>
-      <w:tblPr>
-        <w:tblStyle w:val="LightGrid-Accent1"/>
-        <w:tblW w:type="auto" w:w="0"/>
-        <w:jc w:val="center"/>
-        <w:tblLayout w:type="fixed"/>
-        <w:tblLook w:firstColumn="1" w:firstRow="1" w:lastColumn="0" w:lastRow="0" w:noHBand="0" w:noVBand="1" w:val="04A0"/>
-      </w:tblPr>
-      <w:tblGrid>
-        <w:gridCol w:w="1814"/>
-        <w:gridCol w:w="1814"/>
-        <w:gridCol w:w="1814"/>
-        <w:gridCol w:w="1814"/>
-        <w:gridCol w:w="1814"/>
-      </w:tblGrid>
-      <w:tr>
-        <w:tc>
-          <w:tcPr>
-            <w:tcW w:type="dxa" w:w="907"/>
-            <w:vAlign w:val="center"/>
-          </w:tcPr>
-          <w:p>
-            <w:pPr>
-              <w:spacing w:before="40" w:after="40"/>
-              <w:jc w:val="left"/>
-            </w:pPr>
-            <w:r/>
-            <w:r>
-              <w:rPr>
-                <w:b/>
-                <w:sz w:val="28"/>
-              </w:rPr>
-              <w:t>รหัส</w:t>
-            </w:r>
-          </w:p>
-        </w:tc>
-        <w:tc>
-          <w:tcPr>
-            <w:tcW w:type="dxa" w:w="4309"/>
-            <w:vAlign w:val="center"/>
-          </w:tcPr>
-          <w:p>
-            <w:pPr>
-              <w:spacing w:before="40" w:after="40"/>
-              <w:jc w:val="left"/>
-            </w:pPr>
-            <w:r/>
-            <w:r>
-              <w:rPr>
-                <w:b/>
-                <w:sz w:val="28"/>
-              </w:rPr>
-              <w:t>รายการ</w:t>
-            </w:r>
-          </w:p>
-        </w:tc>
-        <w:tc>
-          <w:tcPr>
-            <w:tcW w:type="dxa" w:w="1134"/>
-            <w:vAlign w:val="center"/>
-          </w:tcPr>
-          <w:p>
-            <w:pPr>
-              <w:spacing w:before="40" w:after="40"/>
-              <w:jc w:val="left"/>
-            </w:pPr>
-            <w:r/>
-            <w:r>
-              <w:rPr>
-                <w:b/>
-                <w:sz w:val="28"/>
-              </w:rPr>
-              <w:t>ฟีเจอร์</w:t>
-            </w:r>
-          </w:p>
-        </w:tc>
-        <w:tc>
-          <w:tcPr>
-            <w:tcW w:type="dxa" w:w="1134"/>
-            <w:vAlign w:val="center"/>
-          </w:tcPr>
-          <w:p>
-            <w:pPr>
-              <w:spacing w:before="40" w:after="40"/>
-              <w:jc w:val="left"/>
-            </w:pPr>
-            <w:r/>
-            <w:r>
-              <w:rPr>
-                <w:b/>
-                <w:sz w:val="28"/>
-              </w:rPr>
-              <w:t>ลำดับ</w:t>
-            </w:r>
-          </w:p>
-        </w:tc>
-        <w:tc>
-          <w:tcPr>
-            <w:tcW w:type="dxa" w:w="907"/>
-            <w:vAlign w:val="center"/>
-          </w:tcPr>
-          <w:p>
-            <w:pPr>
-              <w:spacing w:before="40" w:after="40"/>
-              <w:jc w:val="left"/>
-            </w:pPr>
-            <w:r/>
-            <w:r>
-              <w:rPr>
-                <w:b/>
-                <w:sz w:val="28"/>
-              </w:rPr>
-              <w:t>ช่วง</w:t>
-            </w:r>
-          </w:p>
-        </w:tc>
-      </w:tr>
-      <w:tr>
-        <w:tc>
-          <w:tcPr>
-            <w:tcW w:type="dxa" w:w="907"/>
-            <w:vAlign w:val="center"/>
-          </w:tcPr>
-          <w:p>
-            <w:pPr>
-              <w:spacing w:before="40" w:after="40"/>
-              <w:jc w:val="left"/>
-            </w:pPr>
-            <w:r/>
-            <w:r>
-              <w:rPr>
-                <w:b w:val="0"/>
-                <w:sz w:val="28"/>
-              </w:rPr>
-              <w:t>B01</w:t>
-            </w:r>
-          </w:p>
-        </w:tc>
-        <w:tc>
-          <w:tcPr>
-            <w:tcW w:type="dxa" w:w="4309"/>
-            <w:vAlign w:val="center"/>
-          </w:tcPr>
-          <w:p>
-            <w:pPr>
-              <w:spacing w:before="40" w:after="40"/>
-              <w:jc w:val="left"/>
-            </w:pPr>
-            <w:r/>
-            <w:r>
-              <w:rPr>
-                <w:b w:val="0"/>
-                <w:sz w:val="28"/>
-              </w:rPr>
-              <w:t>ตั้งโครงงานและนำขึ้นใช้งานครั้งแรก</w:t>
-            </w:r>
-          </w:p>
-        </w:tc>
-        <w:tc>
-          <w:tcPr>
-            <w:tcW w:type="dxa" w:w="1134"/>
-            <w:vAlign w:val="center"/>
-          </w:tcPr>
-          <w:p>
-            <w:pPr>
-              <w:spacing w:before="40" w:after="40"/>
-              <w:jc w:val="left"/>
-            </w:pPr>
-            <w:r/>
-            <w:r>
-              <w:rPr>
-                <w:b w:val="0"/>
-                <w:sz w:val="28"/>
-              </w:rPr>
-              <w:t>—</w:t>
-            </w:r>
-          </w:p>
-        </w:tc>
-        <w:tc>
-          <w:tcPr>
-            <w:tcW w:type="dxa" w:w="1134"/>
-            <w:vAlign w:val="center"/>
-          </w:tcPr>
-          <w:p>
-            <w:pPr>
-              <w:spacing w:before="40" w:after="40"/>
-              <w:jc w:val="left"/>
-            </w:pPr>
-            <w:r/>
-            <w:r>
-              <w:rPr>
-                <w:b w:val="0"/>
-                <w:sz w:val="28"/>
-              </w:rPr>
-              <w:t>สูงสุด</w:t>
-            </w:r>
-          </w:p>
-        </w:tc>
-        <w:tc>
-          <w:tcPr>
-            <w:tcW w:type="dxa" w:w="907"/>
-            <w:vAlign w:val="center"/>
-          </w:tcPr>
-          <w:p>
-            <w:pPr>
-              <w:spacing w:before="40" w:after="40"/>
-              <w:jc w:val="left"/>
-            </w:pPr>
-            <w:r/>
-            <w:r>
-              <w:rPr>
-                <w:b w:val="0"/>
-                <w:sz w:val="28"/>
-              </w:rPr>
-              <w:t>1</w:t>
-            </w:r>
-          </w:p>
-        </w:tc>
-      </w:tr>
-      <w:tr>
-        <w:tc>
-          <w:tcPr>
-            <w:tcW w:type="dxa" w:w="907"/>
-            <w:vAlign w:val="center"/>
-          </w:tcPr>
-          <w:p>
-            <w:pPr>
-              <w:spacing w:before="40" w:after="40"/>
-              <w:jc w:val="left"/>
-            </w:pPr>
-            <w:r/>
-            <w:r>
-              <w:rPr>
-                <w:b w:val="0"/>
-                <w:sz w:val="28"/>
-              </w:rPr>
-              <w:t>B02</w:t>
-            </w:r>
-          </w:p>
-        </w:tc>
-        <w:tc>
-          <w:tcPr>
-            <w:tcW w:type="dxa" w:w="4309"/>
-            <w:vAlign w:val="center"/>
-          </w:tcPr>
-          <w:p>
-            <w:pPr>
-              <w:spacing w:before="40" w:after="40"/>
-              <w:jc w:val="left"/>
-            </w:pPr>
-            <w:r/>
-            <w:r>
-              <w:rPr>
-                <w:b w:val="0"/>
-                <w:sz w:val="28"/>
-              </w:rPr>
-              <w:t>สร้างโครงสร้างฐานข้อมูลและข้อมูลตัวอย่าง</w:t>
-            </w:r>
-          </w:p>
-        </w:tc>
-        <w:tc>
-          <w:tcPr>
-            <w:tcW w:type="dxa" w:w="1134"/>
-            <w:vAlign w:val="center"/>
-          </w:tcPr>
-          <w:p>
-            <w:pPr>
-              <w:spacing w:before="40" w:after="40"/>
-              <w:jc w:val="left"/>
-            </w:pPr>
-            <w:r/>
-            <w:r>
-              <w:rPr>
-                <w:b w:val="0"/>
-                <w:sz w:val="28"/>
-              </w:rPr>
-              <w:t>—</w:t>
-            </w:r>
-          </w:p>
-        </w:tc>
-        <w:tc>
-          <w:tcPr>
-            <w:tcW w:type="dxa" w:w="1134"/>
-            <w:vAlign w:val="center"/>
-          </w:tcPr>
-          <w:p>
-            <w:pPr>
-              <w:spacing w:before="40" w:after="40"/>
-              <w:jc w:val="left"/>
-            </w:pPr>
-            <w:r/>
-            <w:r>
-              <w:rPr>
-                <w:b w:val="0"/>
-                <w:sz w:val="28"/>
-              </w:rPr>
-              <w:t>สูงสุด</w:t>
-            </w:r>
-          </w:p>
-        </w:tc>
-        <w:tc>
-          <w:tcPr>
-            <w:tcW w:type="dxa" w:w="907"/>
-            <w:vAlign w:val="center"/>
-          </w:tcPr>
-          <w:p>
-            <w:pPr>
-              <w:spacing w:before="40" w:after="40"/>
-              <w:jc w:val="left"/>
-            </w:pPr>
-            <w:r/>
-            <w:r>
-              <w:rPr>
-                <w:b w:val="0"/>
-                <w:sz w:val="28"/>
-              </w:rPr>
-              <w:t>1</w:t>
-            </w:r>
-          </w:p>
-        </w:tc>
-      </w:tr>
-      <w:tr>
-        <w:tc>
-          <w:tcPr>
-            <w:tcW w:type="dxa" w:w="907"/>
-            <w:vAlign w:val="center"/>
-          </w:tcPr>
-          <w:p>
-            <w:pPr>
-              <w:spacing w:before="40" w:after="40"/>
-              <w:jc w:val="left"/>
-            </w:pPr>
-            <w:r/>
-            <w:r>
-              <w:rPr>
-                <w:b w:val="0"/>
-                <w:sz w:val="28"/>
-              </w:rPr>
-              <w:t>B03</w:t>
-            </w:r>
-          </w:p>
-        </w:tc>
-        <w:tc>
-          <w:tcPr>
-            <w:tcW w:type="dxa" w:w="4309"/>
-            <w:vAlign w:val="center"/>
-          </w:tcPr>
-          <w:p>
-            <w:pPr>
-              <w:spacing w:before="40" w:after="40"/>
-              <w:jc w:val="left"/>
-            </w:pPr>
-            <w:r/>
-            <w:r>
-              <w:rPr>
-                <w:b w:val="0"/>
-                <w:sz w:val="28"/>
-              </w:rPr>
-              <w:t>ระบบสมัครสมาชิกและเข้าสู่ระบบ</w:t>
-            </w:r>
-          </w:p>
-        </w:tc>
-        <w:tc>
-          <w:tcPr>
-            <w:tcW w:type="dxa" w:w="1134"/>
-            <w:vAlign w:val="center"/>
-          </w:tcPr>
-          <w:p>
-            <w:pPr>
-              <w:spacing w:before="40" w:after="40"/>
-              <w:jc w:val="left"/>
-            </w:pPr>
-            <w:r/>
-            <w:r>
-              <w:rPr>
-                <w:b w:val="0"/>
-                <w:sz w:val="28"/>
-              </w:rPr>
-              <w:t>F1</w:t>
-            </w:r>
-          </w:p>
-        </w:tc>
-        <w:tc>
-          <w:tcPr>
-            <w:tcW w:type="dxa" w:w="1134"/>
-            <w:vAlign w:val="center"/>
-          </w:tcPr>
-          <w:p>
-            <w:pPr>
-              <w:spacing w:before="40" w:after="40"/>
-              <w:jc w:val="left"/>
-            </w:pPr>
-            <w:r/>
-            <w:r>
-              <w:rPr>
-                <w:b w:val="0"/>
-                <w:sz w:val="28"/>
-              </w:rPr>
-              <w:t>สูงสุด</w:t>
-            </w:r>
-          </w:p>
-        </w:tc>
-        <w:tc>
-          <w:tcPr>
-            <w:tcW w:type="dxa" w:w="907"/>
-            <w:vAlign w:val="center"/>
-          </w:tcPr>
-          <w:p>
-            <w:pPr>
-              <w:spacing w:before="40" w:after="40"/>
-              <w:jc w:val="left"/>
-            </w:pPr>
-            <w:r/>
-            <w:r>
-              <w:rPr>
-                <w:b w:val="0"/>
-                <w:sz w:val="28"/>
-              </w:rPr>
-              <w:t>1</w:t>
-            </w:r>
-          </w:p>
-        </w:tc>
-      </w:tr>
-      <w:tr>
-        <w:tc>
-          <w:tcPr>
-            <w:tcW w:type="dxa" w:w="907"/>
-            <w:vAlign w:val="center"/>
-          </w:tcPr>
-          <w:p>
-            <w:pPr>
-              <w:spacing w:before="40" w:after="40"/>
-              <w:jc w:val="left"/>
-            </w:pPr>
-            <w:r/>
-            <w:r>
-              <w:rPr>
-                <w:b w:val="0"/>
-                <w:sz w:val="28"/>
-              </w:rPr>
-              <w:t>B04</w:t>
-            </w:r>
-          </w:p>
-        </w:tc>
-        <w:tc>
-          <w:tcPr>
-            <w:tcW w:type="dxa" w:w="4309"/>
-            <w:vAlign w:val="center"/>
-          </w:tcPr>
-          <w:p>
-            <w:pPr>
-              <w:spacing w:before="40" w:after="40"/>
-              <w:jc w:val="left"/>
-            </w:pPr>
-            <w:r/>
-            <w:r>
-              <w:rPr>
-                <w:b w:val="0"/>
-                <w:sz w:val="28"/>
-              </w:rPr>
-              <w:t>กำหนดสิทธิ์ระดับแถวตามบทบาทและศูนย์</w:t>
-            </w:r>
-          </w:p>
-        </w:tc>
-        <w:tc>
-          <w:tcPr>
-            <w:tcW w:type="dxa" w:w="1134"/>
-            <w:vAlign w:val="center"/>
-          </w:tcPr>
-          <w:p>
-            <w:pPr>
-              <w:spacing w:before="40" w:after="40"/>
-              <w:jc w:val="left"/>
-            </w:pPr>
-            <w:r/>
-            <w:r>
-              <w:rPr>
-                <w:b w:val="0"/>
-                <w:sz w:val="28"/>
-              </w:rPr>
-              <w:t>F1</w:t>
-            </w:r>
-          </w:p>
-        </w:tc>
-        <w:tc>
-          <w:tcPr>
-            <w:tcW w:type="dxa" w:w="1134"/>
-            <w:vAlign w:val="center"/>
-          </w:tcPr>
-          <w:p>
-            <w:pPr>
-              <w:spacing w:before="40" w:after="40"/>
-              <w:jc w:val="left"/>
-            </w:pPr>
-            <w:r/>
-            <w:r>
-              <w:rPr>
-                <w:b w:val="0"/>
-                <w:sz w:val="28"/>
-              </w:rPr>
-              <w:t>สูง</w:t>
-            </w:r>
-          </w:p>
-        </w:tc>
-        <w:tc>
-          <w:tcPr>
-            <w:tcW w:type="dxa" w:w="907"/>
-            <w:vAlign w:val="center"/>
-          </w:tcPr>
-          <w:p>
-            <w:pPr>
-              <w:spacing w:before="40" w:after="40"/>
-              <w:jc w:val="left"/>
-            </w:pPr>
-            <w:r/>
-            <w:r>
-              <w:rPr>
-                <w:b w:val="0"/>
-                <w:sz w:val="28"/>
-              </w:rPr>
-              <w:t>1</w:t>
-            </w:r>
-          </w:p>
-        </w:tc>
-      </w:tr>
-      <w:tr>
-        <w:tc>
-          <w:tcPr>
-            <w:tcW w:type="dxa" w:w="907"/>
-            <w:vAlign w:val="center"/>
-          </w:tcPr>
-          <w:p>
-            <w:pPr>
-              <w:spacing w:before="40" w:after="40"/>
-              <w:jc w:val="left"/>
-            </w:pPr>
-            <w:r/>
-            <w:r>
-              <w:rPr>
-                <w:b w:val="0"/>
-                <w:sz w:val="28"/>
-              </w:rPr>
-              <w:t>B05</w:t>
-            </w:r>
-          </w:p>
-        </w:tc>
-        <w:tc>
-          <w:tcPr>
-            <w:tcW w:type="dxa" w:w="4309"/>
-            <w:vAlign w:val="center"/>
-          </w:tcPr>
-          <w:p>
-            <w:pPr>
-              <w:spacing w:before="40" w:after="40"/>
-              <w:jc w:val="left"/>
-            </w:pPr>
-            <w:r/>
-            <w:r>
-              <w:rPr>
-                <w:b w:val="0"/>
-                <w:sz w:val="28"/>
-              </w:rPr>
-              <w:t>หน้าจัดการศูนย์และผู้ใช้</w:t>
-            </w:r>
-          </w:p>
-        </w:tc>
-        <w:tc>
-          <w:tcPr>
-            <w:tcW w:type="dxa" w:w="1134"/>
-            <w:vAlign w:val="center"/>
-          </w:tcPr>
-          <w:p>
-            <w:pPr>
-              <w:spacing w:before="40" w:after="40"/>
-              <w:jc w:val="left"/>
-            </w:pPr>
-            <w:r/>
-            <w:r>
-              <w:rPr>
-                <w:b w:val="0"/>
-                <w:sz w:val="28"/>
-              </w:rPr>
-              <w:t>F1</w:t>
-            </w:r>
-          </w:p>
-        </w:tc>
-        <w:tc>
-          <w:tcPr>
-            <w:tcW w:type="dxa" w:w="1134"/>
-            <w:vAlign w:val="center"/>
-          </w:tcPr>
-          <w:p>
-            <w:pPr>
-              <w:spacing w:before="40" w:after="40"/>
-              <w:jc w:val="left"/>
-            </w:pPr>
-            <w:r/>
-            <w:r>
-              <w:rPr>
-                <w:b w:val="0"/>
-                <w:sz w:val="28"/>
-              </w:rPr>
-              <w:t>กลาง</w:t>
-            </w:r>
-          </w:p>
-        </w:tc>
-        <w:tc>
-          <w:tcPr>
-            <w:tcW w:type="dxa" w:w="907"/>
-            <w:vAlign w:val="center"/>
-          </w:tcPr>
-          <w:p>
-            <w:pPr>
-              <w:spacing w:before="40" w:after="40"/>
-              <w:jc w:val="left"/>
-            </w:pPr>
-            <w:r/>
-            <w:r>
-              <w:rPr>
-                <w:b w:val="0"/>
-                <w:sz w:val="28"/>
-              </w:rPr>
-              <w:t>1</w:t>
-            </w:r>
-          </w:p>
-        </w:tc>
-      </w:tr>
-      <w:tr>
-        <w:tc>
-          <w:tcPr>
-            <w:tcW w:type="dxa" w:w="907"/>
-            <w:vAlign w:val="center"/>
-          </w:tcPr>
-          <w:p>
-            <w:pPr>
-              <w:spacing w:before="40" w:after="40"/>
-              <w:jc w:val="left"/>
-            </w:pPr>
-            <w:r/>
-            <w:r>
-              <w:rPr>
-                <w:b w:val="0"/>
-                <w:sz w:val="28"/>
-              </w:rPr>
-              <w:t>B06</w:t>
-            </w:r>
-          </w:p>
-        </w:tc>
-        <w:tc>
-          <w:tcPr>
-            <w:tcW w:type="dxa" w:w="4309"/>
-            <w:vAlign w:val="center"/>
-          </w:tcPr>
-          <w:p>
-            <w:pPr>
-              <w:spacing w:before="40" w:after="40"/>
-              <w:jc w:val="left"/>
-            </w:pPr>
-            <w:r/>
-            <w:r>
-              <w:rPr>
-                <w:b w:val="0"/>
-                <w:sz w:val="28"/>
-              </w:rPr>
-              <w:t>ฟอร์มรับของบริจาคพร้อมตรวจสอบข้อมูล</w:t>
-            </w:r>
-          </w:p>
-        </w:tc>
-        <w:tc>
-          <w:tcPr>
-            <w:tcW w:type="dxa" w:w="1134"/>
-            <w:vAlign w:val="center"/>
-          </w:tcPr>
-          <w:p>
-            <w:pPr>
-              <w:spacing w:before="40" w:after="40"/>
-              <w:jc w:val="left"/>
-            </w:pPr>
-            <w:r/>
-            <w:r>
-              <w:rPr>
-                <w:b w:val="0"/>
-                <w:sz w:val="28"/>
-              </w:rPr>
-              <w:t>F2</w:t>
-            </w:r>
-          </w:p>
-        </w:tc>
-        <w:tc>
-          <w:tcPr>
-            <w:tcW w:type="dxa" w:w="1134"/>
-            <w:vAlign w:val="center"/>
-          </w:tcPr>
-          <w:p>
-            <w:pPr>
-              <w:spacing w:before="40" w:after="40"/>
-              <w:jc w:val="left"/>
-            </w:pPr>
-            <w:r/>
-            <w:r>
-              <w:rPr>
-                <w:b w:val="0"/>
-                <w:sz w:val="28"/>
-              </w:rPr>
-              <w:t>สูง</w:t>
-            </w:r>
-          </w:p>
-        </w:tc>
-        <w:tc>
-          <w:tcPr>
-            <w:tcW w:type="dxa" w:w="907"/>
-            <w:vAlign w:val="center"/>
-          </w:tcPr>
-          <w:p>
-            <w:pPr>
-              <w:spacing w:before="40" w:after="40"/>
-              <w:jc w:val="left"/>
-            </w:pPr>
-            <w:r/>
-            <w:r>
-              <w:rPr>
-                <w:b w:val="0"/>
-                <w:sz w:val="28"/>
-              </w:rPr>
-              <w:t>1</w:t>
-            </w:r>
-          </w:p>
-        </w:tc>
-      </w:tr>
-      <w:tr>
-        <w:tc>
-          <w:tcPr>
-            <w:tcW w:type="dxa" w:w="907"/>
-            <w:vAlign w:val="center"/>
-          </w:tcPr>
-          <w:p>
-            <w:pPr>
-              <w:spacing w:before="40" w:after="40"/>
-              <w:jc w:val="left"/>
-            </w:pPr>
-            <w:r/>
-            <w:r>
-              <w:rPr>
-                <w:b w:val="0"/>
-                <w:sz w:val="28"/>
-              </w:rPr>
-              <w:t>B07</w:t>
-            </w:r>
-          </w:p>
-        </w:tc>
-        <w:tc>
-          <w:tcPr>
-            <w:tcW w:type="dxa" w:w="4309"/>
-            <w:vAlign w:val="center"/>
-          </w:tcPr>
-          <w:p>
-            <w:pPr>
-              <w:spacing w:before="40" w:after="40"/>
-              <w:jc w:val="left"/>
-            </w:pPr>
-            <w:r/>
-            <w:r>
-              <w:rPr>
-                <w:b w:val="0"/>
-                <w:sz w:val="28"/>
-              </w:rPr>
-              <w:t>หน้ารายการของที่รับเข้าและค้นหา</w:t>
-            </w:r>
-          </w:p>
-        </w:tc>
-        <w:tc>
-          <w:tcPr>
-            <w:tcW w:type="dxa" w:w="1134"/>
-            <w:vAlign w:val="center"/>
-          </w:tcPr>
-          <w:p>
-            <w:pPr>
-              <w:spacing w:before="40" w:after="40"/>
-              <w:jc w:val="left"/>
-            </w:pPr>
-            <w:r/>
-            <w:r>
-              <w:rPr>
-                <w:b w:val="0"/>
-                <w:sz w:val="28"/>
-              </w:rPr>
-              <w:t>F2</w:t>
-            </w:r>
-          </w:p>
-        </w:tc>
-        <w:tc>
-          <w:tcPr>
-            <w:tcW w:type="dxa" w:w="1134"/>
-            <w:vAlign w:val="center"/>
-          </w:tcPr>
-          <w:p>
-            <w:pPr>
-              <w:spacing w:before="40" w:after="40"/>
-              <w:jc w:val="left"/>
-            </w:pPr>
-            <w:r/>
-            <w:r>
-              <w:rPr>
-                <w:b w:val="0"/>
-                <w:sz w:val="28"/>
-              </w:rPr>
-              <w:t>กลาง</w:t>
-            </w:r>
-          </w:p>
-        </w:tc>
-        <w:tc>
-          <w:tcPr>
-            <w:tcW w:type="dxa" w:w="907"/>
-            <w:vAlign w:val="center"/>
-          </w:tcPr>
-          <w:p>
-            <w:pPr>
-              <w:spacing w:before="40" w:after="40"/>
-              <w:jc w:val="left"/>
-            </w:pPr>
-            <w:r/>
-            <w:r>
-              <w:rPr>
-                <w:b w:val="0"/>
-                <w:sz w:val="28"/>
-              </w:rPr>
-              <w:t>2</w:t>
-            </w:r>
-          </w:p>
-        </w:tc>
-      </w:tr>
-      <w:tr>
-        <w:tc>
-          <w:tcPr>
-            <w:tcW w:type="dxa" w:w="907"/>
-            <w:vAlign w:val="center"/>
-          </w:tcPr>
-          <w:p>
-            <w:pPr>
-              <w:spacing w:before="40" w:after="40"/>
-              <w:jc w:val="left"/>
-            </w:pPr>
-            <w:r/>
-            <w:r>
-              <w:rPr>
-                <w:b w:val="0"/>
-                <w:sz w:val="28"/>
-              </w:rPr>
-              <w:t>B08</w:t>
-            </w:r>
-          </w:p>
-        </w:tc>
-        <w:tc>
-          <w:tcPr>
-            <w:tcW w:type="dxa" w:w="4309"/>
-            <w:vAlign w:val="center"/>
-          </w:tcPr>
-          <w:p>
-            <w:pPr>
-              <w:spacing w:before="40" w:after="40"/>
-              <w:jc w:val="left"/>
-            </w:pPr>
-            <w:r/>
-            <w:r>
-              <w:rPr>
-                <w:b w:val="0"/>
-                <w:sz w:val="28"/>
-              </w:rPr>
-              <w:t>หน้าคลัง ยอดคงเหลือแยกหมวดหมู่</w:t>
-            </w:r>
-          </w:p>
-        </w:tc>
-        <w:tc>
-          <w:tcPr>
-            <w:tcW w:type="dxa" w:w="1134"/>
-            <w:vAlign w:val="center"/>
-          </w:tcPr>
-          <w:p>
-            <w:pPr>
-              <w:spacing w:before="40" w:after="40"/>
-              <w:jc w:val="left"/>
-            </w:pPr>
-            <w:r/>
-            <w:r>
-              <w:rPr>
-                <w:b w:val="0"/>
-                <w:sz w:val="28"/>
-              </w:rPr>
-              <w:t>F3</w:t>
-            </w:r>
-          </w:p>
-        </w:tc>
-        <w:tc>
-          <w:tcPr>
-            <w:tcW w:type="dxa" w:w="1134"/>
-            <w:vAlign w:val="center"/>
-          </w:tcPr>
-          <w:p>
-            <w:pPr>
-              <w:spacing w:before="40" w:after="40"/>
-              <w:jc w:val="left"/>
-            </w:pPr>
-            <w:r/>
-            <w:r>
-              <w:rPr>
-                <w:b w:val="0"/>
-                <w:sz w:val="28"/>
-              </w:rPr>
-              <w:t>สูง</w:t>
-            </w:r>
-          </w:p>
-        </w:tc>
-        <w:tc>
-          <w:tcPr>
-            <w:tcW w:type="dxa" w:w="907"/>
-            <w:vAlign w:val="center"/>
-          </w:tcPr>
-          <w:p>
-            <w:pPr>
-              <w:spacing w:before="40" w:after="40"/>
-              <w:jc w:val="left"/>
-            </w:pPr>
-            <w:r/>
-            <w:r>
-              <w:rPr>
-                <w:b w:val="0"/>
-                <w:sz w:val="28"/>
-              </w:rPr>
-              <w:t>2</w:t>
-            </w:r>
-          </w:p>
-        </w:tc>
-      </w:tr>
-      <w:tr>
-        <w:tc>
-          <w:tcPr>
-            <w:tcW w:type="dxa" w:w="907"/>
-            <w:vAlign w:val="center"/>
-          </w:tcPr>
-          <w:p>
-            <w:pPr>
-              <w:spacing w:before="40" w:after="40"/>
-              <w:jc w:val="left"/>
-            </w:pPr>
-            <w:r/>
-            <w:r>
-              <w:rPr>
-                <w:b w:val="0"/>
-                <w:sz w:val="28"/>
-              </w:rPr>
-              <w:t>B09</w:t>
-            </w:r>
-          </w:p>
-        </w:tc>
-        <w:tc>
-          <w:tcPr>
-            <w:tcW w:type="dxa" w:w="4309"/>
-            <w:vAlign w:val="center"/>
-          </w:tcPr>
-          <w:p>
-            <w:pPr>
-              <w:spacing w:before="40" w:after="40"/>
-              <w:jc w:val="left"/>
-            </w:pPr>
-            <w:r/>
-            <w:r>
-              <w:rPr>
-                <w:b w:val="0"/>
-                <w:sz w:val="28"/>
-              </w:rPr>
-              <w:t>ฟอร์มสร้างคำขอและหน้ารายการคำขอ</w:t>
-            </w:r>
-          </w:p>
-        </w:tc>
-        <w:tc>
-          <w:tcPr>
-            <w:tcW w:type="dxa" w:w="1134"/>
-            <w:vAlign w:val="center"/>
-          </w:tcPr>
-          <w:p>
-            <w:pPr>
-              <w:spacing w:before="40" w:after="40"/>
-              <w:jc w:val="left"/>
-            </w:pPr>
-            <w:r/>
-            <w:r>
-              <w:rPr>
-                <w:b w:val="0"/>
-                <w:sz w:val="28"/>
-              </w:rPr>
-              <w:t>F4</w:t>
-            </w:r>
-          </w:p>
-        </w:tc>
-        <w:tc>
-          <w:tcPr>
-            <w:tcW w:type="dxa" w:w="1134"/>
-            <w:vAlign w:val="center"/>
-          </w:tcPr>
-          <w:p>
-            <w:pPr>
-              <w:spacing w:before="40" w:after="40"/>
-              <w:jc w:val="left"/>
-            </w:pPr>
-            <w:r/>
-            <w:r>
-              <w:rPr>
-                <w:b w:val="0"/>
-                <w:sz w:val="28"/>
-              </w:rPr>
-              <w:t>สูง</w:t>
-            </w:r>
-          </w:p>
-        </w:tc>
-        <w:tc>
-          <w:tcPr>
-            <w:tcW w:type="dxa" w:w="907"/>
-            <w:vAlign w:val="center"/>
-          </w:tcPr>
-          <w:p>
-            <w:pPr>
-              <w:spacing w:before="40" w:after="40"/>
-              <w:jc w:val="left"/>
-            </w:pPr>
-            <w:r/>
-            <w:r>
-              <w:rPr>
-                <w:b w:val="0"/>
-                <w:sz w:val="28"/>
-              </w:rPr>
-              <w:t>2</w:t>
-            </w:r>
-          </w:p>
-        </w:tc>
-      </w:tr>
-      <w:tr>
-        <w:tc>
-          <w:tcPr>
-            <w:tcW w:type="dxa" w:w="907"/>
-            <w:vAlign w:val="center"/>
-          </w:tcPr>
-          <w:p>
-            <w:pPr>
-              <w:spacing w:before="40" w:after="40"/>
-              <w:jc w:val="left"/>
-            </w:pPr>
-            <w:r/>
-            <w:r>
-              <w:rPr>
-                <w:b w:val="0"/>
-                <w:sz w:val="28"/>
-              </w:rPr>
-              <w:t>B10</w:t>
-            </w:r>
-          </w:p>
-        </w:tc>
-        <w:tc>
-          <w:tcPr>
-            <w:tcW w:type="dxa" w:w="4309"/>
-            <w:vAlign w:val="center"/>
-          </w:tcPr>
-          <w:p>
-            <w:pPr>
-              <w:spacing w:before="40" w:after="40"/>
-              <w:jc w:val="left"/>
-            </w:pPr>
-            <w:r/>
-            <w:r>
-              <w:rPr>
-                <w:b w:val="0"/>
-                <w:sz w:val="28"/>
-              </w:rPr>
-              <w:t>ฟังก์ชันตัดยอดในฐานข้อมูล (หัวใจระบบ)</w:t>
-            </w:r>
-          </w:p>
-        </w:tc>
-        <w:tc>
-          <w:tcPr>
-            <w:tcW w:type="dxa" w:w="1134"/>
-            <w:vAlign w:val="center"/>
-          </w:tcPr>
-          <w:p>
-            <w:pPr>
-              <w:spacing w:before="40" w:after="40"/>
-              <w:jc w:val="left"/>
-            </w:pPr>
-            <w:r/>
-            <w:r>
-              <w:rPr>
-                <w:b w:val="0"/>
-                <w:sz w:val="28"/>
-              </w:rPr>
-              <w:t>F5</w:t>
-            </w:r>
-          </w:p>
-        </w:tc>
-        <w:tc>
-          <w:tcPr>
-            <w:tcW w:type="dxa" w:w="1134"/>
-            <w:vAlign w:val="center"/>
-          </w:tcPr>
-          <w:p>
-            <w:pPr>
-              <w:spacing w:before="40" w:after="40"/>
-              <w:jc w:val="left"/>
-            </w:pPr>
-            <w:r/>
-            <w:r>
-              <w:rPr>
-                <w:b w:val="0"/>
-                <w:sz w:val="28"/>
-              </w:rPr>
-              <w:t>สูงสุด</w:t>
-            </w:r>
-          </w:p>
-        </w:tc>
-        <w:tc>
-          <w:tcPr>
-            <w:tcW w:type="dxa" w:w="907"/>
-            <w:vAlign w:val="center"/>
-          </w:tcPr>
-          <w:p>
-            <w:pPr>
-              <w:spacing w:before="40" w:after="40"/>
-              <w:jc w:val="left"/>
-            </w:pPr>
-            <w:r/>
-            <w:r>
-              <w:rPr>
-                <w:b w:val="0"/>
-                <w:sz w:val="28"/>
-              </w:rPr>
-              <w:t>2</w:t>
-            </w:r>
-          </w:p>
-        </w:tc>
-      </w:tr>
-      <w:tr>
-        <w:tc>
-          <w:tcPr>
-            <w:tcW w:type="dxa" w:w="907"/>
-            <w:vAlign w:val="center"/>
-          </w:tcPr>
-          <w:p>
-            <w:pPr>
-              <w:spacing w:before="40" w:after="40"/>
-              <w:jc w:val="left"/>
-            </w:pPr>
-            <w:r/>
-            <w:r>
-              <w:rPr>
-                <w:b w:val="0"/>
-                <w:sz w:val="28"/>
-              </w:rPr>
-              <w:t>B11</w:t>
-            </w:r>
-          </w:p>
-        </w:tc>
-        <w:tc>
-          <w:tcPr>
-            <w:tcW w:type="dxa" w:w="4309"/>
-            <w:vAlign w:val="center"/>
-          </w:tcPr>
-          <w:p>
-            <w:pPr>
-              <w:spacing w:before="40" w:after="40"/>
-              <w:jc w:val="left"/>
-            </w:pPr>
-            <w:r/>
-            <w:r>
-              <w:rPr>
-                <w:b w:val="0"/>
-                <w:sz w:val="28"/>
-              </w:rPr>
-              <w:t>หน้าจัดสรร เลือกล็อตตามวันหมดอายุ</w:t>
-            </w:r>
-          </w:p>
-        </w:tc>
-        <w:tc>
-          <w:tcPr>
-            <w:tcW w:type="dxa" w:w="1134"/>
-            <w:vAlign w:val="center"/>
-          </w:tcPr>
-          <w:p>
-            <w:pPr>
-              <w:spacing w:before="40" w:after="40"/>
-              <w:jc w:val="left"/>
-            </w:pPr>
-            <w:r/>
-            <w:r>
-              <w:rPr>
-                <w:b w:val="0"/>
-                <w:sz w:val="28"/>
-              </w:rPr>
-              <w:t>F5</w:t>
-            </w:r>
-          </w:p>
-        </w:tc>
-        <w:tc>
-          <w:tcPr>
-            <w:tcW w:type="dxa" w:w="1134"/>
-            <w:vAlign w:val="center"/>
-          </w:tcPr>
-          <w:p>
-            <w:pPr>
-              <w:spacing w:before="40" w:after="40"/>
-              <w:jc w:val="left"/>
-            </w:pPr>
-            <w:r/>
-            <w:r>
-              <w:rPr>
-                <w:b w:val="0"/>
-                <w:sz w:val="28"/>
-              </w:rPr>
-              <w:t>สูง</w:t>
-            </w:r>
-          </w:p>
-        </w:tc>
-        <w:tc>
-          <w:tcPr>
-            <w:tcW w:type="dxa" w:w="907"/>
-            <w:vAlign w:val="center"/>
-          </w:tcPr>
-          <w:p>
-            <w:pPr>
-              <w:spacing w:before="40" w:after="40"/>
-              <w:jc w:val="left"/>
-            </w:pPr>
-            <w:r/>
-            <w:r>
-              <w:rPr>
-                <w:b w:val="0"/>
-                <w:sz w:val="28"/>
-              </w:rPr>
-              <w:t>2</w:t>
-            </w:r>
-          </w:p>
-        </w:tc>
-      </w:tr>
-      <w:tr>
-        <w:tc>
-          <w:tcPr>
-            <w:tcW w:type="dxa" w:w="907"/>
-            <w:vAlign w:val="center"/>
-          </w:tcPr>
-          <w:p>
-            <w:pPr>
-              <w:spacing w:before="40" w:after="40"/>
-              <w:jc w:val="left"/>
-            </w:pPr>
-            <w:r/>
-            <w:r>
-              <w:rPr>
-                <w:b w:val="0"/>
-                <w:sz w:val="28"/>
-              </w:rPr>
-              <w:t>B12</w:t>
-            </w:r>
-          </w:p>
-        </w:tc>
-        <w:tc>
-          <w:tcPr>
-            <w:tcW w:type="dxa" w:w="4309"/>
-            <w:vAlign w:val="center"/>
-          </w:tcPr>
-          <w:p>
-            <w:pPr>
-              <w:spacing w:before="40" w:after="40"/>
-              <w:jc w:val="left"/>
-            </w:pPr>
-            <w:r/>
-            <w:r>
-              <w:rPr>
-                <w:b w:val="0"/>
-                <w:sz w:val="28"/>
-              </w:rPr>
-              <w:t>ยืนยันส่งมอบและยกเลิกการจัดสรร</w:t>
-            </w:r>
-          </w:p>
-        </w:tc>
-        <w:tc>
-          <w:tcPr>
-            <w:tcW w:type="dxa" w:w="1134"/>
-            <w:vAlign w:val="center"/>
-          </w:tcPr>
-          <w:p>
-            <w:pPr>
-              <w:spacing w:before="40" w:after="40"/>
-              <w:jc w:val="left"/>
-            </w:pPr>
-            <w:r/>
-            <w:r>
-              <w:rPr>
-                <w:b w:val="0"/>
-                <w:sz w:val="28"/>
-              </w:rPr>
-              <w:t>F5</w:t>
-            </w:r>
-          </w:p>
-        </w:tc>
-        <w:tc>
-          <w:tcPr>
-            <w:tcW w:type="dxa" w:w="1134"/>
-            <w:vAlign w:val="center"/>
-          </w:tcPr>
-          <w:p>
-            <w:pPr>
-              <w:spacing w:before="40" w:after="40"/>
-              <w:jc w:val="left"/>
-            </w:pPr>
-            <w:r/>
-            <w:r>
-              <w:rPr>
-                <w:b w:val="0"/>
-                <w:sz w:val="28"/>
-              </w:rPr>
-              <w:t>กลาง</w:t>
-            </w:r>
-          </w:p>
-        </w:tc>
-        <w:tc>
-          <w:tcPr>
-            <w:tcW w:type="dxa" w:w="907"/>
-            <w:vAlign w:val="center"/>
-          </w:tcPr>
-          <w:p>
-            <w:pPr>
-              <w:spacing w:before="40" w:after="40"/>
-              <w:jc w:val="left"/>
-            </w:pPr>
-            <w:r/>
-            <w:r>
-              <w:rPr>
-                <w:b w:val="0"/>
-                <w:sz w:val="28"/>
-              </w:rPr>
-              <w:t>2</w:t>
-            </w:r>
-          </w:p>
-        </w:tc>
-      </w:tr>
-      <w:tr>
-        <w:tc>
-          <w:tcPr>
-            <w:tcW w:type="dxa" w:w="907"/>
-            <w:vAlign w:val="center"/>
-          </w:tcPr>
-          <w:p>
-            <w:pPr>
-              <w:spacing w:before="40" w:after="40"/>
-              <w:jc w:val="left"/>
-            </w:pPr>
-            <w:r/>
-            <w:r>
-              <w:rPr>
-                <w:b w:val="0"/>
-                <w:sz w:val="28"/>
-              </w:rPr>
-              <w:t>B13</w:t>
-            </w:r>
-          </w:p>
-        </w:tc>
-        <w:tc>
-          <w:tcPr>
-            <w:tcW w:type="dxa" w:w="4309"/>
-            <w:vAlign w:val="center"/>
-          </w:tcPr>
-          <w:p>
-            <w:pPr>
-              <w:spacing w:before="40" w:after="40"/>
-              <w:jc w:val="left"/>
-            </w:pPr>
-            <w:r/>
-            <w:r>
-              <w:rPr>
-                <w:b w:val="0"/>
-                <w:sz w:val="28"/>
-              </w:rPr>
-              <w:t>หน้าสรุปภาพรวมและของใกล้หมดอายุ</w:t>
-            </w:r>
-          </w:p>
-        </w:tc>
-        <w:tc>
-          <w:tcPr>
-            <w:tcW w:type="dxa" w:w="1134"/>
-            <w:vAlign w:val="center"/>
-          </w:tcPr>
-          <w:p>
-            <w:pPr>
-              <w:spacing w:before="40" w:after="40"/>
-              <w:jc w:val="left"/>
-            </w:pPr>
-            <w:r/>
-            <w:r>
-              <w:rPr>
-                <w:b w:val="0"/>
-                <w:sz w:val="28"/>
-              </w:rPr>
-              <w:t>F3</w:t>
-            </w:r>
-          </w:p>
-        </w:tc>
-        <w:tc>
-          <w:tcPr>
-            <w:tcW w:type="dxa" w:w="1134"/>
-            <w:vAlign w:val="center"/>
-          </w:tcPr>
-          <w:p>
-            <w:pPr>
-              <w:spacing w:before="40" w:after="40"/>
-              <w:jc w:val="left"/>
-            </w:pPr>
-            <w:r/>
-            <w:r>
-              <w:rPr>
-                <w:b w:val="0"/>
-                <w:sz w:val="28"/>
-              </w:rPr>
-              <w:t>กลาง</w:t>
-            </w:r>
-          </w:p>
-        </w:tc>
-        <w:tc>
-          <w:tcPr>
-            <w:tcW w:type="dxa" w:w="907"/>
-            <w:vAlign w:val="center"/>
-          </w:tcPr>
-          <w:p>
-            <w:pPr>
-              <w:spacing w:before="40" w:after="40"/>
-              <w:jc w:val="left"/>
-            </w:pPr>
-            <w:r/>
-            <w:r>
-              <w:rPr>
-                <w:b w:val="0"/>
-                <w:sz w:val="28"/>
-              </w:rPr>
-              <w:t>2</w:t>
-            </w:r>
-          </w:p>
-        </w:tc>
-      </w:tr>
-      <w:tr>
-        <w:tc>
-          <w:tcPr>
-            <w:tcW w:type="dxa" w:w="907"/>
-            <w:vAlign w:val="center"/>
-          </w:tcPr>
-          <w:p>
-            <w:pPr>
-              <w:spacing w:before="40" w:after="40"/>
-              <w:jc w:val="left"/>
-            </w:pPr>
-            <w:r/>
-            <w:r>
-              <w:rPr>
-                <w:b w:val="0"/>
-                <w:sz w:val="28"/>
-              </w:rPr>
-              <w:t>B14</w:t>
-            </w:r>
-          </w:p>
-        </w:tc>
-        <w:tc>
-          <w:tcPr>
-            <w:tcW w:type="dxa" w:w="4309"/>
-            <w:vAlign w:val="center"/>
-          </w:tcPr>
-          <w:p>
-            <w:pPr>
-              <w:spacing w:before="40" w:after="40"/>
-              <w:jc w:val="left"/>
-            </w:pPr>
-            <w:r/>
-            <w:r>
-              <w:rPr>
-                <w:b w:val="0"/>
-                <w:sz w:val="28"/>
-              </w:rPr>
-              <w:t>แผนภูมิของที่ขาดแคลนมากที่สุด</w:t>
-            </w:r>
-          </w:p>
-        </w:tc>
-        <w:tc>
-          <w:tcPr>
-            <w:tcW w:type="dxa" w:w="1134"/>
-            <w:vAlign w:val="center"/>
-          </w:tcPr>
-          <w:p>
-            <w:pPr>
-              <w:spacing w:before="40" w:after="40"/>
-              <w:jc w:val="left"/>
-            </w:pPr>
-            <w:r/>
-            <w:r>
-              <w:rPr>
-                <w:b w:val="0"/>
-                <w:sz w:val="28"/>
-              </w:rPr>
-              <w:t>F3</w:t>
-            </w:r>
-          </w:p>
-        </w:tc>
-        <w:tc>
-          <w:tcPr>
-            <w:tcW w:type="dxa" w:w="1134"/>
-            <w:vAlign w:val="center"/>
-          </w:tcPr>
-          <w:p>
-            <w:pPr>
-              <w:spacing w:before="40" w:after="40"/>
-              <w:jc w:val="left"/>
-            </w:pPr>
-            <w:r/>
-            <w:r>
-              <w:rPr>
-                <w:b w:val="0"/>
-                <w:sz w:val="28"/>
-              </w:rPr>
-              <w:t>ต่ำ</w:t>
-            </w:r>
-          </w:p>
-        </w:tc>
-        <w:tc>
-          <w:tcPr>
-            <w:tcW w:type="dxa" w:w="907"/>
-            <w:vAlign w:val="center"/>
-          </w:tcPr>
-          <w:p>
-            <w:pPr>
-              <w:spacing w:before="40" w:after="40"/>
-              <w:jc w:val="left"/>
-            </w:pPr>
-            <w:r/>
-            <w:r>
-              <w:rPr>
-                <w:b w:val="0"/>
-                <w:sz w:val="28"/>
-              </w:rPr>
-              <w:t>2</w:t>
-            </w:r>
-          </w:p>
-        </w:tc>
-      </w:tr>
-      <w:tr>
-        <w:tc>
-          <w:tcPr>
-            <w:tcW w:type="dxa" w:w="907"/>
-            <w:vAlign w:val="center"/>
-          </w:tcPr>
-          <w:p>
-            <w:pPr>
-              <w:spacing w:before="40" w:after="40"/>
-              <w:jc w:val="left"/>
-            </w:pPr>
-            <w:r/>
-            <w:r>
-              <w:rPr>
-                <w:b w:val="0"/>
-                <w:sz w:val="28"/>
-              </w:rPr>
-              <w:t>B17</w:t>
-            </w:r>
-          </w:p>
-        </w:tc>
-        <w:tc>
-          <w:tcPr>
-            <w:tcW w:type="dxa" w:w="4309"/>
-            <w:vAlign w:val="center"/>
-          </w:tcPr>
-          <w:p>
-            <w:pPr>
-              <w:spacing w:before="40" w:after="40"/>
-              <w:jc w:val="left"/>
-            </w:pPr>
-            <w:r/>
-            <w:r>
-              <w:rPr>
-                <w:b w:val="0"/>
-                <w:sz w:val="28"/>
-              </w:rPr>
-              <w:t>ทะเบียนผู้บริจาคและค้นหา</w:t>
-            </w:r>
-          </w:p>
-        </w:tc>
-        <w:tc>
-          <w:tcPr>
-            <w:tcW w:type="dxa" w:w="1134"/>
-            <w:vAlign w:val="center"/>
-          </w:tcPr>
-          <w:p>
-            <w:pPr>
-              <w:spacing w:before="40" w:after="40"/>
-              <w:jc w:val="left"/>
-            </w:pPr>
-            <w:r/>
-            <w:r>
-              <w:rPr>
-                <w:b w:val="0"/>
-                <w:sz w:val="28"/>
-              </w:rPr>
-              <w:t>F6</w:t>
-            </w:r>
-          </w:p>
-        </w:tc>
-        <w:tc>
-          <w:tcPr>
-            <w:tcW w:type="dxa" w:w="1134"/>
-            <w:vAlign w:val="center"/>
-          </w:tcPr>
-          <w:p>
-            <w:pPr>
-              <w:spacing w:before="40" w:after="40"/>
-              <w:jc w:val="left"/>
-            </w:pPr>
-            <w:r/>
-            <w:r>
-              <w:rPr>
-                <w:b w:val="0"/>
-                <w:sz w:val="28"/>
-              </w:rPr>
-              <w:t>สูง</w:t>
-            </w:r>
-          </w:p>
-        </w:tc>
-        <w:tc>
-          <w:tcPr>
-            <w:tcW w:type="dxa" w:w="907"/>
-            <w:vAlign w:val="center"/>
-          </w:tcPr>
-          <w:p>
-            <w:pPr>
-              <w:spacing w:before="40" w:after="40"/>
-              <w:jc w:val="left"/>
-            </w:pPr>
-            <w:r/>
-            <w:r>
-              <w:rPr>
-                <w:b w:val="0"/>
-                <w:sz w:val="28"/>
-              </w:rPr>
-              <w:t>1</w:t>
-            </w:r>
-          </w:p>
-        </w:tc>
-      </w:tr>
-      <w:tr>
-        <w:tc>
-          <w:tcPr>
-            <w:tcW w:type="dxa" w:w="907"/>
-            <w:vAlign w:val="center"/>
-          </w:tcPr>
-          <w:p>
-            <w:pPr>
-              <w:spacing w:before="40" w:after="40"/>
-              <w:jc w:val="left"/>
-            </w:pPr>
-            <w:r/>
-            <w:r>
-              <w:rPr>
-                <w:b w:val="0"/>
-                <w:sz w:val="28"/>
-              </w:rPr>
-              <w:t>B18</w:t>
-            </w:r>
-          </w:p>
-        </w:tc>
-        <w:tc>
-          <w:tcPr>
-            <w:tcW w:type="dxa" w:w="4309"/>
-            <w:vAlign w:val="center"/>
-          </w:tcPr>
-          <w:p>
-            <w:pPr>
-              <w:spacing w:before="40" w:after="40"/>
-              <w:jc w:val="left"/>
-            </w:pPr>
-            <w:r/>
-            <w:r>
-              <w:rPr>
-                <w:b w:val="0"/>
-                <w:sz w:val="28"/>
-              </w:rPr>
-              <w:t>หน้าประวัติการบริจาครายบุคคล</w:t>
-            </w:r>
-          </w:p>
-        </w:tc>
-        <w:tc>
-          <w:tcPr>
-            <w:tcW w:type="dxa" w:w="1134"/>
-            <w:vAlign w:val="center"/>
-          </w:tcPr>
-          <w:p>
-            <w:pPr>
-              <w:spacing w:before="40" w:after="40"/>
-              <w:jc w:val="left"/>
-            </w:pPr>
-            <w:r/>
-            <w:r>
-              <w:rPr>
-                <w:b w:val="0"/>
-                <w:sz w:val="28"/>
-              </w:rPr>
-              <w:t>F6</w:t>
-            </w:r>
-          </w:p>
-        </w:tc>
-        <w:tc>
-          <w:tcPr>
-            <w:tcW w:type="dxa" w:w="1134"/>
-            <w:vAlign w:val="center"/>
-          </w:tcPr>
-          <w:p>
-            <w:pPr>
-              <w:spacing w:before="40" w:after="40"/>
-              <w:jc w:val="left"/>
-            </w:pPr>
-            <w:r/>
-            <w:r>
-              <w:rPr>
-                <w:b w:val="0"/>
-                <w:sz w:val="28"/>
-              </w:rPr>
-              <w:t>กลาง</w:t>
-            </w:r>
-          </w:p>
-        </w:tc>
-        <w:tc>
-          <w:tcPr>
-            <w:tcW w:type="dxa" w:w="907"/>
-            <w:vAlign w:val="center"/>
-          </w:tcPr>
-          <w:p>
-            <w:pPr>
-              <w:spacing w:before="40" w:after="40"/>
-              <w:jc w:val="left"/>
-            </w:pPr>
-            <w:r/>
-            <w:r>
-              <w:rPr>
-                <w:b w:val="0"/>
-                <w:sz w:val="28"/>
-              </w:rPr>
-              <w:t>2</w:t>
-            </w:r>
-          </w:p>
-        </w:tc>
-      </w:tr>
-      <w:tr>
-        <w:tc>
-          <w:tcPr>
-            <w:tcW w:type="dxa" w:w="907"/>
-            <w:vAlign w:val="center"/>
-          </w:tcPr>
-          <w:p>
-            <w:pPr>
-              <w:spacing w:before="40" w:after="40"/>
-              <w:jc w:val="left"/>
-            </w:pPr>
-            <w:r/>
-            <w:r>
-              <w:rPr>
-                <w:b w:val="0"/>
-                <w:sz w:val="28"/>
-              </w:rPr>
-              <w:t>B19</w:t>
-            </w:r>
-          </w:p>
-        </w:tc>
-        <w:tc>
-          <w:tcPr>
-            <w:tcW w:type="dxa" w:w="4309"/>
-            <w:vAlign w:val="center"/>
-          </w:tcPr>
-          <w:p>
-            <w:pPr>
-              <w:spacing w:before="40" w:after="40"/>
-              <w:jc w:val="left"/>
-            </w:pPr>
-            <w:r/>
-            <w:r>
-              <w:rPr>
-                <w:b w:val="0"/>
-                <w:sz w:val="28"/>
-              </w:rPr>
-              <w:t>ใบรับของบริจาคแบบพิมพ์ได้</w:t>
-            </w:r>
-          </w:p>
-        </w:tc>
-        <w:tc>
-          <w:tcPr>
-            <w:tcW w:type="dxa" w:w="1134"/>
-            <w:vAlign w:val="center"/>
-          </w:tcPr>
-          <w:p>
-            <w:pPr>
-              <w:spacing w:before="40" w:after="40"/>
-              <w:jc w:val="left"/>
-            </w:pPr>
-            <w:r/>
-            <w:r>
-              <w:rPr>
-                <w:b w:val="0"/>
-                <w:sz w:val="28"/>
-              </w:rPr>
-              <w:t>F6</w:t>
-            </w:r>
-          </w:p>
-        </w:tc>
-        <w:tc>
-          <w:tcPr>
-            <w:tcW w:type="dxa" w:w="1134"/>
-            <w:vAlign w:val="center"/>
-          </w:tcPr>
-          <w:p>
-            <w:pPr>
-              <w:spacing w:before="40" w:after="40"/>
-              <w:jc w:val="left"/>
-            </w:pPr>
-            <w:r/>
-            <w:r>
-              <w:rPr>
-                <w:b w:val="0"/>
-                <w:sz w:val="28"/>
-              </w:rPr>
-              <w:t>ต่ำ</w:t>
-            </w:r>
-          </w:p>
-        </w:tc>
-        <w:tc>
-          <w:tcPr>
-            <w:tcW w:type="dxa" w:w="907"/>
-            <w:vAlign w:val="center"/>
-          </w:tcPr>
-          <w:p>
-            <w:pPr>
-              <w:spacing w:before="40" w:after="40"/>
-              <w:jc w:val="left"/>
-            </w:pPr>
-            <w:r/>
-            <w:r>
-              <w:rPr>
-                <w:b w:val="0"/>
-                <w:sz w:val="28"/>
-              </w:rPr>
-              <w:t>2</w:t>
-            </w:r>
-          </w:p>
-        </w:tc>
-      </w:tr>
-      <w:tr>
-        <w:tc>
-          <w:tcPr>
-            <w:tcW w:type="dxa" w:w="907"/>
-            <w:vAlign w:val="center"/>
-          </w:tcPr>
-          <w:p>
-            <w:pPr>
-              <w:spacing w:before="40" w:after="40"/>
-              <w:jc w:val="left"/>
-            </w:pPr>
-            <w:r/>
-            <w:r>
-              <w:rPr>
-                <w:b w:val="0"/>
-                <w:sz w:val="28"/>
-              </w:rPr>
-              <w:t>B15</w:t>
-            </w:r>
-          </w:p>
-        </w:tc>
-        <w:tc>
-          <w:tcPr>
-            <w:tcW w:type="dxa" w:w="4309"/>
-            <w:vAlign w:val="center"/>
-          </w:tcPr>
-          <w:p>
-            <w:pPr>
-              <w:spacing w:before="40" w:after="40"/>
-              <w:jc w:val="left"/>
-            </w:pPr>
-            <w:r/>
-            <w:r>
-              <w:rPr>
-                <w:b w:val="0"/>
-                <w:sz w:val="28"/>
-              </w:rPr>
-              <w:t>เขียนและรันกรณีทดสอบพร้อมเก็บหลักฐาน</w:t>
-            </w:r>
-          </w:p>
-        </w:tc>
-        <w:tc>
-          <w:tcPr>
-            <w:tcW w:type="dxa" w:w="1134"/>
-            <w:vAlign w:val="center"/>
-          </w:tcPr>
-          <w:p>
-            <w:pPr>
-              <w:spacing w:before="40" w:after="40"/>
-              <w:jc w:val="left"/>
-            </w:pPr>
-            <w:r/>
-            <w:r>
-              <w:rPr>
-                <w:b w:val="0"/>
-                <w:sz w:val="28"/>
-              </w:rPr>
-              <w:t>ทุกคน</w:t>
-            </w:r>
-          </w:p>
-        </w:tc>
-        <w:tc>
-          <w:tcPr>
-            <w:tcW w:type="dxa" w:w="1134"/>
-            <w:vAlign w:val="center"/>
-          </w:tcPr>
-          <w:p>
-            <w:pPr>
-              <w:spacing w:before="40" w:after="40"/>
-              <w:jc w:val="left"/>
-            </w:pPr>
-            <w:r/>
-            <w:r>
-              <w:rPr>
-                <w:b w:val="0"/>
-                <w:sz w:val="28"/>
-              </w:rPr>
-              <w:t>สูง</w:t>
-            </w:r>
-          </w:p>
-        </w:tc>
-        <w:tc>
-          <w:tcPr>
-            <w:tcW w:type="dxa" w:w="907"/>
-            <w:vAlign w:val="center"/>
-          </w:tcPr>
-          <w:p>
-            <w:pPr>
-              <w:spacing w:before="40" w:after="40"/>
-              <w:jc w:val="left"/>
-            </w:pPr>
-            <w:r/>
-            <w:r>
-              <w:rPr>
-                <w:b w:val="0"/>
-                <w:sz w:val="28"/>
-              </w:rPr>
-              <w:t>2</w:t>
-            </w:r>
-          </w:p>
-        </w:tc>
-      </w:tr>
-      <w:tr>
-        <w:tc>
-          <w:tcPr>
-            <w:tcW w:type="dxa" w:w="907"/>
-            <w:vAlign w:val="center"/>
-          </w:tcPr>
-          <w:p>
-            <w:pPr>
-              <w:spacing w:before="40" w:after="40"/>
-              <w:jc w:val="left"/>
-            </w:pPr>
-            <w:r/>
-            <w:r>
-              <w:rPr>
-                <w:b w:val="0"/>
-                <w:sz w:val="28"/>
-              </w:rPr>
-              <w:t>B16</w:t>
-            </w:r>
-          </w:p>
-        </w:tc>
-        <w:tc>
-          <w:tcPr>
-            <w:tcW w:type="dxa" w:w="4309"/>
-            <w:vAlign w:val="center"/>
-          </w:tcPr>
-          <w:p>
-            <w:pPr>
-              <w:spacing w:before="40" w:after="40"/>
-              <w:jc w:val="left"/>
-            </w:pPr>
-            <w:r/>
-            <w:r>
-              <w:rPr>
-                <w:b w:val="0"/>
-                <w:sz w:val="28"/>
-              </w:rPr>
-              <w:t>นำขึ้นใช้งานจริงและตรวจสอบลิงก์</w:t>
-            </w:r>
-          </w:p>
-        </w:tc>
-        <w:tc>
-          <w:tcPr>
-            <w:tcW w:type="dxa" w:w="1134"/>
-            <w:vAlign w:val="center"/>
-          </w:tcPr>
-          <w:p>
-            <w:pPr>
-              <w:spacing w:before="40" w:after="40"/>
-              <w:jc w:val="left"/>
-            </w:pPr>
-            <w:r/>
-            <w:r>
-              <w:rPr>
-                <w:b w:val="0"/>
-                <w:sz w:val="28"/>
-              </w:rPr>
-              <w:t>—</w:t>
-            </w:r>
-          </w:p>
-        </w:tc>
-        <w:tc>
-          <w:tcPr>
-            <w:tcW w:type="dxa" w:w="1134"/>
-            <w:vAlign w:val="center"/>
-          </w:tcPr>
-          <w:p>
-            <w:pPr>
-              <w:spacing w:before="40" w:after="40"/>
-              <w:jc w:val="left"/>
-            </w:pPr>
-            <w:r/>
-            <w:r>
-              <w:rPr>
-                <w:b w:val="0"/>
-                <w:sz w:val="28"/>
-              </w:rPr>
-              <w:t>สูงสุด</w:t>
-            </w:r>
-          </w:p>
-        </w:tc>
-        <w:tc>
-          <w:tcPr>
-            <w:tcW w:type="dxa" w:w="907"/>
-            <w:vAlign w:val="center"/>
-          </w:tcPr>
-          <w:p>
-            <w:pPr>
-              <w:spacing w:before="40" w:after="40"/>
-              <w:jc w:val="left"/>
-            </w:pPr>
-            <w:r/>
-            <w:r>
-              <w:rPr>
-                <w:b w:val="0"/>
-                <w:sz w:val="28"/>
-              </w:rPr>
-              <w:t>2</w:t>
-            </w:r>
-          </w:p>
-        </w:tc>
-      </w:tr>
-    </w:tbl>
-    <w:p/>
-    <w:p>
-      <w:r>
-        <w:br w:type="page"/>
-      </w:r>
-    </w:p>
-    <w:p>
-      <w:pPr>
-        <w:pStyle w:val="Heading1"/>
-      </w:pPr>
-      <w:r>
-        <w:t>ภาคผนวก ค. รายละเอียดฟีเจอร์และผู้รับผิดชอบ</w:t>
-      </w:r>
-    </w:p>
-    <w:p>
-      <w:pPr>
-        <w:pStyle w:val="Heading2"/>
-      </w:pPr>
-      <w:r>
-        <w:t>F1 — บัญชีผู้ใช้และการจัดการศูนย์</w:t>
-      </w:r>
-    </w:p>
-    <w:p>
-      <w:r>
-        <w:rPr>
-          <w:b/>
-          <w:i w:val="0"/>
-        </w:rPr>
-        <w:t>ผู้รับผิดชอบ: กฤษฏิ์ธกาล สวัสดิภาพ (ทีม)</w:t>
-      </w:r>
-    </w:p>
-    <w:p>
-      <w:pPr>
-        <w:ind w:left="454"/>
-      </w:pPr>
-      <w:r>
-        <w:rPr>
-          <w:b w:val="0"/>
-          <w:i w:val="0"/>
-        </w:rPr>
-      </w:r>
-      <w:r>
-        <w:rPr>
-          <w:i/>
-        </w:rPr>
-        <w:t>ในฐานะหัวหน้าศูนย์รับบริจาค ฉันต้องการสร้างบัญชีให้เจ้าหน้าที่พร้อมกำหนดบทบาทและศูนย์ที่สังกัด เพื่อให้แต่ละคนแก้ไขได้เฉพาะข้อมูลของศูนย์ตัวเอง และป้องกันไม่ให้คนนอกเข้าถึงข้อมูลผู้บริจาค</w:t>
-      </w:r>
-    </w:p>
-    <w:p>
-      <w:r>
-        <w:rPr>
-          <w:b/>
-          <w:i w:val="0"/>
-        </w:rPr>
-        <w:t>สิ่งที่พัฒนา</w:t>
-      </w:r>
-    </w:p>
-    <w:p>
-      <w:pPr>
-        <w:pStyle w:val="ListBullet"/>
-        <w:spacing w:after="40"/>
-      </w:pPr>
-      <w:r>
-        <w:t>ระบบสมัครสมาชิกและเข้าสู่ระบบด้วยอีเมลและรหัสผ่าน พร้อมการยืนยันอีเมล</w:t>
-      </w:r>
-    </w:p>
-    <w:p>
-      <w:pPr>
-        <w:pStyle w:val="ListBullet"/>
-        <w:spacing w:after="40"/>
-      </w:pPr>
-      <w:r>
-        <w:t>สร้างข้อมูลผู้ใช้อัตโนมัติด้วยตัวดักจับเมื่อมีการสมัครใหม่</w:t>
-      </w:r>
-    </w:p>
-    <w:p>
-      <w:pPr>
-        <w:pStyle w:val="ListBullet"/>
-        <w:spacing w:after="40"/>
-      </w:pPr>
-      <w:r>
-        <w:t>กำหนดสิทธิ์ระดับแถวข้อมูล ให้เจ้าหน้าที่แก้ไขได้เฉพาะศูนย์ตัวเอง ส่วนผู้ดูแลแก้ได้ทุกศูนย์</w:t>
-      </w:r>
-    </w:p>
-    <w:p>
-      <w:pPr>
-        <w:pStyle w:val="ListBullet"/>
-        <w:spacing w:after="40"/>
-      </w:pPr>
-      <w:r>
-        <w:t>อัปโหลดรูปยืนยันตัวตนตอนสมัคร เก็บแยกเป็นโฟลเดอร์ของผู้ใช้แต่ละคน</w:t>
-      </w:r>
-    </w:p>
-    <w:p>
-      <w:pPr>
-        <w:pStyle w:val="ListBullet"/>
-        <w:spacing w:after="40"/>
-      </w:pPr>
-      <w:r>
-        <w:t>หน้าจัดการศูนย์ เพิ่ม แก้ไข และปิดใช้งาน</w:t>
-      </w:r>
-    </w:p>
-    <w:p/>
-    <w:p>
-      <w:pPr>
-        <w:pStyle w:val="Heading2"/>
-      </w:pPr>
-      <w:r>
-        <w:t>F2 — บันทึกของบริจาคเข้าคลัง</w:t>
-      </w:r>
-    </w:p>
-    <w:p>
-      <w:r>
-        <w:rPr>
-          <w:b/>
-          <w:i w:val="0"/>
-        </w:rPr>
-        <w:t>ผู้รับผิดชอบ: ชาลิสา นาคสอิ้ง (ชมพู่)</w:t>
-      </w:r>
-    </w:p>
-    <w:p>
-      <w:pPr>
-        <w:ind w:left="454"/>
-      </w:pPr>
-      <w:r>
-        <w:rPr>
-          <w:b w:val="0"/>
-          <w:i w:val="0"/>
-        </w:rPr>
-      </w:r>
-      <w:r>
-        <w:rPr>
-          <w:i/>
-        </w:rPr>
-        <w:t>ในฐานะเจ้าหน้าที่ประจำศูนย์รับบริจาค ฉันต้องการบันทึกรายการของที่ผู้บริจาคนำมาส่ง พร้อมจำนวนและวันหมดอายุ เพื่อให้รู้ว่าในคลังมีอะไรอยู่เท่าไรโดยไม่ต้องเดินนับของเอง</w:t>
-      </w:r>
-    </w:p>
-    <w:p>
-      <w:r>
-        <w:rPr>
-          <w:b/>
-          <w:i w:val="0"/>
-        </w:rPr>
-        <w:t>สิ่งที่พัฒนา</w:t>
-      </w:r>
-    </w:p>
-    <w:p>
-      <w:pPr>
-        <w:pStyle w:val="ListBullet"/>
-        <w:spacing w:after="40"/>
-      </w:pPr>
-      <w:r>
-        <w:t>ฟอร์มรับของ ระบุผู้บริจาค ชื่อของ หมวดหมู่ หน่วยนับ จำนวน และวันหมดอายุ</w:t>
-      </w:r>
-    </w:p>
-    <w:p>
-      <w:pPr>
-        <w:pStyle w:val="ListBullet"/>
-        <w:spacing w:after="40"/>
-      </w:pPr>
-      <w:r>
-        <w:t>ตั้งยอดคงเหลือให้เท่ากับยอดที่รับเข้าโดยอัตโนมัติ</w:t>
-      </w:r>
-    </w:p>
-    <w:p>
-      <w:pPr>
-        <w:pStyle w:val="ListBullet"/>
-        <w:spacing w:after="40"/>
-      </w:pPr>
-      <w:r>
-        <w:t>ตรวจสอบความถูกต้อง จำนวนต้องมากกว่าศูนย์ และวันหมดอายุต้องไม่ใช่วันที่ผ่านมาแล้ว</w:t>
-      </w:r>
-    </w:p>
-    <w:p>
-      <w:pPr>
-        <w:pStyle w:val="ListBullet"/>
-        <w:spacing w:after="40"/>
-      </w:pPr>
-      <w:r>
-        <w:t>ระบุข้อกำหนดด้านอาหาร ทั่วไป ฮาลาล หรือมังสวิรัติ เพื่อไม่ให้จ่ายผิดประเภท</w:t>
-      </w:r>
-    </w:p>
-    <w:p>
-      <w:pPr>
-        <w:pStyle w:val="ListBullet"/>
-        <w:spacing w:after="40"/>
-      </w:pPr>
-      <w:r>
-        <w:t>หน้ารายการของที่รับเข้าพร้อมช่องค้นหา และใบรับของที่พิมพ์ได้</w:t>
-      </w:r>
-    </w:p>
-    <w:p>
-      <w:pPr>
-        <w:pStyle w:val="ListBullet"/>
-        <w:spacing w:after="40"/>
-      </w:pPr>
-      <w:r>
-        <w:t>หน้าแจ้งความประสงค์บริจาคสำหรับประชาชนที่ไม่ได้เข้าสู่ระบบ เก็บข้อกำหนดด้านอาหาร และที่อยู่ผู้บริจาค แล้วส่งค่าต่อไปยังคลังและทะเบียนผู้บริจาคเมื่อเจ้าหน้าที่อนุมัติ</w:t>
-      </w:r>
-    </w:p>
-    <w:p/>
-    <w:p>
-      <w:pPr>
-        <w:pStyle w:val="Heading2"/>
-      </w:pPr>
-      <w:r>
-        <w:t>F3 — คลังสินค้าและหน้าสรุปภาพรวม</w:t>
-      </w:r>
-    </w:p>
-    <w:p>
-      <w:r>
-        <w:rPr>
-          <w:b/>
-          <w:i w:val="0"/>
-        </w:rPr>
-        <w:t>ผู้รับผิดชอบ: รัฐนันท์ ยิดนรดิน (มีน)</w:t>
-      </w:r>
-    </w:p>
-    <w:p>
-      <w:pPr>
-        <w:ind w:left="454"/>
-      </w:pPr>
-      <w:r>
-        <w:rPr>
-          <w:b w:val="0"/>
-          <w:i w:val="0"/>
-        </w:rPr>
-      </w:r>
-      <w:r>
-        <w:rPr>
-          <w:i/>
-        </w:rPr>
-        <w:t>ในฐานะหัวหน้าศูนย์ ฉันต้องการเห็นยอดคงเหลือแยกตามหมวดหมู่และรายการของที่ใกล้หมดอายุ เพื่อตัดสินใจได้ว่าควรเร่งจ่ายของชิ้นไหนออกก่อน และควรขอรับบริจาคอะไรเพิ่ม</w:t>
-      </w:r>
-    </w:p>
-    <w:p>
-      <w:r>
-        <w:rPr>
-          <w:b/>
-          <w:i w:val="0"/>
-        </w:rPr>
-        <w:t>สิ่งที่พัฒนา</w:t>
-      </w:r>
-    </w:p>
-    <w:p>
-      <w:pPr>
-        <w:pStyle w:val="ListBullet"/>
-        <w:spacing w:after="40"/>
-      </w:pPr>
-      <w:r>
-        <w:t>รวมยอดคงเหลือแยกตามหมวดหมู่และตามศูนย์</w:t>
-      </w:r>
-    </w:p>
-    <w:p>
-      <w:pPr>
-        <w:pStyle w:val="ListBullet"/>
-        <w:spacing w:after="40"/>
-      </w:pPr>
-      <w:r>
-        <w:t>การ์ดสรุป จำนวนล็อตในคลัง คำขอที่ยังไม่ปิด และรายการของใกล้หมดอายุ</w:t>
-      </w:r>
-    </w:p>
-    <w:p>
-      <w:pPr>
-        <w:pStyle w:val="ListBullet"/>
-        <w:spacing w:after="40"/>
-      </w:pPr>
-      <w:r>
-        <w:t>ตารางของใกล้หมดอายุภายใน 7 วัน เรียงจากใกล้ที่สุด พร้อมทำเครื่องหมายของที่หมดอายุแล้ว</w:t>
-      </w:r>
-    </w:p>
-    <w:p>
-      <w:pPr>
-        <w:pStyle w:val="ListBullet"/>
-        <w:spacing w:after="40"/>
-      </w:pPr>
-      <w:r>
-        <w:t>แผนภูมิแสดงสัดส่วนของในคลังและรายการที่ขาดแคลนมากที่สุด</w:t>
-      </w:r>
-    </w:p>
-    <w:p>
-      <w:pPr>
-        <w:pStyle w:val="ListBullet"/>
-        <w:spacing w:after="40"/>
-      </w:pPr>
-      <w:r>
-        <w:t>ตัวกรองตามหมวดหมู่ ศูนย์ และข้อกำหนดด้านอาหาร</w:t>
-      </w:r>
-    </w:p>
-    <w:p/>
-    <w:p>
-      <w:pPr>
-        <w:pStyle w:val="Heading2"/>
-      </w:pPr>
-      <w:r>
-        <w:t>F4 — คำขอจากศูนย์พักพิง</w:t>
-      </w:r>
-    </w:p>
-    <w:p>
-      <w:r>
-        <w:rPr>
-          <w:b/>
-          <w:i w:val="0"/>
-        </w:rPr>
-        <w:t>ผู้รับผิดชอบ: สรียา นาคาพิศ (ฟี่)</w:t>
-      </w:r>
-    </w:p>
-    <w:p>
-      <w:pPr>
-        <w:ind w:left="454"/>
-      </w:pPr>
-      <w:r>
-        <w:rPr>
-          <w:b w:val="0"/>
-          <w:i w:val="0"/>
-        </w:rPr>
-      </w:r>
-      <w:r>
-        <w:rPr>
-          <w:i/>
-        </w:rPr>
-        <w:t>ในฐานะเจ้าหน้าที่ศูนย์พักพิง ฉันต้องการแจ้งความต้องการของใช้พร้อมระบุระดับความเร่งด่วน เพื่อให้ศูนย์รับบริจาคจัดส่งของที่จำเป็นจริงมาให้ แทนที่จะได้ของที่มีอยู่แล้ว</w:t>
-      </w:r>
-    </w:p>
-    <w:p>
-      <w:r>
-        <w:rPr>
-          <w:b/>
-          <w:i w:val="0"/>
-        </w:rPr>
-        <w:t>สิ่งที่พัฒนา</w:t>
-      </w:r>
-    </w:p>
-    <w:p>
-      <w:pPr>
-        <w:pStyle w:val="ListBullet"/>
-        <w:spacing w:after="40"/>
-      </w:pPr>
-      <w:r>
-        <w:t>ฟอร์มสร้างคำขอ ระบุหมวดหมู่ ชื่อของ จำนวน หน่วย และความเร่งด่วน</w:t>
-      </w:r>
-    </w:p>
-    <w:p>
-      <w:pPr>
-        <w:pStyle w:val="ListBullet"/>
-        <w:spacing w:after="40"/>
-      </w:pPr>
-      <w:r>
-        <w:t>หน้ารายการคำขอ เรียงตามความเร่งด่วนแล้วตามวันที่ โดยคำขอเก่าขึ้นก่อน</w:t>
-      </w:r>
-    </w:p>
-    <w:p>
-      <w:pPr>
-        <w:pStyle w:val="ListBullet"/>
-        <w:spacing w:after="40"/>
-      </w:pPr>
-      <w:r>
-        <w:t>ป้ายสีแสดงสถานะและระดับความเร่งด่วนให้เห็นได้ทันที</w:t>
-      </w:r>
-    </w:p>
-    <w:p>
-      <w:pPr>
-        <w:pStyle w:val="ListBullet"/>
-        <w:spacing w:after="40"/>
-      </w:pPr>
-      <w:r>
-        <w:t>แก้ไขได้เฉพาะคำขอที่ยังไม่มีการจ่ายของออกไป และแก้ได้เฉพาะคำขอของศูนย์ตัวเอง</w:t>
-      </w:r>
-    </w:p>
-    <w:p>
-      <w:pPr>
-        <w:pStyle w:val="ListBullet"/>
-        <w:spacing w:after="40"/>
-      </w:pPr>
-      <w:r>
-        <w:t>หน้าขอความช่วยเหลือสำหรับผู้ประสบภัยที่ไม่ได้เข้าสู่ระบบ เก็บที่อยู่ และเก็บข้อกำหนด ด้านอาหารโดยช่องจะปรากฏเฉพาะเมื่อเลือกหมวดอาหาร แล้วส่งค่าต่อไปยังคำขอจริงเมื่ออนุมัติ</w:t>
-      </w:r>
-    </w:p>
-    <w:p/>
-    <w:p>
-      <w:pPr>
-        <w:pStyle w:val="Heading2"/>
-      </w:pPr>
-      <w:r>
-        <w:t>F5 — จัดสรรและตัดจ่ายสิ่งของ</w:t>
-      </w:r>
-    </w:p>
-    <w:p>
-      <w:r>
-        <w:rPr>
-          <w:b/>
-          <w:i w:val="0"/>
-        </w:rPr>
-        <w:t>ผู้รับผิดชอบ: วงศธร อยู่แก้ว (ฮัม)</w:t>
-      </w:r>
-    </w:p>
-    <w:p>
-      <w:pPr>
-        <w:ind w:left="454"/>
-      </w:pPr>
-      <w:r>
-        <w:rPr>
-          <w:b w:val="0"/>
-          <w:i w:val="0"/>
-        </w:rPr>
-      </w:r>
-      <w:r>
-        <w:rPr>
-          <w:i/>
-        </w:rPr>
-        <w:t>ในฐานะหัวหน้าศูนย์รับบริจาค ฉันต้องการจับคู่คำขอกับล็อตของในคลังแล้วตัดยอดออกอัตโนมัติ เพื่อป้องกันการจ่ายเกินจำนวนที่มีจริง และมีหลักฐานตรวจสอบย้อนหลังได้ว่าของแต่ละล็อต ถูกส่งไปที่ไหน</w:t>
-      </w:r>
-    </w:p>
-    <w:p>
-      <w:r>
-        <w:rPr>
-          <w:b/>
-          <w:i w:val="0"/>
-        </w:rPr>
-        <w:t>สิ่งที่พัฒนา</w:t>
-      </w:r>
-    </w:p>
-    <w:p>
-      <w:pPr>
-        <w:pStyle w:val="ListBullet"/>
-        <w:spacing w:after="40"/>
-      </w:pPr>
-      <w:r>
-        <w:t>หน้าจัดสรร เลือกคำขอแล้วระบบแสดงล็อตที่จ่ายได้ เรียงตามวันหมดอายุใกล้สุดก่อน</w:t>
-      </w:r>
-    </w:p>
-    <w:p>
-      <w:pPr>
-        <w:pStyle w:val="ListBullet"/>
-        <w:spacing w:after="40"/>
-      </w:pPr>
-      <w:r>
-        <w:t>รวมทุกขั้นตอนไว้ในฟังก์ชันเดียวของฐานข้อมูล ทำงานแบบสำเร็จทั้งหมดหรือไม่ทำเลย</w:t>
-      </w:r>
-    </w:p>
-    <w:p>
-      <w:pPr>
-        <w:pStyle w:val="ListBullet"/>
-        <w:spacing w:after="40"/>
-      </w:pPr>
-      <w:r>
-        <w:t>ตรวจก่อนจ่ายทุกครั้ง ยอดไม่เกินที่มี ไม่เกินที่ขอ ไม่หมดอายุ และประเภทอาหารต้องตรงกัน</w:t>
-      </w:r>
-    </w:p>
-    <w:p>
-      <w:pPr>
-        <w:pStyle w:val="ListBullet"/>
-        <w:spacing w:after="40"/>
-      </w:pPr>
-      <w:r>
-        <w:t>ปรับสถานะคำขอเป็นจ่ายบางส่วนหรือจ่ายครบให้เองโดยอัตโนมัติ</w:t>
-      </w:r>
-    </w:p>
-    <w:p>
-      <w:pPr>
-        <w:pStyle w:val="ListBullet"/>
-        <w:spacing w:after="40"/>
-      </w:pPr>
-      <w:r>
-        <w:t>ยืนยันการส่งมอบ และยกเลิกการจัดสรรพร้อมคืนยอดกลับทั้งสองฝั่ง</w:t>
-      </w:r>
-    </w:p>
-    <w:p/>
-    <w:p>
-      <w:pPr>
-        <w:pStyle w:val="Heading2"/>
-      </w:pPr>
-      <w:r>
-        <w:t>F6 — ทะเบียนผู้บริจาคและใบรับของ</w:t>
-      </w:r>
-    </w:p>
-    <w:p>
-      <w:r>
-        <w:rPr>
-          <w:b/>
-          <w:i w:val="0"/>
-        </w:rPr>
-        <w:t>ผู้รับผิดชอบ: ชิตากานต์ ไสวศรี (ดาว)</w:t>
-      </w:r>
-    </w:p>
-    <w:p>
-      <w:pPr>
-        <w:ind w:left="454"/>
-      </w:pPr>
-      <w:r>
-        <w:rPr>
-          <w:b w:val="0"/>
-          <w:i w:val="0"/>
-        </w:rPr>
-      </w:r>
-      <w:r>
-        <w:rPr>
-          <w:i/>
-        </w:rPr>
-        <w:t>ในฐานะเจ้าหน้าที่ศูนย์รับบริจาค ฉันต้องการบันทึกข้อมูลผู้บริจาคไว้เป็นทะเบียน และดูประวัติย้อนหลัง เพื่อออกใบรับของเป็นหลักฐานให้ผู้บริจาคได้ และตอบได้ว่าของแต่ละชิ้นในคลังมาจากใคร</w:t>
-      </w:r>
-    </w:p>
-    <w:p>
-      <w:r>
-        <w:rPr>
-          <w:b/>
-          <w:i w:val="0"/>
-        </w:rPr>
-        <w:t>สิ่งที่พัฒนา</w:t>
-      </w:r>
-    </w:p>
-    <w:p>
-      <w:pPr>
-        <w:pStyle w:val="ListBullet"/>
-        <w:spacing w:after="40"/>
-      </w:pPr>
-      <w:r>
-        <w:t>หน้าทะเบียนผู้บริจาค ค้นหาด้วยชื่อ กรองตามจังหวัดและสถานะ</w:t>
-      </w:r>
-    </w:p>
-    <w:p>
-      <w:pPr>
-        <w:pStyle w:val="ListBullet"/>
-        <w:spacing w:after="40"/>
-      </w:pPr>
-      <w:r>
-        <w:t>ฟอร์มเพิ่มและแก้ไข พร้อมตรวจสอบรูปแบบเบอร์โทรและอีเมล</w:t>
-      </w:r>
-    </w:p>
-    <w:p>
-      <w:pPr>
-        <w:pStyle w:val="ListBullet"/>
-        <w:spacing w:after="40"/>
-      </w:pPr>
-      <w:r>
-        <w:t>หน้าประวัติรายบุคคล แสดงรายการที่เคยบริจาคทั้งหมดและจำนวนครั้งสะสม</w:t>
-      </w:r>
-    </w:p>
-    <w:p>
-      <w:pPr>
-        <w:pStyle w:val="ListBullet"/>
-        <w:spacing w:after="40"/>
-      </w:pPr>
-      <w:r>
-        <w:t>ส่งออกรายชื่อเป็นไฟล์ตาราง</w:t>
-      </w:r>
-    </w:p>
-    <w:p>
-      <w:pPr>
-        <w:pStyle w:val="ListBullet"/>
-        <w:spacing w:after="40"/>
-      </w:pPr>
-      <w:r>
-        <w:t>รองรับผู้ไม่ประสงค์ออกนาม โดยปิดข้อมูลทุกช่องทั้งบนหน้าจอและในไฟล์ที่ส่งออก</w:t>
-      </w:r>
-    </w:p>
-    <w:p/>
-    <w:p>
-      <w:r>
-        <w:br w:type="page"/>
-      </w:r>
-    </w:p>
-    <w:p>
-      <w:pPr>
-        <w:pStyle w:val="Heading1"/>
-      </w:pPr>
-      <w:r>
-        <w:t>ภาคผนวก ง. การแบ่งงานและผลงานของสมาชิก</w:t>
-      </w:r>
-    </w:p>
-    <w:p>
-      <w:r>
-        <w:rPr>
-          <w:b w:val="0"/>
-          <w:i w:val="0"/>
-        </w:rPr>
-        <w:t>โครงงานนี้มีการส่งงานเข้าระบบควบคุมเวอร์ชันรวม 281 ครั้ง และมีไฟล์คำสั่งฐานข้อมูล 44 ไฟล์ ตัวเลขทั้งหมดนับจากประวัติจริงตอนสร้างเอกสารฉบับนี้ ไม่ใช่การประมาณ</w:t>
-      </w:r>
-    </w:p>
-    <w:tbl>
-      <w:tblPr>
-        <w:tblStyle w:val="LightGrid-Accent1"/>
-        <w:tblW w:type="auto" w:w="0"/>
-        <w:jc w:val="center"/>
-        <w:tblLayout w:type="fixed"/>
-        <w:tblLook w:firstColumn="1" w:firstRow="1" w:lastColumn="0" w:lastRow="0" w:noHBand="0" w:noVBand="1" w:val="04A0"/>
-      </w:tblPr>
-      <w:tblGrid>
-        <w:gridCol w:w="2268"/>
-        <w:gridCol w:w="2268"/>
-        <w:gridCol w:w="2268"/>
-        <w:gridCol w:w="2268"/>
-      </w:tblGrid>
-      <w:tr>
-        <w:tc>
-          <w:tcPr>
-            <w:tcW w:type="dxa" w:w="2608"/>
-            <w:vAlign w:val="center"/>
-          </w:tcPr>
-          <w:p>
-            <w:pPr>
-              <w:spacing w:before="40" w:after="40"/>
-              <w:jc w:val="left"/>
-            </w:pPr>
-            <w:r/>
-            <w:r>
-              <w:rPr>
-                <w:b/>
-                <w:sz w:val="28"/>
-              </w:rPr>
-              <w:t>สมาชิก</w:t>
-            </w:r>
-          </w:p>
-        </w:tc>
-        <w:tc>
-          <w:tcPr>
-            <w:tcW w:type="dxa" w:w="1020"/>
-            <w:vAlign w:val="center"/>
-          </w:tcPr>
-          <w:p>
-            <w:pPr>
-              <w:spacing w:before="40" w:after="40"/>
-              <w:jc w:val="left"/>
-            </w:pPr>
-            <w:r/>
-            <w:r>
-              <w:rPr>
-                <w:b/>
-                <w:sz w:val="28"/>
-              </w:rPr>
-              <w:t>ฟีเจอร์</w:t>
-            </w:r>
-          </w:p>
-        </w:tc>
-        <w:tc>
-          <w:tcPr>
-            <w:tcW w:type="dxa" w:w="2608"/>
-            <w:vAlign w:val="center"/>
-          </w:tcPr>
-          <w:p>
-            <w:pPr>
-              <w:spacing w:before="40" w:after="40"/>
-              <w:jc w:val="left"/>
-            </w:pPr>
-            <w:r/>
-            <w:r>
-              <w:rPr>
-                <w:b/>
-                <w:sz w:val="28"/>
-              </w:rPr>
-              <w:t>ตารางที่ดูแล</w:t>
-            </w:r>
-          </w:p>
-        </w:tc>
-        <w:tc>
-          <w:tcPr>
-            <w:tcW w:type="dxa" w:w="2835"/>
-            <w:vAlign w:val="center"/>
-          </w:tcPr>
-          <w:p>
-            <w:pPr>
-              <w:spacing w:before="40" w:after="40"/>
-              <w:jc w:val="left"/>
-            </w:pPr>
-            <w:r/>
-            <w:r>
-              <w:rPr>
-                <w:b/>
-                <w:sz w:val="28"/>
-              </w:rPr>
-              <w:t>สาขางาน</w:t>
-            </w:r>
-          </w:p>
-        </w:tc>
-      </w:tr>
-      <w:tr>
-        <w:tc>
-          <w:tcPr>
-            <w:tcW w:type="dxa" w:w="2608"/>
-            <w:vAlign w:val="center"/>
-          </w:tcPr>
-          <w:p>
-            <w:pPr>
-              <w:spacing w:before="40" w:after="40"/>
-              <w:jc w:val="left"/>
-            </w:pPr>
-            <w:r/>
-            <w:r>
-              <w:rPr>
-                <w:b w:val="0"/>
-                <w:sz w:val="28"/>
-              </w:rPr>
-              <w:t>กฤษฏิ์ธกาล สวัสดิภาพ (ทีม)</w:t>
-            </w:r>
-          </w:p>
-        </w:tc>
-        <w:tc>
-          <w:tcPr>
-            <w:tcW w:type="dxa" w:w="1020"/>
-            <w:vAlign w:val="center"/>
-          </w:tcPr>
-          <w:p>
-            <w:pPr>
-              <w:spacing w:before="40" w:after="40"/>
-              <w:jc w:val="left"/>
-            </w:pPr>
-            <w:r/>
-            <w:r>
-              <w:rPr>
-                <w:b w:val="0"/>
-                <w:sz w:val="28"/>
-              </w:rPr>
-              <w:t>F1</w:t>
-            </w:r>
-          </w:p>
-        </w:tc>
-        <w:tc>
-          <w:tcPr>
-            <w:tcW w:type="dxa" w:w="2608"/>
-            <w:vAlign w:val="center"/>
-          </w:tcPr>
-          <w:p>
-            <w:pPr>
-              <w:spacing w:before="40" w:after="40"/>
-              <w:jc w:val="left"/>
-            </w:pPr>
-            <w:r/>
-            <w:r>
-              <w:rPr>
-                <w:b w:val="0"/>
-                <w:sz w:val="28"/>
-              </w:rPr>
-              <w:t>profiles, centers</w:t>
-            </w:r>
-          </w:p>
-        </w:tc>
-        <w:tc>
-          <w:tcPr>
-            <w:tcW w:type="dxa" w:w="2835"/>
-            <w:vAlign w:val="center"/>
-          </w:tcPr>
-          <w:p>
-            <w:pPr>
-              <w:spacing w:before="40" w:after="40"/>
-              <w:jc w:val="left"/>
-            </w:pPr>
-            <w:r/>
-            <w:r>
-              <w:rPr>
-                <w:b w:val="0"/>
-                <w:sz w:val="28"/>
-              </w:rPr>
-              <w:t>F1-accounts-centers</w:t>
-            </w:r>
-          </w:p>
-        </w:tc>
-      </w:tr>
-      <w:tr>
-        <w:tc>
-          <w:tcPr>
-            <w:tcW w:type="dxa" w:w="2608"/>
-            <w:vAlign w:val="center"/>
-          </w:tcPr>
-          <w:p>
-            <w:pPr>
-              <w:spacing w:before="40" w:after="40"/>
-              <w:jc w:val="left"/>
-            </w:pPr>
-            <w:r/>
-            <w:r>
-              <w:rPr>
-                <w:b w:val="0"/>
-                <w:sz w:val="28"/>
-              </w:rPr>
-              <w:t>ชาลิสา นาคสอิ้ง (ชมพู่)</w:t>
-            </w:r>
-          </w:p>
-        </w:tc>
-        <w:tc>
-          <w:tcPr>
-            <w:tcW w:type="dxa" w:w="1020"/>
-            <w:vAlign w:val="center"/>
-          </w:tcPr>
-          <w:p>
-            <w:pPr>
-              <w:spacing w:before="40" w:after="40"/>
-              <w:jc w:val="left"/>
-            </w:pPr>
-            <w:r/>
-            <w:r>
-              <w:rPr>
-                <w:b w:val="0"/>
-                <w:sz w:val="28"/>
-              </w:rPr>
-              <w:t>F2</w:t>
-            </w:r>
-          </w:p>
-        </w:tc>
-        <w:tc>
-          <w:tcPr>
-            <w:tcW w:type="dxa" w:w="2608"/>
-            <w:vAlign w:val="center"/>
-          </w:tcPr>
-          <w:p>
-            <w:pPr>
-              <w:spacing w:before="40" w:after="40"/>
-              <w:jc w:val="left"/>
-            </w:pPr>
-            <w:r/>
-            <w:r>
-              <w:rPr>
-                <w:b w:val="0"/>
-                <w:sz w:val="28"/>
-              </w:rPr>
-              <w:t>donations</w:t>
-            </w:r>
-          </w:p>
-        </w:tc>
-        <w:tc>
-          <w:tcPr>
-            <w:tcW w:type="dxa" w:w="2835"/>
-            <w:vAlign w:val="center"/>
-          </w:tcPr>
-          <w:p>
-            <w:pPr>
-              <w:spacing w:before="40" w:after="40"/>
-              <w:jc w:val="left"/>
-            </w:pPr>
-            <w:r/>
-            <w:r>
-              <w:rPr>
-                <w:b w:val="0"/>
-                <w:sz w:val="28"/>
-              </w:rPr>
-              <w:t>F2-donations-intake</w:t>
-            </w:r>
-          </w:p>
-        </w:tc>
-      </w:tr>
-      <w:tr>
-        <w:tc>
-          <w:tcPr>
-            <w:tcW w:type="dxa" w:w="2608"/>
-            <w:vAlign w:val="center"/>
-          </w:tcPr>
-          <w:p>
-            <w:pPr>
-              <w:spacing w:before="40" w:after="40"/>
-              <w:jc w:val="left"/>
-            </w:pPr>
-            <w:r/>
-            <w:r>
-              <w:rPr>
-                <w:b w:val="0"/>
-                <w:sz w:val="28"/>
-              </w:rPr>
-              <w:t>รัฐนันท์ ยิดนรดิน (มีน)</w:t>
-            </w:r>
-          </w:p>
-        </w:tc>
-        <w:tc>
-          <w:tcPr>
-            <w:tcW w:type="dxa" w:w="1020"/>
-            <w:vAlign w:val="center"/>
-          </w:tcPr>
-          <w:p>
-            <w:pPr>
-              <w:spacing w:before="40" w:after="40"/>
-              <w:jc w:val="left"/>
-            </w:pPr>
-            <w:r/>
-            <w:r>
-              <w:rPr>
-                <w:b w:val="0"/>
-                <w:sz w:val="28"/>
-              </w:rPr>
-              <w:t>F3</w:t>
-            </w:r>
-          </w:p>
-        </w:tc>
-        <w:tc>
-          <w:tcPr>
-            <w:tcW w:type="dxa" w:w="2608"/>
-            <w:vAlign w:val="center"/>
-          </w:tcPr>
-          <w:p>
-            <w:pPr>
-              <w:spacing w:before="40" w:after="40"/>
-              <w:jc w:val="left"/>
-            </w:pPr>
-            <w:r/>
-            <w:r>
-              <w:rPr>
-                <w:b w:val="0"/>
-                <w:sz w:val="28"/>
-              </w:rPr>
-              <w:t>(รวมข้อมูลข้ามตาราง)</w:t>
-            </w:r>
-          </w:p>
-        </w:tc>
-        <w:tc>
-          <w:tcPr>
-            <w:tcW w:type="dxa" w:w="2835"/>
-            <w:vAlign w:val="center"/>
-          </w:tcPr>
-          <w:p>
-            <w:pPr>
-              <w:spacing w:before="40" w:after="40"/>
-              <w:jc w:val="left"/>
-            </w:pPr>
-            <w:r/>
-            <w:r>
-              <w:rPr>
-                <w:b w:val="0"/>
-                <w:sz w:val="28"/>
-              </w:rPr>
-              <w:t>F3-inventory</w:t>
-            </w:r>
-          </w:p>
-        </w:tc>
-      </w:tr>
-      <w:tr>
-        <w:tc>
-          <w:tcPr>
-            <w:tcW w:type="dxa" w:w="2608"/>
-            <w:vAlign w:val="center"/>
-          </w:tcPr>
-          <w:p>
-            <w:pPr>
-              <w:spacing w:before="40" w:after="40"/>
-              <w:jc w:val="left"/>
-            </w:pPr>
-            <w:r/>
-            <w:r>
-              <w:rPr>
-                <w:b w:val="0"/>
-                <w:sz w:val="28"/>
-              </w:rPr>
-              <w:t>สรียา นาคาพิศ (ฟี่)</w:t>
-            </w:r>
-          </w:p>
-        </w:tc>
-        <w:tc>
-          <w:tcPr>
-            <w:tcW w:type="dxa" w:w="1020"/>
-            <w:vAlign w:val="center"/>
-          </w:tcPr>
-          <w:p>
-            <w:pPr>
-              <w:spacing w:before="40" w:after="40"/>
-              <w:jc w:val="left"/>
-            </w:pPr>
-            <w:r/>
-            <w:r>
-              <w:rPr>
-                <w:b w:val="0"/>
-                <w:sz w:val="28"/>
-              </w:rPr>
-              <w:t>F4</w:t>
-            </w:r>
-          </w:p>
-        </w:tc>
-        <w:tc>
-          <w:tcPr>
-            <w:tcW w:type="dxa" w:w="2608"/>
-            <w:vAlign w:val="center"/>
-          </w:tcPr>
-          <w:p>
-            <w:pPr>
-              <w:spacing w:before="40" w:after="40"/>
-              <w:jc w:val="left"/>
-            </w:pPr>
-            <w:r/>
-            <w:r>
-              <w:rPr>
-                <w:b w:val="0"/>
-                <w:sz w:val="28"/>
-              </w:rPr>
-              <w:t>requests</w:t>
-            </w:r>
-          </w:p>
-        </w:tc>
-        <w:tc>
-          <w:tcPr>
-            <w:tcW w:type="dxa" w:w="2835"/>
-            <w:vAlign w:val="center"/>
-          </w:tcPr>
-          <w:p>
-            <w:pPr>
-              <w:spacing w:before="40" w:after="40"/>
-              <w:jc w:val="left"/>
-            </w:pPr>
-            <w:r/>
-            <w:r>
-              <w:rPr>
-                <w:b w:val="0"/>
-                <w:sz w:val="28"/>
-              </w:rPr>
-              <w:t>F4-requests</w:t>
-            </w:r>
-          </w:p>
-        </w:tc>
-      </w:tr>
-      <w:tr>
-        <w:tc>
-          <w:tcPr>
-            <w:tcW w:type="dxa" w:w="2608"/>
-            <w:vAlign w:val="center"/>
-          </w:tcPr>
-          <w:p>
-            <w:pPr>
-              <w:spacing w:before="40" w:after="40"/>
-              <w:jc w:val="left"/>
-            </w:pPr>
-            <w:r/>
-            <w:r>
-              <w:rPr>
-                <w:b w:val="0"/>
-                <w:sz w:val="28"/>
-              </w:rPr>
-              <w:t>วงศธร อยู่แก้ว (ฮัม)</w:t>
-            </w:r>
-          </w:p>
-        </w:tc>
-        <w:tc>
-          <w:tcPr>
-            <w:tcW w:type="dxa" w:w="1020"/>
-            <w:vAlign w:val="center"/>
-          </w:tcPr>
-          <w:p>
-            <w:pPr>
-              <w:spacing w:before="40" w:after="40"/>
-              <w:jc w:val="left"/>
-            </w:pPr>
-            <w:r/>
-            <w:r>
-              <w:rPr>
-                <w:b w:val="0"/>
-                <w:sz w:val="28"/>
-              </w:rPr>
-              <w:t>F5</w:t>
-            </w:r>
-          </w:p>
-        </w:tc>
-        <w:tc>
-          <w:tcPr>
-            <w:tcW w:type="dxa" w:w="2608"/>
-            <w:vAlign w:val="center"/>
-          </w:tcPr>
-          <w:p>
-            <w:pPr>
-              <w:spacing w:before="40" w:after="40"/>
-              <w:jc w:val="left"/>
-            </w:pPr>
-            <w:r/>
-            <w:r>
-              <w:rPr>
-                <w:b w:val="0"/>
-                <w:sz w:val="28"/>
-              </w:rPr>
-              <w:t>allocations</w:t>
-            </w:r>
-          </w:p>
-        </w:tc>
-        <w:tc>
-          <w:tcPr>
-            <w:tcW w:type="dxa" w:w="2835"/>
-            <w:vAlign w:val="center"/>
-          </w:tcPr>
-          <w:p>
-            <w:pPr>
-              <w:spacing w:before="40" w:after="40"/>
-              <w:jc w:val="left"/>
-            </w:pPr>
-            <w:r/>
-            <w:r>
-              <w:rPr>
-                <w:b w:val="0"/>
-                <w:sz w:val="28"/>
-              </w:rPr>
-              <w:t>F5-allocations</w:t>
-            </w:r>
-          </w:p>
-        </w:tc>
-      </w:tr>
-      <w:tr>
-        <w:tc>
-          <w:tcPr>
-            <w:tcW w:type="dxa" w:w="2608"/>
-            <w:vAlign w:val="center"/>
-          </w:tcPr>
-          <w:p>
-            <w:pPr>
-              <w:spacing w:before="40" w:after="40"/>
-              <w:jc w:val="left"/>
-            </w:pPr>
-            <w:r/>
-            <w:r>
-              <w:rPr>
-                <w:b w:val="0"/>
-                <w:sz w:val="28"/>
-              </w:rPr>
-              <w:t>ชิตากานต์ ไสวศรี (ดาว)</w:t>
-            </w:r>
-          </w:p>
-        </w:tc>
-        <w:tc>
-          <w:tcPr>
-            <w:tcW w:type="dxa" w:w="1020"/>
-            <w:vAlign w:val="center"/>
-          </w:tcPr>
-          <w:p>
-            <w:pPr>
-              <w:spacing w:before="40" w:after="40"/>
-              <w:jc w:val="left"/>
-            </w:pPr>
-            <w:r/>
-            <w:r>
-              <w:rPr>
-                <w:b w:val="0"/>
-                <w:sz w:val="28"/>
-              </w:rPr>
-              <w:t>F6</w:t>
-            </w:r>
-          </w:p>
-        </w:tc>
-        <w:tc>
-          <w:tcPr>
-            <w:tcW w:type="dxa" w:w="2608"/>
-            <w:vAlign w:val="center"/>
-          </w:tcPr>
-          <w:p>
-            <w:pPr>
-              <w:spacing w:before="40" w:after="40"/>
-              <w:jc w:val="left"/>
-            </w:pPr>
-            <w:r/>
-            <w:r>
-              <w:rPr>
-                <w:b w:val="0"/>
-                <w:sz w:val="28"/>
-              </w:rPr>
-              <w:t>donors</w:t>
-            </w:r>
-          </w:p>
-        </w:tc>
-        <w:tc>
-          <w:tcPr>
-            <w:tcW w:type="dxa" w:w="2835"/>
-            <w:vAlign w:val="center"/>
-          </w:tcPr>
-          <w:p>
-            <w:pPr>
-              <w:spacing w:before="40" w:after="40"/>
-              <w:jc w:val="left"/>
-            </w:pPr>
-            <w:r/>
-            <w:r>
-              <w:rPr>
-                <w:b w:val="0"/>
-                <w:sz w:val="28"/>
-              </w:rPr>
-              <w:t>F6-donors</w:t>
-            </w:r>
-          </w:p>
-        </w:tc>
-      </w:tr>
-    </w:tbl>
-    <w:p/>
-    <w:p>
-      <w:pPr>
-        <w:pStyle w:val="Heading2"/>
-      </w:pPr>
-      <w:r>
-        <w:t>วิธีตรวจสอบว่าใครทำอะไร</w:t>
-      </w:r>
-    </w:p>
-    <w:p>
-      <w:r>
-        <w:rPr>
-          <w:b w:val="0"/>
-          <w:i w:val="0"/>
-        </w:rPr>
-        <w:t>งานทุกชิ้นเข้าสู่เส้นหลักผ่านการขอรวมโค้ดทั้งหมด จึงตรวจย้อนหลังได้ 3 ทาง</w:t>
-      </w:r>
-    </w:p>
-    <w:p>
-      <w:pPr>
-        <w:pStyle w:val="ListBullet"/>
-        <w:spacing w:after="40"/>
-      </w:pPr>
-      <w:r>
-        <w:t>เปิดดูรายการขอรวมโค้ดแต่ละรายการ จะเห็นว่าใครเขียน แก้ไฟล์อะไร และแก้เพราะอะไร</w:t>
-      </w:r>
-    </w:p>
-    <w:p>
-      <w:pPr>
-        <w:pStyle w:val="ListBullet"/>
-        <w:spacing w:after="40"/>
-      </w:pPr>
-      <w:r>
-        <w:t>นับจากประวัติโดยตรง ว่าใครแก้ไฟล์ในโฟลเดอร์ของฟีเจอร์ไหนบ้าง</w:t>
-      </w:r>
-    </w:p>
-    <w:p>
-      <w:pPr>
-        <w:pStyle w:val="ListBullet"/>
-        <w:spacing w:after="40"/>
-      </w:pPr>
-      <w:r>
-        <w:t>เปิดสาขางานที่ตั้งชื่อตามฟีเจอร์ ซึ่งชี้ไปยังจุดที่งานฟีเจอร์นั้นเสร็จสมบูรณ์</w:t>
-      </w:r>
-    </w:p>
-    <w:p>
-      <w:r>
-        <w:rPr>
-          <w:b w:val="0"/>
-          <w:i w:val="0"/>
-        </w:rPr>
-        <w:t>รายละเอียดและคำสั่งที่ใช้ตรวจอยู่ในไฟล์ docs/FEATURES.md ในโครงงาน</w:t>
-      </w:r>
-    </w:p>
-    <w:p>
-      <w:r>
-        <w:br w:type="page"/>
-      </w:r>
-    </w:p>
-    <w:p>
-      <w:pPr>
-        <w:pStyle w:val="Heading1"/>
-      </w:pPr>
-      <w:r>
-        <w:t>ภาคผนวก จ. การนำระบบขึ้นใช้งานและสิ่งที่ได้เรียนรู้</w:t>
-      </w:r>
-    </w:p>
-    <w:tbl>
-      <w:tblPr>
-        <w:tblStyle w:val="LightGrid-Accent1"/>
-        <w:tblW w:type="auto" w:w="0"/>
-        <w:jc w:val="center"/>
-        <w:tblLayout w:type="fixed"/>
-        <w:tblLook w:firstColumn="1" w:firstRow="1" w:lastColumn="0" w:lastRow="0" w:noHBand="0" w:noVBand="1" w:val="04A0"/>
-      </w:tblPr>
-      <w:tblGrid>
-        <w:gridCol w:w="4536"/>
-        <w:gridCol w:w="4536"/>
-      </w:tblGrid>
-      <w:tr>
-        <w:tc>
-          <w:tcPr>
-            <w:tcW w:type="dxa" w:w="2268"/>
-            <w:vAlign w:val="center"/>
-          </w:tcPr>
-          <w:p>
-            <w:pPr>
-              <w:spacing w:before="40" w:after="40"/>
-              <w:jc w:val="left"/>
-            </w:pPr>
-            <w:r/>
-            <w:r>
-              <w:rPr>
-                <w:b/>
-                <w:sz w:val="28"/>
-              </w:rPr>
-              <w:t>หัวข้อ</w:t>
-            </w:r>
-          </w:p>
-        </w:tc>
-        <w:tc>
-          <w:tcPr>
-            <w:tcW w:type="dxa" w:w="6803"/>
-            <w:vAlign w:val="center"/>
-          </w:tcPr>
-          <w:p>
-            <w:pPr>
-              <w:spacing w:before="40" w:after="40"/>
-              <w:jc w:val="left"/>
-            </w:pPr>
-            <w:r/>
-            <w:r>
-              <w:rPr>
-                <w:b/>
-                <w:sz w:val="28"/>
-              </w:rPr>
-              <w:t>รายละเอียด</w:t>
-            </w:r>
-          </w:p>
-        </w:tc>
-      </w:tr>
-      <w:tr>
-        <w:tc>
-          <w:tcPr>
-            <w:tcW w:type="dxa" w:w="2268"/>
-            <w:vAlign w:val="center"/>
-          </w:tcPr>
-          <w:p>
-            <w:pPr>
-              <w:spacing w:before="40" w:after="40"/>
-              <w:jc w:val="left"/>
-            </w:pPr>
-            <w:r/>
-            <w:r>
-              <w:rPr>
-                <w:b w:val="0"/>
-                <w:sz w:val="28"/>
-              </w:rPr>
-              <w:t>ที่อยู่เว็บไซต์</w:t>
-            </w:r>
-          </w:p>
-        </w:tc>
-        <w:tc>
-          <w:tcPr>
-            <w:tcW w:type="dxa" w:w="6803"/>
-            <w:vAlign w:val="center"/>
-          </w:tcPr>
-          <w:p>
-            <w:pPr>
-              <w:spacing w:before="40" w:after="40"/>
-              <w:jc w:val="left"/>
-            </w:pPr>
-            <w:r/>
-            <w:r>
-              <w:rPr>
-                <w:b w:val="0"/>
-                <w:sz w:val="28"/>
-              </w:rPr>
-              <w:t>https://disaster-relief-rho.vercel.app</w:t>
-            </w:r>
-          </w:p>
-        </w:tc>
-      </w:tr>
-      <w:tr>
-        <w:tc>
-          <w:tcPr>
-            <w:tcW w:type="dxa" w:w="2268"/>
-            <w:vAlign w:val="center"/>
-          </w:tcPr>
-          <w:p>
-            <w:pPr>
-              <w:spacing w:before="40" w:after="40"/>
-              <w:jc w:val="left"/>
-            </w:pPr>
-            <w:r/>
-            <w:r>
-              <w:rPr>
-                <w:b w:val="0"/>
-                <w:sz w:val="28"/>
-              </w:rPr>
-              <w:t>ที่เก็บซอร์สโค้ด</w:t>
-            </w:r>
-          </w:p>
-        </w:tc>
-        <w:tc>
-          <w:tcPr>
-            <w:tcW w:type="dxa" w:w="6803"/>
-            <w:vAlign w:val="center"/>
-          </w:tcPr>
-          <w:p>
-            <w:pPr>
-              <w:spacing w:before="40" w:after="40"/>
-              <w:jc w:val="left"/>
-            </w:pPr>
-            <w:r/>
-            <w:r>
-              <w:rPr>
-                <w:b w:val="0"/>
-                <w:sz w:val="28"/>
-              </w:rPr>
-              <w:t>https://github.com/Agent00PED/disaster-relief</w:t>
-            </w:r>
-          </w:p>
-        </w:tc>
-      </w:tr>
-      <w:tr>
-        <w:tc>
-          <w:tcPr>
-            <w:tcW w:type="dxa" w:w="2268"/>
-            <w:vAlign w:val="center"/>
-          </w:tcPr>
-          <w:p>
-            <w:pPr>
-              <w:spacing w:before="40" w:after="40"/>
-              <w:jc w:val="left"/>
-            </w:pPr>
-            <w:r/>
-            <w:r>
-              <w:rPr>
-                <w:b w:val="0"/>
-                <w:sz w:val="28"/>
-              </w:rPr>
-              <w:t>การนำขึ้นใช้งาน</w:t>
-            </w:r>
-          </w:p>
-        </w:tc>
-        <w:tc>
-          <w:tcPr>
-            <w:tcW w:type="dxa" w:w="6803"/>
-            <w:vAlign w:val="center"/>
-          </w:tcPr>
-          <w:p>
-            <w:pPr>
-              <w:spacing w:before="40" w:after="40"/>
-              <w:jc w:val="left"/>
-            </w:pPr>
-            <w:r/>
-            <w:r>
-              <w:rPr>
-                <w:b w:val="0"/>
-                <w:sz w:val="28"/>
-              </w:rPr>
-              <w:t>เชื่อมกับที่เก็บซอร์สโค้ดโดยตรง เมื่อรวมโค้ดเข้าเส้นหลักจะนำขึ้นให้อัตโนมัติ</w:t>
-            </w:r>
-          </w:p>
-        </w:tc>
-      </w:tr>
-      <w:tr>
-        <w:tc>
-          <w:tcPr>
-            <w:tcW w:type="dxa" w:w="2268"/>
-            <w:vAlign w:val="center"/>
-          </w:tcPr>
-          <w:p>
-            <w:pPr>
-              <w:spacing w:before="40" w:after="40"/>
-              <w:jc w:val="left"/>
-            </w:pPr>
-            <w:r/>
-            <w:r>
-              <w:rPr>
-                <w:b w:val="0"/>
-                <w:sz w:val="28"/>
-              </w:rPr>
-              <w:t>ฐานข้อมูล</w:t>
-            </w:r>
-          </w:p>
-        </w:tc>
-        <w:tc>
-          <w:tcPr>
-            <w:tcW w:type="dxa" w:w="6803"/>
-            <w:vAlign w:val="center"/>
-          </w:tcPr>
-          <w:p>
-            <w:pPr>
-              <w:spacing w:before="40" w:after="40"/>
-              <w:jc w:val="left"/>
-            </w:pPr>
-            <w:r/>
-            <w:r>
-              <w:rPr>
-                <w:b w:val="0"/>
-                <w:sz w:val="28"/>
-              </w:rPr>
-              <w:t>Supabase (PostgreSQL) พร้อมการกำหนดสิทธิ์ระดับแถวข้อมูล</w:t>
-            </w:r>
-          </w:p>
-        </w:tc>
-      </w:tr>
-    </w:tbl>
-    <w:p/>
-    <w:p>
-      <w:pPr>
-        <w:pStyle w:val="Heading2"/>
-      </w:pPr>
-      <w:r>
-        <w:t>สิ่งที่ได้เรียนรู้จากโครงงาน</w:t>
-      </w:r>
-    </w:p>
-    <w:p>
-      <w:r>
-        <w:rPr>
-          <w:b/>
-          <w:i w:val="0"/>
-        </w:rPr>
-        <w:t>บทเรียนที่ชัดที่สุดคือ การป้องกันที่หน้าจออย่างเดียวไม่พอ</w:t>
-      </w:r>
-    </w:p>
-    <w:p>
-      <w:r>
-        <w:rPr>
-          <w:b w:val="0"/>
-          <w:i w:val="0"/>
-        </w:rPr>
-        <w:t>ในช่วงแรกระบบตรวจสอบความถูกต้องไว้ที่ฟอร์มเท่านั้น ซึ่งกันได้เฉพาะผู้ใช้ที่กรอกผ่านหน้าเว็บ ทีมจึงย้ายกฎสำคัญทั้งหมดลงไปไว้ที่ฐานข้อมูล ทั้งการกำหนดสิทธิ์ระดับแถว ตัวดักจับก่อนบันทึก และการรวมทุกขั้นตอนของการตัดจ่ายไว้ในฟังก์ชันเดียว ผลคือแม้จะมีผู้เขียนโค้ดผิดในภายหลัง ยอดในคลังก็ยังเพี้ยนไม่ได้อยู่ดี</w:t>
-      </w:r>
-    </w:p>
-    <w:p>
-      <w:r>
-        <w:rPr>
-          <w:b/>
-          <w:i w:val="0"/>
-        </w:rPr>
-        <w:t>บทเรียนที่สองคือ ตารางที่จับคู่กันต้องมีคอลัมน์ครบเท่ากัน</w:t>
-      </w:r>
-    </w:p>
-    <w:p>
-      <w:r>
-        <w:rPr>
-          <w:b w:val="0"/>
-          <w:i w:val="0"/>
-        </w:rPr>
-        <w:t>ระบบเก็บคำร้องจากประชาชนไว้คนละตารางกับข้อมูลจริง แล้วค่อยแปลงเมื่อเจ้าหน้าที่อนุมัติ ตอนเพิ่มข้อกำหนดด้านอาหาร ทีมเพิ่มให้เฉพาะตารางจริง ลืมตารางคำร้อง พอกดอนุมัติจึงไม่มีค่าจะส่ง ปลายทางตกไปใช้ค่าตั้งต้นคือ ทั่วไป ทุกใบ ผลคือคำขออาหารฮาลาลจากประชาชนกลายเป็นอาหารทั่วไป และกฎตรวจสอบที่เขียนไว้ก็ไม่ทำงาน ทั้งที่โค้ดทุกบรรทัดถูกต้องและไม่มีข้อความแจ้งข้อผิดพลาดใด ๆ ทีมมาเจอตอนไล่ตรวจก่อนส่งงาน ซึ่งถ้าไม่ได้ไล่ก็คงไม่รู้</w:t>
-      </w:r>
-    </w:p>
-    <w:p>
-      <w:r>
-        <w:rPr>
-          <w:b/>
-          <w:i w:val="0"/>
-        </w:rPr>
-        <w:t>บทเรียนที่สามคือ การแบ่งงานต้องมาคู่กับการตรวจงาน</w:t>
-      </w:r>
-    </w:p>
-    <w:p>
-      <w:r>
-        <w:rPr>
-          <w:b w:val="0"/>
-          <w:i w:val="0"/>
-        </w:rPr>
-        <w:t>การให้ทุกคนส่งงานผ่านการขอรวมโค้ด ทำให้ตรวจพบข้อผิดพลาดหลายจุดก่อนเข้าสู่เส้นหลัก เช่น ค่าคำแปลภาษาอังกฤษที่ยังเป็นภาษาไทย และการแยกที่อยู่ผิดในกรณีที่ชื่อตำบล ซ้ำกับชื่อจังหวัด ซึ่งถ้าปล่อยผ่านไปจะทำให้ข้อมูลเสียหายตอนบันทึก</w:t>
-      </w:r>
-    </w:p>
     <w:sectPr>
       <w:pgSz w:w="11906" w:h="16838"/>
       <w:pgMar w:top="1417" w:right="1417" w:bottom="1417" w:left="1417" w:header="720" w:footer="720" w:gutter="0"/>
